--- a/docs/Manual_Modal_Cliente_StoreCommerce_v1.docx
+++ b/docs/Manual_Modal_Cliente_StoreCommerce_v1.docx
@@ -160,7 +160,7 @@
           <w:sz w:val="20"/>
           <w:szCs w:val="20"/>
         </w:rPr>
-        <w:t>18/08/2026</w:t>
+        <w:t>20/08/2026</w:t>
       </w:r>
     </w:p>
     <w:p>
@@ -188,8 +188,9 @@
     <w:sdt>
       <w:sdtPr>
         <w:alias w:val="Índice"/>
-        <w:id w:val="-872614340"/>
+        <w:id w:val="1392617515"/>
       </w:sdtPr>
+      <w:sdtEndPr/>
       <w:sdtContent>
         <w:p>
           <w:pPr>
@@ -215,7 +216,7 @@
           <w:r>
             <w:fldChar w:fldCharType="separate"/>
           </w:r>
-          <w:hyperlink w:anchor="_Toc237962537" w:history="1">
+          <w:hyperlink w:anchor="_Toc238140432" w:history="1">
             <w:r>
               <w:rPr>
                 <w:rStyle w:val="Hipervnculo"/>
@@ -239,7 +240,7 @@
               <w:rPr>
                 <w:noProof/>
               </w:rPr>
-              <w:instrText xml:space="preserve"> PAGEREF _Toc237962537 \h </w:instrText>
+              <w:instrText xml:space="preserve"> PAGEREF _Toc238140432 \h </w:instrText>
             </w:r>
             <w:r>
               <w:rPr>
@@ -281,7 +282,7 @@
               <w14:ligatures w14:val="standardContextual"/>
             </w:rPr>
           </w:pPr>
-          <w:hyperlink w:anchor="_Toc237962538" w:history="1">
+          <w:hyperlink w:anchor="_Toc238140433" w:history="1">
             <w:r>
               <w:rPr>
                 <w:rStyle w:val="Hipervnculo"/>
@@ -305,7 +306,7 @@
               <w:rPr>
                 <w:noProof/>
               </w:rPr>
-              <w:instrText xml:space="preserve"> PAGEREF _Toc237962538 \h </w:instrText>
+              <w:instrText xml:space="preserve"> PAGEREF _Toc238140433 \h </w:instrText>
             </w:r>
             <w:r>
               <w:rPr>
@@ -347,7 +348,7 @@
               <w14:ligatures w14:val="standardContextual"/>
             </w:rPr>
           </w:pPr>
-          <w:hyperlink w:anchor="_Toc237962539" w:history="1">
+          <w:hyperlink w:anchor="_Toc238140434" w:history="1">
             <w:r>
               <w:rPr>
                 <w:rStyle w:val="Hipervnculo"/>
@@ -371,7 +372,7 @@
               <w:rPr>
                 <w:noProof/>
               </w:rPr>
-              <w:instrText xml:space="preserve"> PAGEREF _Toc237962539 \h </w:instrText>
+              <w:instrText xml:space="preserve"> PAGEREF _Toc238140434 \h </w:instrText>
             </w:r>
             <w:r>
               <w:rPr>
@@ -413,7 +414,7 @@
               <w14:ligatures w14:val="standardContextual"/>
             </w:rPr>
           </w:pPr>
-          <w:hyperlink w:anchor="_Toc237962540" w:history="1">
+          <w:hyperlink w:anchor="_Toc238140435" w:history="1">
             <w:r>
               <w:rPr>
                 <w:rStyle w:val="Hipervnculo"/>
@@ -437,7 +438,7 @@
               <w:rPr>
                 <w:noProof/>
               </w:rPr>
-              <w:instrText xml:space="preserve"> PAGEREF _Toc237962540 \h </w:instrText>
+              <w:instrText xml:space="preserve"> PAGEREF _Toc238140435 \h </w:instrText>
             </w:r>
             <w:r>
               <w:rPr>
@@ -479,7 +480,7 @@
               <w14:ligatures w14:val="standardContextual"/>
             </w:rPr>
           </w:pPr>
-          <w:hyperlink w:anchor="_Toc237962541" w:history="1">
+          <w:hyperlink w:anchor="_Toc238140436" w:history="1">
             <w:r>
               <w:rPr>
                 <w:rStyle w:val="Hipervnculo"/>
@@ -503,7 +504,7 @@
               <w:rPr>
                 <w:noProof/>
               </w:rPr>
-              <w:instrText xml:space="preserve"> PAGEREF _Toc237962541 \h </w:instrText>
+              <w:instrText xml:space="preserve"> PAGEREF _Toc238140436 \h </w:instrText>
             </w:r>
             <w:r>
               <w:rPr>
@@ -545,7 +546,7 @@
               <w14:ligatures w14:val="standardContextual"/>
             </w:rPr>
           </w:pPr>
-          <w:hyperlink w:anchor="_Toc237962542" w:history="1">
+          <w:hyperlink w:anchor="_Toc238140437" w:history="1">
             <w:r>
               <w:rPr>
                 <w:rStyle w:val="Hipervnculo"/>
@@ -569,7 +570,7 @@
               <w:rPr>
                 <w:noProof/>
               </w:rPr>
-              <w:instrText xml:space="preserve"> PAGEREF _Toc237962542 \h </w:instrText>
+              <w:instrText xml:space="preserve"> PAGEREF _Toc238140437 \h </w:instrText>
             </w:r>
             <w:r>
               <w:rPr>
@@ -586,7 +587,7 @@
               <w:rPr>
                 <w:noProof/>
               </w:rPr>
-              <w:t>4</w:t>
+              <w:t>5</w:t>
             </w:r>
             <w:r>
               <w:rPr>
@@ -611,7 +612,7 @@
               <w14:ligatures w14:val="standardContextual"/>
             </w:rPr>
           </w:pPr>
-          <w:hyperlink w:anchor="_Toc237962543" w:history="1">
+          <w:hyperlink w:anchor="_Toc238140438" w:history="1">
             <w:r>
               <w:rPr>
                 <w:rStyle w:val="Hipervnculo"/>
@@ -635,7 +636,7 @@
               <w:rPr>
                 <w:noProof/>
               </w:rPr>
-              <w:instrText xml:space="preserve"> PAGEREF _Toc237962543 \h </w:instrText>
+              <w:instrText xml:space="preserve"> PAGEREF _Toc238140438 \h </w:instrText>
             </w:r>
             <w:r>
               <w:rPr>
@@ -652,7 +653,7 @@
               <w:rPr>
                 <w:noProof/>
               </w:rPr>
-              <w:t>4</w:t>
+              <w:t>5</w:t>
             </w:r>
             <w:r>
               <w:rPr>
@@ -677,13 +678,13 @@
               <w14:ligatures w14:val="standardContextual"/>
             </w:rPr>
           </w:pPr>
-          <w:hyperlink w:anchor="_Toc237962544" w:history="1">
+          <w:hyperlink w:anchor="_Toc238140439" w:history="1">
             <w:r>
               <w:rPr>
                 <w:rStyle w:val="Hipervnculo"/>
                 <w:noProof/>
               </w:rPr>
-              <w:t>2.2.  BUSCAR UN CLIENTE Y ASIGNARLO A LA VENTA</w:t>
+              <w:t>2.2.  CLIENTE DESCRIPTIVO AUTOMÁTICO</w:t>
             </w:r>
             <w:r>
               <w:rPr>
@@ -701,7 +702,7 @@
               <w:rPr>
                 <w:noProof/>
               </w:rPr>
-              <w:instrText xml:space="preserve"> PAGEREF _Toc237962544 \h </w:instrText>
+              <w:instrText xml:space="preserve"> PAGEREF _Toc238140439 \h </w:instrText>
             </w:r>
             <w:r>
               <w:rPr>
@@ -718,7 +719,7 @@
               <w:rPr>
                 <w:noProof/>
               </w:rPr>
-              <w:t>5</w:t>
+              <w:t>6</w:t>
             </w:r>
             <w:r>
               <w:rPr>
@@ -743,13 +744,13 @@
               <w14:ligatures w14:val="standardContextual"/>
             </w:rPr>
           </w:pPr>
-          <w:hyperlink w:anchor="_Toc237962545" w:history="1">
+          <w:hyperlink w:anchor="_Toc238140440" w:history="1">
             <w:r>
               <w:rPr>
                 <w:rStyle w:val="Hipervnculo"/>
                 <w:noProof/>
               </w:rPr>
-              <w:t>2.3.  CREAR UN CLIENTE NUEVO CON DATOS SUNAT</w:t>
+              <w:t>2.3.  BUSCAR UN CLIENTE Y ASIGNARLO A LA VENTA</w:t>
             </w:r>
             <w:r>
               <w:rPr>
@@ -767,7 +768,7 @@
               <w:rPr>
                 <w:noProof/>
               </w:rPr>
-              <w:instrText xml:space="preserve"> PAGEREF _Toc237962545 \h </w:instrText>
+              <w:instrText xml:space="preserve"> PAGEREF _Toc238140440 \h </w:instrText>
             </w:r>
             <w:r>
               <w:rPr>
@@ -785,6 +786,72 @@
                 <w:noProof/>
               </w:rPr>
               <w:t>6</w:t>
+            </w:r>
+            <w:r>
+              <w:rPr>
+                <w:noProof/>
+              </w:rPr>
+              <w:fldChar w:fldCharType="end"/>
+            </w:r>
+          </w:hyperlink>
+        </w:p>
+        <w:p>
+          <w:pPr>
+            <w:pStyle w:val="TDC2"/>
+            <w:tabs>
+              <w:tab w:val="right" w:leader="dot" w:pos="9296"/>
+            </w:tabs>
+            <w:rPr>
+              <w:rFonts w:asciiTheme="minorHAnsi" w:eastAsiaTheme="minorEastAsia" w:hAnsiTheme="minorHAnsi" w:cstheme="minorBidi"/>
+              <w:noProof/>
+              <w:kern w:val="2"/>
+              <w:sz w:val="24"/>
+              <w:szCs w:val="24"/>
+              <w14:ligatures w14:val="standardContextual"/>
+            </w:rPr>
+          </w:pPr>
+          <w:hyperlink w:anchor="_Toc238140441" w:history="1">
+            <w:r>
+              <w:rPr>
+                <w:rStyle w:val="Hipervnculo"/>
+                <w:noProof/>
+              </w:rPr>
+              <w:t>2.4.  CREAR UN CLIENTE NUEVO CON DATOS SUNAT</w:t>
+            </w:r>
+            <w:r>
+              <w:rPr>
+                <w:noProof/>
+              </w:rPr>
+              <w:tab/>
+            </w:r>
+            <w:r>
+              <w:rPr>
+                <w:noProof/>
+              </w:rPr>
+              <w:fldChar w:fldCharType="begin"/>
+            </w:r>
+            <w:r>
+              <w:rPr>
+                <w:noProof/>
+              </w:rPr>
+              <w:instrText xml:space="preserve"> PAGEREF _Toc238140441 \h </w:instrText>
+            </w:r>
+            <w:r>
+              <w:rPr>
+                <w:noProof/>
+              </w:rPr>
+            </w:r>
+            <w:r>
+              <w:rPr>
+                <w:noProof/>
+              </w:rPr>
+              <w:fldChar w:fldCharType="separate"/>
+            </w:r>
+            <w:r>
+              <w:rPr>
+                <w:noProof/>
+              </w:rPr>
+              <w:t>7</w:t>
             </w:r>
             <w:r>
               <w:rPr>
@@ -809,7 +876,7 @@
               <w14:ligatures w14:val="standardContextual"/>
             </w:rPr>
           </w:pPr>
-          <w:hyperlink w:anchor="_Toc237962546" w:history="1">
+          <w:hyperlink w:anchor="_Toc238140442" w:history="1">
             <w:r>
               <w:rPr>
                 <w:rStyle w:val="Hipervnculo"/>
@@ -833,7 +900,7 @@
               <w:rPr>
                 <w:noProof/>
               </w:rPr>
-              <w:instrText xml:space="preserve"> PAGEREF _Toc237962546 \h </w:instrText>
+              <w:instrText xml:space="preserve"> PAGEREF _Toc238140442 \h </w:instrText>
             </w:r>
             <w:r>
               <w:rPr>
@@ -850,7 +917,7 @@
               <w:rPr>
                 <w:noProof/>
               </w:rPr>
-              <w:t>6</w:t>
+              <w:t>7</w:t>
             </w:r>
             <w:r>
               <w:rPr>
@@ -875,7 +942,7 @@
               <w14:ligatures w14:val="standardContextual"/>
             </w:rPr>
           </w:pPr>
-          <w:hyperlink w:anchor="_Toc237962547" w:history="1">
+          <w:hyperlink w:anchor="_Toc238140443" w:history="1">
             <w:r>
               <w:rPr>
                 <w:rStyle w:val="Hipervnculo"/>
@@ -899,7 +966,7 @@
               <w:rPr>
                 <w:noProof/>
               </w:rPr>
-              <w:instrText xml:space="preserve"> PAGEREF _Toc237962547 \h </w:instrText>
+              <w:instrText xml:space="preserve"> PAGEREF _Toc238140443 \h </w:instrText>
             </w:r>
             <w:r>
               <w:rPr>
@@ -916,7 +983,7 @@
               <w:rPr>
                 <w:noProof/>
               </w:rPr>
-              <w:t>8</w:t>
+              <w:t>9</w:t>
             </w:r>
             <w:r>
               <w:rPr>
@@ -941,7 +1008,7 @@
               <w14:ligatures w14:val="standardContextual"/>
             </w:rPr>
           </w:pPr>
-          <w:hyperlink w:anchor="_Toc237962548" w:history="1">
+          <w:hyperlink w:anchor="_Toc238140444" w:history="1">
             <w:r>
               <w:rPr>
                 <w:rStyle w:val="Hipervnculo"/>
@@ -965,7 +1032,7 @@
               <w:rPr>
                 <w:noProof/>
               </w:rPr>
-              <w:instrText xml:space="preserve"> PAGEREF _Toc237962548 \h </w:instrText>
+              <w:instrText xml:space="preserve"> PAGEREF _Toc238140444 \h </w:instrText>
             </w:r>
             <w:r>
               <w:rPr>
@@ -982,7 +1049,7 @@
               <w:rPr>
                 <w:noProof/>
               </w:rPr>
-              <w:t>8</w:t>
+              <w:t>9</w:t>
             </w:r>
             <w:r>
               <w:rPr>
@@ -1007,7 +1074,7 @@
               <w14:ligatures w14:val="standardContextual"/>
             </w:rPr>
           </w:pPr>
-          <w:hyperlink w:anchor="_Toc237962549" w:history="1">
+          <w:hyperlink w:anchor="_Toc238140445" w:history="1">
             <w:r>
               <w:rPr>
                 <w:rStyle w:val="Hipervnculo"/>
@@ -1031,7 +1098,7 @@
               <w:rPr>
                 <w:noProof/>
               </w:rPr>
-              <w:instrText xml:space="preserve"> PAGEREF _Toc237962549 \h </w:instrText>
+              <w:instrText xml:space="preserve"> PAGEREF _Toc238140445 \h </w:instrText>
             </w:r>
             <w:r>
               <w:rPr>
@@ -1048,7 +1115,73 @@
               <w:rPr>
                 <w:noProof/>
               </w:rPr>
-              <w:t>9</w:t>
+              <w:t>10</w:t>
+            </w:r>
+            <w:r>
+              <w:rPr>
+                <w:noProof/>
+              </w:rPr>
+              <w:fldChar w:fldCharType="end"/>
+            </w:r>
+          </w:hyperlink>
+        </w:p>
+        <w:p>
+          <w:pPr>
+            <w:pStyle w:val="TDC3"/>
+            <w:tabs>
+              <w:tab w:val="right" w:leader="dot" w:pos="9296"/>
+            </w:tabs>
+            <w:rPr>
+              <w:rFonts w:asciiTheme="minorHAnsi" w:eastAsiaTheme="minorEastAsia" w:hAnsiTheme="minorHAnsi" w:cstheme="minorBidi"/>
+              <w:noProof/>
+              <w:kern w:val="2"/>
+              <w:sz w:val="24"/>
+              <w:szCs w:val="24"/>
+              <w14:ligatures w14:val="standardContextual"/>
+            </w:rPr>
+          </w:pPr>
+          <w:hyperlink w:anchor="_Toc238140446" w:history="1">
+            <w:r>
+              <w:rPr>
+                <w:rStyle w:val="Hipervnculo"/>
+                <w:noProof/>
+              </w:rPr>
+              <w:t>Si el RUC está observado en SUNAT</w:t>
+            </w:r>
+            <w:r>
+              <w:rPr>
+                <w:noProof/>
+              </w:rPr>
+              <w:tab/>
+            </w:r>
+            <w:r>
+              <w:rPr>
+                <w:noProof/>
+              </w:rPr>
+              <w:fldChar w:fldCharType="begin"/>
+            </w:r>
+            <w:r>
+              <w:rPr>
+                <w:noProof/>
+              </w:rPr>
+              <w:instrText xml:space="preserve"> PAGEREF _Toc238140446 \h </w:instrText>
+            </w:r>
+            <w:r>
+              <w:rPr>
+                <w:noProof/>
+              </w:rPr>
+            </w:r>
+            <w:r>
+              <w:rPr>
+                <w:noProof/>
+              </w:rPr>
+              <w:fldChar w:fldCharType="separate"/>
+            </w:r>
+            <w:r>
+              <w:rPr>
+                <w:noProof/>
+              </w:rPr>
+              <w:t>11</w:t>
             </w:r>
             <w:r>
               <w:rPr>
@@ -1073,13 +1206,13 @@
               <w14:ligatures w14:val="standardContextual"/>
             </w:rPr>
           </w:pPr>
-          <w:hyperlink w:anchor="_Toc237962550" w:history="1">
+          <w:hyperlink w:anchor="_Toc238140447" w:history="1">
             <w:r>
               <w:rPr>
                 <w:rStyle w:val="Hipervnculo"/>
                 <w:noProof/>
               </w:rPr>
-              <w:t>2.4.  EDITAR EL CLIENTE DE LA VENTA</w:t>
+              <w:t>2.5.  EDITAR EL CLIENTE DE LA VENTA</w:t>
             </w:r>
             <w:r>
               <w:rPr>
@@ -1097,7 +1230,7 @@
               <w:rPr>
                 <w:noProof/>
               </w:rPr>
-              <w:instrText xml:space="preserve"> PAGEREF _Toc237962550 \h </w:instrText>
+              <w:instrText xml:space="preserve"> PAGEREF _Toc238140447 \h </w:instrText>
             </w:r>
             <w:r>
               <w:rPr>
@@ -1114,7 +1247,73 @@
               <w:rPr>
                 <w:noProof/>
               </w:rPr>
-              <w:t>9</w:t>
+              <w:t>11</w:t>
+            </w:r>
+            <w:r>
+              <w:rPr>
+                <w:noProof/>
+              </w:rPr>
+              <w:fldChar w:fldCharType="end"/>
+            </w:r>
+          </w:hyperlink>
+        </w:p>
+        <w:p>
+          <w:pPr>
+            <w:pStyle w:val="TDC3"/>
+            <w:tabs>
+              <w:tab w:val="right" w:leader="dot" w:pos="9296"/>
+            </w:tabs>
+            <w:rPr>
+              <w:rFonts w:asciiTheme="minorHAnsi" w:eastAsiaTheme="minorEastAsia" w:hAnsiTheme="minorHAnsi" w:cstheme="minorBidi"/>
+              <w:noProof/>
+              <w:kern w:val="2"/>
+              <w:sz w:val="24"/>
+              <w:szCs w:val="24"/>
+              <w14:ligatures w14:val="standardContextual"/>
+            </w:rPr>
+          </w:pPr>
+          <w:hyperlink w:anchor="_Toc238140448" w:history="1">
+            <w:r>
+              <w:rPr>
+                <w:rStyle w:val="Hipervnculo"/>
+                <w:noProof/>
+              </w:rPr>
+              <w:t>La dirección fiscal la impone SUNAT</w:t>
+            </w:r>
+            <w:r>
+              <w:rPr>
+                <w:noProof/>
+              </w:rPr>
+              <w:tab/>
+            </w:r>
+            <w:r>
+              <w:rPr>
+                <w:noProof/>
+              </w:rPr>
+              <w:fldChar w:fldCharType="begin"/>
+            </w:r>
+            <w:r>
+              <w:rPr>
+                <w:noProof/>
+              </w:rPr>
+              <w:instrText xml:space="preserve"> PAGEREF _Toc238140448 \h </w:instrText>
+            </w:r>
+            <w:r>
+              <w:rPr>
+                <w:noProof/>
+              </w:rPr>
+            </w:r>
+            <w:r>
+              <w:rPr>
+                <w:noProof/>
+              </w:rPr>
+              <w:fldChar w:fldCharType="separate"/>
+            </w:r>
+            <w:r>
+              <w:rPr>
+                <w:noProof/>
+              </w:rPr>
+              <w:t>12</w:t>
             </w:r>
             <w:r>
               <w:rPr>
@@ -1139,7 +1338,7 @@
               <w14:ligatures w14:val="standardContextual"/>
             </w:rPr>
           </w:pPr>
-          <w:hyperlink w:anchor="_Toc237962551" w:history="1">
+          <w:hyperlink w:anchor="_Toc238140449" w:history="1">
             <w:r>
               <w:rPr>
                 <w:rStyle w:val="Hipervnculo"/>
@@ -1163,7 +1362,7 @@
               <w:rPr>
                 <w:noProof/>
               </w:rPr>
-              <w:instrText xml:space="preserve"> PAGEREF _Toc237962551 \h </w:instrText>
+              <w:instrText xml:space="preserve"> PAGEREF _Toc238140449 \h </w:instrText>
             </w:r>
             <w:r>
               <w:rPr>
@@ -1180,7 +1379,7 @@
               <w:rPr>
                 <w:noProof/>
               </w:rPr>
-              <w:t>11</w:t>
+              <w:t>14</w:t>
             </w:r>
             <w:r>
               <w:rPr>
@@ -1205,7 +1404,7 @@
               <w14:ligatures w14:val="standardContextual"/>
             </w:rPr>
           </w:pPr>
-          <w:hyperlink w:anchor="_Toc237962552" w:history="1">
+          <w:hyperlink w:anchor="_Toc238140450" w:history="1">
             <w:r>
               <w:rPr>
                 <w:rStyle w:val="Hipervnculo"/>
@@ -1229,7 +1428,7 @@
               <w:rPr>
                 <w:noProof/>
               </w:rPr>
-              <w:instrText xml:space="preserve"> PAGEREF _Toc237962552 \h </w:instrText>
+              <w:instrText xml:space="preserve"> PAGEREF _Toc238140450 \h </w:instrText>
             </w:r>
             <w:r>
               <w:rPr>
@@ -1246,7 +1445,7 @@
               <w:rPr>
                 <w:noProof/>
               </w:rPr>
-              <w:t>11</w:t>
+              <w:t>14</w:t>
             </w:r>
             <w:r>
               <w:rPr>
@@ -1271,7 +1470,7 @@
               <w14:ligatures w14:val="standardContextual"/>
             </w:rPr>
           </w:pPr>
-          <w:hyperlink w:anchor="_Toc237962553" w:history="1">
+          <w:hyperlink w:anchor="_Toc238140451" w:history="1">
             <w:r>
               <w:rPr>
                 <w:rStyle w:val="Hipervnculo"/>
@@ -1295,7 +1494,7 @@
               <w:rPr>
                 <w:noProof/>
               </w:rPr>
-              <w:instrText xml:space="preserve"> PAGEREF _Toc237962553 \h </w:instrText>
+              <w:instrText xml:space="preserve"> PAGEREF _Toc238140451 \h </w:instrText>
             </w:r>
             <w:r>
               <w:rPr>
@@ -1312,7 +1511,7 @@
               <w:rPr>
                 <w:noProof/>
               </w:rPr>
-              <w:t>11</w:t>
+              <w:t>14</w:t>
             </w:r>
             <w:r>
               <w:rPr>
@@ -1339,7 +1538,7 @@
         <w:pStyle w:val="Ttulo1"/>
         <w:keepNext/>
       </w:pPr>
-      <w:bookmarkStart w:id="0" w:name="_Toc237962537"/>
+      <w:bookmarkStart w:id="0" w:name="_Toc238140432"/>
       <w:r>
         <w:lastRenderedPageBreak/>
         <w:t>I.  INFORMACIÓN GENERAL</w:t>
@@ -1352,7 +1551,7 @@
         <w:keepNext/>
         <w:ind w:left="360"/>
       </w:pPr>
-      <w:bookmarkStart w:id="1" w:name="_Toc237962538"/>
+      <w:bookmarkStart w:id="1" w:name="_Toc238140433"/>
       <w:r>
         <w:t>1.1.  TIPO</w:t>
       </w:r>
@@ -1377,7 +1576,7 @@
         <w:keepNext/>
         <w:ind w:left="360"/>
       </w:pPr>
-      <w:bookmarkStart w:id="2" w:name="_Toc237962539"/>
+      <w:bookmarkStart w:id="2" w:name="_Toc238140434"/>
       <w:r>
         <w:t>1.2.  CONTROL DE VERSIONES</w:t>
       </w:r>
@@ -1398,13 +1597,19 @@
           <w:left w:w="10" w:type="dxa"/>
           <w:right w:w="10" w:type="dxa"/>
         </w:tblCellMar>
-        <w:tblLook w:val="0000" w:firstRow="0" w:lastRow="0" w:firstColumn="0" w:lastColumn="0" w:noHBand="0" w:noVBand="0"/>
+        <w:tblLook w:val="04A0" w:firstRow="1" w:lastRow="0" w:firstColumn="1" w:lastColumn="0" w:noHBand="0" w:noVBand="1"/>
       </w:tblPr>
       <w:tblGrid>
         <w:gridCol w:w="2700"/>
         <w:gridCol w:w="6326"/>
       </w:tblGrid>
       <w:tr>
+        <w:tblPrEx>
+          <w:tblCellMar>
+            <w:top w:w="0" w:type="dxa"/>
+            <w:bottom w:w="0" w:type="dxa"/>
+          </w:tblCellMar>
+        </w:tblPrEx>
         <w:trPr>
           <w:cantSplit/>
           <w:tblHeader/>
@@ -1479,6 +1684,12 @@
         </w:tc>
       </w:tr>
       <w:tr>
+        <w:tblPrEx>
+          <w:tblCellMar>
+            <w:top w:w="0" w:type="dxa"/>
+            <w:bottom w:w="0" w:type="dxa"/>
+          </w:tblCellMar>
+        </w:tblPrEx>
         <w:trPr>
           <w:cantSplit/>
         </w:trPr>
@@ -1540,28 +1751,18 @@
                 <w:sz w:val="20"/>
                 <w:szCs w:val="20"/>
               </w:rPr>
-              <w:t xml:space="preserve">Danilo Marchena / </w:t>
-            </w:r>
-            <w:proofErr w:type="spellStart"/>
-            <w:r>
-              <w:rPr>
-                <w:sz w:val="20"/>
-                <w:szCs w:val="20"/>
-              </w:rPr>
-              <w:t>Yimi</w:t>
-            </w:r>
-            <w:proofErr w:type="spellEnd"/>
-            <w:r>
-              <w:rPr>
-                <w:sz w:val="20"/>
-                <w:szCs w:val="20"/>
-              </w:rPr>
-              <w:t xml:space="preserve"> Solorzano</w:t>
+              <w:t>Danilo Marchena / Yimi Solorzano</w:t>
             </w:r>
           </w:p>
         </w:tc>
       </w:tr>
       <w:tr>
+        <w:tblPrEx>
+          <w:tblCellMar>
+            <w:top w:w="0" w:type="dxa"/>
+            <w:bottom w:w="0" w:type="dxa"/>
+          </w:tblCellMar>
+        </w:tblPrEx>
         <w:trPr>
           <w:cantSplit/>
         </w:trPr>
@@ -1627,12 +1828,18 @@
                 <w:sz w:val="20"/>
                 <w:szCs w:val="20"/>
               </w:rPr>
-              <w:t>V.1.0.0</w:t>
+              <w:t>V.1.1.0</w:t>
             </w:r>
           </w:p>
         </w:tc>
       </w:tr>
       <w:tr>
+        <w:tblPrEx>
+          <w:tblCellMar>
+            <w:top w:w="0" w:type="dxa"/>
+            <w:bottom w:w="0" w:type="dxa"/>
+          </w:tblCellMar>
+        </w:tblPrEx>
         <w:trPr>
           <w:cantSplit/>
         </w:trPr>
@@ -1694,12 +1901,18 @@
                 <w:sz w:val="20"/>
                 <w:szCs w:val="20"/>
               </w:rPr>
-              <w:t>Pantallas nativas de cliente del POS</w:t>
+              <w:t>V.1.0.0 (18/08/2026)</w:t>
             </w:r>
           </w:p>
         </w:tc>
       </w:tr>
       <w:tr>
+        <w:tblPrEx>
+          <w:tblCellMar>
+            <w:top w:w="0" w:type="dxa"/>
+            <w:bottom w:w="0" w:type="dxa"/>
+          </w:tblCellMar>
+        </w:tblPrEx>
         <w:trPr>
           <w:cantSplit/>
         </w:trPr>
@@ -1763,12 +1976,18 @@
                 <w:sz w:val="20"/>
                 <w:szCs w:val="20"/>
               </w:rPr>
-              <w:t>18/08/2026</w:t>
+              <w:t>20/08/2026</w:t>
             </w:r>
           </w:p>
         </w:tc>
       </w:tr>
       <w:tr>
+        <w:tblPrEx>
+          <w:tblCellMar>
+            <w:top w:w="0" w:type="dxa"/>
+            <w:bottom w:w="0" w:type="dxa"/>
+          </w:tblCellMar>
+        </w:tblPrEx>
         <w:trPr>
           <w:cantSplit/>
         </w:trPr>
@@ -1828,7 +2047,7 @@
                 <w:sz w:val="20"/>
                 <w:szCs w:val="20"/>
               </w:rPr>
-              <w:t>Puesta en marcha del modal de cliente en ventas, con consulta SUNAT</w:t>
+              <w:t>Veto a RUC observado en SUNAT, dirección fiscal según SUNAT al editar y cliente descriptivo automático</w:t>
             </w:r>
           </w:p>
         </w:tc>
@@ -1840,7 +2059,7 @@
         <w:keepNext/>
         <w:ind w:left="360"/>
       </w:pPr>
-      <w:bookmarkStart w:id="3" w:name="_Toc237962540"/>
+      <w:bookmarkStart w:id="3" w:name="_Toc238140435"/>
       <w:r>
         <w:t>1.3.  OBJETIVO</w:t>
       </w:r>
@@ -1853,15 +2072,7 @@
         <w:ind w:left="720"/>
       </w:pPr>
       <w:r>
-        <w:t xml:space="preserve">Describir el procedimiento vigente para buscar, crear y editar clientes directamente desde la pantalla de venta de Store Commerce, sin salir de la transacción, con los datos fiscales tomados de SUNAT (RUC y DNI) y la dirección validada contra los maestros de </w:t>
-      </w:r>
-      <w:proofErr w:type="spellStart"/>
-      <w:r>
-        <w:t>ubigeo</w:t>
-      </w:r>
-      <w:proofErr w:type="spellEnd"/>
-      <w:r>
-        <w:t>.</w:t>
+        <w:t>Describir el procedimiento vigente para buscar, crear y editar clientes directamente desde la pantalla de venta de Store Commerce, sin salir de la transacción, con los datos fiscales tomados de SUNAT (RUC y DNI) y la dirección validada contra los maestros de ubigeo.</w:t>
       </w:r>
     </w:p>
     <w:p>
@@ -1870,7 +2081,7 @@
         <w:keepNext/>
         <w:ind w:left="360"/>
       </w:pPr>
-      <w:bookmarkStart w:id="4" w:name="_Toc237962541"/>
+      <w:bookmarkStart w:id="4" w:name="_Toc238140436"/>
       <w:r>
         <w:t>1.4.  CAMBIOS RESPECTO A LA VERSIÓN ANTERIOR</w:t>
       </w:r>
@@ -1901,12 +2112,18 @@
           <w:left w:w="10" w:type="dxa"/>
           <w:right w:w="10" w:type="dxa"/>
         </w:tblCellMar>
-        <w:tblLook w:val="0000" w:firstRow="0" w:lastRow="0" w:firstColumn="0" w:lastColumn="0" w:noHBand="0" w:noVBand="0"/>
+        <w:tblLook w:val="04A0" w:firstRow="1" w:lastRow="0" w:firstColumn="1" w:lastColumn="0" w:noHBand="0" w:noVBand="1"/>
       </w:tblPr>
       <w:tblGrid>
         <w:gridCol w:w="9026"/>
       </w:tblGrid>
       <w:tr>
+        <w:tblPrEx>
+          <w:tblCellMar>
+            <w:top w:w="0" w:type="dxa"/>
+            <w:bottom w:w="0" w:type="dxa"/>
+          </w:tblCellMar>
+        </w:tblPrEx>
         <w:trPr>
           <w:cantSplit/>
         </w:trPr>
@@ -1967,7 +2184,7 @@
           <w:left w:w="10" w:type="dxa"/>
           <w:right w:w="10" w:type="dxa"/>
         </w:tblCellMar>
-        <w:tblLook w:val="0000" w:firstRow="0" w:lastRow="0" w:firstColumn="0" w:lastColumn="0" w:noHBand="0" w:noVBand="0"/>
+        <w:tblLook w:val="04A0" w:firstRow="1" w:lastRow="0" w:firstColumn="1" w:lastColumn="0" w:noHBand="0" w:noVBand="1"/>
       </w:tblPr>
       <w:tblGrid>
         <w:gridCol w:w="2300"/>
@@ -1975,6 +2192,12 @@
         <w:gridCol w:w="3426"/>
       </w:tblGrid>
       <w:tr>
+        <w:tblPrEx>
+          <w:tblCellMar>
+            <w:top w:w="0" w:type="dxa"/>
+            <w:bottom w:w="0" w:type="dxa"/>
+          </w:tblCellMar>
+        </w:tblPrEx>
         <w:trPr>
           <w:cantSplit/>
           <w:tblHeader/>
@@ -2083,6 +2306,12 @@
         </w:tc>
       </w:tr>
       <w:tr>
+        <w:tblPrEx>
+          <w:tblCellMar>
+            <w:top w:w="0" w:type="dxa"/>
+            <w:bottom w:w="0" w:type="dxa"/>
+          </w:tblCellMar>
+        </w:tblPrEx>
         <w:trPr>
           <w:cantSplit/>
         </w:trPr>
@@ -2180,6 +2409,12 @@
         </w:tc>
       </w:tr>
       <w:tr>
+        <w:tblPrEx>
+          <w:tblCellMar>
+            <w:top w:w="0" w:type="dxa"/>
+            <w:bottom w:w="0" w:type="dxa"/>
+          </w:tblCellMar>
+        </w:tblPrEx>
         <w:trPr>
           <w:cantSplit/>
         </w:trPr>
@@ -2280,6 +2515,12 @@
         </w:tc>
       </w:tr>
       <w:tr>
+        <w:tblPrEx>
+          <w:tblCellMar>
+            <w:top w:w="0" w:type="dxa"/>
+            <w:bottom w:w="0" w:type="dxa"/>
+          </w:tblCellMar>
+        </w:tblPrEx>
         <w:trPr>
           <w:cantSplit/>
         </w:trPr>
@@ -2377,6 +2618,12 @@
         </w:tc>
       </w:tr>
       <w:tr>
+        <w:tblPrEx>
+          <w:tblCellMar>
+            <w:top w:w="0" w:type="dxa"/>
+            <w:bottom w:w="0" w:type="dxa"/>
+          </w:tblCellMar>
+        </w:tblPrEx>
         <w:trPr>
           <w:cantSplit/>
         </w:trPr>
@@ -2438,23 +2685,7 @@
                 <w:sz w:val="20"/>
                 <w:szCs w:val="20"/>
               </w:rPr>
-              <w:t xml:space="preserve">Texto libre; el </w:t>
-            </w:r>
-            <w:proofErr w:type="spellStart"/>
-            <w:r>
-              <w:rPr>
-                <w:sz w:val="20"/>
-                <w:szCs w:val="20"/>
-              </w:rPr>
-              <w:t>ubigeo</w:t>
-            </w:r>
-            <w:proofErr w:type="spellEnd"/>
-            <w:r>
-              <w:rPr>
-                <w:sz w:val="20"/>
-                <w:szCs w:val="20"/>
-              </w:rPr>
-              <w:t xml:space="preserve"> mal escrito no se guardaba</w:t>
+              <w:t>Texto libre; el ubigeo mal escrito no se guardaba</w:t>
             </w:r>
           </w:p>
         </w:tc>
@@ -2491,6 +2722,12 @@
         </w:tc>
       </w:tr>
       <w:tr>
+        <w:tblPrEx>
+          <w:tblCellMar>
+            <w:top w:w="0" w:type="dxa"/>
+            <w:bottom w:w="0" w:type="dxa"/>
+          </w:tblCellMar>
+        </w:tblPrEx>
         <w:trPr>
           <w:cantSplit/>
         </w:trPr>
@@ -2588,6 +2825,12 @@
         </w:tc>
       </w:tr>
       <w:tr>
+        <w:tblPrEx>
+          <w:tblCellMar>
+            <w:top w:w="0" w:type="dxa"/>
+            <w:bottom w:w="0" w:type="dxa"/>
+          </w:tblCellMar>
+        </w:tblPrEx>
         <w:trPr>
           <w:cantSplit/>
         </w:trPr>
@@ -2650,17 +2893,8 @@
                 <w:sz w:val="20"/>
                 <w:szCs w:val="20"/>
               </w:rPr>
-              <w:t xml:space="preserve">Pantalla nativa; los cambios de dirección obligaban a pasar </w:t>
-            </w:r>
-            <w:proofErr w:type="spellStart"/>
-            <w:r>
-              <w:rPr>
-                <w:sz w:val="20"/>
-                <w:szCs w:val="20"/>
-              </w:rPr>
-              <w:t>jobs</w:t>
-            </w:r>
-            <w:proofErr w:type="spellEnd"/>
+              <w:t>Pantalla nativa; los cambios de dirección obligaban a pasar jobs</w:t>
+            </w:r>
           </w:p>
         </w:tc>
         <w:tc>
@@ -2696,6 +2930,12 @@
         </w:tc>
       </w:tr>
       <w:tr>
+        <w:tblPrEx>
+          <w:tblCellMar>
+            <w:top w:w="0" w:type="dxa"/>
+            <w:bottom w:w="0" w:type="dxa"/>
+          </w:tblCellMar>
+        </w:tblPrEx>
         <w:trPr>
           <w:cantSplit/>
         </w:trPr>
@@ -2791,6 +3031,12 @@
         </w:tc>
       </w:tr>
       <w:tr>
+        <w:tblPrEx>
+          <w:tblCellMar>
+            <w:top w:w="0" w:type="dxa"/>
+            <w:bottom w:w="0" w:type="dxa"/>
+          </w:tblCellMar>
+        </w:tblPrEx>
         <w:trPr>
           <w:cantSplit/>
         </w:trPr>
@@ -2883,36 +3129,337 @@
                 <w:sz w:val="20"/>
                 <w:szCs w:val="20"/>
               </w:rPr>
-              <w:t xml:space="preserve">Tema oscuro Trujillo </w:t>
-            </w:r>
-            <w:proofErr w:type="spellStart"/>
-            <w:r>
-              <w:rPr>
-                <w:sz w:val="20"/>
-                <w:szCs w:val="20"/>
-              </w:rPr>
-              <w:t>Market</w:t>
-            </w:r>
-            <w:proofErr w:type="spellEnd"/>
-            <w:r>
-              <w:rPr>
-                <w:sz w:val="20"/>
-                <w:szCs w:val="20"/>
-              </w:rPr>
-              <w:t>, igual que la caja</w:t>
+              <w:t>Tema oscuro Trujillo Market, igual que la caja</w:t>
+            </w:r>
+          </w:p>
+        </w:tc>
+      </w:tr>
+      <w:tr>
+        <w:tblPrEx>
+          <w:tblCellMar>
+            <w:top w:w="0" w:type="dxa"/>
+            <w:bottom w:w="0" w:type="dxa"/>
+          </w:tblCellMar>
+        </w:tblPrEx>
+        <w:trPr>
+          <w:cantSplit/>
+        </w:trPr>
+        <w:tc>
+          <w:tcPr>
+            <w:tcW w:w="2300" w:type="dxa"/>
+            <w:tcBorders>
+              <w:top w:val="single" w:sz="4" w:space="0" w:color="BFBFBF"/>
+              <w:left w:val="single" w:sz="4" w:space="0" w:color="BFBFBF"/>
+              <w:bottom w:val="single" w:sz="4" w:space="0" w:color="BFBFBF"/>
+              <w:right w:val="single" w:sz="4" w:space="0" w:color="BFBFBF"/>
+            </w:tcBorders>
+            <w:tcMar>
+              <w:top w:w="80" w:type="dxa"/>
+              <w:left w:w="120" w:type="dxa"/>
+              <w:bottom w:w="80" w:type="dxa"/>
+              <w:right w:w="120" w:type="dxa"/>
+            </w:tcMar>
+            <w:vAlign w:val="center"/>
+          </w:tcPr>
+          <w:p>
+            <w:pPr>
+              <w:spacing w:line="252" w:lineRule="auto"/>
+            </w:pPr>
+            <w:r>
+              <w:rPr>
+                <w:sz w:val="20"/>
+                <w:szCs w:val="20"/>
+              </w:rPr>
+              <w:t>RUC observado en SUNAT</w:t>
+            </w:r>
+          </w:p>
+        </w:tc>
+        <w:tc>
+          <w:tcPr>
+            <w:tcW w:w="3300" w:type="dxa"/>
+            <w:tcBorders>
+              <w:top w:val="single" w:sz="4" w:space="0" w:color="BFBFBF"/>
+              <w:left w:val="single" w:sz="4" w:space="0" w:color="BFBFBF"/>
+              <w:bottom w:val="single" w:sz="4" w:space="0" w:color="BFBFBF"/>
+              <w:right w:val="single" w:sz="4" w:space="0" w:color="BFBFBF"/>
+            </w:tcBorders>
+            <w:tcMar>
+              <w:top w:w="80" w:type="dxa"/>
+              <w:left w:w="120" w:type="dxa"/>
+              <w:bottom w:w="80" w:type="dxa"/>
+              <w:right w:w="120" w:type="dxa"/>
+            </w:tcMar>
+            <w:vAlign w:val="center"/>
+          </w:tcPr>
+          <w:p>
+            <w:pPr>
+              <w:spacing w:line="252" w:lineRule="auto"/>
+            </w:pPr>
+            <w:r>
+              <w:rPr>
+                <w:sz w:val="20"/>
+                <w:szCs w:val="20"/>
+              </w:rPr>
+              <w:t>Se podía vender y crear igual</w:t>
+            </w:r>
+          </w:p>
+        </w:tc>
+        <w:tc>
+          <w:tcPr>
+            <w:tcW w:w="3426" w:type="dxa"/>
+            <w:tcBorders>
+              <w:top w:val="single" w:sz="4" w:space="0" w:color="BFBFBF"/>
+              <w:left w:val="single" w:sz="4" w:space="0" w:color="BFBFBF"/>
+              <w:bottom w:val="single" w:sz="4" w:space="0" w:color="BFBFBF"/>
+              <w:right w:val="single" w:sz="4" w:space="0" w:color="BFBFBF"/>
+            </w:tcBorders>
+            <w:tcMar>
+              <w:top w:w="80" w:type="dxa"/>
+              <w:left w:w="120" w:type="dxa"/>
+              <w:bottom w:w="80" w:type="dxa"/>
+              <w:right w:w="120" w:type="dxa"/>
+            </w:tcMar>
+            <w:vAlign w:val="center"/>
+          </w:tcPr>
+          <w:p>
+            <w:pPr>
+              <w:spacing w:line="252" w:lineRule="auto"/>
+            </w:pPr>
+            <w:r>
+              <w:rPr>
+                <w:b/>
+                <w:bCs/>
+                <w:sz w:val="20"/>
+                <w:szCs w:val="20"/>
+              </w:rPr>
+              <w:t>Alerta de veto: no se le vende ni se le crea ficha</w:t>
+            </w:r>
+          </w:p>
+        </w:tc>
+      </w:tr>
+      <w:tr>
+        <w:tblPrEx>
+          <w:tblCellMar>
+            <w:top w:w="0" w:type="dxa"/>
+            <w:bottom w:w="0" w:type="dxa"/>
+          </w:tblCellMar>
+        </w:tblPrEx>
+        <w:trPr>
+          <w:cantSplit/>
+        </w:trPr>
+        <w:tc>
+          <w:tcPr>
+            <w:tcW w:w="2300" w:type="dxa"/>
+            <w:tcBorders>
+              <w:top w:val="single" w:sz="4" w:space="0" w:color="BFBFBF"/>
+              <w:left w:val="single" w:sz="4" w:space="0" w:color="BFBFBF"/>
+              <w:bottom w:val="single" w:sz="4" w:space="0" w:color="BFBFBF"/>
+              <w:right w:val="single" w:sz="4" w:space="0" w:color="BFBFBF"/>
+            </w:tcBorders>
+            <w:shd w:val="clear" w:color="auto" w:fill="F5F5F5"/>
+            <w:tcMar>
+              <w:top w:w="80" w:type="dxa"/>
+              <w:left w:w="120" w:type="dxa"/>
+              <w:bottom w:w="80" w:type="dxa"/>
+              <w:right w:w="120" w:type="dxa"/>
+            </w:tcMar>
+            <w:vAlign w:val="center"/>
+          </w:tcPr>
+          <w:p>
+            <w:pPr>
+              <w:spacing w:line="252" w:lineRule="auto"/>
+            </w:pPr>
+            <w:r>
+              <w:rPr>
+                <w:sz w:val="20"/>
+                <w:szCs w:val="20"/>
+              </w:rPr>
+              <w:t>Dirección al editar (con RUC)</w:t>
+            </w:r>
+          </w:p>
+        </w:tc>
+        <w:tc>
+          <w:tcPr>
+            <w:tcW w:w="3300" w:type="dxa"/>
+            <w:tcBorders>
+              <w:top w:val="single" w:sz="4" w:space="0" w:color="BFBFBF"/>
+              <w:left w:val="single" w:sz="4" w:space="0" w:color="BFBFBF"/>
+              <w:bottom w:val="single" w:sz="4" w:space="0" w:color="BFBFBF"/>
+              <w:right w:val="single" w:sz="4" w:space="0" w:color="BFBFBF"/>
+            </w:tcBorders>
+            <w:shd w:val="clear" w:color="auto" w:fill="F5F5F5"/>
+            <w:tcMar>
+              <w:top w:w="80" w:type="dxa"/>
+              <w:left w:w="120" w:type="dxa"/>
+              <w:bottom w:w="80" w:type="dxa"/>
+              <w:right w:w="120" w:type="dxa"/>
+            </w:tcMar>
+            <w:vAlign w:val="center"/>
+          </w:tcPr>
+          <w:p>
+            <w:pPr>
+              <w:spacing w:line="252" w:lineRule="auto"/>
+            </w:pPr>
+            <w:r>
+              <w:rPr>
+                <w:sz w:val="20"/>
+                <w:szCs w:val="20"/>
+              </w:rPr>
+              <w:t>Se podía guardar cualquier dirección</w:t>
+            </w:r>
+          </w:p>
+        </w:tc>
+        <w:tc>
+          <w:tcPr>
+            <w:tcW w:w="3426" w:type="dxa"/>
+            <w:tcBorders>
+              <w:top w:val="single" w:sz="4" w:space="0" w:color="BFBFBF"/>
+              <w:left w:val="single" w:sz="4" w:space="0" w:color="BFBFBF"/>
+              <w:bottom w:val="single" w:sz="4" w:space="0" w:color="BFBFBF"/>
+              <w:right w:val="single" w:sz="4" w:space="0" w:color="BFBFBF"/>
+            </w:tcBorders>
+            <w:shd w:val="clear" w:color="auto" w:fill="F5F5F5"/>
+            <w:tcMar>
+              <w:top w:w="80" w:type="dxa"/>
+              <w:left w:w="120" w:type="dxa"/>
+              <w:bottom w:w="80" w:type="dxa"/>
+              <w:right w:w="120" w:type="dxa"/>
+            </w:tcMar>
+            <w:vAlign w:val="center"/>
+          </w:tcPr>
+          <w:p>
+            <w:pPr>
+              <w:spacing w:line="252" w:lineRule="auto"/>
+            </w:pPr>
+            <w:r>
+              <w:rPr>
+                <w:b/>
+                <w:bCs/>
+                <w:sz w:val="20"/>
+                <w:szCs w:val="20"/>
+              </w:rPr>
+              <w:t>Se impone la de SUNAT: calle, número, complemento y ubigeo</w:t>
+            </w:r>
+          </w:p>
+        </w:tc>
+      </w:tr>
+      <w:tr>
+        <w:tblPrEx>
+          <w:tblCellMar>
+            <w:top w:w="0" w:type="dxa"/>
+            <w:bottom w:w="0" w:type="dxa"/>
+          </w:tblCellMar>
+        </w:tblPrEx>
+        <w:trPr>
+          <w:cantSplit/>
+        </w:trPr>
+        <w:tc>
+          <w:tcPr>
+            <w:tcW w:w="2300" w:type="dxa"/>
+            <w:tcBorders>
+              <w:top w:val="single" w:sz="4" w:space="0" w:color="BFBFBF"/>
+              <w:left w:val="single" w:sz="4" w:space="0" w:color="BFBFBF"/>
+              <w:bottom w:val="single" w:sz="4" w:space="0" w:color="BFBFBF"/>
+              <w:right w:val="single" w:sz="4" w:space="0" w:color="BFBFBF"/>
+            </w:tcBorders>
+            <w:tcMar>
+              <w:top w:w="80" w:type="dxa"/>
+              <w:left w:w="120" w:type="dxa"/>
+              <w:bottom w:w="80" w:type="dxa"/>
+              <w:right w:w="120" w:type="dxa"/>
+            </w:tcMar>
+            <w:vAlign w:val="center"/>
+          </w:tcPr>
+          <w:p>
+            <w:pPr>
+              <w:spacing w:line="252" w:lineRule="auto"/>
+            </w:pPr>
+            <w:r>
+              <w:rPr>
+                <w:sz w:val="20"/>
+                <w:szCs w:val="20"/>
+              </w:rPr>
+              <w:t>Cliente al iniciar la venta</w:t>
+            </w:r>
+          </w:p>
+        </w:tc>
+        <w:tc>
+          <w:tcPr>
+            <w:tcW w:w="3300" w:type="dxa"/>
+            <w:tcBorders>
+              <w:top w:val="single" w:sz="4" w:space="0" w:color="BFBFBF"/>
+              <w:left w:val="single" w:sz="4" w:space="0" w:color="BFBFBF"/>
+              <w:bottom w:val="single" w:sz="4" w:space="0" w:color="BFBFBF"/>
+              <w:right w:val="single" w:sz="4" w:space="0" w:color="BFBFBF"/>
+            </w:tcBorders>
+            <w:tcMar>
+              <w:top w:w="80" w:type="dxa"/>
+              <w:left w:w="120" w:type="dxa"/>
+              <w:bottom w:w="80" w:type="dxa"/>
+              <w:right w:w="120" w:type="dxa"/>
+            </w:tcMar>
+            <w:vAlign w:val="center"/>
+          </w:tcPr>
+          <w:p>
+            <w:pPr>
+              <w:spacing w:line="252" w:lineRule="auto"/>
+            </w:pPr>
+            <w:r>
+              <w:rPr>
+                <w:sz w:val="20"/>
+                <w:szCs w:val="20"/>
+              </w:rPr>
+              <w:t>El panel quedaba vacío hasta elegir cliente</w:t>
+            </w:r>
+          </w:p>
+        </w:tc>
+        <w:tc>
+          <w:tcPr>
+            <w:tcW w:w="3426" w:type="dxa"/>
+            <w:tcBorders>
+              <w:top w:val="single" w:sz="4" w:space="0" w:color="BFBFBF"/>
+              <w:left w:val="single" w:sz="4" w:space="0" w:color="BFBFBF"/>
+              <w:bottom w:val="single" w:sz="4" w:space="0" w:color="BFBFBF"/>
+              <w:right w:val="single" w:sz="4" w:space="0" w:color="BFBFBF"/>
+            </w:tcBorders>
+            <w:tcMar>
+              <w:top w:w="80" w:type="dxa"/>
+              <w:left w:w="120" w:type="dxa"/>
+              <w:bottom w:w="80" w:type="dxa"/>
+              <w:right w:w="120" w:type="dxa"/>
+            </w:tcMar>
+            <w:vAlign w:val="center"/>
+          </w:tcPr>
+          <w:p>
+            <w:pPr>
+              <w:spacing w:line="252" w:lineRule="auto"/>
+            </w:pPr>
+            <w:r>
+              <w:rPr>
+                <w:b/>
+                <w:bCs/>
+                <w:sz w:val="20"/>
+                <w:szCs w:val="20"/>
+              </w:rPr>
+              <w:t>Al agregar un producto se asigna el cliente descriptivo (TRV-000001)</w:t>
             </w:r>
           </w:p>
         </w:tc>
       </w:tr>
     </w:tbl>
-    <w:p/>
+    <w:p>
+      <w:r>
+        <w:br w:type="page"/>
+      </w:r>
+    </w:p>
     <w:p>
       <w:pPr>
         <w:pStyle w:val="Ttulo1"/>
         <w:keepNext/>
       </w:pPr>
-      <w:bookmarkStart w:id="5" w:name="_Toc237962542"/>
-      <w:r>
+      <w:bookmarkStart w:id="5" w:name="_Toc238140437"/>
+      <w:r>
+        <w:lastRenderedPageBreak/>
         <w:t>II.  PROCEDIMIENTOS</w:t>
       </w:r>
       <w:bookmarkEnd w:id="5"/>
@@ -2923,7 +3470,7 @@
         <w:keepNext/>
         <w:ind w:left="360"/>
       </w:pPr>
-      <w:bookmarkStart w:id="6" w:name="_Toc237962543"/>
+      <w:bookmarkStart w:id="6" w:name="_Toc238140438"/>
       <w:r>
         <w:t>2.1.  ACCESO AL MODAL DE CLIENTE</w:t>
       </w:r>
@@ -3016,7 +3563,7 @@
           <w:noProof/>
         </w:rPr>
         <w:drawing>
-          <wp:inline distT="0" distB="0" distL="0" distR="0" wp14:anchorId="2B7EFE6E" wp14:editId="41F385FF">
+          <wp:inline distT="0" distB="0" distL="0" distR="0" wp14:anchorId="65300056" wp14:editId="7D89D2F5">
             <wp:extent cx="4095750" cy="2362200"/>
             <wp:effectExtent l="0" t="0" r="0" b="0"/>
             <wp:docPr id="1" name="Imagen 1"/>
@@ -3081,9 +3628,8 @@
         <w:rPr>
           <w:noProof/>
         </w:rPr>
-        <w:lastRenderedPageBreak/>
         <w:drawing>
-          <wp:inline distT="0" distB="0" distL="0" distR="0" wp14:anchorId="36685EC7" wp14:editId="5D08DBA5">
+          <wp:inline distT="0" distB="0" distL="0" distR="0" wp14:anchorId="2B6EFA8A" wp14:editId="5B8E4B96">
             <wp:extent cx="4095750" cy="2552700"/>
             <wp:effectExtent l="0" t="0" r="0" b="0"/>
             <wp:docPr id="2" name="Imagen 2"/>
@@ -3163,13 +3709,19 @@
           <w:left w:w="10" w:type="dxa"/>
           <w:right w:w="10" w:type="dxa"/>
         </w:tblCellMar>
-        <w:tblLook w:val="0000" w:firstRow="0" w:lastRow="0" w:firstColumn="0" w:lastColumn="0" w:noHBand="0" w:noVBand="0"/>
+        <w:tblLook w:val="04A0" w:firstRow="1" w:lastRow="0" w:firstColumn="1" w:lastColumn="0" w:noHBand="0" w:noVBand="1"/>
       </w:tblPr>
       <w:tblGrid>
         <w:gridCol w:w="2400"/>
         <w:gridCol w:w="6626"/>
       </w:tblGrid>
       <w:tr>
+        <w:tblPrEx>
+          <w:tblCellMar>
+            <w:top w:w="0" w:type="dxa"/>
+            <w:bottom w:w="0" w:type="dxa"/>
+          </w:tblCellMar>
+        </w:tblPrEx>
         <w:trPr>
           <w:cantSplit/>
           <w:tblHeader/>
@@ -3244,6 +3796,12 @@
         </w:tc>
       </w:tr>
       <w:tr>
+        <w:tblPrEx>
+          <w:tblCellMar>
+            <w:top w:w="0" w:type="dxa"/>
+            <w:bottom w:w="0" w:type="dxa"/>
+          </w:tblCellMar>
+        </w:tblPrEx>
         <w:trPr>
           <w:cantSplit/>
         </w:trPr>
@@ -3313,6 +3871,12 @@
         </w:tc>
       </w:tr>
       <w:tr>
+        <w:tblPrEx>
+          <w:tblCellMar>
+            <w:top w:w="0" w:type="dxa"/>
+            <w:bottom w:w="0" w:type="dxa"/>
+          </w:tblCellMar>
+        </w:tblPrEx>
         <w:trPr>
           <w:cantSplit/>
         </w:trPr>
@@ -3384,6 +3948,12 @@
         </w:tc>
       </w:tr>
       <w:tr>
+        <w:tblPrEx>
+          <w:tblCellMar>
+            <w:top w:w="0" w:type="dxa"/>
+            <w:bottom w:w="0" w:type="dxa"/>
+          </w:tblCellMar>
+        </w:tblPrEx>
         <w:trPr>
           <w:cantSplit/>
         </w:trPr>
@@ -3467,12 +4037,18 @@
           <w:left w:w="10" w:type="dxa"/>
           <w:right w:w="10" w:type="dxa"/>
         </w:tblCellMar>
-        <w:tblLook w:val="0000" w:firstRow="0" w:lastRow="0" w:firstColumn="0" w:lastColumn="0" w:noHBand="0" w:noVBand="0"/>
+        <w:tblLook w:val="04A0" w:firstRow="1" w:lastRow="0" w:firstColumn="1" w:lastColumn="0" w:noHBand="0" w:noVBand="1"/>
       </w:tblPr>
       <w:tblGrid>
         <w:gridCol w:w="9026"/>
       </w:tblGrid>
       <w:tr>
+        <w:tblPrEx>
+          <w:tblCellMar>
+            <w:top w:w="0" w:type="dxa"/>
+            <w:bottom w:w="0" w:type="dxa"/>
+          </w:tblCellMar>
+        </w:tblPrEx>
         <w:trPr>
           <w:cantSplit/>
         </w:trPr>
@@ -3503,6 +4079,7 @@
                 <w:bCs/>
                 <w:color w:val="C8102E"/>
               </w:rPr>
+              <w:lastRenderedPageBreak/>
               <w:t>Nota Importante:</w:t>
             </w:r>
           </w:p>
@@ -3523,11 +4100,503 @@
         <w:keepNext/>
         <w:ind w:left="360"/>
       </w:pPr>
-      <w:bookmarkStart w:id="7" w:name="_Toc237962544"/>
-      <w:r>
-        <w:t>2.2.  BUSCAR UN CLIENTE Y ASIGNARLO A LA VENTA</w:t>
+      <w:bookmarkStart w:id="7" w:name="_Toc238140439"/>
+      <w:r>
+        <w:t>2.2.  CLIENTE DESCRIPTIVO AUTOMÁTICO</w:t>
       </w:r>
       <w:bookmarkEnd w:id="7"/>
+    </w:p>
+    <w:p>
+      <w:pPr>
+        <w:keepNext/>
+        <w:spacing w:after="120" w:line="276" w:lineRule="auto"/>
+        <w:ind w:left="720"/>
+      </w:pPr>
+      <w:r>
+        <w:t>Al agregar el primer producto a una venta sin cliente, el sistema asigna automáticamente el cliente descriptivo (consumidor final):</w:t>
+      </w:r>
+    </w:p>
+    <w:tbl>
+      <w:tblPr>
+        <w:tblW w:w="9026" w:type="dxa"/>
+        <w:tblBorders>
+          <w:top w:val="single" w:sz="4" w:space="0" w:color="auto"/>
+          <w:left w:val="single" w:sz="4" w:space="0" w:color="auto"/>
+          <w:bottom w:val="single" w:sz="4" w:space="0" w:color="auto"/>
+          <w:right w:val="single" w:sz="4" w:space="0" w:color="auto"/>
+          <w:insideH w:val="single" w:sz="4" w:space="0" w:color="auto"/>
+          <w:insideV w:val="single" w:sz="4" w:space="0" w:color="auto"/>
+        </w:tblBorders>
+        <w:tblCellMar>
+          <w:left w:w="10" w:type="dxa"/>
+          <w:right w:w="10" w:type="dxa"/>
+        </w:tblCellMar>
+        <w:tblLook w:val="04A0" w:firstRow="1" w:lastRow="0" w:firstColumn="1" w:lastColumn="0" w:noHBand="0" w:noVBand="1"/>
+      </w:tblPr>
+      <w:tblGrid>
+        <w:gridCol w:w="2700"/>
+        <w:gridCol w:w="6326"/>
+      </w:tblGrid>
+      <w:tr>
+        <w:tblPrEx>
+          <w:tblCellMar>
+            <w:top w:w="0" w:type="dxa"/>
+            <w:bottom w:w="0" w:type="dxa"/>
+          </w:tblCellMar>
+        </w:tblPrEx>
+        <w:trPr>
+          <w:cantSplit/>
+          <w:tblHeader/>
+        </w:trPr>
+        <w:tc>
+          <w:tcPr>
+            <w:tcW w:w="2700" w:type="dxa"/>
+            <w:tcBorders>
+              <w:top w:val="single" w:sz="4" w:space="0" w:color="BFBFBF"/>
+              <w:left w:val="single" w:sz="4" w:space="0" w:color="BFBFBF"/>
+              <w:bottom w:val="single" w:sz="4" w:space="0" w:color="BFBFBF"/>
+              <w:right w:val="single" w:sz="4" w:space="0" w:color="BFBFBF"/>
+            </w:tcBorders>
+            <w:shd w:val="clear" w:color="auto" w:fill="F9DADD"/>
+            <w:tcMar>
+              <w:top w:w="80" w:type="dxa"/>
+              <w:left w:w="120" w:type="dxa"/>
+              <w:bottom w:w="80" w:type="dxa"/>
+              <w:right w:w="120" w:type="dxa"/>
+            </w:tcMar>
+            <w:vAlign w:val="center"/>
+          </w:tcPr>
+          <w:p>
+            <w:pPr>
+              <w:keepNext/>
+              <w:spacing w:line="252" w:lineRule="auto"/>
+            </w:pPr>
+            <w:r>
+              <w:rPr>
+                <w:b/>
+                <w:bCs/>
+                <w:sz w:val="20"/>
+                <w:szCs w:val="20"/>
+              </w:rPr>
+              <w:t>Campo</w:t>
+            </w:r>
+          </w:p>
+        </w:tc>
+        <w:tc>
+          <w:tcPr>
+            <w:tcW w:w="6326" w:type="dxa"/>
+            <w:tcBorders>
+              <w:top w:val="single" w:sz="4" w:space="0" w:color="BFBFBF"/>
+              <w:left w:val="single" w:sz="4" w:space="0" w:color="BFBFBF"/>
+              <w:bottom w:val="single" w:sz="4" w:space="0" w:color="BFBFBF"/>
+              <w:right w:val="single" w:sz="4" w:space="0" w:color="BFBFBF"/>
+            </w:tcBorders>
+            <w:shd w:val="clear" w:color="auto" w:fill="F9DADD"/>
+            <w:tcMar>
+              <w:top w:w="80" w:type="dxa"/>
+              <w:left w:w="120" w:type="dxa"/>
+              <w:bottom w:w="80" w:type="dxa"/>
+              <w:right w:w="120" w:type="dxa"/>
+            </w:tcMar>
+            <w:vAlign w:val="center"/>
+          </w:tcPr>
+          <w:p>
+            <w:pPr>
+              <w:keepNext/>
+              <w:spacing w:line="252" w:lineRule="auto"/>
+            </w:pPr>
+            <w:r>
+              <w:rPr>
+                <w:b/>
+                <w:bCs/>
+                <w:sz w:val="20"/>
+                <w:szCs w:val="20"/>
+              </w:rPr>
+              <w:t>Valor</w:t>
+            </w:r>
+          </w:p>
+        </w:tc>
+      </w:tr>
+      <w:tr>
+        <w:tblPrEx>
+          <w:tblCellMar>
+            <w:top w:w="0" w:type="dxa"/>
+            <w:bottom w:w="0" w:type="dxa"/>
+          </w:tblCellMar>
+        </w:tblPrEx>
+        <w:trPr>
+          <w:cantSplit/>
+        </w:trPr>
+        <w:tc>
+          <w:tcPr>
+            <w:tcW w:w="2700" w:type="dxa"/>
+            <w:tcBorders>
+              <w:top w:val="single" w:sz="4" w:space="0" w:color="BFBFBF"/>
+              <w:left w:val="single" w:sz="4" w:space="0" w:color="BFBFBF"/>
+              <w:bottom w:val="single" w:sz="4" w:space="0" w:color="BFBFBF"/>
+              <w:right w:val="single" w:sz="4" w:space="0" w:color="BFBFBF"/>
+            </w:tcBorders>
+            <w:tcMar>
+              <w:top w:w="80" w:type="dxa"/>
+              <w:left w:w="120" w:type="dxa"/>
+              <w:bottom w:w="80" w:type="dxa"/>
+              <w:right w:w="120" w:type="dxa"/>
+            </w:tcMar>
+            <w:vAlign w:val="center"/>
+          </w:tcPr>
+          <w:p>
+            <w:pPr>
+              <w:keepNext/>
+              <w:spacing w:line="252" w:lineRule="auto"/>
+            </w:pPr>
+            <w:r>
+              <w:rPr>
+                <w:sz w:val="20"/>
+                <w:szCs w:val="20"/>
+              </w:rPr>
+              <w:t>Cuenta</w:t>
+            </w:r>
+          </w:p>
+        </w:tc>
+        <w:tc>
+          <w:tcPr>
+            <w:tcW w:w="6326" w:type="dxa"/>
+            <w:tcBorders>
+              <w:top w:val="single" w:sz="4" w:space="0" w:color="BFBFBF"/>
+              <w:left w:val="single" w:sz="4" w:space="0" w:color="BFBFBF"/>
+              <w:bottom w:val="single" w:sz="4" w:space="0" w:color="BFBFBF"/>
+              <w:right w:val="single" w:sz="4" w:space="0" w:color="BFBFBF"/>
+            </w:tcBorders>
+            <w:tcMar>
+              <w:top w:w="80" w:type="dxa"/>
+              <w:left w:w="120" w:type="dxa"/>
+              <w:bottom w:w="80" w:type="dxa"/>
+              <w:right w:w="120" w:type="dxa"/>
+            </w:tcMar>
+            <w:vAlign w:val="center"/>
+          </w:tcPr>
+          <w:p>
+            <w:pPr>
+              <w:keepNext/>
+              <w:spacing w:line="252" w:lineRule="auto"/>
+            </w:pPr>
+            <w:r>
+              <w:rPr>
+                <w:b/>
+                <w:bCs/>
+                <w:sz w:val="20"/>
+                <w:szCs w:val="20"/>
+              </w:rPr>
+              <w:t>TRV-000001</w:t>
+            </w:r>
+          </w:p>
+        </w:tc>
+      </w:tr>
+      <w:tr>
+        <w:tblPrEx>
+          <w:tblCellMar>
+            <w:top w:w="0" w:type="dxa"/>
+            <w:bottom w:w="0" w:type="dxa"/>
+          </w:tblCellMar>
+        </w:tblPrEx>
+        <w:trPr>
+          <w:cantSplit/>
+        </w:trPr>
+        <w:tc>
+          <w:tcPr>
+            <w:tcW w:w="2700" w:type="dxa"/>
+            <w:tcBorders>
+              <w:top w:val="single" w:sz="4" w:space="0" w:color="BFBFBF"/>
+              <w:left w:val="single" w:sz="4" w:space="0" w:color="BFBFBF"/>
+              <w:bottom w:val="single" w:sz="4" w:space="0" w:color="BFBFBF"/>
+              <w:right w:val="single" w:sz="4" w:space="0" w:color="BFBFBF"/>
+            </w:tcBorders>
+            <w:shd w:val="clear" w:color="auto" w:fill="F5F5F5"/>
+            <w:tcMar>
+              <w:top w:w="80" w:type="dxa"/>
+              <w:left w:w="120" w:type="dxa"/>
+              <w:bottom w:w="80" w:type="dxa"/>
+              <w:right w:w="120" w:type="dxa"/>
+            </w:tcMar>
+            <w:vAlign w:val="center"/>
+          </w:tcPr>
+          <w:p>
+            <w:pPr>
+              <w:keepNext/>
+              <w:spacing w:line="252" w:lineRule="auto"/>
+            </w:pPr>
+            <w:r>
+              <w:rPr>
+                <w:sz w:val="20"/>
+                <w:szCs w:val="20"/>
+              </w:rPr>
+              <w:t>Cliente</w:t>
+            </w:r>
+          </w:p>
+        </w:tc>
+        <w:tc>
+          <w:tcPr>
+            <w:tcW w:w="6326" w:type="dxa"/>
+            <w:tcBorders>
+              <w:top w:val="single" w:sz="4" w:space="0" w:color="BFBFBF"/>
+              <w:left w:val="single" w:sz="4" w:space="0" w:color="BFBFBF"/>
+              <w:bottom w:val="single" w:sz="4" w:space="0" w:color="BFBFBF"/>
+              <w:right w:val="single" w:sz="4" w:space="0" w:color="BFBFBF"/>
+            </w:tcBorders>
+            <w:shd w:val="clear" w:color="auto" w:fill="F5F5F5"/>
+            <w:tcMar>
+              <w:top w:w="80" w:type="dxa"/>
+              <w:left w:w="120" w:type="dxa"/>
+              <w:bottom w:w="80" w:type="dxa"/>
+              <w:right w:w="120" w:type="dxa"/>
+            </w:tcMar>
+            <w:vAlign w:val="center"/>
+          </w:tcPr>
+          <w:p>
+            <w:pPr>
+              <w:keepNext/>
+              <w:spacing w:line="252" w:lineRule="auto"/>
+            </w:pPr>
+            <w:r>
+              <w:rPr>
+                <w:sz w:val="20"/>
+                <w:szCs w:val="20"/>
+              </w:rPr>
+              <w:t>CLIENTE DESCRIPTIVO (consumidor final)</w:t>
+            </w:r>
+          </w:p>
+        </w:tc>
+      </w:tr>
+      <w:tr>
+        <w:tblPrEx>
+          <w:tblCellMar>
+            <w:top w:w="0" w:type="dxa"/>
+            <w:bottom w:w="0" w:type="dxa"/>
+          </w:tblCellMar>
+        </w:tblPrEx>
+        <w:trPr>
+          <w:cantSplit/>
+        </w:trPr>
+        <w:tc>
+          <w:tcPr>
+            <w:tcW w:w="2700" w:type="dxa"/>
+            <w:tcBorders>
+              <w:top w:val="single" w:sz="4" w:space="0" w:color="BFBFBF"/>
+              <w:left w:val="single" w:sz="4" w:space="0" w:color="BFBFBF"/>
+              <w:bottom w:val="single" w:sz="4" w:space="0" w:color="BFBFBF"/>
+              <w:right w:val="single" w:sz="4" w:space="0" w:color="BFBFBF"/>
+            </w:tcBorders>
+            <w:tcMar>
+              <w:top w:w="80" w:type="dxa"/>
+              <w:left w:w="120" w:type="dxa"/>
+              <w:bottom w:w="80" w:type="dxa"/>
+              <w:right w:w="120" w:type="dxa"/>
+            </w:tcMar>
+            <w:vAlign w:val="center"/>
+          </w:tcPr>
+          <w:p>
+            <w:pPr>
+              <w:keepNext/>
+              <w:spacing w:line="252" w:lineRule="auto"/>
+            </w:pPr>
+            <w:r>
+              <w:rPr>
+                <w:sz w:val="20"/>
+                <w:szCs w:val="20"/>
+              </w:rPr>
+              <w:t>Cuándo se asigna</w:t>
+            </w:r>
+          </w:p>
+        </w:tc>
+        <w:tc>
+          <w:tcPr>
+            <w:tcW w:w="6326" w:type="dxa"/>
+            <w:tcBorders>
+              <w:top w:val="single" w:sz="4" w:space="0" w:color="BFBFBF"/>
+              <w:left w:val="single" w:sz="4" w:space="0" w:color="BFBFBF"/>
+              <w:bottom w:val="single" w:sz="4" w:space="0" w:color="BFBFBF"/>
+              <w:right w:val="single" w:sz="4" w:space="0" w:color="BFBFBF"/>
+            </w:tcBorders>
+            <w:tcMar>
+              <w:top w:w="80" w:type="dxa"/>
+              <w:left w:w="120" w:type="dxa"/>
+              <w:bottom w:w="80" w:type="dxa"/>
+              <w:right w:w="120" w:type="dxa"/>
+            </w:tcMar>
+            <w:vAlign w:val="center"/>
+          </w:tcPr>
+          <w:p>
+            <w:pPr>
+              <w:keepNext/>
+              <w:spacing w:line="252" w:lineRule="auto"/>
+            </w:pPr>
+            <w:r>
+              <w:rPr>
+                <w:sz w:val="20"/>
+                <w:szCs w:val="20"/>
+              </w:rPr>
+              <w:t>Al agregar un producto, solo si la venta no tiene cliente.</w:t>
+            </w:r>
+          </w:p>
+        </w:tc>
+      </w:tr>
+      <w:tr>
+        <w:tblPrEx>
+          <w:tblCellMar>
+            <w:top w:w="0" w:type="dxa"/>
+            <w:bottom w:w="0" w:type="dxa"/>
+          </w:tblCellMar>
+        </w:tblPrEx>
+        <w:trPr>
+          <w:cantSplit/>
+        </w:trPr>
+        <w:tc>
+          <w:tcPr>
+            <w:tcW w:w="2700" w:type="dxa"/>
+            <w:tcBorders>
+              <w:top w:val="single" w:sz="4" w:space="0" w:color="BFBFBF"/>
+              <w:left w:val="single" w:sz="4" w:space="0" w:color="BFBFBF"/>
+              <w:bottom w:val="single" w:sz="4" w:space="0" w:color="BFBFBF"/>
+              <w:right w:val="single" w:sz="4" w:space="0" w:color="BFBFBF"/>
+            </w:tcBorders>
+            <w:shd w:val="clear" w:color="auto" w:fill="F5F5F5"/>
+            <w:tcMar>
+              <w:top w:w="80" w:type="dxa"/>
+              <w:left w:w="120" w:type="dxa"/>
+              <w:bottom w:w="80" w:type="dxa"/>
+              <w:right w:w="120" w:type="dxa"/>
+            </w:tcMar>
+            <w:vAlign w:val="center"/>
+          </w:tcPr>
+          <w:p>
+            <w:pPr>
+              <w:spacing w:line="252" w:lineRule="auto"/>
+            </w:pPr>
+            <w:r>
+              <w:rPr>
+                <w:sz w:val="20"/>
+                <w:szCs w:val="20"/>
+              </w:rPr>
+              <w:t>Cómo se reemplaza</w:t>
+            </w:r>
+          </w:p>
+        </w:tc>
+        <w:tc>
+          <w:tcPr>
+            <w:tcW w:w="6326" w:type="dxa"/>
+            <w:tcBorders>
+              <w:top w:val="single" w:sz="4" w:space="0" w:color="BFBFBF"/>
+              <w:left w:val="single" w:sz="4" w:space="0" w:color="BFBFBF"/>
+              <w:bottom w:val="single" w:sz="4" w:space="0" w:color="BFBFBF"/>
+              <w:right w:val="single" w:sz="4" w:space="0" w:color="BFBFBF"/>
+            </w:tcBorders>
+            <w:shd w:val="clear" w:color="auto" w:fill="F5F5F5"/>
+            <w:tcMar>
+              <w:top w:w="80" w:type="dxa"/>
+              <w:left w:w="120" w:type="dxa"/>
+              <w:bottom w:w="80" w:type="dxa"/>
+              <w:right w:w="120" w:type="dxa"/>
+            </w:tcMar>
+            <w:vAlign w:val="center"/>
+          </w:tcPr>
+          <w:p>
+            <w:pPr>
+              <w:spacing w:line="252" w:lineRule="auto"/>
+            </w:pPr>
+            <w:r>
+              <w:rPr>
+                <w:sz w:val="20"/>
+                <w:szCs w:val="20"/>
+              </w:rPr>
+              <w:t>Con el modal de cliente: buscar o crear asigna el cliente elegido en su lugar.</w:t>
+            </w:r>
+          </w:p>
+        </w:tc>
+      </w:tr>
+    </w:tbl>
+    <w:p/>
+    <w:tbl>
+      <w:tblPr>
+        <w:tblW w:w="9026" w:type="dxa"/>
+        <w:tblBorders>
+          <w:top w:val="single" w:sz="4" w:space="0" w:color="auto"/>
+          <w:left w:val="single" w:sz="4" w:space="0" w:color="auto"/>
+          <w:bottom w:val="single" w:sz="4" w:space="0" w:color="auto"/>
+          <w:right w:val="single" w:sz="4" w:space="0" w:color="auto"/>
+          <w:insideH w:val="single" w:sz="4" w:space="0" w:color="auto"/>
+          <w:insideV w:val="single" w:sz="4" w:space="0" w:color="auto"/>
+        </w:tblBorders>
+        <w:tblCellMar>
+          <w:left w:w="10" w:type="dxa"/>
+          <w:right w:w="10" w:type="dxa"/>
+        </w:tblCellMar>
+        <w:tblLook w:val="04A0" w:firstRow="1" w:lastRow="0" w:firstColumn="1" w:lastColumn="0" w:noHBand="0" w:noVBand="1"/>
+      </w:tblPr>
+      <w:tblGrid>
+        <w:gridCol w:w="9026"/>
+      </w:tblGrid>
+      <w:tr>
+        <w:tblPrEx>
+          <w:tblCellMar>
+            <w:top w:w="0" w:type="dxa"/>
+            <w:bottom w:w="0" w:type="dxa"/>
+          </w:tblCellMar>
+        </w:tblPrEx>
+        <w:trPr>
+          <w:cantSplit/>
+        </w:trPr>
+        <w:tc>
+          <w:tcPr>
+            <w:tcW w:w="9026" w:type="dxa"/>
+            <w:tcBorders>
+              <w:top w:val="none" w:sz="0" w:space="0" w:color="FFFFFF"/>
+              <w:left w:val="single" w:sz="24" w:space="0" w:color="C8102E"/>
+              <w:bottom w:val="none" w:sz="0" w:space="0" w:color="FFFFFF"/>
+              <w:right w:val="none" w:sz="0" w:space="0" w:color="FFFFFF"/>
+            </w:tcBorders>
+            <w:shd w:val="clear" w:color="auto" w:fill="FFF4F5"/>
+            <w:tcMar>
+              <w:top w:w="120" w:type="dxa"/>
+              <w:left w:w="200" w:type="dxa"/>
+              <w:bottom w:w="120" w:type="dxa"/>
+              <w:right w:w="200" w:type="dxa"/>
+            </w:tcMar>
+          </w:tcPr>
+          <w:p>
+            <w:pPr>
+              <w:spacing w:after="60"/>
+            </w:pPr>
+            <w:r>
+              <w:rPr>
+                <w:b/>
+                <w:bCs/>
+                <w:color w:val="C8102E"/>
+              </w:rPr>
+              <w:t>Nota Importante:</w:t>
+            </w:r>
+          </w:p>
+          <w:p>
+            <w:pPr>
+              <w:spacing w:line="276" w:lineRule="auto"/>
+            </w:pPr>
+            <w:r>
+              <w:t>Para una boleta simple no hay que hacer nada: la venta ya tiene su cliente. Para factura, o boleta con datos del cliente, use el modal para buscar o crear al cliente real; el descriptivo se reemplaza automáticamente.</w:t>
+            </w:r>
+          </w:p>
+        </w:tc>
+      </w:tr>
+    </w:tbl>
+    <w:p>
+      <w:pPr>
+        <w:pStyle w:val="Ttulo2"/>
+        <w:keepNext/>
+        <w:ind w:left="360"/>
+      </w:pPr>
+      <w:bookmarkStart w:id="8" w:name="_Toc238140440"/>
+      <w:r>
+        <w:t>2.3.  BUSCAR UN CLIENTE Y ASIGNARLO A LA VENTA</w:t>
+      </w:r>
+      <w:bookmarkEnd w:id="8"/>
     </w:p>
     <w:p>
       <w:pPr>
@@ -3605,15 +4674,7 @@
         <w:t>Buscar</w:t>
       </w:r>
       <w:r>
-        <w:t xml:space="preserve"> o la tecla </w:t>
-      </w:r>
-      <w:proofErr w:type="spellStart"/>
-      <w:r>
-        <w:t>Enter</w:t>
-      </w:r>
-      <w:proofErr w:type="spellEnd"/>
-      <w:r>
-        <w:t>.</w:t>
+        <w:t xml:space="preserve"> o la tecla Enter.</w:t>
       </w:r>
     </w:p>
     <w:p>
@@ -3664,7 +4725,7 @@
         </w:rPr>
         <w:lastRenderedPageBreak/>
         <w:drawing>
-          <wp:inline distT="0" distB="0" distL="0" distR="0" wp14:anchorId="37DF439A" wp14:editId="0B312BB0">
+          <wp:inline distT="0" distB="0" distL="0" distR="0" wp14:anchorId="7CF68FF5" wp14:editId="19FD9B60">
             <wp:extent cx="2857500" cy="3219450"/>
             <wp:effectExtent l="0" t="0" r="0" b="0"/>
             <wp:docPr id="3" name="Imagen 3"/>
@@ -3744,13 +4805,19 @@
           <w:left w:w="10" w:type="dxa"/>
           <w:right w:w="10" w:type="dxa"/>
         </w:tblCellMar>
-        <w:tblLook w:val="0000" w:firstRow="0" w:lastRow="0" w:firstColumn="0" w:lastColumn="0" w:noHBand="0" w:noVBand="0"/>
+        <w:tblLook w:val="04A0" w:firstRow="1" w:lastRow="0" w:firstColumn="1" w:lastColumn="0" w:noHBand="0" w:noVBand="1"/>
       </w:tblPr>
       <w:tblGrid>
         <w:gridCol w:w="2400"/>
         <w:gridCol w:w="6626"/>
       </w:tblGrid>
       <w:tr>
+        <w:tblPrEx>
+          <w:tblCellMar>
+            <w:top w:w="0" w:type="dxa"/>
+            <w:bottom w:w="0" w:type="dxa"/>
+          </w:tblCellMar>
+        </w:tblPrEx>
         <w:trPr>
           <w:cantSplit/>
           <w:tblHeader/>
@@ -3825,6 +4892,12 @@
         </w:tc>
       </w:tr>
       <w:tr>
+        <w:tblPrEx>
+          <w:tblCellMar>
+            <w:top w:w="0" w:type="dxa"/>
+            <w:bottom w:w="0" w:type="dxa"/>
+          </w:tblCellMar>
+        </w:tblPrEx>
         <w:trPr>
           <w:cantSplit/>
         </w:trPr>
@@ -3892,6 +4965,12 @@
         </w:tc>
       </w:tr>
       <w:tr>
+        <w:tblPrEx>
+          <w:tblCellMar>
+            <w:top w:w="0" w:type="dxa"/>
+            <w:bottom w:w="0" w:type="dxa"/>
+          </w:tblCellMar>
+        </w:tblPrEx>
         <w:trPr>
           <w:cantSplit/>
         </w:trPr>
@@ -3961,6 +5040,12 @@
         </w:tc>
       </w:tr>
       <w:tr>
+        <w:tblPrEx>
+          <w:tblCellMar>
+            <w:top w:w="0" w:type="dxa"/>
+            <w:bottom w:w="0" w:type="dxa"/>
+          </w:tblCellMar>
+        </w:tblPrEx>
         <w:trPr>
           <w:cantSplit/>
         </w:trPr>
@@ -4028,6 +5113,12 @@
         </w:tc>
       </w:tr>
       <w:tr>
+        <w:tblPrEx>
+          <w:tblCellMar>
+            <w:top w:w="0" w:type="dxa"/>
+            <w:bottom w:w="0" w:type="dxa"/>
+          </w:tblCellMar>
+        </w:tblPrEx>
         <w:trPr>
           <w:cantSplit/>
         </w:trPr>
@@ -4111,12 +5202,18 @@
           <w:left w:w="10" w:type="dxa"/>
           <w:right w:w="10" w:type="dxa"/>
         </w:tblCellMar>
-        <w:tblLook w:val="0000" w:firstRow="0" w:lastRow="0" w:firstColumn="0" w:lastColumn="0" w:noHBand="0" w:noVBand="0"/>
+        <w:tblLook w:val="04A0" w:firstRow="1" w:lastRow="0" w:firstColumn="1" w:lastColumn="0" w:noHBand="0" w:noVBand="1"/>
       </w:tblPr>
       <w:tblGrid>
         <w:gridCol w:w="9026"/>
       </w:tblGrid>
       <w:tr>
+        <w:tblPrEx>
+          <w:tblCellMar>
+            <w:top w:w="0" w:type="dxa"/>
+            <w:bottom w:w="0" w:type="dxa"/>
+          </w:tblCellMar>
+        </w:tblPrEx>
         <w:trPr>
           <w:cantSplit/>
         </w:trPr>
@@ -4177,11 +5274,11 @@
         <w:keepNext/>
         <w:ind w:left="360"/>
       </w:pPr>
-      <w:bookmarkStart w:id="8" w:name="_Toc237962545"/>
-      <w:r>
-        <w:t>2.3.  CREAR UN CLIENTE NUEVO CON DATOS SUNAT</w:t>
-      </w:r>
-      <w:bookmarkEnd w:id="8"/>
+      <w:bookmarkStart w:id="9" w:name="_Toc238140441"/>
+      <w:r>
+        <w:t>2.4.  CREAR UN CLIENTE NUEVO CON DATOS SUNAT</w:t>
+      </w:r>
+      <w:bookmarkEnd w:id="9"/>
     </w:p>
     <w:p>
       <w:pPr>
@@ -4189,11 +5286,11 @@
         <w:keepNext/>
         <w:ind w:left="720"/>
       </w:pPr>
-      <w:bookmarkStart w:id="9" w:name="_Toc237962546"/>
+      <w:bookmarkStart w:id="10" w:name="_Toc238140442"/>
       <w:r>
         <w:t>Paso 1 — Consultar SUNAT</w:t>
       </w:r>
-      <w:bookmarkEnd w:id="9"/>
+      <w:bookmarkEnd w:id="10"/>
     </w:p>
     <w:p>
       <w:pPr>
@@ -4289,7 +5386,7 @@
         </w:rPr>
         <w:lastRenderedPageBreak/>
         <w:drawing>
-          <wp:inline distT="0" distB="0" distL="0" distR="0" wp14:anchorId="7865B003" wp14:editId="701E6251">
+          <wp:inline distT="0" distB="0" distL="0" distR="0" wp14:anchorId="313E5E9C" wp14:editId="40C04B02">
             <wp:extent cx="2857500" cy="3228975"/>
             <wp:effectExtent l="0" t="0" r="0" b="0"/>
             <wp:docPr id="4" name="Imagen 4"/>
@@ -4369,7 +5466,7 @@
           <w:left w:w="10" w:type="dxa"/>
           <w:right w:w="10" w:type="dxa"/>
         </w:tblCellMar>
-        <w:tblLook w:val="0000" w:firstRow="0" w:lastRow="0" w:firstColumn="0" w:lastColumn="0" w:noHBand="0" w:noVBand="0"/>
+        <w:tblLook w:val="04A0" w:firstRow="1" w:lastRow="0" w:firstColumn="1" w:lastColumn="0" w:noHBand="0" w:noVBand="1"/>
       </w:tblPr>
       <w:tblGrid>
         <w:gridCol w:w="2600"/>
@@ -4377,6 +5474,12 @@
         <w:gridCol w:w="3226"/>
       </w:tblGrid>
       <w:tr>
+        <w:tblPrEx>
+          <w:tblCellMar>
+            <w:top w:w="0" w:type="dxa"/>
+            <w:bottom w:w="0" w:type="dxa"/>
+          </w:tblCellMar>
+        </w:tblPrEx>
         <w:trPr>
           <w:cantSplit/>
           <w:tblHeader/>
@@ -4485,6 +5588,12 @@
         </w:tc>
       </w:tr>
       <w:tr>
+        <w:tblPrEx>
+          <w:tblCellMar>
+            <w:top w:w="0" w:type="dxa"/>
+            <w:bottom w:w="0" w:type="dxa"/>
+          </w:tblCellMar>
+        </w:tblPrEx>
         <w:trPr>
           <w:cantSplit/>
         </w:trPr>
@@ -4583,6 +5692,12 @@
         </w:tc>
       </w:tr>
       <w:tr>
+        <w:tblPrEx>
+          <w:tblCellMar>
+            <w:top w:w="0" w:type="dxa"/>
+            <w:bottom w:w="0" w:type="dxa"/>
+          </w:tblCellMar>
+        </w:tblPrEx>
         <w:trPr>
           <w:cantSplit/>
         </w:trPr>
@@ -4686,6 +5801,12 @@
         </w:tc>
       </w:tr>
       <w:tr>
+        <w:tblPrEx>
+          <w:tblCellMar>
+            <w:top w:w="0" w:type="dxa"/>
+            <w:bottom w:w="0" w:type="dxa"/>
+          </w:tblCellMar>
+        </w:tblPrEx>
         <w:trPr>
           <w:cantSplit/>
         </w:trPr>
@@ -4788,6 +5909,12 @@
         </w:tc>
       </w:tr>
       <w:tr>
+        <w:tblPrEx>
+          <w:tblCellMar>
+            <w:top w:w="0" w:type="dxa"/>
+            <w:bottom w:w="0" w:type="dxa"/>
+          </w:tblCellMar>
+        </w:tblPrEx>
         <w:trPr>
           <w:cantSplit/>
         </w:trPr>
@@ -4889,6 +6016,12 @@
         </w:tc>
       </w:tr>
       <w:tr>
+        <w:tblPrEx>
+          <w:tblCellMar>
+            <w:top w:w="0" w:type="dxa"/>
+            <w:bottom w:w="0" w:type="dxa"/>
+          </w:tblCellMar>
+        </w:tblPrEx>
         <w:trPr>
           <w:cantSplit/>
         </w:trPr>
@@ -4987,6 +6120,12 @@
         </w:tc>
       </w:tr>
       <w:tr>
+        <w:tblPrEx>
+          <w:tblCellMar>
+            <w:top w:w="0" w:type="dxa"/>
+            <w:bottom w:w="0" w:type="dxa"/>
+          </w:tblCellMar>
+        </w:tblPrEx>
         <w:trPr>
           <w:cantSplit/>
         </w:trPr>
@@ -5088,6 +6227,12 @@
         </w:tc>
       </w:tr>
       <w:tr>
+        <w:tblPrEx>
+          <w:tblCellMar>
+            <w:top w:w="0" w:type="dxa"/>
+            <w:bottom w:w="0" w:type="dxa"/>
+          </w:tblCellMar>
+        </w:tblPrEx>
         <w:trPr>
           <w:cantSplit/>
         </w:trPr>
@@ -5147,23 +6292,7 @@
                 <w:sz w:val="20"/>
                 <w:szCs w:val="20"/>
               </w:rPr>
-              <w:t xml:space="preserve">Calle, número, complemento y </w:t>
-            </w:r>
-            <w:proofErr w:type="spellStart"/>
-            <w:r>
-              <w:rPr>
-                <w:sz w:val="20"/>
-                <w:szCs w:val="20"/>
-              </w:rPr>
-              <w:t>ubigeo</w:t>
-            </w:r>
-            <w:proofErr w:type="spellEnd"/>
-            <w:r>
-              <w:rPr>
-                <w:sz w:val="20"/>
-                <w:szCs w:val="20"/>
-              </w:rPr>
-              <w:t xml:space="preserve"> preseleccionados</w:t>
+              <w:t>Calle, número, complemento y ubigeo preseleccionados</w:t>
             </w:r>
           </w:p>
         </w:tc>
@@ -5215,12 +6344,18 @@
           <w:left w:w="10" w:type="dxa"/>
           <w:right w:w="10" w:type="dxa"/>
         </w:tblCellMar>
-        <w:tblLook w:val="0000" w:firstRow="0" w:lastRow="0" w:firstColumn="0" w:lastColumn="0" w:noHBand="0" w:noVBand="0"/>
+        <w:tblLook w:val="04A0" w:firstRow="1" w:lastRow="0" w:firstColumn="1" w:lastColumn="0" w:noHBand="0" w:noVBand="1"/>
       </w:tblPr>
       <w:tblGrid>
         <w:gridCol w:w="9026"/>
       </w:tblGrid>
       <w:tr>
+        <w:tblPrEx>
+          <w:tblCellMar>
+            <w:top w:w="0" w:type="dxa"/>
+            <w:bottom w:w="0" w:type="dxa"/>
+          </w:tblCellMar>
+        </w:tblPrEx>
         <w:trPr>
           <w:cantSplit/>
         </w:trPr>
@@ -5271,12 +6406,12 @@
         <w:keepNext/>
         <w:ind w:left="720"/>
       </w:pPr>
-      <w:bookmarkStart w:id="10" w:name="_Toc237962547"/>
+      <w:bookmarkStart w:id="11" w:name="_Toc238140443"/>
       <w:r>
         <w:lastRenderedPageBreak/>
         <w:t>Paso 2 — Revisar la dirección</w:t>
       </w:r>
-      <w:bookmarkEnd w:id="10"/>
+      <w:bookmarkEnd w:id="11"/>
     </w:p>
     <w:p>
       <w:pPr>
@@ -5303,13 +6438,19 @@
           <w:left w:w="10" w:type="dxa"/>
           <w:right w:w="10" w:type="dxa"/>
         </w:tblCellMar>
-        <w:tblLook w:val="0000" w:firstRow="0" w:lastRow="0" w:firstColumn="0" w:lastColumn="0" w:noHBand="0" w:noVBand="0"/>
+        <w:tblLook w:val="04A0" w:firstRow="1" w:lastRow="0" w:firstColumn="1" w:lastColumn="0" w:noHBand="0" w:noVBand="1"/>
       </w:tblPr>
       <w:tblGrid>
         <w:gridCol w:w="3400"/>
         <w:gridCol w:w="5626"/>
       </w:tblGrid>
       <w:tr>
+        <w:tblPrEx>
+          <w:tblCellMar>
+            <w:top w:w="0" w:type="dxa"/>
+            <w:bottom w:w="0" w:type="dxa"/>
+          </w:tblCellMar>
+        </w:tblPrEx>
         <w:trPr>
           <w:cantSplit/>
           <w:tblHeader/>
@@ -5384,6 +6525,12 @@
         </w:tc>
       </w:tr>
       <w:tr>
+        <w:tblPrEx>
+          <w:tblCellMar>
+            <w:top w:w="0" w:type="dxa"/>
+            <w:bottom w:w="0" w:type="dxa"/>
+          </w:tblCellMar>
+        </w:tblPrEx>
         <w:trPr>
           <w:cantSplit/>
         </w:trPr>
@@ -5453,6 +6600,12 @@
         </w:tc>
       </w:tr>
       <w:tr>
+        <w:tblPrEx>
+          <w:tblCellMar>
+            <w:top w:w="0" w:type="dxa"/>
+            <w:bottom w:w="0" w:type="dxa"/>
+          </w:tblCellMar>
+        </w:tblPrEx>
         <w:trPr>
           <w:cantSplit/>
         </w:trPr>
@@ -5524,6 +6677,12 @@
         </w:tc>
       </w:tr>
       <w:tr>
+        <w:tblPrEx>
+          <w:tblCellMar>
+            <w:top w:w="0" w:type="dxa"/>
+            <w:bottom w:w="0" w:type="dxa"/>
+          </w:tblCellMar>
+        </w:tblPrEx>
         <w:trPr>
           <w:cantSplit/>
         </w:trPr>
@@ -5555,27 +6714,7 @@
                 <w:sz w:val="20"/>
                 <w:szCs w:val="20"/>
               </w:rPr>
-              <w:t xml:space="preserve">Complemento (piso, interior, </w:t>
-            </w:r>
-            <w:proofErr w:type="spellStart"/>
-            <w:r>
-              <w:rPr>
-                <w:b/>
-                <w:bCs/>
-                <w:sz w:val="20"/>
-                <w:szCs w:val="20"/>
-              </w:rPr>
-              <w:t>mz</w:t>
-            </w:r>
-            <w:proofErr w:type="spellEnd"/>
-            <w:r>
-              <w:rPr>
-                <w:b/>
-                <w:bCs/>
-                <w:sz w:val="20"/>
-                <w:szCs w:val="20"/>
-              </w:rPr>
-              <w:t>/lote)</w:t>
+              <w:t>Complemento (piso, interior, mz/lote)</w:t>
             </w:r>
           </w:p>
         </w:tc>
@@ -5692,7 +6831,7 @@
           <w:noProof/>
         </w:rPr>
         <w:drawing>
-          <wp:inline distT="0" distB="0" distL="0" distR="0" wp14:anchorId="58AEA7BF" wp14:editId="3F664100">
+          <wp:inline distT="0" distB="0" distL="0" distR="0" wp14:anchorId="2C0A5861" wp14:editId="23ED541C">
             <wp:extent cx="2857500" cy="3238500"/>
             <wp:effectExtent l="0" t="0" r="0" b="0"/>
             <wp:docPr id="5" name="Imagen 5"/>
@@ -5744,29 +6883,7 @@
           <w:sz w:val="18"/>
           <w:szCs w:val="18"/>
         </w:rPr>
-        <w:t xml:space="preserve">Figura 5. Sección Dirección: calle, número y complemento separados; </w:t>
-      </w:r>
-      <w:proofErr w:type="spellStart"/>
-      <w:r>
-        <w:rPr>
-          <w:i/>
-          <w:iCs/>
-          <w:color w:val="595959"/>
-          <w:sz w:val="18"/>
-          <w:szCs w:val="18"/>
-        </w:rPr>
-        <w:t>ubigeo</w:t>
-      </w:r>
-      <w:proofErr w:type="spellEnd"/>
-      <w:r>
-        <w:rPr>
-          <w:i/>
-          <w:iCs/>
-          <w:color w:val="595959"/>
-          <w:sz w:val="18"/>
-          <w:szCs w:val="18"/>
-        </w:rPr>
-        <w:t xml:space="preserve"> por desplegables; botón principal Crear en Sistema y Asignar.</w:t>
+        <w:t>Figura 5. Sección Dirección: calle, número y complemento separados; ubigeo por desplegables; botón principal Crear en Sistema y Asignar.</w:t>
       </w:r>
     </w:p>
     <w:tbl>
@@ -5784,12 +6901,18 @@
           <w:left w:w="10" w:type="dxa"/>
           <w:right w:w="10" w:type="dxa"/>
         </w:tblCellMar>
-        <w:tblLook w:val="0000" w:firstRow="0" w:lastRow="0" w:firstColumn="0" w:lastColumn="0" w:noHBand="0" w:noVBand="0"/>
+        <w:tblLook w:val="04A0" w:firstRow="1" w:lastRow="0" w:firstColumn="1" w:lastColumn="0" w:noHBand="0" w:noVBand="1"/>
       </w:tblPr>
       <w:tblGrid>
         <w:gridCol w:w="9026"/>
       </w:tblGrid>
       <w:tr>
+        <w:tblPrEx>
+          <w:tblCellMar>
+            <w:top w:w="0" w:type="dxa"/>
+            <w:bottom w:w="0" w:type="dxa"/>
+          </w:tblCellMar>
+        </w:tblPrEx>
         <w:trPr>
           <w:cantSplit/>
         </w:trPr>
@@ -5840,11 +6963,11 @@
         <w:keepNext/>
         <w:ind w:left="720"/>
       </w:pPr>
-      <w:bookmarkStart w:id="11" w:name="_Toc237962548"/>
+      <w:bookmarkStart w:id="12" w:name="_Toc238140444"/>
       <w:r>
         <w:t>Paso 3 — Crear y asignar</w:t>
       </w:r>
-      <w:bookmarkEnd w:id="11"/>
+      <w:bookmarkEnd w:id="12"/>
     </w:p>
     <w:p>
       <w:pPr>
@@ -5907,7 +7030,7 @@
           <w:noProof/>
         </w:rPr>
         <w:drawing>
-          <wp:inline distT="0" distB="0" distL="0" distR="0" wp14:anchorId="50D86515" wp14:editId="18AAA66E">
+          <wp:inline distT="0" distB="0" distL="0" distR="0" wp14:anchorId="62C08BF7" wp14:editId="0FC65BC0">
             <wp:extent cx="4095750" cy="2343150"/>
             <wp:effectExtent l="0" t="0" r="0" b="0"/>
             <wp:docPr id="6" name="Imagen 6"/>
@@ -5968,11 +7091,11 @@
         <w:keepNext/>
         <w:ind w:left="720"/>
       </w:pPr>
-      <w:bookmarkStart w:id="12" w:name="_Toc237962549"/>
+      <w:bookmarkStart w:id="13" w:name="_Toc238140445"/>
       <w:r>
         <w:t>Si el cliente ya existe</w:t>
       </w:r>
-      <w:bookmarkEnd w:id="12"/>
+      <w:bookmarkEnd w:id="13"/>
     </w:p>
     <w:p>
       <w:pPr>
@@ -5995,7 +7118,7 @@
           <w:noProof/>
         </w:rPr>
         <w:drawing>
-          <wp:inline distT="0" distB="0" distL="0" distR="0" wp14:anchorId="65BF8E98" wp14:editId="00CE45BF">
+          <wp:inline distT="0" distB="0" distL="0" distR="0" wp14:anchorId="47BA8022" wp14:editId="58D278B5">
             <wp:extent cx="3143250" cy="2085975"/>
             <wp:effectExtent l="0" t="0" r="0" b="0"/>
             <wp:docPr id="7" name="Imagen 7"/>
@@ -6065,13 +7188,19 @@
           <w:left w:w="10" w:type="dxa"/>
           <w:right w:w="10" w:type="dxa"/>
         </w:tblCellMar>
-        <w:tblLook w:val="0000" w:firstRow="0" w:lastRow="0" w:firstColumn="0" w:lastColumn="0" w:noHBand="0" w:noVBand="0"/>
+        <w:tblLook w:val="04A0" w:firstRow="1" w:lastRow="0" w:firstColumn="1" w:lastColumn="0" w:noHBand="0" w:noVBand="1"/>
       </w:tblPr>
       <w:tblGrid>
         <w:gridCol w:w="3400"/>
         <w:gridCol w:w="5626"/>
       </w:tblGrid>
       <w:tr>
+        <w:tblPrEx>
+          <w:tblCellMar>
+            <w:top w:w="0" w:type="dxa"/>
+            <w:bottom w:w="0" w:type="dxa"/>
+          </w:tblCellMar>
+        </w:tblPrEx>
         <w:trPr>
           <w:cantSplit/>
           <w:tblHeader/>
@@ -6146,6 +7275,12 @@
         </w:tc>
       </w:tr>
       <w:tr>
+        <w:tblPrEx>
+          <w:tblCellMar>
+            <w:top w:w="0" w:type="dxa"/>
+            <w:bottom w:w="0" w:type="dxa"/>
+          </w:tblCellMar>
+        </w:tblPrEx>
         <w:trPr>
           <w:cantSplit/>
         </w:trPr>
@@ -6215,6 +7350,12 @@
         </w:tc>
       </w:tr>
       <w:tr>
+        <w:tblPrEx>
+          <w:tblCellMar>
+            <w:top w:w="0" w:type="dxa"/>
+            <w:bottom w:w="0" w:type="dxa"/>
+          </w:tblCellMar>
+        </w:tblPrEx>
         <w:trPr>
           <w:cantSplit/>
         </w:trPr>
@@ -6300,12 +7441,18 @@
           <w:left w:w="10" w:type="dxa"/>
           <w:right w:w="10" w:type="dxa"/>
         </w:tblCellMar>
-        <w:tblLook w:val="0000" w:firstRow="0" w:lastRow="0" w:firstColumn="0" w:lastColumn="0" w:noHBand="0" w:noVBand="0"/>
+        <w:tblLook w:val="04A0" w:firstRow="1" w:lastRow="0" w:firstColumn="1" w:lastColumn="0" w:noHBand="0" w:noVBand="1"/>
       </w:tblPr>
       <w:tblGrid>
         <w:gridCol w:w="9026"/>
       </w:tblGrid>
       <w:tr>
+        <w:tblPrEx>
+          <w:tblCellMar>
+            <w:top w:w="0" w:type="dxa"/>
+            <w:bottom w:w="0" w:type="dxa"/>
+          </w:tblCellMar>
+        </w:tblPrEx>
         <w:trPr>
           <w:cantSplit/>
         </w:trPr>
@@ -6345,6 +7492,353 @@
             </w:pPr>
             <w:r>
               <w:t>La alerta indica la cuenta y el nombre del cliente existente. Esta validación la realiza el propio servidor, por lo que aplica también si el cliente fue creado desde otra caja o desde Dynamics 365.</w:t>
+            </w:r>
+          </w:p>
+        </w:tc>
+      </w:tr>
+    </w:tbl>
+    <w:p>
+      <w:pPr>
+        <w:pStyle w:val="Ttulo3"/>
+        <w:keepNext/>
+        <w:ind w:left="720"/>
+      </w:pPr>
+      <w:bookmarkStart w:id="14" w:name="_Toc238140446"/>
+      <w:r>
+        <w:lastRenderedPageBreak/>
+        <w:t>Si el RUC está observado en SUNAT</w:t>
+      </w:r>
+      <w:bookmarkEnd w:id="14"/>
+    </w:p>
+    <w:p>
+      <w:pPr>
+        <w:keepNext/>
+        <w:spacing w:after="120" w:line="276" w:lineRule="auto"/>
+        <w:ind w:left="720"/>
+      </w:pPr>
+      <w:r>
+        <w:t>Al consultar SUNAT y también al presionar Crear, el sistema verifica el estado del contribuyente:</w:t>
+      </w:r>
+    </w:p>
+    <w:tbl>
+      <w:tblPr>
+        <w:tblW w:w="9026" w:type="dxa"/>
+        <w:tblBorders>
+          <w:top w:val="single" w:sz="4" w:space="0" w:color="auto"/>
+          <w:left w:val="single" w:sz="4" w:space="0" w:color="auto"/>
+          <w:bottom w:val="single" w:sz="4" w:space="0" w:color="auto"/>
+          <w:right w:val="single" w:sz="4" w:space="0" w:color="auto"/>
+          <w:insideH w:val="single" w:sz="4" w:space="0" w:color="auto"/>
+          <w:insideV w:val="single" w:sz="4" w:space="0" w:color="auto"/>
+        </w:tblBorders>
+        <w:tblCellMar>
+          <w:left w:w="10" w:type="dxa"/>
+          <w:right w:w="10" w:type="dxa"/>
+        </w:tblCellMar>
+        <w:tblLook w:val="04A0" w:firstRow="1" w:lastRow="0" w:firstColumn="1" w:lastColumn="0" w:noHBand="0" w:noVBand="1"/>
+      </w:tblPr>
+      <w:tblGrid>
+        <w:gridCol w:w="3400"/>
+        <w:gridCol w:w="5626"/>
+      </w:tblGrid>
+      <w:tr>
+        <w:tblPrEx>
+          <w:tblCellMar>
+            <w:top w:w="0" w:type="dxa"/>
+            <w:bottom w:w="0" w:type="dxa"/>
+          </w:tblCellMar>
+        </w:tblPrEx>
+        <w:trPr>
+          <w:cantSplit/>
+          <w:tblHeader/>
+        </w:trPr>
+        <w:tc>
+          <w:tcPr>
+            <w:tcW w:w="3400" w:type="dxa"/>
+            <w:tcBorders>
+              <w:top w:val="single" w:sz="4" w:space="0" w:color="BFBFBF"/>
+              <w:left w:val="single" w:sz="4" w:space="0" w:color="BFBFBF"/>
+              <w:bottom w:val="single" w:sz="4" w:space="0" w:color="BFBFBF"/>
+              <w:right w:val="single" w:sz="4" w:space="0" w:color="BFBFBF"/>
+            </w:tcBorders>
+            <w:shd w:val="clear" w:color="auto" w:fill="F9DADD"/>
+            <w:tcMar>
+              <w:top w:w="80" w:type="dxa"/>
+              <w:left w:w="120" w:type="dxa"/>
+              <w:bottom w:w="80" w:type="dxa"/>
+              <w:right w:w="120" w:type="dxa"/>
+            </w:tcMar>
+            <w:vAlign w:val="center"/>
+          </w:tcPr>
+          <w:p>
+            <w:pPr>
+              <w:keepNext/>
+              <w:spacing w:line="252" w:lineRule="auto"/>
+            </w:pPr>
+            <w:r>
+              <w:rPr>
+                <w:b/>
+                <w:bCs/>
+                <w:sz w:val="20"/>
+                <w:szCs w:val="20"/>
+              </w:rPr>
+              <w:t>Situación en SUNAT</w:t>
+            </w:r>
+          </w:p>
+        </w:tc>
+        <w:tc>
+          <w:tcPr>
+            <w:tcW w:w="5626" w:type="dxa"/>
+            <w:tcBorders>
+              <w:top w:val="single" w:sz="4" w:space="0" w:color="BFBFBF"/>
+              <w:left w:val="single" w:sz="4" w:space="0" w:color="BFBFBF"/>
+              <w:bottom w:val="single" w:sz="4" w:space="0" w:color="BFBFBF"/>
+              <w:right w:val="single" w:sz="4" w:space="0" w:color="BFBFBF"/>
+            </w:tcBorders>
+            <w:shd w:val="clear" w:color="auto" w:fill="F9DADD"/>
+            <w:tcMar>
+              <w:top w:w="80" w:type="dxa"/>
+              <w:left w:w="120" w:type="dxa"/>
+              <w:bottom w:w="80" w:type="dxa"/>
+              <w:right w:w="120" w:type="dxa"/>
+            </w:tcMar>
+            <w:vAlign w:val="center"/>
+          </w:tcPr>
+          <w:p>
+            <w:pPr>
+              <w:keepNext/>
+              <w:spacing w:line="252" w:lineRule="auto"/>
+            </w:pPr>
+            <w:r>
+              <w:rPr>
+                <w:b/>
+                <w:bCs/>
+                <w:sz w:val="20"/>
+                <w:szCs w:val="20"/>
+              </w:rPr>
+              <w:t>Qué hace el sistema</w:t>
+            </w:r>
+          </w:p>
+        </w:tc>
+      </w:tr>
+      <w:tr>
+        <w:tblPrEx>
+          <w:tblCellMar>
+            <w:top w:w="0" w:type="dxa"/>
+            <w:bottom w:w="0" w:type="dxa"/>
+          </w:tblCellMar>
+        </w:tblPrEx>
+        <w:trPr>
+          <w:cantSplit/>
+        </w:trPr>
+        <w:tc>
+          <w:tcPr>
+            <w:tcW w:w="3400" w:type="dxa"/>
+            <w:tcBorders>
+              <w:top w:val="single" w:sz="4" w:space="0" w:color="BFBFBF"/>
+              <w:left w:val="single" w:sz="4" w:space="0" w:color="BFBFBF"/>
+              <w:bottom w:val="single" w:sz="4" w:space="0" w:color="BFBFBF"/>
+              <w:right w:val="single" w:sz="4" w:space="0" w:color="BFBFBF"/>
+            </w:tcBorders>
+            <w:tcMar>
+              <w:top w:w="80" w:type="dxa"/>
+              <w:left w:w="120" w:type="dxa"/>
+              <w:bottom w:w="80" w:type="dxa"/>
+              <w:right w:w="120" w:type="dxa"/>
+            </w:tcMar>
+            <w:vAlign w:val="center"/>
+          </w:tcPr>
+          <w:p>
+            <w:pPr>
+              <w:keepNext/>
+              <w:spacing w:line="252" w:lineRule="auto"/>
+            </w:pPr>
+            <w:r>
+              <w:rPr>
+                <w:b/>
+                <w:bCs/>
+                <w:sz w:val="20"/>
+                <w:szCs w:val="20"/>
+              </w:rPr>
+              <w:t>ACTIVO y HABIDO</w:t>
+            </w:r>
+          </w:p>
+        </w:tc>
+        <w:tc>
+          <w:tcPr>
+            <w:tcW w:w="5626" w:type="dxa"/>
+            <w:tcBorders>
+              <w:top w:val="single" w:sz="4" w:space="0" w:color="BFBFBF"/>
+              <w:left w:val="single" w:sz="4" w:space="0" w:color="BFBFBF"/>
+              <w:bottom w:val="single" w:sz="4" w:space="0" w:color="BFBFBF"/>
+              <w:right w:val="single" w:sz="4" w:space="0" w:color="BFBFBF"/>
+            </w:tcBorders>
+            <w:tcMar>
+              <w:top w:w="80" w:type="dxa"/>
+              <w:left w:w="120" w:type="dxa"/>
+              <w:bottom w:w="80" w:type="dxa"/>
+              <w:right w:w="120" w:type="dxa"/>
+            </w:tcMar>
+            <w:vAlign w:val="center"/>
+          </w:tcPr>
+          <w:p>
+            <w:pPr>
+              <w:keepNext/>
+              <w:spacing w:line="252" w:lineRule="auto"/>
+            </w:pPr>
+            <w:r>
+              <w:rPr>
+                <w:sz w:val="20"/>
+                <w:szCs w:val="20"/>
+              </w:rPr>
+              <w:t>Cliente apto: la creación continúa normal.</w:t>
+            </w:r>
+          </w:p>
+        </w:tc>
+      </w:tr>
+      <w:tr>
+        <w:tblPrEx>
+          <w:tblCellMar>
+            <w:top w:w="0" w:type="dxa"/>
+            <w:bottom w:w="0" w:type="dxa"/>
+          </w:tblCellMar>
+        </w:tblPrEx>
+        <w:trPr>
+          <w:cantSplit/>
+        </w:trPr>
+        <w:tc>
+          <w:tcPr>
+            <w:tcW w:w="3400" w:type="dxa"/>
+            <w:tcBorders>
+              <w:top w:val="single" w:sz="4" w:space="0" w:color="BFBFBF"/>
+              <w:left w:val="single" w:sz="4" w:space="0" w:color="BFBFBF"/>
+              <w:bottom w:val="single" w:sz="4" w:space="0" w:color="BFBFBF"/>
+              <w:right w:val="single" w:sz="4" w:space="0" w:color="BFBFBF"/>
+            </w:tcBorders>
+            <w:shd w:val="clear" w:color="auto" w:fill="F5F5F5"/>
+            <w:tcMar>
+              <w:top w:w="80" w:type="dxa"/>
+              <w:left w:w="120" w:type="dxa"/>
+              <w:bottom w:w="80" w:type="dxa"/>
+              <w:right w:w="120" w:type="dxa"/>
+            </w:tcMar>
+            <w:vAlign w:val="center"/>
+          </w:tcPr>
+          <w:p>
+            <w:pPr>
+              <w:spacing w:line="252" w:lineRule="auto"/>
+            </w:pPr>
+            <w:r>
+              <w:rPr>
+                <w:b/>
+                <w:bCs/>
+                <w:sz w:val="20"/>
+                <w:szCs w:val="20"/>
+              </w:rPr>
+              <w:t>BAJA, SUSPENSIÓN, NO HABIDO o NO HALLADO</w:t>
+            </w:r>
+          </w:p>
+        </w:tc>
+        <w:tc>
+          <w:tcPr>
+            <w:tcW w:w="5626" w:type="dxa"/>
+            <w:tcBorders>
+              <w:top w:val="single" w:sz="4" w:space="0" w:color="BFBFBF"/>
+              <w:left w:val="single" w:sz="4" w:space="0" w:color="BFBFBF"/>
+              <w:bottom w:val="single" w:sz="4" w:space="0" w:color="BFBFBF"/>
+              <w:right w:val="single" w:sz="4" w:space="0" w:color="BFBFBF"/>
+            </w:tcBorders>
+            <w:shd w:val="clear" w:color="auto" w:fill="F5F5F5"/>
+            <w:tcMar>
+              <w:top w:w="80" w:type="dxa"/>
+              <w:left w:w="120" w:type="dxa"/>
+              <w:bottom w:w="80" w:type="dxa"/>
+              <w:right w:w="120" w:type="dxa"/>
+            </w:tcMar>
+            <w:vAlign w:val="center"/>
+          </w:tcPr>
+          <w:p>
+            <w:pPr>
+              <w:spacing w:line="252" w:lineRule="auto"/>
+            </w:pPr>
+            <w:r>
+              <w:rPr>
+                <w:sz w:val="20"/>
+                <w:szCs w:val="20"/>
+              </w:rPr>
+              <w:t>Aparece la alerta de veto: a ese cliente NO se le puede vender ni registrar. La creación se niega.</w:t>
+            </w:r>
+          </w:p>
+        </w:tc>
+      </w:tr>
+    </w:tbl>
+    <w:p/>
+    <w:tbl>
+      <w:tblPr>
+        <w:tblW w:w="9026" w:type="dxa"/>
+        <w:tblBorders>
+          <w:top w:val="single" w:sz="4" w:space="0" w:color="auto"/>
+          <w:left w:val="single" w:sz="4" w:space="0" w:color="auto"/>
+          <w:bottom w:val="single" w:sz="4" w:space="0" w:color="auto"/>
+          <w:right w:val="single" w:sz="4" w:space="0" w:color="auto"/>
+          <w:insideH w:val="single" w:sz="4" w:space="0" w:color="auto"/>
+          <w:insideV w:val="single" w:sz="4" w:space="0" w:color="auto"/>
+        </w:tblBorders>
+        <w:tblCellMar>
+          <w:left w:w="10" w:type="dxa"/>
+          <w:right w:w="10" w:type="dxa"/>
+        </w:tblCellMar>
+        <w:tblLook w:val="04A0" w:firstRow="1" w:lastRow="0" w:firstColumn="1" w:lastColumn="0" w:noHBand="0" w:noVBand="1"/>
+      </w:tblPr>
+      <w:tblGrid>
+        <w:gridCol w:w="9026"/>
+      </w:tblGrid>
+      <w:tr>
+        <w:tblPrEx>
+          <w:tblCellMar>
+            <w:top w:w="0" w:type="dxa"/>
+            <w:bottom w:w="0" w:type="dxa"/>
+          </w:tblCellMar>
+        </w:tblPrEx>
+        <w:trPr>
+          <w:cantSplit/>
+        </w:trPr>
+        <w:tc>
+          <w:tcPr>
+            <w:tcW w:w="9026" w:type="dxa"/>
+            <w:tcBorders>
+              <w:top w:val="none" w:sz="0" w:space="0" w:color="FFFFFF"/>
+              <w:left w:val="single" w:sz="24" w:space="0" w:color="C8102E"/>
+              <w:bottom w:val="none" w:sz="0" w:space="0" w:color="FFFFFF"/>
+              <w:right w:val="none" w:sz="0" w:space="0" w:color="FFFFFF"/>
+            </w:tcBorders>
+            <w:shd w:val="clear" w:color="auto" w:fill="FFF4F5"/>
+            <w:tcMar>
+              <w:top w:w="120" w:type="dxa"/>
+              <w:left w:w="200" w:type="dxa"/>
+              <w:bottom w:w="120" w:type="dxa"/>
+              <w:right w:w="200" w:type="dxa"/>
+            </w:tcMar>
+          </w:tcPr>
+          <w:p>
+            <w:pPr>
+              <w:spacing w:after="60"/>
+            </w:pPr>
+            <w:r>
+              <w:rPr>
+                <w:b/>
+                <w:bCs/>
+                <w:color w:val="C8102E"/>
+              </w:rPr>
+              <w:t>Nota Importante:</w:t>
+            </w:r>
+          </w:p>
+          <w:p>
+            <w:pPr>
+              <w:spacing w:line="276" w:lineRule="auto"/>
+            </w:pPr>
+            <w:r>
+              <w:t>El veto corre también al presionar Crear aunque no se haya consultado SUNAT: llenar los campos a mano no lo evita. El cliente debe regularizar su situación en SUNAT antes de poder comprar. Si el servicio de consulta está caído, la venta no se bloquea.</w:t>
             </w:r>
           </w:p>
         </w:tc>
@@ -6356,11 +7850,11 @@
         <w:keepNext/>
         <w:ind w:left="360"/>
       </w:pPr>
-      <w:bookmarkStart w:id="13" w:name="_Toc237962550"/>
-      <w:r>
-        <w:t>2.4.  EDITAR EL CLIENTE DE LA VENTA</w:t>
-      </w:r>
-      <w:bookmarkEnd w:id="13"/>
+      <w:bookmarkStart w:id="15" w:name="_Toc238140447"/>
+      <w:r>
+        <w:t>2.5.  EDITAR EL CLIENTE DE LA VENTA</w:t>
+      </w:r>
+      <w:bookmarkEnd w:id="15"/>
     </w:p>
     <w:p>
       <w:pPr>
@@ -6405,7 +7899,6 @@
         <w:spacing w:after="100" w:line="276" w:lineRule="auto"/>
       </w:pPr>
       <w:r>
-        <w:lastRenderedPageBreak/>
         <w:t>Modificar el nombre, teléfono o correo si corresponde. La cuenta y el documento no se editan.</w:t>
       </w:r>
     </w:p>
@@ -6419,15 +7912,7 @@
         <w:spacing w:after="100" w:line="276" w:lineRule="auto"/>
       </w:pPr>
       <w:r>
-        <w:t xml:space="preserve">En la sección Dirección, corregir la calle, el número, el complemento o el </w:t>
-      </w:r>
-      <w:proofErr w:type="spellStart"/>
-      <w:r>
-        <w:t>ubigeo</w:t>
-      </w:r>
-      <w:proofErr w:type="spellEnd"/>
-      <w:r>
-        <w:t xml:space="preserve">. Si el cliente fue creado antes de esta versión, la dirección aparece </w:t>
+        <w:t xml:space="preserve">En la sección Dirección, corregir la calle, el número, el complemento o el ubigeo. Si el cliente fue creado antes de esta versión, la dirección aparece </w:t>
       </w:r>
       <w:r>
         <w:rPr>
@@ -6450,7 +7935,7 @@
         <w:spacing w:after="100" w:line="276" w:lineRule="auto"/>
       </w:pPr>
       <w:r>
-        <w:t xml:space="preserve">Opcional: presionar </w:t>
+        <w:t xml:space="preserve">Recomendado: presionar </w:t>
       </w:r>
       <w:r>
         <w:rPr>
@@ -6460,7 +7945,7 @@
         <w:t>Validar con SUNAT</w:t>
       </w:r>
       <w:r>
-        <w:t xml:space="preserve"> para comparar los datos con los de SUNAT.</w:t>
+        <w:t>. Ejecuta las mismas validaciones que Guardar (situación del contribuyente, dirección y ubigeo) y corrige el formulario antes, así el guardado pasa a la primera.</w:t>
       </w:r>
     </w:p>
     <w:p>
@@ -6483,15 +7968,7 @@
         <w:t>Guardar Cambios</w:t>
       </w:r>
       <w:r>
-        <w:t xml:space="preserve">. El cliente se actualiza y se </w:t>
-      </w:r>
-      <w:proofErr w:type="spellStart"/>
-      <w:r>
-        <w:t>reasigna</w:t>
-      </w:r>
-      <w:proofErr w:type="spellEnd"/>
-      <w:r>
-        <w:t xml:space="preserve"> a la venta.</w:t>
+        <w:t>. El cliente se actualiza y se reasigna a la venta.</w:t>
       </w:r>
     </w:p>
     <w:p>
@@ -6504,8 +7981,9 @@
         <w:rPr>
           <w:noProof/>
         </w:rPr>
+        <w:lastRenderedPageBreak/>
         <w:drawing>
-          <wp:inline distT="0" distB="0" distL="0" distR="0" wp14:anchorId="045672C7" wp14:editId="037DED3A">
+          <wp:inline distT="0" distB="0" distL="0" distR="0" wp14:anchorId="1D6DA839" wp14:editId="12DB5ED6">
             <wp:extent cx="2800350" cy="3143250"/>
             <wp:effectExtent l="0" t="0" r="0" b="0"/>
             <wp:docPr id="8" name="Imagen 8"/>
@@ -6571,7 +8049,7 @@
           <w:noProof/>
         </w:rPr>
         <w:drawing>
-          <wp:inline distT="0" distB="0" distL="0" distR="0" wp14:anchorId="11027A23" wp14:editId="27143D6D">
+          <wp:inline distT="0" distB="0" distL="0" distR="0" wp14:anchorId="04D20034" wp14:editId="075E70CF">
             <wp:extent cx="2828925" cy="3143250"/>
             <wp:effectExtent l="0" t="0" r="0" b="0"/>
             <wp:docPr id="9" name="Imagen 9"/>
@@ -6623,30 +8101,20 @@
           <w:sz w:val="18"/>
           <w:szCs w:val="18"/>
         </w:rPr>
-        <w:t xml:space="preserve">Figura 9. Dirección </w:t>
-      </w:r>
-      <w:proofErr w:type="gramStart"/>
-      <w:r>
-        <w:rPr>
-          <w:i/>
-          <w:iCs/>
-          <w:color w:val="595959"/>
-          <w:sz w:val="18"/>
-          <w:szCs w:val="18"/>
-        </w:rPr>
-        <w:t>del cliente ya separada</w:t>
-      </w:r>
-      <w:proofErr w:type="gramEnd"/>
-      <w:r>
-        <w:rPr>
-          <w:i/>
-          <w:iCs/>
-          <w:color w:val="595959"/>
-          <w:sz w:val="18"/>
-          <w:szCs w:val="18"/>
-        </w:rPr>
-        <w:t xml:space="preserve"> en calle, número y complemento; botones Validar con SUNAT y Guardar Cambios.</w:t>
-      </w:r>
+        <w:t>Figura 9. Dirección del cliente ya separada en calle, número y complemento; botones Validar con SUNAT y Guardar Cambios.</w:t>
+      </w:r>
+    </w:p>
+    <w:p>
+      <w:pPr>
+        <w:pStyle w:val="Ttulo3"/>
+        <w:keepNext/>
+        <w:ind w:left="720"/>
+      </w:pPr>
+      <w:bookmarkStart w:id="16" w:name="_Toc238140448"/>
+      <w:r>
+        <w:t>La dirección fiscal la impone SUNAT</w:t>
+      </w:r>
+      <w:bookmarkEnd w:id="16"/>
     </w:p>
     <w:p>
       <w:pPr>
@@ -6655,9 +8123,169 @@
         <w:ind w:left="720"/>
       </w:pPr>
       <w:r>
+        <w:t>En clientes con RUC, la dirección fiscal no la decide el cajero: es la registrada en SUNAT. Al presionar Validar con SUNAT o Guardar Cambios, si la dirección del formulario (calle, número, complemento o ubigeo) es distinta a la de SUNAT:</w:t>
+      </w:r>
+    </w:p>
+    <w:p>
+      <w:pPr>
+        <w:pStyle w:val="Prrafodelista"/>
+        <w:numPr>
+          <w:ilvl w:val="0"/>
+          <w:numId w:val="8"/>
+        </w:numPr>
+        <w:spacing w:after="100" w:line="276" w:lineRule="auto"/>
+      </w:pPr>
+      <w:r>
+        <w:t>Los campos se rellenan automáticamente con la dirección de SUNAT y la cascada de ubigeo se posiciona.</w:t>
+      </w:r>
+    </w:p>
+    <w:p>
+      <w:pPr>
+        <w:pStyle w:val="Prrafodelista"/>
+        <w:numPr>
+          <w:ilvl w:val="0"/>
+          <w:numId w:val="8"/>
+        </w:numPr>
+        <w:spacing w:after="100" w:line="276" w:lineRule="auto"/>
+      </w:pPr>
+      <w:r>
+        <w:t xml:space="preserve">Aparece la alerta </w:t>
+      </w:r>
+      <w:r>
+        <w:rPr>
+          <w:b/>
+          <w:bCs/>
+        </w:rPr>
+        <w:t>Dirección según SUNAT</w:t>
+      </w:r>
+      <w:r>
+        <w:t xml:space="preserve"> indicando la dirección y el ubigeo registrados.</w:t>
+      </w:r>
+    </w:p>
+    <w:p>
+      <w:pPr>
+        <w:pStyle w:val="Prrafodelista"/>
+        <w:numPr>
+          <w:ilvl w:val="0"/>
+          <w:numId w:val="8"/>
+        </w:numPr>
+        <w:spacing w:after="100" w:line="276" w:lineRule="auto"/>
+      </w:pPr>
+      <w:r>
+        <w:t xml:space="preserve">Revisar lo rellenado y presionar </w:t>
+      </w:r>
+      <w:r>
+        <w:rPr>
+          <w:b/>
+          <w:bCs/>
+        </w:rPr>
+        <w:t>Guardar Cambios</w:t>
+      </w:r>
+      <w:r>
+        <w:t>: ya con los datos coincidiendo, se guarda.</w:t>
+      </w:r>
+    </w:p>
+    <w:p/>
+    <w:tbl>
+      <w:tblPr>
+        <w:tblW w:w="9026" w:type="dxa"/>
+        <w:tblBorders>
+          <w:top w:val="single" w:sz="4" w:space="0" w:color="auto"/>
+          <w:left w:val="single" w:sz="4" w:space="0" w:color="auto"/>
+          <w:bottom w:val="single" w:sz="4" w:space="0" w:color="auto"/>
+          <w:right w:val="single" w:sz="4" w:space="0" w:color="auto"/>
+          <w:insideH w:val="single" w:sz="4" w:space="0" w:color="auto"/>
+          <w:insideV w:val="single" w:sz="4" w:space="0" w:color="auto"/>
+        </w:tblBorders>
+        <w:tblCellMar>
+          <w:left w:w="10" w:type="dxa"/>
+          <w:right w:w="10" w:type="dxa"/>
+        </w:tblCellMar>
+        <w:tblLook w:val="04A0" w:firstRow="1" w:lastRow="0" w:firstColumn="1" w:lastColumn="0" w:noHBand="0" w:noVBand="1"/>
+      </w:tblPr>
+      <w:tblGrid>
+        <w:gridCol w:w="9026"/>
+      </w:tblGrid>
+      <w:tr>
+        <w:tblPrEx>
+          <w:tblCellMar>
+            <w:top w:w="0" w:type="dxa"/>
+            <w:bottom w:w="0" w:type="dxa"/>
+          </w:tblCellMar>
+        </w:tblPrEx>
+        <w:trPr>
+          <w:cantSplit/>
+        </w:trPr>
+        <w:tc>
+          <w:tcPr>
+            <w:tcW w:w="9026" w:type="dxa"/>
+            <w:tcBorders>
+              <w:top w:val="none" w:sz="0" w:space="0" w:color="FFFFFF"/>
+              <w:left w:val="single" w:sz="24" w:space="0" w:color="C8102E"/>
+              <w:bottom w:val="none" w:sz="0" w:space="0" w:color="FFFFFF"/>
+              <w:right w:val="none" w:sz="0" w:space="0" w:color="FFFFFF"/>
+            </w:tcBorders>
+            <w:shd w:val="clear" w:color="auto" w:fill="FFF4F5"/>
+            <w:tcMar>
+              <w:top w:w="120" w:type="dxa"/>
+              <w:left w:w="200" w:type="dxa"/>
+              <w:bottom w:w="120" w:type="dxa"/>
+              <w:right w:w="200" w:type="dxa"/>
+            </w:tcMar>
+          </w:tcPr>
+          <w:p>
+            <w:pPr>
+              <w:spacing w:after="60"/>
+            </w:pPr>
+            <w:r>
+              <w:rPr>
+                <w:b/>
+                <w:bCs/>
+                <w:color w:val="C8102E"/>
+              </w:rPr>
+              <w:lastRenderedPageBreak/>
+              <w:t>Nota Importante:</w:t>
+            </w:r>
+          </w:p>
+          <w:p>
+            <w:pPr>
+              <w:spacing w:line="276" w:lineRule="auto"/>
+            </w:pPr>
+            <w:r>
+              <w:t>Aplica a todos los RUC (10, 15, 17 y 20). El DNI no tiene dirección registrada en SUNAT, así que su dirección sí es de ingreso libre. Si un cliente con RUC se mudó, debe actualizar primero su ficha RUC en SUNAT. Al guardar se modifica la dirección existente; no se crea una segunda. Si el RUC está observado (ver 2.4), la edición muestra la misma alerta de veto.</w:t>
+            </w:r>
+          </w:p>
+        </w:tc>
+      </w:tr>
+    </w:tbl>
+    <w:p>
+      <w:r>
+        <w:br w:type="page"/>
+      </w:r>
+    </w:p>
+    <w:p>
+      <w:pPr>
+        <w:pStyle w:val="Ttulo1"/>
+        <w:keepNext/>
+      </w:pPr>
+      <w:bookmarkStart w:id="17" w:name="_Toc238140449"/>
+      <w:r>
         <w:lastRenderedPageBreak/>
-        <w:t>Al presionar Validar con SUNAT, si la dirección de SUNAT es distinta a la del formulario aparece una alerta:</w:t>
-      </w:r>
+        <w:t>III.  MENSAJES Y CONTINGENCIA</w:t>
+      </w:r>
+      <w:bookmarkEnd w:id="17"/>
+    </w:p>
+    <w:p>
+      <w:pPr>
+        <w:pStyle w:val="Ttulo2"/>
+        <w:keepNext/>
+        <w:ind w:left="360"/>
+      </w:pPr>
+      <w:bookmarkStart w:id="18" w:name="_Toc238140450"/>
+      <w:r>
+        <w:t>3.1.  MENSAJES DEL SISTEMA</w:t>
+      </w:r>
+      <w:bookmarkEnd w:id="18"/>
     </w:p>
     <w:tbl>
       <w:tblPr>
@@ -6674,20 +8302,27 @@
           <w:left w:w="10" w:type="dxa"/>
           <w:right w:w="10" w:type="dxa"/>
         </w:tblCellMar>
-        <w:tblLook w:val="0000" w:firstRow="0" w:lastRow="0" w:firstColumn="0" w:lastColumn="0" w:noHBand="0" w:noVBand="0"/>
+        <w:tblLook w:val="04A0" w:firstRow="1" w:lastRow="0" w:firstColumn="1" w:lastColumn="0" w:noHBand="0" w:noVBand="1"/>
       </w:tblPr>
       <w:tblGrid>
-        <w:gridCol w:w="3400"/>
-        <w:gridCol w:w="5626"/>
+        <w:gridCol w:w="3000"/>
+        <w:gridCol w:w="3200"/>
+        <w:gridCol w:w="2826"/>
       </w:tblGrid>
       <w:tr>
+        <w:tblPrEx>
+          <w:tblCellMar>
+            <w:top w:w="0" w:type="dxa"/>
+            <w:bottom w:w="0" w:type="dxa"/>
+          </w:tblCellMar>
+        </w:tblPrEx>
         <w:trPr>
           <w:cantSplit/>
           <w:tblHeader/>
         </w:trPr>
         <w:tc>
           <w:tcPr>
-            <w:tcW w:w="3400" w:type="dxa"/>
+            <w:tcW w:w="3000" w:type="dxa"/>
             <w:tcBorders>
               <w:top w:val="single" w:sz="4" w:space="0" w:color="BFBFBF"/>
               <w:left w:val="single" w:sz="4" w:space="0" w:color="BFBFBF"/>
@@ -6715,13 +8350,13 @@
                 <w:sz w:val="20"/>
                 <w:szCs w:val="20"/>
               </w:rPr>
-              <w:t>Botón</w:t>
-            </w:r>
-          </w:p>
-        </w:tc>
-        <w:tc>
-          <w:tcPr>
-            <w:tcW w:w="5626" w:type="dxa"/>
+              <w:t>Mensaje</w:t>
+            </w:r>
+          </w:p>
+        </w:tc>
+        <w:tc>
+          <w:tcPr>
+            <w:tcW w:w="3200" w:type="dxa"/>
             <w:tcBorders>
               <w:top w:val="single" w:sz="4" w:space="0" w:color="BFBFBF"/>
               <w:left w:val="single" w:sz="4" w:space="0" w:color="BFBFBF"/>
@@ -6749,18 +8384,58 @@
                 <w:sz w:val="20"/>
                 <w:szCs w:val="20"/>
               </w:rPr>
-              <w:t>Qué hace</w:t>
+              <w:t>Significado</w:t>
+            </w:r>
+          </w:p>
+        </w:tc>
+        <w:tc>
+          <w:tcPr>
+            <w:tcW w:w="2826" w:type="dxa"/>
+            <w:tcBorders>
+              <w:top w:val="single" w:sz="4" w:space="0" w:color="BFBFBF"/>
+              <w:left w:val="single" w:sz="4" w:space="0" w:color="BFBFBF"/>
+              <w:bottom w:val="single" w:sz="4" w:space="0" w:color="BFBFBF"/>
+              <w:right w:val="single" w:sz="4" w:space="0" w:color="BFBFBF"/>
+            </w:tcBorders>
+            <w:shd w:val="clear" w:color="auto" w:fill="F9DADD"/>
+            <w:tcMar>
+              <w:top w:w="80" w:type="dxa"/>
+              <w:left w:w="120" w:type="dxa"/>
+              <w:bottom w:w="80" w:type="dxa"/>
+              <w:right w:w="120" w:type="dxa"/>
+            </w:tcMar>
+            <w:vAlign w:val="center"/>
+          </w:tcPr>
+          <w:p>
+            <w:pPr>
+              <w:keepNext/>
+              <w:spacing w:line="252" w:lineRule="auto"/>
+            </w:pPr>
+            <w:r>
+              <w:rPr>
+                <w:b/>
+                <w:bCs/>
+                <w:sz w:val="20"/>
+                <w:szCs w:val="20"/>
+              </w:rPr>
+              <w:t>Acción del usuario</w:t>
             </w:r>
           </w:p>
         </w:tc>
       </w:tr>
       <w:tr>
+        <w:tblPrEx>
+          <w:tblCellMar>
+            <w:top w:w="0" w:type="dxa"/>
+            <w:bottom w:w="0" w:type="dxa"/>
+          </w:tblCellMar>
+        </w:tblPrEx>
         <w:trPr>
           <w:cantSplit/>
         </w:trPr>
         <w:tc>
           <w:tcPr>
-            <w:tcW w:w="3400" w:type="dxa"/>
+            <w:tcW w:w="3000" w:type="dxa"/>
             <w:tcBorders>
               <w:top w:val="single" w:sz="4" w:space="0" w:color="BFBFBF"/>
               <w:left w:val="single" w:sz="4" w:space="0" w:color="BFBFBF"/>
@@ -6782,18 +8457,16 @@
             </w:pPr>
             <w:r>
               <w:rPr>
-                <w:b/>
-                <w:bCs/>
-                <w:sz w:val="20"/>
-                <w:szCs w:val="20"/>
-              </w:rPr>
-              <w:t>Sí, usar la de SUNAT</w:t>
-            </w:r>
-          </w:p>
-        </w:tc>
-        <w:tc>
-          <w:tcPr>
-            <w:tcW w:w="5626" w:type="dxa"/>
+                <w:sz w:val="20"/>
+                <w:szCs w:val="20"/>
+              </w:rPr>
+              <w:t>El servicio de consulta SUNAT no está disponible</w:t>
+            </w:r>
+          </w:p>
+        </w:tc>
+        <w:tc>
+          <w:tcPr>
+            <w:tcW w:w="3200" w:type="dxa"/>
             <w:tcBorders>
               <w:top w:val="single" w:sz="4" w:space="0" w:color="BFBFBF"/>
               <w:left w:val="single" w:sz="4" w:space="0" w:color="BFBFBF"/>
@@ -6818,18 +8491,55 @@
                 <w:sz w:val="20"/>
                 <w:szCs w:val="20"/>
               </w:rPr>
-              <w:t>Reemplaza la dirección del formulario por la de SUNAT, ya separada en calle, número y complemento.</w:t>
+              <w:t>El proveedor de consulta está caído. No es un problema de la caja.</w:t>
+            </w:r>
+          </w:p>
+        </w:tc>
+        <w:tc>
+          <w:tcPr>
+            <w:tcW w:w="2826" w:type="dxa"/>
+            <w:tcBorders>
+              <w:top w:val="single" w:sz="4" w:space="0" w:color="BFBFBF"/>
+              <w:left w:val="single" w:sz="4" w:space="0" w:color="BFBFBF"/>
+              <w:bottom w:val="single" w:sz="4" w:space="0" w:color="BFBFBF"/>
+              <w:right w:val="single" w:sz="4" w:space="0" w:color="BFBFBF"/>
+            </w:tcBorders>
+            <w:tcMar>
+              <w:top w:w="80" w:type="dxa"/>
+              <w:left w:w="120" w:type="dxa"/>
+              <w:bottom w:w="80" w:type="dxa"/>
+              <w:right w:w="120" w:type="dxa"/>
+            </w:tcMar>
+            <w:vAlign w:val="center"/>
+          </w:tcPr>
+          <w:p>
+            <w:pPr>
+              <w:keepNext/>
+              <w:spacing w:line="252" w:lineRule="auto"/>
+            </w:pPr>
+            <w:r>
+              <w:rPr>
+                <w:sz w:val="20"/>
+                <w:szCs w:val="20"/>
+              </w:rPr>
+              <w:t>Ingresar los datos manualmente y continuar la venta.</w:t>
             </w:r>
           </w:p>
         </w:tc>
       </w:tr>
       <w:tr>
+        <w:tblPrEx>
+          <w:tblCellMar>
+            <w:top w:w="0" w:type="dxa"/>
+            <w:bottom w:w="0" w:type="dxa"/>
+          </w:tblCellMar>
+        </w:tblPrEx>
         <w:trPr>
           <w:cantSplit/>
         </w:trPr>
         <w:tc>
           <w:tcPr>
-            <w:tcW w:w="3400" w:type="dxa"/>
+            <w:tcW w:w="3000" w:type="dxa"/>
             <w:tcBorders>
               <w:top w:val="single" w:sz="4" w:space="0" w:color="BFBFBF"/>
               <w:left w:val="single" w:sz="4" w:space="0" w:color="BFBFBF"/>
@@ -6847,22 +8557,21 @@
           </w:tcPr>
           <w:p>
             <w:pPr>
-              <w:spacing w:line="252" w:lineRule="auto"/>
-            </w:pPr>
-            <w:r>
-              <w:rPr>
-                <w:b/>
-                <w:bCs/>
-                <w:sz w:val="20"/>
-                <w:szCs w:val="20"/>
-              </w:rPr>
-              <w:t>No, dejar la actual</w:t>
-            </w:r>
-          </w:p>
-        </w:tc>
-        <w:tc>
-          <w:tcPr>
-            <w:tcW w:w="5626" w:type="dxa"/>
+              <w:keepNext/>
+              <w:spacing w:line="252" w:lineRule="auto"/>
+            </w:pPr>
+            <w:r>
+              <w:rPr>
+                <w:sz w:val="20"/>
+                <w:szCs w:val="20"/>
+              </w:rPr>
+              <w:t>La clave fue rechazada. Avise a sistemas</w:t>
+            </w:r>
+          </w:p>
+        </w:tc>
+        <w:tc>
+          <w:tcPr>
+            <w:tcW w:w="3200" w:type="dxa"/>
             <w:tcBorders>
               <w:top w:val="single" w:sz="4" w:space="0" w:color="BFBFBF"/>
               <w:left w:val="single" w:sz="4" w:space="0" w:color="BFBFBF"/>
@@ -6880,14 +8589,677 @@
           </w:tcPr>
           <w:p>
             <w:pPr>
-              <w:spacing w:line="252" w:lineRule="auto"/>
-            </w:pPr>
-            <w:r>
-              <w:rPr>
-                <w:sz w:val="20"/>
-                <w:szCs w:val="20"/>
-              </w:rPr>
-              <w:t>Conserva lo que hay en el formulario.</w:t>
+              <w:keepNext/>
+              <w:spacing w:line="252" w:lineRule="auto"/>
+            </w:pPr>
+            <w:r>
+              <w:rPr>
+                <w:sz w:val="20"/>
+                <w:szCs w:val="20"/>
+              </w:rPr>
+              <w:t>La credencial del servicio de consulta no es válida.</w:t>
+            </w:r>
+          </w:p>
+        </w:tc>
+        <w:tc>
+          <w:tcPr>
+            <w:tcW w:w="2826" w:type="dxa"/>
+            <w:tcBorders>
+              <w:top w:val="single" w:sz="4" w:space="0" w:color="BFBFBF"/>
+              <w:left w:val="single" w:sz="4" w:space="0" w:color="BFBFBF"/>
+              <w:bottom w:val="single" w:sz="4" w:space="0" w:color="BFBFBF"/>
+              <w:right w:val="single" w:sz="4" w:space="0" w:color="BFBFBF"/>
+            </w:tcBorders>
+            <w:shd w:val="clear" w:color="auto" w:fill="F5F5F5"/>
+            <w:tcMar>
+              <w:top w:w="80" w:type="dxa"/>
+              <w:left w:w="120" w:type="dxa"/>
+              <w:bottom w:w="80" w:type="dxa"/>
+              <w:right w:w="120" w:type="dxa"/>
+            </w:tcMar>
+            <w:vAlign w:val="center"/>
+          </w:tcPr>
+          <w:p>
+            <w:pPr>
+              <w:keepNext/>
+              <w:spacing w:line="252" w:lineRule="auto"/>
+            </w:pPr>
+            <w:r>
+              <w:rPr>
+                <w:sz w:val="20"/>
+                <w:szCs w:val="20"/>
+              </w:rPr>
+              <w:t>Avisar a Tecnología. Continuar con datos manuales.</w:t>
+            </w:r>
+          </w:p>
+        </w:tc>
+      </w:tr>
+      <w:tr>
+        <w:tblPrEx>
+          <w:tblCellMar>
+            <w:top w:w="0" w:type="dxa"/>
+            <w:bottom w:w="0" w:type="dxa"/>
+          </w:tblCellMar>
+        </w:tblPrEx>
+        <w:trPr>
+          <w:cantSplit/>
+        </w:trPr>
+        <w:tc>
+          <w:tcPr>
+            <w:tcW w:w="3000" w:type="dxa"/>
+            <w:tcBorders>
+              <w:top w:val="single" w:sz="4" w:space="0" w:color="BFBFBF"/>
+              <w:left w:val="single" w:sz="4" w:space="0" w:color="BFBFBF"/>
+              <w:bottom w:val="single" w:sz="4" w:space="0" w:color="BFBFBF"/>
+              <w:right w:val="single" w:sz="4" w:space="0" w:color="BFBFBF"/>
+            </w:tcBorders>
+            <w:tcMar>
+              <w:top w:w="80" w:type="dxa"/>
+              <w:left w:w="120" w:type="dxa"/>
+              <w:bottom w:w="80" w:type="dxa"/>
+              <w:right w:w="120" w:type="dxa"/>
+            </w:tcMar>
+            <w:vAlign w:val="center"/>
+          </w:tcPr>
+          <w:p>
+            <w:pPr>
+              <w:keepNext/>
+              <w:spacing w:line="252" w:lineRule="auto"/>
+            </w:pPr>
+            <w:r>
+              <w:rPr>
+                <w:sz w:val="20"/>
+                <w:szCs w:val="20"/>
+              </w:rPr>
+              <w:t>Se alcanzó el límite de consultas</w:t>
+            </w:r>
+          </w:p>
+        </w:tc>
+        <w:tc>
+          <w:tcPr>
+            <w:tcW w:w="3200" w:type="dxa"/>
+            <w:tcBorders>
+              <w:top w:val="single" w:sz="4" w:space="0" w:color="BFBFBF"/>
+              <w:left w:val="single" w:sz="4" w:space="0" w:color="BFBFBF"/>
+              <w:bottom w:val="single" w:sz="4" w:space="0" w:color="BFBFBF"/>
+              <w:right w:val="single" w:sz="4" w:space="0" w:color="BFBFBF"/>
+            </w:tcBorders>
+            <w:tcMar>
+              <w:top w:w="80" w:type="dxa"/>
+              <w:left w:w="120" w:type="dxa"/>
+              <w:bottom w:w="80" w:type="dxa"/>
+              <w:right w:w="120" w:type="dxa"/>
+            </w:tcMar>
+            <w:vAlign w:val="center"/>
+          </w:tcPr>
+          <w:p>
+            <w:pPr>
+              <w:keepNext/>
+              <w:spacing w:line="252" w:lineRule="auto"/>
+            </w:pPr>
+            <w:r>
+              <w:rPr>
+                <w:sz w:val="20"/>
+                <w:szCs w:val="20"/>
+              </w:rPr>
+              <w:t>El servicio limitó temporalmente las consultas.</w:t>
+            </w:r>
+          </w:p>
+        </w:tc>
+        <w:tc>
+          <w:tcPr>
+            <w:tcW w:w="2826" w:type="dxa"/>
+            <w:tcBorders>
+              <w:top w:val="single" w:sz="4" w:space="0" w:color="BFBFBF"/>
+              <w:left w:val="single" w:sz="4" w:space="0" w:color="BFBFBF"/>
+              <w:bottom w:val="single" w:sz="4" w:space="0" w:color="BFBFBF"/>
+              <w:right w:val="single" w:sz="4" w:space="0" w:color="BFBFBF"/>
+            </w:tcBorders>
+            <w:tcMar>
+              <w:top w:w="80" w:type="dxa"/>
+              <w:left w:w="120" w:type="dxa"/>
+              <w:bottom w:w="80" w:type="dxa"/>
+              <w:right w:w="120" w:type="dxa"/>
+            </w:tcMar>
+            <w:vAlign w:val="center"/>
+          </w:tcPr>
+          <w:p>
+            <w:pPr>
+              <w:keepNext/>
+              <w:spacing w:line="252" w:lineRule="auto"/>
+            </w:pPr>
+            <w:r>
+              <w:rPr>
+                <w:sz w:val="20"/>
+                <w:szCs w:val="20"/>
+              </w:rPr>
+              <w:t>Esperar unos minutos o ingresar los datos manualmente.</w:t>
+            </w:r>
+          </w:p>
+        </w:tc>
+      </w:tr>
+      <w:tr>
+        <w:tblPrEx>
+          <w:tblCellMar>
+            <w:top w:w="0" w:type="dxa"/>
+            <w:bottom w:w="0" w:type="dxa"/>
+          </w:tblCellMar>
+        </w:tblPrEx>
+        <w:trPr>
+          <w:cantSplit/>
+        </w:trPr>
+        <w:tc>
+          <w:tcPr>
+            <w:tcW w:w="3000" w:type="dxa"/>
+            <w:tcBorders>
+              <w:top w:val="single" w:sz="4" w:space="0" w:color="BFBFBF"/>
+              <w:left w:val="single" w:sz="4" w:space="0" w:color="BFBFBF"/>
+              <w:bottom w:val="single" w:sz="4" w:space="0" w:color="BFBFBF"/>
+              <w:right w:val="single" w:sz="4" w:space="0" w:color="BFBFBF"/>
+            </w:tcBorders>
+            <w:shd w:val="clear" w:color="auto" w:fill="F5F5F5"/>
+            <w:tcMar>
+              <w:top w:w="80" w:type="dxa"/>
+              <w:left w:w="120" w:type="dxa"/>
+              <w:bottom w:w="80" w:type="dxa"/>
+              <w:right w:w="120" w:type="dxa"/>
+            </w:tcMar>
+            <w:vAlign w:val="center"/>
+          </w:tcPr>
+          <w:p>
+            <w:pPr>
+              <w:keepNext/>
+              <w:spacing w:line="252" w:lineRule="auto"/>
+            </w:pPr>
+            <w:r>
+              <w:rPr>
+                <w:sz w:val="20"/>
+                <w:szCs w:val="20"/>
+              </w:rPr>
+              <w:t>El cliente ya existe</w:t>
+            </w:r>
+          </w:p>
+        </w:tc>
+        <w:tc>
+          <w:tcPr>
+            <w:tcW w:w="3200" w:type="dxa"/>
+            <w:tcBorders>
+              <w:top w:val="single" w:sz="4" w:space="0" w:color="BFBFBF"/>
+              <w:left w:val="single" w:sz="4" w:space="0" w:color="BFBFBF"/>
+              <w:bottom w:val="single" w:sz="4" w:space="0" w:color="BFBFBF"/>
+              <w:right w:val="single" w:sz="4" w:space="0" w:color="BFBFBF"/>
+            </w:tcBorders>
+            <w:shd w:val="clear" w:color="auto" w:fill="F5F5F5"/>
+            <w:tcMar>
+              <w:top w:w="80" w:type="dxa"/>
+              <w:left w:w="120" w:type="dxa"/>
+              <w:bottom w:w="80" w:type="dxa"/>
+              <w:right w:w="120" w:type="dxa"/>
+            </w:tcMar>
+            <w:vAlign w:val="center"/>
+          </w:tcPr>
+          <w:p>
+            <w:pPr>
+              <w:keepNext/>
+              <w:spacing w:line="252" w:lineRule="auto"/>
+            </w:pPr>
+            <w:r>
+              <w:rPr>
+                <w:sz w:val="20"/>
+                <w:szCs w:val="20"/>
+              </w:rPr>
+              <w:t>El documento ya está registrado.</w:t>
+            </w:r>
+          </w:p>
+        </w:tc>
+        <w:tc>
+          <w:tcPr>
+            <w:tcW w:w="2826" w:type="dxa"/>
+            <w:tcBorders>
+              <w:top w:val="single" w:sz="4" w:space="0" w:color="BFBFBF"/>
+              <w:left w:val="single" w:sz="4" w:space="0" w:color="BFBFBF"/>
+              <w:bottom w:val="single" w:sz="4" w:space="0" w:color="BFBFBF"/>
+              <w:right w:val="single" w:sz="4" w:space="0" w:color="BFBFBF"/>
+            </w:tcBorders>
+            <w:shd w:val="clear" w:color="auto" w:fill="F5F5F5"/>
+            <w:tcMar>
+              <w:top w:w="80" w:type="dxa"/>
+              <w:left w:w="120" w:type="dxa"/>
+              <w:bottom w:w="80" w:type="dxa"/>
+              <w:right w:w="120" w:type="dxa"/>
+            </w:tcMar>
+            <w:vAlign w:val="center"/>
+          </w:tcPr>
+          <w:p>
+            <w:pPr>
+              <w:keepNext/>
+              <w:spacing w:line="252" w:lineRule="auto"/>
+            </w:pPr>
+            <w:r>
+              <w:rPr>
+                <w:sz w:val="20"/>
+                <w:szCs w:val="20"/>
+              </w:rPr>
+              <w:t>Aceptar para usar el cliente existente.</w:t>
+            </w:r>
+          </w:p>
+        </w:tc>
+      </w:tr>
+      <w:tr>
+        <w:tblPrEx>
+          <w:tblCellMar>
+            <w:top w:w="0" w:type="dxa"/>
+            <w:bottom w:w="0" w:type="dxa"/>
+          </w:tblCellMar>
+        </w:tblPrEx>
+        <w:trPr>
+          <w:cantSplit/>
+        </w:trPr>
+        <w:tc>
+          <w:tcPr>
+            <w:tcW w:w="3000" w:type="dxa"/>
+            <w:tcBorders>
+              <w:top w:val="single" w:sz="4" w:space="0" w:color="BFBFBF"/>
+              <w:left w:val="single" w:sz="4" w:space="0" w:color="BFBFBF"/>
+              <w:bottom w:val="single" w:sz="4" w:space="0" w:color="BFBFBF"/>
+              <w:right w:val="single" w:sz="4" w:space="0" w:color="BFBFBF"/>
+            </w:tcBorders>
+            <w:tcMar>
+              <w:top w:w="80" w:type="dxa"/>
+              <w:left w:w="120" w:type="dxa"/>
+              <w:bottom w:w="80" w:type="dxa"/>
+              <w:right w:w="120" w:type="dxa"/>
+            </w:tcMar>
+            <w:vAlign w:val="center"/>
+          </w:tcPr>
+          <w:p>
+            <w:pPr>
+              <w:keepNext/>
+              <w:spacing w:line="252" w:lineRule="auto"/>
+            </w:pPr>
+            <w:r>
+              <w:rPr>
+                <w:sz w:val="20"/>
+                <w:szCs w:val="20"/>
+              </w:rPr>
+              <w:t>Cliente observado en SUNAT — venta no permitida</w:t>
+            </w:r>
+          </w:p>
+        </w:tc>
+        <w:tc>
+          <w:tcPr>
+            <w:tcW w:w="3200" w:type="dxa"/>
+            <w:tcBorders>
+              <w:top w:val="single" w:sz="4" w:space="0" w:color="BFBFBF"/>
+              <w:left w:val="single" w:sz="4" w:space="0" w:color="BFBFBF"/>
+              <w:bottom w:val="single" w:sz="4" w:space="0" w:color="BFBFBF"/>
+              <w:right w:val="single" w:sz="4" w:space="0" w:color="BFBFBF"/>
+            </w:tcBorders>
+            <w:tcMar>
+              <w:top w:w="80" w:type="dxa"/>
+              <w:left w:w="120" w:type="dxa"/>
+              <w:bottom w:w="80" w:type="dxa"/>
+              <w:right w:w="120" w:type="dxa"/>
+            </w:tcMar>
+            <w:vAlign w:val="center"/>
+          </w:tcPr>
+          <w:p>
+            <w:pPr>
+              <w:keepNext/>
+              <w:spacing w:line="252" w:lineRule="auto"/>
+            </w:pPr>
+            <w:r>
+              <w:rPr>
+                <w:sz w:val="20"/>
+                <w:szCs w:val="20"/>
+              </w:rPr>
+              <w:t>El RUC no está ACTIVO/HABIDO en SUNAT.</w:t>
+            </w:r>
+          </w:p>
+        </w:tc>
+        <w:tc>
+          <w:tcPr>
+            <w:tcW w:w="2826" w:type="dxa"/>
+            <w:tcBorders>
+              <w:top w:val="single" w:sz="4" w:space="0" w:color="BFBFBF"/>
+              <w:left w:val="single" w:sz="4" w:space="0" w:color="BFBFBF"/>
+              <w:bottom w:val="single" w:sz="4" w:space="0" w:color="BFBFBF"/>
+              <w:right w:val="single" w:sz="4" w:space="0" w:color="BFBFBF"/>
+            </w:tcBorders>
+            <w:tcMar>
+              <w:top w:w="80" w:type="dxa"/>
+              <w:left w:w="120" w:type="dxa"/>
+              <w:bottom w:w="80" w:type="dxa"/>
+              <w:right w:w="120" w:type="dxa"/>
+            </w:tcMar>
+            <w:vAlign w:val="center"/>
+          </w:tcPr>
+          <w:p>
+            <w:pPr>
+              <w:keepNext/>
+              <w:spacing w:line="252" w:lineRule="auto"/>
+            </w:pPr>
+            <w:r>
+              <w:rPr>
+                <w:sz w:val="20"/>
+                <w:szCs w:val="20"/>
+              </w:rPr>
+              <w:t>No venderle ni crearle ficha. Debe regularizar en SUNAT.</w:t>
+            </w:r>
+          </w:p>
+        </w:tc>
+      </w:tr>
+      <w:tr>
+        <w:tblPrEx>
+          <w:tblCellMar>
+            <w:top w:w="0" w:type="dxa"/>
+            <w:bottom w:w="0" w:type="dxa"/>
+          </w:tblCellMar>
+        </w:tblPrEx>
+        <w:trPr>
+          <w:cantSplit/>
+        </w:trPr>
+        <w:tc>
+          <w:tcPr>
+            <w:tcW w:w="3000" w:type="dxa"/>
+            <w:tcBorders>
+              <w:top w:val="single" w:sz="4" w:space="0" w:color="BFBFBF"/>
+              <w:left w:val="single" w:sz="4" w:space="0" w:color="BFBFBF"/>
+              <w:bottom w:val="single" w:sz="4" w:space="0" w:color="BFBFBF"/>
+              <w:right w:val="single" w:sz="4" w:space="0" w:color="BFBFBF"/>
+            </w:tcBorders>
+            <w:shd w:val="clear" w:color="auto" w:fill="F5F5F5"/>
+            <w:tcMar>
+              <w:top w:w="80" w:type="dxa"/>
+              <w:left w:w="120" w:type="dxa"/>
+              <w:bottom w:w="80" w:type="dxa"/>
+              <w:right w:w="120" w:type="dxa"/>
+            </w:tcMar>
+            <w:vAlign w:val="center"/>
+          </w:tcPr>
+          <w:p>
+            <w:pPr>
+              <w:keepNext/>
+              <w:spacing w:line="252" w:lineRule="auto"/>
+            </w:pPr>
+            <w:r>
+              <w:rPr>
+                <w:sz w:val="20"/>
+                <w:szCs w:val="20"/>
+              </w:rPr>
+              <w:t>Dirección según SUNAT</w:t>
+            </w:r>
+          </w:p>
+        </w:tc>
+        <w:tc>
+          <w:tcPr>
+            <w:tcW w:w="3200" w:type="dxa"/>
+            <w:tcBorders>
+              <w:top w:val="single" w:sz="4" w:space="0" w:color="BFBFBF"/>
+              <w:left w:val="single" w:sz="4" w:space="0" w:color="BFBFBF"/>
+              <w:bottom w:val="single" w:sz="4" w:space="0" w:color="BFBFBF"/>
+              <w:right w:val="single" w:sz="4" w:space="0" w:color="BFBFBF"/>
+            </w:tcBorders>
+            <w:shd w:val="clear" w:color="auto" w:fill="F5F5F5"/>
+            <w:tcMar>
+              <w:top w:w="80" w:type="dxa"/>
+              <w:left w:w="120" w:type="dxa"/>
+              <w:bottom w:w="80" w:type="dxa"/>
+              <w:right w:w="120" w:type="dxa"/>
+            </w:tcMar>
+            <w:vAlign w:val="center"/>
+          </w:tcPr>
+          <w:p>
+            <w:pPr>
+              <w:keepNext/>
+              <w:spacing w:line="252" w:lineRule="auto"/>
+            </w:pPr>
+            <w:r>
+              <w:rPr>
+                <w:sz w:val="20"/>
+                <w:szCs w:val="20"/>
+              </w:rPr>
+              <w:t>La dirección del formulario difiere de la fiscal de SUNAT.</w:t>
+            </w:r>
+          </w:p>
+        </w:tc>
+        <w:tc>
+          <w:tcPr>
+            <w:tcW w:w="2826" w:type="dxa"/>
+            <w:tcBorders>
+              <w:top w:val="single" w:sz="4" w:space="0" w:color="BFBFBF"/>
+              <w:left w:val="single" w:sz="4" w:space="0" w:color="BFBFBF"/>
+              <w:bottom w:val="single" w:sz="4" w:space="0" w:color="BFBFBF"/>
+              <w:right w:val="single" w:sz="4" w:space="0" w:color="BFBFBF"/>
+            </w:tcBorders>
+            <w:shd w:val="clear" w:color="auto" w:fill="F5F5F5"/>
+            <w:tcMar>
+              <w:top w:w="80" w:type="dxa"/>
+              <w:left w:w="120" w:type="dxa"/>
+              <w:bottom w:w="80" w:type="dxa"/>
+              <w:right w:w="120" w:type="dxa"/>
+            </w:tcMar>
+            <w:vAlign w:val="center"/>
+          </w:tcPr>
+          <w:p>
+            <w:pPr>
+              <w:keepNext/>
+              <w:spacing w:line="252" w:lineRule="auto"/>
+            </w:pPr>
+            <w:r>
+              <w:rPr>
+                <w:sz w:val="20"/>
+                <w:szCs w:val="20"/>
+              </w:rPr>
+              <w:t>Revisar los campos rellenados y presionar Guardar Cambios.</w:t>
+            </w:r>
+          </w:p>
+        </w:tc>
+      </w:tr>
+      <w:tr>
+        <w:tblPrEx>
+          <w:tblCellMar>
+            <w:top w:w="0" w:type="dxa"/>
+            <w:bottom w:w="0" w:type="dxa"/>
+          </w:tblCellMar>
+        </w:tblPrEx>
+        <w:trPr>
+          <w:cantSplit/>
+        </w:trPr>
+        <w:tc>
+          <w:tcPr>
+            <w:tcW w:w="3000" w:type="dxa"/>
+            <w:tcBorders>
+              <w:top w:val="single" w:sz="4" w:space="0" w:color="BFBFBF"/>
+              <w:left w:val="single" w:sz="4" w:space="0" w:color="BFBFBF"/>
+              <w:bottom w:val="single" w:sz="4" w:space="0" w:color="BFBFBF"/>
+              <w:right w:val="single" w:sz="4" w:space="0" w:color="BFBFBF"/>
+            </w:tcBorders>
+            <w:tcMar>
+              <w:top w:w="80" w:type="dxa"/>
+              <w:left w:w="120" w:type="dxa"/>
+              <w:bottom w:w="80" w:type="dxa"/>
+              <w:right w:w="120" w:type="dxa"/>
+            </w:tcMar>
+            <w:vAlign w:val="center"/>
+          </w:tcPr>
+          <w:p>
+            <w:pPr>
+              <w:keepNext/>
+              <w:spacing w:line="252" w:lineRule="auto"/>
+            </w:pPr>
+            <w:r>
+              <w:rPr>
+                <w:sz w:val="20"/>
+                <w:szCs w:val="20"/>
+              </w:rPr>
+              <w:t>Ingrese un DNI de 8 dígitos o RUC de 11 dígitos</w:t>
+            </w:r>
+          </w:p>
+        </w:tc>
+        <w:tc>
+          <w:tcPr>
+            <w:tcW w:w="3200" w:type="dxa"/>
+            <w:tcBorders>
+              <w:top w:val="single" w:sz="4" w:space="0" w:color="BFBFBF"/>
+              <w:left w:val="single" w:sz="4" w:space="0" w:color="BFBFBF"/>
+              <w:bottom w:val="single" w:sz="4" w:space="0" w:color="BFBFBF"/>
+              <w:right w:val="single" w:sz="4" w:space="0" w:color="BFBFBF"/>
+            </w:tcBorders>
+            <w:tcMar>
+              <w:top w:w="80" w:type="dxa"/>
+              <w:left w:w="120" w:type="dxa"/>
+              <w:bottom w:w="80" w:type="dxa"/>
+              <w:right w:w="120" w:type="dxa"/>
+            </w:tcMar>
+            <w:vAlign w:val="center"/>
+          </w:tcPr>
+          <w:p>
+            <w:pPr>
+              <w:keepNext/>
+              <w:spacing w:line="252" w:lineRule="auto"/>
+            </w:pPr>
+            <w:r>
+              <w:rPr>
+                <w:sz w:val="20"/>
+                <w:szCs w:val="20"/>
+              </w:rPr>
+              <w:t>El documento no tiene la longitud correcta.</w:t>
+            </w:r>
+          </w:p>
+        </w:tc>
+        <w:tc>
+          <w:tcPr>
+            <w:tcW w:w="2826" w:type="dxa"/>
+            <w:tcBorders>
+              <w:top w:val="single" w:sz="4" w:space="0" w:color="BFBFBF"/>
+              <w:left w:val="single" w:sz="4" w:space="0" w:color="BFBFBF"/>
+              <w:bottom w:val="single" w:sz="4" w:space="0" w:color="BFBFBF"/>
+              <w:right w:val="single" w:sz="4" w:space="0" w:color="BFBFBF"/>
+            </w:tcBorders>
+            <w:tcMar>
+              <w:top w:w="80" w:type="dxa"/>
+              <w:left w:w="120" w:type="dxa"/>
+              <w:bottom w:w="80" w:type="dxa"/>
+              <w:right w:w="120" w:type="dxa"/>
+            </w:tcMar>
+            <w:vAlign w:val="center"/>
+          </w:tcPr>
+          <w:p>
+            <w:pPr>
+              <w:keepNext/>
+              <w:spacing w:line="252" w:lineRule="auto"/>
+            </w:pPr>
+            <w:r>
+              <w:rPr>
+                <w:sz w:val="20"/>
+                <w:szCs w:val="20"/>
+              </w:rPr>
+              <w:t>Verificar el número.</w:t>
+            </w:r>
+          </w:p>
+        </w:tc>
+      </w:tr>
+      <w:tr>
+        <w:tblPrEx>
+          <w:tblCellMar>
+            <w:top w:w="0" w:type="dxa"/>
+            <w:bottom w:w="0" w:type="dxa"/>
+          </w:tblCellMar>
+        </w:tblPrEx>
+        <w:trPr>
+          <w:cantSplit/>
+        </w:trPr>
+        <w:tc>
+          <w:tcPr>
+            <w:tcW w:w="3000" w:type="dxa"/>
+            <w:tcBorders>
+              <w:top w:val="single" w:sz="4" w:space="0" w:color="BFBFBF"/>
+              <w:left w:val="single" w:sz="4" w:space="0" w:color="BFBFBF"/>
+              <w:bottom w:val="single" w:sz="4" w:space="0" w:color="BFBFBF"/>
+              <w:right w:val="single" w:sz="4" w:space="0" w:color="BFBFBF"/>
+            </w:tcBorders>
+            <w:shd w:val="clear" w:color="auto" w:fill="F5F5F5"/>
+            <w:tcMar>
+              <w:top w:w="80" w:type="dxa"/>
+              <w:left w:w="120" w:type="dxa"/>
+              <w:bottom w:w="80" w:type="dxa"/>
+              <w:right w:w="120" w:type="dxa"/>
+            </w:tcMar>
+            <w:vAlign w:val="center"/>
+          </w:tcPr>
+          <w:p>
+            <w:pPr>
+              <w:spacing w:line="252" w:lineRule="auto"/>
+            </w:pPr>
+            <w:r>
+              <w:rPr>
+                <w:sz w:val="20"/>
+                <w:szCs w:val="20"/>
+              </w:rPr>
+              <w:t>Sin coincidencias para "…"</w:t>
+            </w:r>
+          </w:p>
+        </w:tc>
+        <w:tc>
+          <w:tcPr>
+            <w:tcW w:w="3200" w:type="dxa"/>
+            <w:tcBorders>
+              <w:top w:val="single" w:sz="4" w:space="0" w:color="BFBFBF"/>
+              <w:left w:val="single" w:sz="4" w:space="0" w:color="BFBFBF"/>
+              <w:bottom w:val="single" w:sz="4" w:space="0" w:color="BFBFBF"/>
+              <w:right w:val="single" w:sz="4" w:space="0" w:color="BFBFBF"/>
+            </w:tcBorders>
+            <w:shd w:val="clear" w:color="auto" w:fill="F5F5F5"/>
+            <w:tcMar>
+              <w:top w:w="80" w:type="dxa"/>
+              <w:left w:w="120" w:type="dxa"/>
+              <w:bottom w:w="80" w:type="dxa"/>
+              <w:right w:w="120" w:type="dxa"/>
+            </w:tcMar>
+            <w:vAlign w:val="center"/>
+          </w:tcPr>
+          <w:p>
+            <w:pPr>
+              <w:spacing w:line="252" w:lineRule="auto"/>
+            </w:pPr>
+            <w:r>
+              <w:rPr>
+                <w:sz w:val="20"/>
+                <w:szCs w:val="20"/>
+              </w:rPr>
+              <w:t>La búsqueda no encontró resultados.</w:t>
+            </w:r>
+          </w:p>
+        </w:tc>
+        <w:tc>
+          <w:tcPr>
+            <w:tcW w:w="2826" w:type="dxa"/>
+            <w:tcBorders>
+              <w:top w:val="single" w:sz="4" w:space="0" w:color="BFBFBF"/>
+              <w:left w:val="single" w:sz="4" w:space="0" w:color="BFBFBF"/>
+              <w:bottom w:val="single" w:sz="4" w:space="0" w:color="BFBFBF"/>
+              <w:right w:val="single" w:sz="4" w:space="0" w:color="BFBFBF"/>
+            </w:tcBorders>
+            <w:shd w:val="clear" w:color="auto" w:fill="F5F5F5"/>
+            <w:tcMar>
+              <w:top w:w="80" w:type="dxa"/>
+              <w:left w:w="120" w:type="dxa"/>
+              <w:bottom w:w="80" w:type="dxa"/>
+              <w:right w:w="120" w:type="dxa"/>
+            </w:tcMar>
+            <w:vAlign w:val="center"/>
+          </w:tcPr>
+          <w:p>
+            <w:pPr>
+              <w:spacing w:line="252" w:lineRule="auto"/>
+            </w:pPr>
+            <w:r>
+              <w:rPr>
+                <w:sz w:val="20"/>
+                <w:szCs w:val="20"/>
+              </w:rPr>
+              <w:t>Probar con el documento o con parte del nombre; si no existe, crearlo.</w:t>
             </w:r>
           </w:p>
         </w:tc>
@@ -6909,827 +9281,18 @@
           <w:left w:w="10" w:type="dxa"/>
           <w:right w:w="10" w:type="dxa"/>
         </w:tblCellMar>
-        <w:tblLook w:val="0000" w:firstRow="0" w:lastRow="0" w:firstColumn="0" w:lastColumn="0" w:noHBand="0" w:noVBand="0"/>
+        <w:tblLook w:val="04A0" w:firstRow="1" w:lastRow="0" w:firstColumn="1" w:lastColumn="0" w:noHBand="0" w:noVBand="1"/>
       </w:tblPr>
       <w:tblGrid>
         <w:gridCol w:w="9026"/>
       </w:tblGrid>
       <w:tr>
-        <w:trPr>
-          <w:cantSplit/>
-        </w:trPr>
-        <w:tc>
-          <w:tcPr>
-            <w:tcW w:w="9026" w:type="dxa"/>
-            <w:tcBorders>
-              <w:top w:val="none" w:sz="0" w:space="0" w:color="FFFFFF"/>
-              <w:left w:val="single" w:sz="24" w:space="0" w:color="C8102E"/>
-              <w:bottom w:val="none" w:sz="0" w:space="0" w:color="FFFFFF"/>
-              <w:right w:val="none" w:sz="0" w:space="0" w:color="FFFFFF"/>
-            </w:tcBorders>
-            <w:shd w:val="clear" w:color="auto" w:fill="FFF4F5"/>
-            <w:tcMar>
-              <w:top w:w="120" w:type="dxa"/>
-              <w:left w:w="200" w:type="dxa"/>
-              <w:bottom w:w="120" w:type="dxa"/>
-              <w:right w:w="200" w:type="dxa"/>
-            </w:tcMar>
-          </w:tcPr>
-          <w:p>
-            <w:pPr>
-              <w:spacing w:after="60"/>
-            </w:pPr>
-            <w:r>
-              <w:rPr>
-                <w:b/>
-                <w:bCs/>
-                <w:color w:val="C8102E"/>
-              </w:rPr>
-              <w:t>Nota Importante:</w:t>
-            </w:r>
-          </w:p>
-          <w:p>
-            <w:pPr>
-              <w:spacing w:line="276" w:lineRule="auto"/>
-            </w:pPr>
-            <w:r>
-              <w:t>El sistema pregunta antes de reemplazar la dirección porque el cliente puede haberse mudado a una dirección que SUNAT todavía no registra. Al guardar se modifica la dirección existente; no se crea una segunda.</w:t>
-            </w:r>
-          </w:p>
-        </w:tc>
-      </w:tr>
-    </w:tbl>
-    <w:p/>
-    <w:p>
-      <w:pPr>
-        <w:pStyle w:val="Ttulo1"/>
-        <w:keepNext/>
-      </w:pPr>
-      <w:bookmarkStart w:id="14" w:name="_Toc237962551"/>
-      <w:r>
-        <w:t>III.  MENSAJES Y CONTINGENCIA</w:t>
-      </w:r>
-      <w:bookmarkEnd w:id="14"/>
-    </w:p>
-    <w:p>
-      <w:pPr>
-        <w:pStyle w:val="Ttulo2"/>
-        <w:keepNext/>
-        <w:ind w:left="360"/>
-      </w:pPr>
-      <w:bookmarkStart w:id="15" w:name="_Toc237962552"/>
-      <w:r>
-        <w:t>3.1.  MENSAJES DEL SISTEMA</w:t>
-      </w:r>
-      <w:bookmarkEnd w:id="15"/>
-    </w:p>
-    <w:tbl>
-      <w:tblPr>
-        <w:tblW w:w="9026" w:type="dxa"/>
-        <w:tblBorders>
-          <w:top w:val="single" w:sz="4" w:space="0" w:color="auto"/>
-          <w:left w:val="single" w:sz="4" w:space="0" w:color="auto"/>
-          <w:bottom w:val="single" w:sz="4" w:space="0" w:color="auto"/>
-          <w:right w:val="single" w:sz="4" w:space="0" w:color="auto"/>
-          <w:insideH w:val="single" w:sz="4" w:space="0" w:color="auto"/>
-          <w:insideV w:val="single" w:sz="4" w:space="0" w:color="auto"/>
-        </w:tblBorders>
-        <w:tblCellMar>
-          <w:left w:w="10" w:type="dxa"/>
-          <w:right w:w="10" w:type="dxa"/>
-        </w:tblCellMar>
-        <w:tblLook w:val="0000" w:firstRow="0" w:lastRow="0" w:firstColumn="0" w:lastColumn="0" w:noHBand="0" w:noVBand="0"/>
-      </w:tblPr>
-      <w:tblGrid>
-        <w:gridCol w:w="3000"/>
-        <w:gridCol w:w="3200"/>
-        <w:gridCol w:w="2826"/>
-      </w:tblGrid>
-      <w:tr>
-        <w:trPr>
-          <w:cantSplit/>
-          <w:tblHeader/>
-        </w:trPr>
-        <w:tc>
-          <w:tcPr>
-            <w:tcW w:w="3000" w:type="dxa"/>
-            <w:tcBorders>
-              <w:top w:val="single" w:sz="4" w:space="0" w:color="BFBFBF"/>
-              <w:left w:val="single" w:sz="4" w:space="0" w:color="BFBFBF"/>
-              <w:bottom w:val="single" w:sz="4" w:space="0" w:color="BFBFBF"/>
-              <w:right w:val="single" w:sz="4" w:space="0" w:color="BFBFBF"/>
-            </w:tcBorders>
-            <w:shd w:val="clear" w:color="auto" w:fill="F9DADD"/>
-            <w:tcMar>
-              <w:top w:w="80" w:type="dxa"/>
-              <w:left w:w="120" w:type="dxa"/>
-              <w:bottom w:w="80" w:type="dxa"/>
-              <w:right w:w="120" w:type="dxa"/>
-            </w:tcMar>
-            <w:vAlign w:val="center"/>
-          </w:tcPr>
-          <w:p>
-            <w:pPr>
-              <w:keepNext/>
-              <w:spacing w:line="252" w:lineRule="auto"/>
-            </w:pPr>
-            <w:r>
-              <w:rPr>
-                <w:b/>
-                <w:bCs/>
-                <w:sz w:val="20"/>
-                <w:szCs w:val="20"/>
-              </w:rPr>
-              <w:t>Mensaje</w:t>
-            </w:r>
-          </w:p>
-        </w:tc>
-        <w:tc>
-          <w:tcPr>
-            <w:tcW w:w="3200" w:type="dxa"/>
-            <w:tcBorders>
-              <w:top w:val="single" w:sz="4" w:space="0" w:color="BFBFBF"/>
-              <w:left w:val="single" w:sz="4" w:space="0" w:color="BFBFBF"/>
-              <w:bottom w:val="single" w:sz="4" w:space="0" w:color="BFBFBF"/>
-              <w:right w:val="single" w:sz="4" w:space="0" w:color="BFBFBF"/>
-            </w:tcBorders>
-            <w:shd w:val="clear" w:color="auto" w:fill="F9DADD"/>
-            <w:tcMar>
-              <w:top w:w="80" w:type="dxa"/>
-              <w:left w:w="120" w:type="dxa"/>
-              <w:bottom w:w="80" w:type="dxa"/>
-              <w:right w:w="120" w:type="dxa"/>
-            </w:tcMar>
-            <w:vAlign w:val="center"/>
-          </w:tcPr>
-          <w:p>
-            <w:pPr>
-              <w:keepNext/>
-              <w:spacing w:line="252" w:lineRule="auto"/>
-            </w:pPr>
-            <w:r>
-              <w:rPr>
-                <w:b/>
-                <w:bCs/>
-                <w:sz w:val="20"/>
-                <w:szCs w:val="20"/>
-              </w:rPr>
-              <w:t>Significado</w:t>
-            </w:r>
-          </w:p>
-        </w:tc>
-        <w:tc>
-          <w:tcPr>
-            <w:tcW w:w="2826" w:type="dxa"/>
-            <w:tcBorders>
-              <w:top w:val="single" w:sz="4" w:space="0" w:color="BFBFBF"/>
-              <w:left w:val="single" w:sz="4" w:space="0" w:color="BFBFBF"/>
-              <w:bottom w:val="single" w:sz="4" w:space="0" w:color="BFBFBF"/>
-              <w:right w:val="single" w:sz="4" w:space="0" w:color="BFBFBF"/>
-            </w:tcBorders>
-            <w:shd w:val="clear" w:color="auto" w:fill="F9DADD"/>
-            <w:tcMar>
-              <w:top w:w="80" w:type="dxa"/>
-              <w:left w:w="120" w:type="dxa"/>
-              <w:bottom w:w="80" w:type="dxa"/>
-              <w:right w:w="120" w:type="dxa"/>
-            </w:tcMar>
-            <w:vAlign w:val="center"/>
-          </w:tcPr>
-          <w:p>
-            <w:pPr>
-              <w:keepNext/>
-              <w:spacing w:line="252" w:lineRule="auto"/>
-            </w:pPr>
-            <w:r>
-              <w:rPr>
-                <w:b/>
-                <w:bCs/>
-                <w:sz w:val="20"/>
-                <w:szCs w:val="20"/>
-              </w:rPr>
-              <w:t>Acción del usuario</w:t>
-            </w:r>
-          </w:p>
-        </w:tc>
-      </w:tr>
-      <w:tr>
-        <w:trPr>
-          <w:cantSplit/>
-        </w:trPr>
-        <w:tc>
-          <w:tcPr>
-            <w:tcW w:w="3000" w:type="dxa"/>
-            <w:tcBorders>
-              <w:top w:val="single" w:sz="4" w:space="0" w:color="BFBFBF"/>
-              <w:left w:val="single" w:sz="4" w:space="0" w:color="BFBFBF"/>
-              <w:bottom w:val="single" w:sz="4" w:space="0" w:color="BFBFBF"/>
-              <w:right w:val="single" w:sz="4" w:space="0" w:color="BFBFBF"/>
-            </w:tcBorders>
-            <w:tcMar>
-              <w:top w:w="80" w:type="dxa"/>
-              <w:left w:w="120" w:type="dxa"/>
-              <w:bottom w:w="80" w:type="dxa"/>
-              <w:right w:w="120" w:type="dxa"/>
-            </w:tcMar>
-            <w:vAlign w:val="center"/>
-          </w:tcPr>
-          <w:p>
-            <w:pPr>
-              <w:keepNext/>
-              <w:spacing w:line="252" w:lineRule="auto"/>
-            </w:pPr>
-            <w:r>
-              <w:rPr>
-                <w:sz w:val="20"/>
-                <w:szCs w:val="20"/>
-              </w:rPr>
-              <w:t>El servicio de consulta SUNAT no está disponible</w:t>
-            </w:r>
-          </w:p>
-        </w:tc>
-        <w:tc>
-          <w:tcPr>
-            <w:tcW w:w="3200" w:type="dxa"/>
-            <w:tcBorders>
-              <w:top w:val="single" w:sz="4" w:space="0" w:color="BFBFBF"/>
-              <w:left w:val="single" w:sz="4" w:space="0" w:color="BFBFBF"/>
-              <w:bottom w:val="single" w:sz="4" w:space="0" w:color="BFBFBF"/>
-              <w:right w:val="single" w:sz="4" w:space="0" w:color="BFBFBF"/>
-            </w:tcBorders>
-            <w:tcMar>
-              <w:top w:w="80" w:type="dxa"/>
-              <w:left w:w="120" w:type="dxa"/>
-              <w:bottom w:w="80" w:type="dxa"/>
-              <w:right w:w="120" w:type="dxa"/>
-            </w:tcMar>
-            <w:vAlign w:val="center"/>
-          </w:tcPr>
-          <w:p>
-            <w:pPr>
-              <w:keepNext/>
-              <w:spacing w:line="252" w:lineRule="auto"/>
-            </w:pPr>
-            <w:r>
-              <w:rPr>
-                <w:sz w:val="20"/>
-                <w:szCs w:val="20"/>
-              </w:rPr>
-              <w:t>El proveedor de consulta está caído. No es un problema de la caja.</w:t>
-            </w:r>
-          </w:p>
-        </w:tc>
-        <w:tc>
-          <w:tcPr>
-            <w:tcW w:w="2826" w:type="dxa"/>
-            <w:tcBorders>
-              <w:top w:val="single" w:sz="4" w:space="0" w:color="BFBFBF"/>
-              <w:left w:val="single" w:sz="4" w:space="0" w:color="BFBFBF"/>
-              <w:bottom w:val="single" w:sz="4" w:space="0" w:color="BFBFBF"/>
-              <w:right w:val="single" w:sz="4" w:space="0" w:color="BFBFBF"/>
-            </w:tcBorders>
-            <w:tcMar>
-              <w:top w:w="80" w:type="dxa"/>
-              <w:left w:w="120" w:type="dxa"/>
-              <w:bottom w:w="80" w:type="dxa"/>
-              <w:right w:w="120" w:type="dxa"/>
-            </w:tcMar>
-            <w:vAlign w:val="center"/>
-          </w:tcPr>
-          <w:p>
-            <w:pPr>
-              <w:keepNext/>
-              <w:spacing w:line="252" w:lineRule="auto"/>
-            </w:pPr>
-            <w:r>
-              <w:rPr>
-                <w:sz w:val="20"/>
-                <w:szCs w:val="20"/>
-              </w:rPr>
-              <w:t>Ingresar los datos manualmente y continuar la venta.</w:t>
-            </w:r>
-          </w:p>
-        </w:tc>
-      </w:tr>
-      <w:tr>
-        <w:trPr>
-          <w:cantSplit/>
-        </w:trPr>
-        <w:tc>
-          <w:tcPr>
-            <w:tcW w:w="3000" w:type="dxa"/>
-            <w:tcBorders>
-              <w:top w:val="single" w:sz="4" w:space="0" w:color="BFBFBF"/>
-              <w:left w:val="single" w:sz="4" w:space="0" w:color="BFBFBF"/>
-              <w:bottom w:val="single" w:sz="4" w:space="0" w:color="BFBFBF"/>
-              <w:right w:val="single" w:sz="4" w:space="0" w:color="BFBFBF"/>
-            </w:tcBorders>
-            <w:shd w:val="clear" w:color="auto" w:fill="F5F5F5"/>
-            <w:tcMar>
-              <w:top w:w="80" w:type="dxa"/>
-              <w:left w:w="120" w:type="dxa"/>
-              <w:bottom w:w="80" w:type="dxa"/>
-              <w:right w:w="120" w:type="dxa"/>
-            </w:tcMar>
-            <w:vAlign w:val="center"/>
-          </w:tcPr>
-          <w:p>
-            <w:pPr>
-              <w:keepNext/>
-              <w:spacing w:line="252" w:lineRule="auto"/>
-            </w:pPr>
-            <w:r>
-              <w:rPr>
-                <w:sz w:val="20"/>
-                <w:szCs w:val="20"/>
-              </w:rPr>
-              <w:t>La clave fue rechazada. Avise a sistemas</w:t>
-            </w:r>
-          </w:p>
-        </w:tc>
-        <w:tc>
-          <w:tcPr>
-            <w:tcW w:w="3200" w:type="dxa"/>
-            <w:tcBorders>
-              <w:top w:val="single" w:sz="4" w:space="0" w:color="BFBFBF"/>
-              <w:left w:val="single" w:sz="4" w:space="0" w:color="BFBFBF"/>
-              <w:bottom w:val="single" w:sz="4" w:space="0" w:color="BFBFBF"/>
-              <w:right w:val="single" w:sz="4" w:space="0" w:color="BFBFBF"/>
-            </w:tcBorders>
-            <w:shd w:val="clear" w:color="auto" w:fill="F5F5F5"/>
-            <w:tcMar>
-              <w:top w:w="80" w:type="dxa"/>
-              <w:left w:w="120" w:type="dxa"/>
-              <w:bottom w:w="80" w:type="dxa"/>
-              <w:right w:w="120" w:type="dxa"/>
-            </w:tcMar>
-            <w:vAlign w:val="center"/>
-          </w:tcPr>
-          <w:p>
-            <w:pPr>
-              <w:keepNext/>
-              <w:spacing w:line="252" w:lineRule="auto"/>
-            </w:pPr>
-            <w:r>
-              <w:rPr>
-                <w:sz w:val="20"/>
-                <w:szCs w:val="20"/>
-              </w:rPr>
-              <w:t>La credencial del servicio de consulta no es válida.</w:t>
-            </w:r>
-          </w:p>
-        </w:tc>
-        <w:tc>
-          <w:tcPr>
-            <w:tcW w:w="2826" w:type="dxa"/>
-            <w:tcBorders>
-              <w:top w:val="single" w:sz="4" w:space="0" w:color="BFBFBF"/>
-              <w:left w:val="single" w:sz="4" w:space="0" w:color="BFBFBF"/>
-              <w:bottom w:val="single" w:sz="4" w:space="0" w:color="BFBFBF"/>
-              <w:right w:val="single" w:sz="4" w:space="0" w:color="BFBFBF"/>
-            </w:tcBorders>
-            <w:shd w:val="clear" w:color="auto" w:fill="F5F5F5"/>
-            <w:tcMar>
-              <w:top w:w="80" w:type="dxa"/>
-              <w:left w:w="120" w:type="dxa"/>
-              <w:bottom w:w="80" w:type="dxa"/>
-              <w:right w:w="120" w:type="dxa"/>
-            </w:tcMar>
-            <w:vAlign w:val="center"/>
-          </w:tcPr>
-          <w:p>
-            <w:pPr>
-              <w:keepNext/>
-              <w:spacing w:line="252" w:lineRule="auto"/>
-            </w:pPr>
-            <w:r>
-              <w:rPr>
-                <w:sz w:val="20"/>
-                <w:szCs w:val="20"/>
-              </w:rPr>
-              <w:t>Avisar a Tecnología. Continuar con datos manuales.</w:t>
-            </w:r>
-          </w:p>
-        </w:tc>
-      </w:tr>
-      <w:tr>
-        <w:trPr>
-          <w:cantSplit/>
-        </w:trPr>
-        <w:tc>
-          <w:tcPr>
-            <w:tcW w:w="3000" w:type="dxa"/>
-            <w:tcBorders>
-              <w:top w:val="single" w:sz="4" w:space="0" w:color="BFBFBF"/>
-              <w:left w:val="single" w:sz="4" w:space="0" w:color="BFBFBF"/>
-              <w:bottom w:val="single" w:sz="4" w:space="0" w:color="BFBFBF"/>
-              <w:right w:val="single" w:sz="4" w:space="0" w:color="BFBFBF"/>
-            </w:tcBorders>
-            <w:tcMar>
-              <w:top w:w="80" w:type="dxa"/>
-              <w:left w:w="120" w:type="dxa"/>
-              <w:bottom w:w="80" w:type="dxa"/>
-              <w:right w:w="120" w:type="dxa"/>
-            </w:tcMar>
-            <w:vAlign w:val="center"/>
-          </w:tcPr>
-          <w:p>
-            <w:pPr>
-              <w:keepNext/>
-              <w:spacing w:line="252" w:lineRule="auto"/>
-            </w:pPr>
-            <w:r>
-              <w:rPr>
-                <w:sz w:val="20"/>
-                <w:szCs w:val="20"/>
-              </w:rPr>
-              <w:t>Se alcanzó el límite de consultas</w:t>
-            </w:r>
-          </w:p>
-        </w:tc>
-        <w:tc>
-          <w:tcPr>
-            <w:tcW w:w="3200" w:type="dxa"/>
-            <w:tcBorders>
-              <w:top w:val="single" w:sz="4" w:space="0" w:color="BFBFBF"/>
-              <w:left w:val="single" w:sz="4" w:space="0" w:color="BFBFBF"/>
-              <w:bottom w:val="single" w:sz="4" w:space="0" w:color="BFBFBF"/>
-              <w:right w:val="single" w:sz="4" w:space="0" w:color="BFBFBF"/>
-            </w:tcBorders>
-            <w:tcMar>
-              <w:top w:w="80" w:type="dxa"/>
-              <w:left w:w="120" w:type="dxa"/>
-              <w:bottom w:w="80" w:type="dxa"/>
-              <w:right w:w="120" w:type="dxa"/>
-            </w:tcMar>
-            <w:vAlign w:val="center"/>
-          </w:tcPr>
-          <w:p>
-            <w:pPr>
-              <w:keepNext/>
-              <w:spacing w:line="252" w:lineRule="auto"/>
-            </w:pPr>
-            <w:r>
-              <w:rPr>
-                <w:sz w:val="20"/>
-                <w:szCs w:val="20"/>
-              </w:rPr>
-              <w:t>El servicio limitó temporalmente las consultas.</w:t>
-            </w:r>
-          </w:p>
-        </w:tc>
-        <w:tc>
-          <w:tcPr>
-            <w:tcW w:w="2826" w:type="dxa"/>
-            <w:tcBorders>
-              <w:top w:val="single" w:sz="4" w:space="0" w:color="BFBFBF"/>
-              <w:left w:val="single" w:sz="4" w:space="0" w:color="BFBFBF"/>
-              <w:bottom w:val="single" w:sz="4" w:space="0" w:color="BFBFBF"/>
-              <w:right w:val="single" w:sz="4" w:space="0" w:color="BFBFBF"/>
-            </w:tcBorders>
-            <w:tcMar>
-              <w:top w:w="80" w:type="dxa"/>
-              <w:left w:w="120" w:type="dxa"/>
-              <w:bottom w:w="80" w:type="dxa"/>
-              <w:right w:w="120" w:type="dxa"/>
-            </w:tcMar>
-            <w:vAlign w:val="center"/>
-          </w:tcPr>
-          <w:p>
-            <w:pPr>
-              <w:keepNext/>
-              <w:spacing w:line="252" w:lineRule="auto"/>
-            </w:pPr>
-            <w:r>
-              <w:rPr>
-                <w:sz w:val="20"/>
-                <w:szCs w:val="20"/>
-              </w:rPr>
-              <w:t>Esperar unos minutos o ingresar los datos manualmente.</w:t>
-            </w:r>
-          </w:p>
-        </w:tc>
-      </w:tr>
-      <w:tr>
-        <w:trPr>
-          <w:cantSplit/>
-        </w:trPr>
-        <w:tc>
-          <w:tcPr>
-            <w:tcW w:w="3000" w:type="dxa"/>
-            <w:tcBorders>
-              <w:top w:val="single" w:sz="4" w:space="0" w:color="BFBFBF"/>
-              <w:left w:val="single" w:sz="4" w:space="0" w:color="BFBFBF"/>
-              <w:bottom w:val="single" w:sz="4" w:space="0" w:color="BFBFBF"/>
-              <w:right w:val="single" w:sz="4" w:space="0" w:color="BFBFBF"/>
-            </w:tcBorders>
-            <w:shd w:val="clear" w:color="auto" w:fill="F5F5F5"/>
-            <w:tcMar>
-              <w:top w:w="80" w:type="dxa"/>
-              <w:left w:w="120" w:type="dxa"/>
-              <w:bottom w:w="80" w:type="dxa"/>
-              <w:right w:w="120" w:type="dxa"/>
-            </w:tcMar>
-            <w:vAlign w:val="center"/>
-          </w:tcPr>
-          <w:p>
-            <w:pPr>
-              <w:keepNext/>
-              <w:spacing w:line="252" w:lineRule="auto"/>
-            </w:pPr>
-            <w:r>
-              <w:rPr>
-                <w:sz w:val="20"/>
-                <w:szCs w:val="20"/>
-              </w:rPr>
-              <w:t>El cliente ya existe</w:t>
-            </w:r>
-          </w:p>
-        </w:tc>
-        <w:tc>
-          <w:tcPr>
-            <w:tcW w:w="3200" w:type="dxa"/>
-            <w:tcBorders>
-              <w:top w:val="single" w:sz="4" w:space="0" w:color="BFBFBF"/>
-              <w:left w:val="single" w:sz="4" w:space="0" w:color="BFBFBF"/>
-              <w:bottom w:val="single" w:sz="4" w:space="0" w:color="BFBFBF"/>
-              <w:right w:val="single" w:sz="4" w:space="0" w:color="BFBFBF"/>
-            </w:tcBorders>
-            <w:shd w:val="clear" w:color="auto" w:fill="F5F5F5"/>
-            <w:tcMar>
-              <w:top w:w="80" w:type="dxa"/>
-              <w:left w:w="120" w:type="dxa"/>
-              <w:bottom w:w="80" w:type="dxa"/>
-              <w:right w:w="120" w:type="dxa"/>
-            </w:tcMar>
-            <w:vAlign w:val="center"/>
-          </w:tcPr>
-          <w:p>
-            <w:pPr>
-              <w:keepNext/>
-              <w:spacing w:line="252" w:lineRule="auto"/>
-            </w:pPr>
-            <w:r>
-              <w:rPr>
-                <w:sz w:val="20"/>
-                <w:szCs w:val="20"/>
-              </w:rPr>
-              <w:t>El documento ya está registrado.</w:t>
-            </w:r>
-          </w:p>
-        </w:tc>
-        <w:tc>
-          <w:tcPr>
-            <w:tcW w:w="2826" w:type="dxa"/>
-            <w:tcBorders>
-              <w:top w:val="single" w:sz="4" w:space="0" w:color="BFBFBF"/>
-              <w:left w:val="single" w:sz="4" w:space="0" w:color="BFBFBF"/>
-              <w:bottom w:val="single" w:sz="4" w:space="0" w:color="BFBFBF"/>
-              <w:right w:val="single" w:sz="4" w:space="0" w:color="BFBFBF"/>
-            </w:tcBorders>
-            <w:shd w:val="clear" w:color="auto" w:fill="F5F5F5"/>
-            <w:tcMar>
-              <w:top w:w="80" w:type="dxa"/>
-              <w:left w:w="120" w:type="dxa"/>
-              <w:bottom w:w="80" w:type="dxa"/>
-              <w:right w:w="120" w:type="dxa"/>
-            </w:tcMar>
-            <w:vAlign w:val="center"/>
-          </w:tcPr>
-          <w:p>
-            <w:pPr>
-              <w:keepNext/>
-              <w:spacing w:line="252" w:lineRule="auto"/>
-            </w:pPr>
-            <w:r>
-              <w:rPr>
-                <w:sz w:val="20"/>
-                <w:szCs w:val="20"/>
-              </w:rPr>
-              <w:t>Aceptar para usar el cliente existente.</w:t>
-            </w:r>
-          </w:p>
-        </w:tc>
-      </w:tr>
-      <w:tr>
-        <w:trPr>
-          <w:cantSplit/>
-        </w:trPr>
-        <w:tc>
-          <w:tcPr>
-            <w:tcW w:w="3000" w:type="dxa"/>
-            <w:tcBorders>
-              <w:top w:val="single" w:sz="4" w:space="0" w:color="BFBFBF"/>
-              <w:left w:val="single" w:sz="4" w:space="0" w:color="BFBFBF"/>
-              <w:bottom w:val="single" w:sz="4" w:space="0" w:color="BFBFBF"/>
-              <w:right w:val="single" w:sz="4" w:space="0" w:color="BFBFBF"/>
-            </w:tcBorders>
-            <w:tcMar>
-              <w:top w:w="80" w:type="dxa"/>
-              <w:left w:w="120" w:type="dxa"/>
-              <w:bottom w:w="80" w:type="dxa"/>
-              <w:right w:w="120" w:type="dxa"/>
-            </w:tcMar>
-            <w:vAlign w:val="center"/>
-          </w:tcPr>
-          <w:p>
-            <w:pPr>
-              <w:keepNext/>
-              <w:spacing w:line="252" w:lineRule="auto"/>
-            </w:pPr>
-            <w:r>
-              <w:rPr>
-                <w:sz w:val="20"/>
-                <w:szCs w:val="20"/>
-              </w:rPr>
-              <w:t>Ingrese un DNI de 8 dígitos o RUC de 11 dígitos</w:t>
-            </w:r>
-          </w:p>
-        </w:tc>
-        <w:tc>
-          <w:tcPr>
-            <w:tcW w:w="3200" w:type="dxa"/>
-            <w:tcBorders>
-              <w:top w:val="single" w:sz="4" w:space="0" w:color="BFBFBF"/>
-              <w:left w:val="single" w:sz="4" w:space="0" w:color="BFBFBF"/>
-              <w:bottom w:val="single" w:sz="4" w:space="0" w:color="BFBFBF"/>
-              <w:right w:val="single" w:sz="4" w:space="0" w:color="BFBFBF"/>
-            </w:tcBorders>
-            <w:tcMar>
-              <w:top w:w="80" w:type="dxa"/>
-              <w:left w:w="120" w:type="dxa"/>
-              <w:bottom w:w="80" w:type="dxa"/>
-              <w:right w:w="120" w:type="dxa"/>
-            </w:tcMar>
-            <w:vAlign w:val="center"/>
-          </w:tcPr>
-          <w:p>
-            <w:pPr>
-              <w:keepNext/>
-              <w:spacing w:line="252" w:lineRule="auto"/>
-            </w:pPr>
-            <w:r>
-              <w:rPr>
-                <w:sz w:val="20"/>
-                <w:szCs w:val="20"/>
-              </w:rPr>
-              <w:t>El documento no tiene la longitud correcta.</w:t>
-            </w:r>
-          </w:p>
-        </w:tc>
-        <w:tc>
-          <w:tcPr>
-            <w:tcW w:w="2826" w:type="dxa"/>
-            <w:tcBorders>
-              <w:top w:val="single" w:sz="4" w:space="0" w:color="BFBFBF"/>
-              <w:left w:val="single" w:sz="4" w:space="0" w:color="BFBFBF"/>
-              <w:bottom w:val="single" w:sz="4" w:space="0" w:color="BFBFBF"/>
-              <w:right w:val="single" w:sz="4" w:space="0" w:color="BFBFBF"/>
-            </w:tcBorders>
-            <w:tcMar>
-              <w:top w:w="80" w:type="dxa"/>
-              <w:left w:w="120" w:type="dxa"/>
-              <w:bottom w:w="80" w:type="dxa"/>
-              <w:right w:w="120" w:type="dxa"/>
-            </w:tcMar>
-            <w:vAlign w:val="center"/>
-          </w:tcPr>
-          <w:p>
-            <w:pPr>
-              <w:keepNext/>
-              <w:spacing w:line="252" w:lineRule="auto"/>
-            </w:pPr>
-            <w:r>
-              <w:rPr>
-                <w:sz w:val="20"/>
-                <w:szCs w:val="20"/>
-              </w:rPr>
-              <w:t>Verificar el número.</w:t>
-            </w:r>
-          </w:p>
-        </w:tc>
-      </w:tr>
-      <w:tr>
-        <w:trPr>
-          <w:cantSplit/>
-        </w:trPr>
-        <w:tc>
-          <w:tcPr>
-            <w:tcW w:w="3000" w:type="dxa"/>
-            <w:tcBorders>
-              <w:top w:val="single" w:sz="4" w:space="0" w:color="BFBFBF"/>
-              <w:left w:val="single" w:sz="4" w:space="0" w:color="BFBFBF"/>
-              <w:bottom w:val="single" w:sz="4" w:space="0" w:color="BFBFBF"/>
-              <w:right w:val="single" w:sz="4" w:space="0" w:color="BFBFBF"/>
-            </w:tcBorders>
-            <w:shd w:val="clear" w:color="auto" w:fill="F5F5F5"/>
-            <w:tcMar>
-              <w:top w:w="80" w:type="dxa"/>
-              <w:left w:w="120" w:type="dxa"/>
-              <w:bottom w:w="80" w:type="dxa"/>
-              <w:right w:w="120" w:type="dxa"/>
-            </w:tcMar>
-            <w:vAlign w:val="center"/>
-          </w:tcPr>
-          <w:p>
-            <w:pPr>
-              <w:spacing w:line="252" w:lineRule="auto"/>
-            </w:pPr>
-            <w:r>
-              <w:rPr>
-                <w:sz w:val="20"/>
-                <w:szCs w:val="20"/>
-              </w:rPr>
-              <w:t>Sin coincidencias para "…"</w:t>
-            </w:r>
-          </w:p>
-        </w:tc>
-        <w:tc>
-          <w:tcPr>
-            <w:tcW w:w="3200" w:type="dxa"/>
-            <w:tcBorders>
-              <w:top w:val="single" w:sz="4" w:space="0" w:color="BFBFBF"/>
-              <w:left w:val="single" w:sz="4" w:space="0" w:color="BFBFBF"/>
-              <w:bottom w:val="single" w:sz="4" w:space="0" w:color="BFBFBF"/>
-              <w:right w:val="single" w:sz="4" w:space="0" w:color="BFBFBF"/>
-            </w:tcBorders>
-            <w:shd w:val="clear" w:color="auto" w:fill="F5F5F5"/>
-            <w:tcMar>
-              <w:top w:w="80" w:type="dxa"/>
-              <w:left w:w="120" w:type="dxa"/>
-              <w:bottom w:w="80" w:type="dxa"/>
-              <w:right w:w="120" w:type="dxa"/>
-            </w:tcMar>
-            <w:vAlign w:val="center"/>
-          </w:tcPr>
-          <w:p>
-            <w:pPr>
-              <w:spacing w:line="252" w:lineRule="auto"/>
-            </w:pPr>
-            <w:r>
-              <w:rPr>
-                <w:sz w:val="20"/>
-                <w:szCs w:val="20"/>
-              </w:rPr>
-              <w:t>La búsqueda no encontró resultados.</w:t>
-            </w:r>
-          </w:p>
-        </w:tc>
-        <w:tc>
-          <w:tcPr>
-            <w:tcW w:w="2826" w:type="dxa"/>
-            <w:tcBorders>
-              <w:top w:val="single" w:sz="4" w:space="0" w:color="BFBFBF"/>
-              <w:left w:val="single" w:sz="4" w:space="0" w:color="BFBFBF"/>
-              <w:bottom w:val="single" w:sz="4" w:space="0" w:color="BFBFBF"/>
-              <w:right w:val="single" w:sz="4" w:space="0" w:color="BFBFBF"/>
-            </w:tcBorders>
-            <w:shd w:val="clear" w:color="auto" w:fill="F5F5F5"/>
-            <w:tcMar>
-              <w:top w:w="80" w:type="dxa"/>
-              <w:left w:w="120" w:type="dxa"/>
-              <w:bottom w:w="80" w:type="dxa"/>
-              <w:right w:w="120" w:type="dxa"/>
-            </w:tcMar>
-            <w:vAlign w:val="center"/>
-          </w:tcPr>
-          <w:p>
-            <w:pPr>
-              <w:spacing w:line="252" w:lineRule="auto"/>
-            </w:pPr>
-            <w:r>
-              <w:rPr>
-                <w:sz w:val="20"/>
-                <w:szCs w:val="20"/>
-              </w:rPr>
-              <w:t>Probar con el documento o con parte del nombre; si no existe, crearlo.</w:t>
-            </w:r>
-          </w:p>
-        </w:tc>
-      </w:tr>
-    </w:tbl>
-    <w:p/>
-    <w:tbl>
-      <w:tblPr>
-        <w:tblW w:w="9026" w:type="dxa"/>
-        <w:tblBorders>
-          <w:top w:val="single" w:sz="4" w:space="0" w:color="auto"/>
-          <w:left w:val="single" w:sz="4" w:space="0" w:color="auto"/>
-          <w:bottom w:val="single" w:sz="4" w:space="0" w:color="auto"/>
-          <w:right w:val="single" w:sz="4" w:space="0" w:color="auto"/>
-          <w:insideH w:val="single" w:sz="4" w:space="0" w:color="auto"/>
-          <w:insideV w:val="single" w:sz="4" w:space="0" w:color="auto"/>
-        </w:tblBorders>
-        <w:tblCellMar>
-          <w:left w:w="10" w:type="dxa"/>
-          <w:right w:w="10" w:type="dxa"/>
-        </w:tblCellMar>
-        <w:tblLook w:val="0000" w:firstRow="0" w:lastRow="0" w:firstColumn="0" w:lastColumn="0" w:noHBand="0" w:noVBand="0"/>
-      </w:tblPr>
-      <w:tblGrid>
-        <w:gridCol w:w="9026"/>
-      </w:tblGrid>
-      <w:tr>
+        <w:tblPrEx>
+          <w:tblCellMar>
+            <w:top w:w="0" w:type="dxa"/>
+            <w:bottom w:w="0" w:type="dxa"/>
+          </w:tblCellMar>
+        </w:tblPrEx>
         <w:trPr>
           <w:cantSplit/>
         </w:trPr>
@@ -7780,11 +9343,11 @@
         <w:keepNext/>
         <w:ind w:left="360"/>
       </w:pPr>
-      <w:bookmarkStart w:id="16" w:name="_Toc237962553"/>
+      <w:bookmarkStart w:id="19" w:name="_Toc238140451"/>
       <w:r>
         <w:t>3.2.  CONTINGENCIA</w:t>
       </w:r>
-      <w:bookmarkEnd w:id="16"/>
+      <w:bookmarkEnd w:id="19"/>
     </w:p>
     <w:p>
       <w:pPr>
@@ -7801,7 +9364,7 @@
         <w:pStyle w:val="Prrafodelista"/>
         <w:numPr>
           <w:ilvl w:val="0"/>
-          <w:numId w:val="8"/>
+          <w:numId w:val="9"/>
         </w:numPr>
         <w:spacing w:after="100" w:line="276" w:lineRule="auto"/>
       </w:pPr>
@@ -7814,12 +9377,11 @@
         <w:pStyle w:val="Prrafodelista"/>
         <w:numPr>
           <w:ilvl w:val="0"/>
-          <w:numId w:val="8"/>
+          <w:numId w:val="9"/>
         </w:numPr>
         <w:spacing w:after="100" w:line="276" w:lineRule="auto"/>
       </w:pPr>
       <w:r>
-        <w:lastRenderedPageBreak/>
         <w:t xml:space="preserve">Para buscar, usar el botón </w:t>
       </w:r>
       <w:r>
@@ -7838,7 +9400,7 @@
         <w:pStyle w:val="Prrafodelista"/>
         <w:numPr>
           <w:ilvl w:val="0"/>
-          <w:numId w:val="8"/>
+          <w:numId w:val="9"/>
         </w:numPr>
         <w:spacing w:after="100" w:line="276" w:lineRule="auto"/>
       </w:pPr>
@@ -7851,7 +9413,7 @@
         <w:pStyle w:val="Prrafodelista"/>
         <w:numPr>
           <w:ilvl w:val="0"/>
-          <w:numId w:val="8"/>
+          <w:numId w:val="9"/>
         </w:numPr>
         <w:spacing w:after="100" w:line="276" w:lineRule="auto"/>
       </w:pPr>
@@ -7875,12 +9437,18 @@
           <w:left w:w="10" w:type="dxa"/>
           <w:right w:w="10" w:type="dxa"/>
         </w:tblCellMar>
-        <w:tblLook w:val="0000" w:firstRow="0" w:lastRow="0" w:firstColumn="0" w:lastColumn="0" w:noHBand="0" w:noVBand="0"/>
+        <w:tblLook w:val="04A0" w:firstRow="1" w:lastRow="0" w:firstColumn="1" w:lastColumn="0" w:noHBand="0" w:noVBand="1"/>
       </w:tblPr>
       <w:tblGrid>
         <w:gridCol w:w="9026"/>
       </w:tblGrid>
       <w:tr>
+        <w:tblPrEx>
+          <w:tblCellMar>
+            <w:top w:w="0" w:type="dxa"/>
+            <w:bottom w:w="0" w:type="dxa"/>
+          </w:tblCellMar>
+        </w:tblPrEx>
         <w:trPr>
           <w:cantSplit/>
         </w:trPr>
@@ -8009,7 +9577,7 @@
         <w:noProof/>
       </w:rPr>
       <w:drawing>
-        <wp:anchor distT="0" distB="0" distL="0" distR="0" simplePos="0" relativeHeight="628650" behindDoc="1" locked="0" layoutInCell="1" allowOverlap="1" wp14:anchorId="37A3B6C2" wp14:editId="1EA704A0">
+        <wp:anchor distT="0" distB="0" distL="0" distR="0" simplePos="0" relativeHeight="628650" behindDoc="1" locked="0" layoutInCell="1" allowOverlap="1" wp14:anchorId="7243315E" wp14:editId="16C9D99D">
           <wp:simplePos x="0" y="0"/>
           <wp:positionH relativeFrom="page">
             <wp:align>right</wp:align>
@@ -8086,7 +9654,7 @@
         <w:noProof/>
       </w:rPr>
       <w:drawing>
-        <wp:inline distT="0" distB="0" distL="0" distR="0" wp14:anchorId="2B33CB4F" wp14:editId="7D0B5AB4">
+        <wp:inline distT="0" distB="0" distL="0" distR="0" wp14:anchorId="3F8FA493" wp14:editId="04A9698E">
           <wp:extent cx="876300" cy="381000"/>
           <wp:effectExtent l="0" t="0" r="0" b="0"/>
           <wp:docPr id="10" name="Imagen 10"/>
@@ -8131,10 +9699,64 @@
 <file path=word/numbering.xml><?xml version="1.0" encoding="utf-8"?>
 <w:numbering xmlns:wpc="http://schemas.microsoft.com/office/word/2010/wordprocessingCanvas" xmlns:cx="http://schemas.microsoft.com/office/drawing/2014/chartex" xmlns:cx1="http://schemas.microsoft.com/office/drawing/2015/9/8/chartex" xmlns:cx2="http://schemas.microsoft.com/office/drawing/2015/10/21/chartex" xmlns:cx3="http://schemas.microsoft.com/office/drawing/2016/5/9/chartex" xmlns:cx4="http://schemas.microsoft.com/office/drawing/2016/5/10/chartex" xmlns:cx5="http://schemas.microsoft.com/office/drawing/2016/5/11/chartex" xmlns:cx6="http://schemas.microsoft.com/office/drawing/2016/5/12/chartex" xmlns:cx7="http://schemas.microsoft.com/office/drawing/2016/5/13/chartex" xmlns:cx8="http://schemas.microsoft.com/office/drawing/2016/5/14/chartex" xmlns:mc="http://schemas.openxmlformats.org/markup-compatibility/2006" xmlns:aink="http://schemas.microsoft.com/office/drawing/2016/ink" xmlns:am3d="http://schemas.microsoft.com/office/drawing/2017/model3d" xmlns:o="urn:schemas-microsoft-com:office:office" xmlns:oel="http://schemas.microsoft.com/office/2019/extlst" xmlns:r="http://schemas.openxmlformats.org/officeDocument/2006/relationships" xmlns:m="http://schemas.openxmlformats.org/officeDocument/2006/math" xmlns:v="urn:schemas-microsoft-com:vml" xmlns:wp14="http://schemas.microsoft.com/office/word/2010/wordprocessingDrawing" xmlns:wp="http://schemas.openxmlformats.org/drawingml/2006/wordprocessingDrawing" xmlns:w10="urn:schemas-microsoft-com:office:word" xmlns:w="http://schemas.openxmlformats.org/wordprocessingml/2006/main" xmlns:w14="http://schemas.microsoft.com/office/word/2010/wordml" xmlns:w15="http://schemas.microsoft.com/office/word/2012/wordml" xmlns:w16cex="http://schemas.microsoft.com/office/word/2018/wordml/cex" xmlns:w16cid="http://schemas.microsoft.com/office/word/2016/wordml/cid" xmlns:w16="http://schemas.microsoft.com/office/word/2018/wordml" xmlns:w16sdtdh="http://schemas.microsoft.com/office/word/2020/wordml/sdtdatahash" xmlns:w16se="http://schemas.microsoft.com/office/word/2015/wordml/symex" xmlns:wpg="http://schemas.microsoft.com/office/word/2010/wordprocessingGroup" xmlns:wpi="http://schemas.microsoft.com/office/word/2010/wordprocessingInk" xmlns:wne="http://schemas.microsoft.com/office/word/2006/wordml" xmlns:wps="http://schemas.microsoft.com/office/word/2010/wordprocessingShape" mc:Ignorable="w14 w15 w16se w16cid w16 w16cex w16sdtdh wp14">
   <w:abstractNum w:abstractNumId="0" w15:restartNumberingAfterBreak="0">
-    <w:nsid w:val="367865DF"/>
+    <w:nsid w:val="13AD0C8E"/>
     <w:multiLevelType w:val="hybridMultilevel"/>
-    <w:tmpl w:val="B45806B2"/>
-    <w:lvl w:ilvl="0" w:tplc="2DC6738A">
+    <w:tmpl w:val="A3E2C6EC"/>
+    <w:lvl w:ilvl="0" w:tplc="05166066">
+      <w:start w:val="1"/>
+      <w:numFmt w:val="bullet"/>
+      <w:lvlText w:val="•"/>
+      <w:lvlJc w:val="left"/>
+      <w:pPr>
+        <w:ind w:left="1080" w:hanging="300"/>
+      </w:pPr>
+    </w:lvl>
+    <w:lvl w:ilvl="1" w:tplc="B2F04910">
+      <w:numFmt w:val="decimal"/>
+      <w:lvlText w:val=""/>
+      <w:lvlJc w:val="left"/>
+    </w:lvl>
+    <w:lvl w:ilvl="2" w:tplc="5FC800AE">
+      <w:numFmt w:val="decimal"/>
+      <w:lvlText w:val=""/>
+      <w:lvlJc w:val="left"/>
+    </w:lvl>
+    <w:lvl w:ilvl="3" w:tplc="8CAC3F9A">
+      <w:numFmt w:val="decimal"/>
+      <w:lvlText w:val=""/>
+      <w:lvlJc w:val="left"/>
+    </w:lvl>
+    <w:lvl w:ilvl="4" w:tplc="5E0EA2A0">
+      <w:numFmt w:val="decimal"/>
+      <w:lvlText w:val=""/>
+      <w:lvlJc w:val="left"/>
+    </w:lvl>
+    <w:lvl w:ilvl="5" w:tplc="5A8C3C80">
+      <w:numFmt w:val="decimal"/>
+      <w:lvlText w:val=""/>
+      <w:lvlJc w:val="left"/>
+    </w:lvl>
+    <w:lvl w:ilvl="6" w:tplc="7E86489A">
+      <w:numFmt w:val="decimal"/>
+      <w:lvlText w:val=""/>
+      <w:lvlJc w:val="left"/>
+    </w:lvl>
+    <w:lvl w:ilvl="7" w:tplc="911A0FB6">
+      <w:numFmt w:val="decimal"/>
+      <w:lvlText w:val=""/>
+      <w:lvlJc w:val="left"/>
+    </w:lvl>
+    <w:lvl w:ilvl="8" w:tplc="403229F4">
+      <w:numFmt w:val="decimal"/>
+      <w:lvlText w:val=""/>
+      <w:lvlJc w:val="left"/>
+    </w:lvl>
+  </w:abstractNum>
+  <w:abstractNum w:abstractNumId="1" w15:restartNumberingAfterBreak="0">
+    <w:nsid w:val="430C6C85"/>
+    <w:multiLevelType w:val="hybridMultilevel"/>
+    <w:tmpl w:val="07CC7B8A"/>
+    <w:lvl w:ilvl="0" w:tplc="043A803C">
       <w:start w:val="1"/>
       <w:numFmt w:val="decimal"/>
       <w:lvlText w:val="%1."/>
@@ -8143,160 +9765,52 @@
         <w:ind w:left="1080" w:hanging="360"/>
       </w:pPr>
     </w:lvl>
-    <w:lvl w:ilvl="1" w:tplc="EC226C8E">
+    <w:lvl w:ilvl="1" w:tplc="1A385480">
       <w:numFmt w:val="decimal"/>
       <w:lvlText w:val=""/>
       <w:lvlJc w:val="left"/>
     </w:lvl>
-    <w:lvl w:ilvl="2" w:tplc="DB46B83C">
+    <w:lvl w:ilvl="2" w:tplc="3CB0AE18">
       <w:numFmt w:val="decimal"/>
       <w:lvlText w:val=""/>
       <w:lvlJc w:val="left"/>
     </w:lvl>
-    <w:lvl w:ilvl="3" w:tplc="7826EFBC">
+    <w:lvl w:ilvl="3" w:tplc="65D04B8C">
       <w:numFmt w:val="decimal"/>
       <w:lvlText w:val=""/>
       <w:lvlJc w:val="left"/>
     </w:lvl>
-    <w:lvl w:ilvl="4" w:tplc="B846F6AE">
+    <w:lvl w:ilvl="4" w:tplc="C472E842">
       <w:numFmt w:val="decimal"/>
       <w:lvlText w:val=""/>
       <w:lvlJc w:val="left"/>
     </w:lvl>
-    <w:lvl w:ilvl="5" w:tplc="FA183852">
+    <w:lvl w:ilvl="5" w:tplc="B5F06F54">
       <w:numFmt w:val="decimal"/>
       <w:lvlText w:val=""/>
       <w:lvlJc w:val="left"/>
     </w:lvl>
-    <w:lvl w:ilvl="6" w:tplc="F9222C1A">
+    <w:lvl w:ilvl="6" w:tplc="8938AA0E">
       <w:numFmt w:val="decimal"/>
       <w:lvlText w:val=""/>
       <w:lvlJc w:val="left"/>
     </w:lvl>
-    <w:lvl w:ilvl="7" w:tplc="494EB162">
+    <w:lvl w:ilvl="7" w:tplc="73700AA2">
       <w:numFmt w:val="decimal"/>
       <w:lvlText w:val=""/>
       <w:lvlJc w:val="left"/>
     </w:lvl>
-    <w:lvl w:ilvl="8" w:tplc="8CDA26B0">
-      <w:numFmt w:val="decimal"/>
-      <w:lvlText w:val=""/>
-      <w:lvlJc w:val="left"/>
-    </w:lvl>
-  </w:abstractNum>
-  <w:abstractNum w:abstractNumId="1" w15:restartNumberingAfterBreak="0">
-    <w:nsid w:val="3AFD4EA7"/>
-    <w:multiLevelType w:val="hybridMultilevel"/>
-    <w:tmpl w:val="2B445C3E"/>
-    <w:lvl w:ilvl="0" w:tplc="12B290C2">
-      <w:start w:val="1"/>
-      <w:numFmt w:val="decimal"/>
-      <w:lvlText w:val="%1."/>
-      <w:lvlJc w:val="left"/>
-      <w:pPr>
-        <w:ind w:left="1080" w:hanging="360"/>
-      </w:pPr>
-    </w:lvl>
-    <w:lvl w:ilvl="1" w:tplc="FA9CE536">
-      <w:numFmt w:val="decimal"/>
-      <w:lvlText w:val=""/>
-      <w:lvlJc w:val="left"/>
-    </w:lvl>
-    <w:lvl w:ilvl="2" w:tplc="CD4C516A">
-      <w:numFmt w:val="decimal"/>
-      <w:lvlText w:val=""/>
-      <w:lvlJc w:val="left"/>
-    </w:lvl>
-    <w:lvl w:ilvl="3" w:tplc="B6D49902">
-      <w:numFmt w:val="decimal"/>
-      <w:lvlText w:val=""/>
-      <w:lvlJc w:val="left"/>
-    </w:lvl>
-    <w:lvl w:ilvl="4" w:tplc="91D4FA96">
-      <w:numFmt w:val="decimal"/>
-      <w:lvlText w:val=""/>
-      <w:lvlJc w:val="left"/>
-    </w:lvl>
-    <w:lvl w:ilvl="5" w:tplc="CE845E04">
-      <w:numFmt w:val="decimal"/>
-      <w:lvlText w:val=""/>
-      <w:lvlJc w:val="left"/>
-    </w:lvl>
-    <w:lvl w:ilvl="6" w:tplc="15327F70">
-      <w:numFmt w:val="decimal"/>
-      <w:lvlText w:val=""/>
-      <w:lvlJc w:val="left"/>
-    </w:lvl>
-    <w:lvl w:ilvl="7" w:tplc="6F208A74">
-      <w:numFmt w:val="decimal"/>
-      <w:lvlText w:val=""/>
-      <w:lvlJc w:val="left"/>
-    </w:lvl>
-    <w:lvl w:ilvl="8" w:tplc="12965D8E">
+    <w:lvl w:ilvl="8" w:tplc="37A8B178">
       <w:numFmt w:val="decimal"/>
       <w:lvlText w:val=""/>
       <w:lvlJc w:val="left"/>
     </w:lvl>
   </w:abstractNum>
   <w:abstractNum w:abstractNumId="2" w15:restartNumberingAfterBreak="0">
-    <w:nsid w:val="3C6A76C4"/>
+    <w:nsid w:val="43362006"/>
     <w:multiLevelType w:val="hybridMultilevel"/>
-    <w:tmpl w:val="1360C876"/>
-    <w:lvl w:ilvl="0" w:tplc="0A8E6CA4">
-      <w:start w:val="1"/>
-      <w:numFmt w:val="bullet"/>
-      <w:lvlText w:val="•"/>
-      <w:lvlJc w:val="left"/>
-      <w:pPr>
-        <w:ind w:left="1080" w:hanging="300"/>
-      </w:pPr>
-    </w:lvl>
-    <w:lvl w:ilvl="1" w:tplc="5C84D20A">
-      <w:numFmt w:val="decimal"/>
-      <w:lvlText w:val=""/>
-      <w:lvlJc w:val="left"/>
-    </w:lvl>
-    <w:lvl w:ilvl="2" w:tplc="5C9C517A">
-      <w:numFmt w:val="decimal"/>
-      <w:lvlText w:val=""/>
-      <w:lvlJc w:val="left"/>
-    </w:lvl>
-    <w:lvl w:ilvl="3" w:tplc="0520015A">
-      <w:numFmt w:val="decimal"/>
-      <w:lvlText w:val=""/>
-      <w:lvlJc w:val="left"/>
-    </w:lvl>
-    <w:lvl w:ilvl="4" w:tplc="55F071A0">
-      <w:numFmt w:val="decimal"/>
-      <w:lvlText w:val=""/>
-      <w:lvlJc w:val="left"/>
-    </w:lvl>
-    <w:lvl w:ilvl="5" w:tplc="92287DB4">
-      <w:numFmt w:val="decimal"/>
-      <w:lvlText w:val=""/>
-      <w:lvlJc w:val="left"/>
-    </w:lvl>
-    <w:lvl w:ilvl="6" w:tplc="D8A4BB3C">
-      <w:numFmt w:val="decimal"/>
-      <w:lvlText w:val=""/>
-      <w:lvlJc w:val="left"/>
-    </w:lvl>
-    <w:lvl w:ilvl="7" w:tplc="81529E58">
-      <w:numFmt w:val="decimal"/>
-      <w:lvlText w:val=""/>
-      <w:lvlJc w:val="left"/>
-    </w:lvl>
-    <w:lvl w:ilvl="8" w:tplc="0674EF56">
-      <w:numFmt w:val="decimal"/>
-      <w:lvlText w:val=""/>
-      <w:lvlJc w:val="left"/>
-    </w:lvl>
-  </w:abstractNum>
-  <w:abstractNum w:abstractNumId="3" w15:restartNumberingAfterBreak="0">
-    <w:nsid w:val="3F525E76"/>
-    <w:multiLevelType w:val="hybridMultilevel"/>
-    <w:tmpl w:val="51FA748A"/>
-    <w:lvl w:ilvl="0" w:tplc="6AA481B8">
+    <w:tmpl w:val="62CA59B6"/>
+    <w:lvl w:ilvl="0" w:tplc="16FC21F2">
       <w:start w:val="1"/>
       <w:numFmt w:val="bullet"/>
       <w:lvlText w:val="●"/>
@@ -8305,7 +9819,7 @@
         <w:ind w:left="720" w:hanging="360"/>
       </w:pPr>
     </w:lvl>
-    <w:lvl w:ilvl="1" w:tplc="F3709530">
+    <w:lvl w:ilvl="1" w:tplc="8BF82A36">
       <w:start w:val="1"/>
       <w:numFmt w:val="bullet"/>
       <w:lvlText w:val="○"/>
@@ -8314,7 +9828,7 @@
         <w:ind w:left="1440" w:hanging="360"/>
       </w:pPr>
     </w:lvl>
-    <w:lvl w:ilvl="2" w:tplc="BCA45134">
+    <w:lvl w:ilvl="2" w:tplc="A72E221A">
       <w:start w:val="1"/>
       <w:numFmt w:val="bullet"/>
       <w:lvlText w:val="■"/>
@@ -8323,7 +9837,7 @@
         <w:ind w:left="2160" w:hanging="360"/>
       </w:pPr>
     </w:lvl>
-    <w:lvl w:ilvl="3" w:tplc="C338E19E">
+    <w:lvl w:ilvl="3" w:tplc="A552CF48">
       <w:start w:val="1"/>
       <w:numFmt w:val="bullet"/>
       <w:lvlText w:val="●"/>
@@ -8332,7 +9846,7 @@
         <w:ind w:left="2880" w:hanging="360"/>
       </w:pPr>
     </w:lvl>
-    <w:lvl w:ilvl="4" w:tplc="103E5ADC">
+    <w:lvl w:ilvl="4" w:tplc="8220878A">
       <w:start w:val="1"/>
       <w:numFmt w:val="bullet"/>
       <w:lvlText w:val="○"/>
@@ -8341,7 +9855,7 @@
         <w:ind w:left="3600" w:hanging="360"/>
       </w:pPr>
     </w:lvl>
-    <w:lvl w:ilvl="5" w:tplc="043A6DEE">
+    <w:lvl w:ilvl="5" w:tplc="27985B10">
       <w:start w:val="1"/>
       <w:numFmt w:val="bullet"/>
       <w:lvlText w:val="■"/>
@@ -8350,7 +9864,7 @@
         <w:ind w:left="4320" w:hanging="360"/>
       </w:pPr>
     </w:lvl>
-    <w:lvl w:ilvl="6" w:tplc="CA628F0A">
+    <w:lvl w:ilvl="6" w:tplc="DC181DEE">
       <w:start w:val="1"/>
       <w:numFmt w:val="bullet"/>
       <w:lvlText w:val="●"/>
@@ -8359,7 +9873,7 @@
         <w:ind w:left="5040" w:hanging="360"/>
       </w:pPr>
     </w:lvl>
-    <w:lvl w:ilvl="7" w:tplc="1FC06500">
+    <w:lvl w:ilvl="7" w:tplc="8F5E71F0">
       <w:start w:val="1"/>
       <w:numFmt w:val="bullet"/>
       <w:lvlText w:val="●"/>
@@ -8368,7 +9882,7 @@
         <w:ind w:left="5760" w:hanging="360"/>
       </w:pPr>
     </w:lvl>
-    <w:lvl w:ilvl="8" w:tplc="1C30CDB8">
+    <w:lvl w:ilvl="8" w:tplc="A43E8F1E">
       <w:start w:val="1"/>
       <w:numFmt w:val="bullet"/>
       <w:lvlText w:val="●"/>
@@ -8378,11 +9892,11 @@
       </w:pPr>
     </w:lvl>
   </w:abstractNum>
-  <w:abstractNum w:abstractNumId="4" w15:restartNumberingAfterBreak="0">
-    <w:nsid w:val="65D44497"/>
+  <w:abstractNum w:abstractNumId="3" w15:restartNumberingAfterBreak="0">
+    <w:nsid w:val="4AFC6CE5"/>
     <w:multiLevelType w:val="hybridMultilevel"/>
-    <w:tmpl w:val="393630A2"/>
-    <w:lvl w:ilvl="0" w:tplc="3ADC7E38">
+    <w:tmpl w:val="A1501A3C"/>
+    <w:lvl w:ilvl="0" w:tplc="D2583834">
       <w:start w:val="1"/>
       <w:numFmt w:val="decimal"/>
       <w:lvlText w:val="%1."/>
@@ -8391,52 +9905,52 @@
         <w:ind w:left="1080" w:hanging="360"/>
       </w:pPr>
     </w:lvl>
-    <w:lvl w:ilvl="1" w:tplc="C71E4EF8">
+    <w:lvl w:ilvl="1" w:tplc="A4CA6AB8">
       <w:numFmt w:val="decimal"/>
       <w:lvlText w:val=""/>
       <w:lvlJc w:val="left"/>
     </w:lvl>
-    <w:lvl w:ilvl="2" w:tplc="1A62612C">
+    <w:lvl w:ilvl="2" w:tplc="B0E28280">
       <w:numFmt w:val="decimal"/>
       <w:lvlText w:val=""/>
       <w:lvlJc w:val="left"/>
     </w:lvl>
-    <w:lvl w:ilvl="3" w:tplc="305CA884">
+    <w:lvl w:ilvl="3" w:tplc="F3BC1D0A">
       <w:numFmt w:val="decimal"/>
       <w:lvlText w:val=""/>
       <w:lvlJc w:val="left"/>
     </w:lvl>
-    <w:lvl w:ilvl="4" w:tplc="81565C46">
+    <w:lvl w:ilvl="4" w:tplc="759EC03C">
       <w:numFmt w:val="decimal"/>
       <w:lvlText w:val=""/>
       <w:lvlJc w:val="left"/>
     </w:lvl>
-    <w:lvl w:ilvl="5" w:tplc="61CC26AE">
+    <w:lvl w:ilvl="5" w:tplc="3B6860A4">
       <w:numFmt w:val="decimal"/>
       <w:lvlText w:val=""/>
       <w:lvlJc w:val="left"/>
     </w:lvl>
-    <w:lvl w:ilvl="6" w:tplc="3B30115E">
+    <w:lvl w:ilvl="6" w:tplc="F4BA0B50">
       <w:numFmt w:val="decimal"/>
       <w:lvlText w:val=""/>
       <w:lvlJc w:val="left"/>
     </w:lvl>
-    <w:lvl w:ilvl="7" w:tplc="B43C048A">
+    <w:lvl w:ilvl="7" w:tplc="748A5C2C">
       <w:numFmt w:val="decimal"/>
       <w:lvlText w:val=""/>
       <w:lvlJc w:val="left"/>
     </w:lvl>
-    <w:lvl w:ilvl="8" w:tplc="9D9A9EB8">
+    <w:lvl w:ilvl="8" w:tplc="93B8601C">
       <w:numFmt w:val="decimal"/>
       <w:lvlText w:val=""/>
       <w:lvlJc w:val="left"/>
     </w:lvl>
   </w:abstractNum>
-  <w:abstractNum w:abstractNumId="5" w15:restartNumberingAfterBreak="0">
-    <w:nsid w:val="73026525"/>
+  <w:abstractNum w:abstractNumId="4" w15:restartNumberingAfterBreak="0">
+    <w:nsid w:val="4EE15013"/>
     <w:multiLevelType w:val="hybridMultilevel"/>
-    <w:tmpl w:val="0B200B48"/>
-    <w:lvl w:ilvl="0" w:tplc="24961754">
+    <w:tmpl w:val="389C231E"/>
+    <w:lvl w:ilvl="0" w:tplc="A21E004A">
       <w:start w:val="1"/>
       <w:numFmt w:val="decimal"/>
       <w:lvlText w:val="%1."/>
@@ -8445,52 +9959,52 @@
         <w:ind w:left="1080" w:hanging="360"/>
       </w:pPr>
     </w:lvl>
-    <w:lvl w:ilvl="1" w:tplc="36A8430A">
+    <w:lvl w:ilvl="1" w:tplc="9760D644">
       <w:numFmt w:val="decimal"/>
       <w:lvlText w:val=""/>
       <w:lvlJc w:val="left"/>
     </w:lvl>
-    <w:lvl w:ilvl="2" w:tplc="39F019DE">
+    <w:lvl w:ilvl="2" w:tplc="7924CB9C">
       <w:numFmt w:val="decimal"/>
       <w:lvlText w:val=""/>
       <w:lvlJc w:val="left"/>
     </w:lvl>
-    <w:lvl w:ilvl="3" w:tplc="B6626E30">
+    <w:lvl w:ilvl="3" w:tplc="CB421842">
       <w:numFmt w:val="decimal"/>
       <w:lvlText w:val=""/>
       <w:lvlJc w:val="left"/>
     </w:lvl>
-    <w:lvl w:ilvl="4" w:tplc="90FA5DEE">
+    <w:lvl w:ilvl="4" w:tplc="0F602794">
       <w:numFmt w:val="decimal"/>
       <w:lvlText w:val=""/>
       <w:lvlJc w:val="left"/>
     </w:lvl>
-    <w:lvl w:ilvl="5" w:tplc="E15C3356">
+    <w:lvl w:ilvl="5" w:tplc="C526E828">
       <w:numFmt w:val="decimal"/>
       <w:lvlText w:val=""/>
       <w:lvlJc w:val="left"/>
     </w:lvl>
-    <w:lvl w:ilvl="6" w:tplc="E3F61310">
+    <w:lvl w:ilvl="6" w:tplc="F13652EE">
       <w:numFmt w:val="decimal"/>
       <w:lvlText w:val=""/>
       <w:lvlJc w:val="left"/>
     </w:lvl>
-    <w:lvl w:ilvl="7" w:tplc="AD2632EC">
+    <w:lvl w:ilvl="7" w:tplc="F5DA57A2">
       <w:numFmt w:val="decimal"/>
       <w:lvlText w:val=""/>
       <w:lvlJc w:val="left"/>
     </w:lvl>
-    <w:lvl w:ilvl="8" w:tplc="D62C004A">
+    <w:lvl w:ilvl="8" w:tplc="42A4EE36">
       <w:numFmt w:val="decimal"/>
       <w:lvlText w:val=""/>
       <w:lvlJc w:val="left"/>
     </w:lvl>
   </w:abstractNum>
-  <w:abstractNum w:abstractNumId="6" w15:restartNumberingAfterBreak="0">
-    <w:nsid w:val="730556B2"/>
+  <w:abstractNum w:abstractNumId="5" w15:restartNumberingAfterBreak="0">
+    <w:nsid w:val="6021220A"/>
     <w:multiLevelType w:val="hybridMultilevel"/>
-    <w:tmpl w:val="45FC2C0A"/>
-    <w:lvl w:ilvl="0" w:tplc="DA243A7C">
+    <w:tmpl w:val="28387A3E"/>
+    <w:lvl w:ilvl="0" w:tplc="162CE78A">
       <w:start w:val="1"/>
       <w:numFmt w:val="decimal"/>
       <w:lvlText w:val="%1."/>
@@ -8499,52 +10013,52 @@
         <w:ind w:left="1080" w:hanging="360"/>
       </w:pPr>
     </w:lvl>
-    <w:lvl w:ilvl="1" w:tplc="2E2CBEBE">
+    <w:lvl w:ilvl="1" w:tplc="4EF2EA46">
       <w:numFmt w:val="decimal"/>
       <w:lvlText w:val=""/>
       <w:lvlJc w:val="left"/>
     </w:lvl>
-    <w:lvl w:ilvl="2" w:tplc="27E25C9E">
+    <w:lvl w:ilvl="2" w:tplc="2C922F1E">
       <w:numFmt w:val="decimal"/>
       <w:lvlText w:val=""/>
       <w:lvlJc w:val="left"/>
     </w:lvl>
-    <w:lvl w:ilvl="3" w:tplc="A080E7D0">
+    <w:lvl w:ilvl="3" w:tplc="1DCC95C2">
       <w:numFmt w:val="decimal"/>
       <w:lvlText w:val=""/>
       <w:lvlJc w:val="left"/>
     </w:lvl>
-    <w:lvl w:ilvl="4" w:tplc="AD705616">
+    <w:lvl w:ilvl="4" w:tplc="A81E0F52">
       <w:numFmt w:val="decimal"/>
       <w:lvlText w:val=""/>
       <w:lvlJc w:val="left"/>
     </w:lvl>
-    <w:lvl w:ilvl="5" w:tplc="EF809FA2">
+    <w:lvl w:ilvl="5" w:tplc="1C96F860">
       <w:numFmt w:val="decimal"/>
       <w:lvlText w:val=""/>
       <w:lvlJc w:val="left"/>
     </w:lvl>
-    <w:lvl w:ilvl="6" w:tplc="7DF0D8A6">
+    <w:lvl w:ilvl="6" w:tplc="2232422A">
       <w:numFmt w:val="decimal"/>
       <w:lvlText w:val=""/>
       <w:lvlJc w:val="left"/>
     </w:lvl>
-    <w:lvl w:ilvl="7" w:tplc="071879F0">
+    <w:lvl w:ilvl="7" w:tplc="D71E5728">
       <w:numFmt w:val="decimal"/>
       <w:lvlText w:val=""/>
       <w:lvlJc w:val="left"/>
     </w:lvl>
-    <w:lvl w:ilvl="8" w:tplc="6C50C5EA">
+    <w:lvl w:ilvl="8" w:tplc="ECF867B2">
       <w:numFmt w:val="decimal"/>
       <w:lvlText w:val=""/>
       <w:lvlJc w:val="left"/>
     </w:lvl>
   </w:abstractNum>
-  <w:abstractNum w:abstractNumId="7" w15:restartNumberingAfterBreak="0">
-    <w:nsid w:val="75D71174"/>
+  <w:abstractNum w:abstractNumId="6" w15:restartNumberingAfterBreak="0">
+    <w:nsid w:val="649A2B75"/>
     <w:multiLevelType w:val="hybridMultilevel"/>
-    <w:tmpl w:val="7B3ADCCE"/>
-    <w:lvl w:ilvl="0" w:tplc="6A6E8B98">
+    <w:tmpl w:val="C92C3A70"/>
+    <w:lvl w:ilvl="0" w:tplc="43EE8F6C">
       <w:start w:val="1"/>
       <w:numFmt w:val="decimal"/>
       <w:lvlText w:val="%1."/>
@@ -8553,52 +10067,52 @@
         <w:ind w:left="1080" w:hanging="360"/>
       </w:pPr>
     </w:lvl>
-    <w:lvl w:ilvl="1" w:tplc="DE74B944">
+    <w:lvl w:ilvl="1" w:tplc="B9D6F000">
       <w:numFmt w:val="decimal"/>
       <w:lvlText w:val=""/>
       <w:lvlJc w:val="left"/>
     </w:lvl>
-    <w:lvl w:ilvl="2" w:tplc="0E5A0542">
+    <w:lvl w:ilvl="2" w:tplc="CDB8B3EE">
       <w:numFmt w:val="decimal"/>
       <w:lvlText w:val=""/>
       <w:lvlJc w:val="left"/>
     </w:lvl>
-    <w:lvl w:ilvl="3" w:tplc="FB220F20">
+    <w:lvl w:ilvl="3" w:tplc="67EAD4EC">
       <w:numFmt w:val="decimal"/>
       <w:lvlText w:val=""/>
       <w:lvlJc w:val="left"/>
     </w:lvl>
-    <w:lvl w:ilvl="4" w:tplc="A7C601B6">
+    <w:lvl w:ilvl="4" w:tplc="EA80D738">
       <w:numFmt w:val="decimal"/>
       <w:lvlText w:val=""/>
       <w:lvlJc w:val="left"/>
     </w:lvl>
-    <w:lvl w:ilvl="5" w:tplc="19400D1C">
+    <w:lvl w:ilvl="5" w:tplc="37B4742A">
       <w:numFmt w:val="decimal"/>
       <w:lvlText w:val=""/>
       <w:lvlJc w:val="left"/>
     </w:lvl>
-    <w:lvl w:ilvl="6" w:tplc="52A04ACA">
+    <w:lvl w:ilvl="6" w:tplc="13840B56">
       <w:numFmt w:val="decimal"/>
       <w:lvlText w:val=""/>
       <w:lvlJc w:val="left"/>
     </w:lvl>
-    <w:lvl w:ilvl="7" w:tplc="AA3E97C4">
+    <w:lvl w:ilvl="7" w:tplc="32A2EB90">
       <w:numFmt w:val="decimal"/>
       <w:lvlText w:val=""/>
       <w:lvlJc w:val="left"/>
     </w:lvl>
-    <w:lvl w:ilvl="8" w:tplc="D854A95A">
+    <w:lvl w:ilvl="8" w:tplc="73D66E90">
       <w:numFmt w:val="decimal"/>
       <w:lvlText w:val=""/>
       <w:lvlJc w:val="left"/>
     </w:lvl>
   </w:abstractNum>
-  <w:abstractNum w:abstractNumId="8" w15:restartNumberingAfterBreak="0">
-    <w:nsid w:val="7D753BC1"/>
+  <w:abstractNum w:abstractNumId="7" w15:restartNumberingAfterBreak="0">
+    <w:nsid w:val="69D32067"/>
     <w:multiLevelType w:val="hybridMultilevel"/>
-    <w:tmpl w:val="205E41D8"/>
-    <w:lvl w:ilvl="0" w:tplc="717048E2">
+    <w:tmpl w:val="913C401E"/>
+    <w:lvl w:ilvl="0" w:tplc="10ECA17E">
       <w:start w:val="1"/>
       <w:numFmt w:val="decimal"/>
       <w:lvlText w:val="%1."/>
@@ -8607,91 +10121,205 @@
         <w:ind w:left="1080" w:hanging="360"/>
       </w:pPr>
     </w:lvl>
-    <w:lvl w:ilvl="1" w:tplc="8722A79C">
+    <w:lvl w:ilvl="1" w:tplc="FFC603D8">
       <w:numFmt w:val="decimal"/>
       <w:lvlText w:val=""/>
       <w:lvlJc w:val="left"/>
     </w:lvl>
-    <w:lvl w:ilvl="2" w:tplc="A81269CE">
+    <w:lvl w:ilvl="2" w:tplc="D8EC578C">
       <w:numFmt w:val="decimal"/>
       <w:lvlText w:val=""/>
       <w:lvlJc w:val="left"/>
     </w:lvl>
-    <w:lvl w:ilvl="3" w:tplc="83283572">
+    <w:lvl w:ilvl="3" w:tplc="06067C3C">
       <w:numFmt w:val="decimal"/>
       <w:lvlText w:val=""/>
       <w:lvlJc w:val="left"/>
     </w:lvl>
-    <w:lvl w:ilvl="4" w:tplc="E8E8A47C">
+    <w:lvl w:ilvl="4" w:tplc="AAAC23FE">
       <w:numFmt w:val="decimal"/>
       <w:lvlText w:val=""/>
       <w:lvlJc w:val="left"/>
     </w:lvl>
-    <w:lvl w:ilvl="5" w:tplc="D4EE3270">
+    <w:lvl w:ilvl="5" w:tplc="233C2B7C">
       <w:numFmt w:val="decimal"/>
       <w:lvlText w:val=""/>
       <w:lvlJc w:val="left"/>
     </w:lvl>
-    <w:lvl w:ilvl="6" w:tplc="3C66774C">
+    <w:lvl w:ilvl="6" w:tplc="BF6C1FE4">
       <w:numFmt w:val="decimal"/>
       <w:lvlText w:val=""/>
       <w:lvlJc w:val="left"/>
     </w:lvl>
-    <w:lvl w:ilvl="7" w:tplc="04661CB4">
+    <w:lvl w:ilvl="7" w:tplc="B95C79A8">
       <w:numFmt w:val="decimal"/>
       <w:lvlText w:val=""/>
       <w:lvlJc w:val="left"/>
     </w:lvl>
-    <w:lvl w:ilvl="8" w:tplc="6B0C319C">
+    <w:lvl w:ilvl="8" w:tplc="BA221FCC">
       <w:numFmt w:val="decimal"/>
       <w:lvlText w:val=""/>
       <w:lvlJc w:val="left"/>
     </w:lvl>
   </w:abstractNum>
-  <w:num w:numId="1" w16cid:durableId="1852648060">
+  <w:abstractNum w:abstractNumId="8" w15:restartNumberingAfterBreak="0">
+    <w:nsid w:val="77973CF1"/>
+    <w:multiLevelType w:val="hybridMultilevel"/>
+    <w:tmpl w:val="4306BB92"/>
+    <w:lvl w:ilvl="0" w:tplc="712E5D26">
+      <w:start w:val="1"/>
+      <w:numFmt w:val="decimal"/>
+      <w:lvlText w:val="%1."/>
+      <w:lvlJc w:val="left"/>
+      <w:pPr>
+        <w:ind w:left="1080" w:hanging="360"/>
+      </w:pPr>
+    </w:lvl>
+    <w:lvl w:ilvl="1" w:tplc="EE5CFAA4">
+      <w:numFmt w:val="decimal"/>
+      <w:lvlText w:val=""/>
+      <w:lvlJc w:val="left"/>
+    </w:lvl>
+    <w:lvl w:ilvl="2" w:tplc="3070A140">
+      <w:numFmt w:val="decimal"/>
+      <w:lvlText w:val=""/>
+      <w:lvlJc w:val="left"/>
+    </w:lvl>
+    <w:lvl w:ilvl="3" w:tplc="AE2A10A2">
+      <w:numFmt w:val="decimal"/>
+      <w:lvlText w:val=""/>
+      <w:lvlJc w:val="left"/>
+    </w:lvl>
+    <w:lvl w:ilvl="4" w:tplc="9306C392">
+      <w:numFmt w:val="decimal"/>
+      <w:lvlText w:val=""/>
+      <w:lvlJc w:val="left"/>
+    </w:lvl>
+    <w:lvl w:ilvl="5" w:tplc="41BA00B2">
+      <w:numFmt w:val="decimal"/>
+      <w:lvlText w:val=""/>
+      <w:lvlJc w:val="left"/>
+    </w:lvl>
+    <w:lvl w:ilvl="6" w:tplc="0DA2535A">
+      <w:numFmt w:val="decimal"/>
+      <w:lvlText w:val=""/>
+      <w:lvlJc w:val="left"/>
+    </w:lvl>
+    <w:lvl w:ilvl="7" w:tplc="3CC6D614">
+      <w:numFmt w:val="decimal"/>
+      <w:lvlText w:val=""/>
+      <w:lvlJc w:val="left"/>
+    </w:lvl>
+    <w:lvl w:ilvl="8" w:tplc="5A640D26">
+      <w:numFmt w:val="decimal"/>
+      <w:lvlText w:val=""/>
+      <w:lvlJc w:val="left"/>
+    </w:lvl>
+  </w:abstractNum>
+  <w:abstractNum w:abstractNumId="9" w15:restartNumberingAfterBreak="0">
+    <w:nsid w:val="7C4E0380"/>
+    <w:multiLevelType w:val="hybridMultilevel"/>
+    <w:tmpl w:val="08FCE7DA"/>
+    <w:lvl w:ilvl="0" w:tplc="597A164A">
+      <w:start w:val="1"/>
+      <w:numFmt w:val="decimal"/>
+      <w:lvlText w:val="%1."/>
+      <w:lvlJc w:val="left"/>
+      <w:pPr>
+        <w:ind w:left="1080" w:hanging="360"/>
+      </w:pPr>
+    </w:lvl>
+    <w:lvl w:ilvl="1" w:tplc="7CA8CB4C">
+      <w:numFmt w:val="decimal"/>
+      <w:lvlText w:val=""/>
+      <w:lvlJc w:val="left"/>
+    </w:lvl>
+    <w:lvl w:ilvl="2" w:tplc="E1BEC936">
+      <w:numFmt w:val="decimal"/>
+      <w:lvlText w:val=""/>
+      <w:lvlJc w:val="left"/>
+    </w:lvl>
+    <w:lvl w:ilvl="3" w:tplc="C0E0CC96">
+      <w:numFmt w:val="decimal"/>
+      <w:lvlText w:val=""/>
+      <w:lvlJc w:val="left"/>
+    </w:lvl>
+    <w:lvl w:ilvl="4" w:tplc="1B2A8EF0">
+      <w:numFmt w:val="decimal"/>
+      <w:lvlText w:val=""/>
+      <w:lvlJc w:val="left"/>
+    </w:lvl>
+    <w:lvl w:ilvl="5" w:tplc="193A15A8">
+      <w:numFmt w:val="decimal"/>
+      <w:lvlText w:val=""/>
+      <w:lvlJc w:val="left"/>
+    </w:lvl>
+    <w:lvl w:ilvl="6" w:tplc="0B1EF7CE">
+      <w:numFmt w:val="decimal"/>
+      <w:lvlText w:val=""/>
+      <w:lvlJc w:val="left"/>
+    </w:lvl>
+    <w:lvl w:ilvl="7" w:tplc="59D83426">
+      <w:numFmt w:val="decimal"/>
+      <w:lvlText w:val=""/>
+      <w:lvlJc w:val="left"/>
+    </w:lvl>
+    <w:lvl w:ilvl="8" w:tplc="255ED05A">
+      <w:numFmt w:val="decimal"/>
+      <w:lvlText w:val=""/>
+      <w:lvlJc w:val="left"/>
+    </w:lvl>
+  </w:abstractNum>
+  <w:num w:numId="1" w16cid:durableId="903492231">
+    <w:abstractNumId w:val="2"/>
+    <w:lvlOverride w:ilvl="0">
+      <w:startOverride w:val="1"/>
+    </w:lvlOverride>
+  </w:num>
+  <w:num w:numId="2" w16cid:durableId="394204544">
+    <w:abstractNumId w:val="4"/>
+    <w:lvlOverride w:ilvl="0">
+      <w:startOverride w:val="1"/>
+    </w:lvlOverride>
+  </w:num>
+  <w:num w:numId="3" w16cid:durableId="156697395">
+    <w:abstractNumId w:val="7"/>
+    <w:lvlOverride w:ilvl="0">
+      <w:startOverride w:val="1"/>
+    </w:lvlOverride>
+  </w:num>
+  <w:num w:numId="4" w16cid:durableId="1600530079">
+    <w:abstractNumId w:val="8"/>
+    <w:lvlOverride w:ilvl="0">
+      <w:startOverride w:val="1"/>
+    </w:lvlOverride>
+  </w:num>
+  <w:num w:numId="5" w16cid:durableId="846166792">
+    <w:abstractNumId w:val="9"/>
+    <w:lvlOverride w:ilvl="0">
+      <w:startOverride w:val="1"/>
+    </w:lvlOverride>
+  </w:num>
+  <w:num w:numId="6" w16cid:durableId="292252993">
+    <w:abstractNumId w:val="5"/>
+    <w:lvlOverride w:ilvl="0">
+      <w:startOverride w:val="1"/>
+    </w:lvlOverride>
+  </w:num>
+  <w:num w:numId="7" w16cid:durableId="1843624717">
     <w:abstractNumId w:val="3"/>
     <w:lvlOverride w:ilvl="0">
       <w:startOverride w:val="1"/>
     </w:lvlOverride>
   </w:num>
-  <w:num w:numId="2" w16cid:durableId="1251311498">
-    <w:abstractNumId w:val="7"/>
-    <w:lvlOverride w:ilvl="0">
-      <w:startOverride w:val="1"/>
-    </w:lvlOverride>
-  </w:num>
-  <w:num w:numId="3" w16cid:durableId="708340063">
+  <w:num w:numId="8" w16cid:durableId="526874910">
     <w:abstractNumId w:val="1"/>
     <w:lvlOverride w:ilvl="0">
       <w:startOverride w:val="1"/>
     </w:lvlOverride>
   </w:num>
-  <w:num w:numId="4" w16cid:durableId="998579285">
-    <w:abstractNumId w:val="0"/>
-    <w:lvlOverride w:ilvl="0">
-      <w:startOverride w:val="1"/>
-    </w:lvlOverride>
-  </w:num>
-  <w:num w:numId="5" w16cid:durableId="181282049">
-    <w:abstractNumId w:val="8"/>
-    <w:lvlOverride w:ilvl="0">
-      <w:startOverride w:val="1"/>
-    </w:lvlOverride>
-  </w:num>
-  <w:num w:numId="6" w16cid:durableId="799804081">
+  <w:num w:numId="9" w16cid:durableId="1227761486">
     <w:abstractNumId w:val="6"/>
-    <w:lvlOverride w:ilvl="0">
-      <w:startOverride w:val="1"/>
-    </w:lvlOverride>
-  </w:num>
-  <w:num w:numId="7" w16cid:durableId="1744907584">
-    <w:abstractNumId w:val="5"/>
-    <w:lvlOverride w:ilvl="0">
-      <w:startOverride w:val="1"/>
-    </w:lvlOverride>
-  </w:num>
-  <w:num w:numId="8" w16cid:durableId="1113404098">
-    <w:abstractNumId w:val="4"/>
     <w:lvlOverride w:ilvl="0">
       <w:startOverride w:val="1"/>
     </w:lvlOverride>
@@ -9309,7 +10937,7 @@
     <w:autoRedefine/>
     <w:uiPriority w:val="39"/>
     <w:unhideWhenUsed/>
-    <w:rsid w:val="000615A5"/>
+    <w:rsid w:val="00146F8F"/>
     <w:pPr>
       <w:spacing w:after="100"/>
     </w:pPr>
@@ -9321,7 +10949,7 @@
     <w:autoRedefine/>
     <w:uiPriority w:val="39"/>
     <w:unhideWhenUsed/>
-    <w:rsid w:val="000615A5"/>
+    <w:rsid w:val="00146F8F"/>
     <w:pPr>
       <w:spacing w:after="100"/>
       <w:ind w:left="220"/>
@@ -9334,7 +10962,7 @@
     <w:autoRedefine/>
     <w:uiPriority w:val="39"/>
     <w:unhideWhenUsed/>
-    <w:rsid w:val="000615A5"/>
+    <w:rsid w:val="00146F8F"/>
     <w:pPr>
       <w:spacing w:after="100"/>
       <w:ind w:left="440"/>

--- a/docs/Manual_Modal_Cliente_StoreCommerce_v1.docx
+++ b/docs/Manual_Modal_Cliente_StoreCommerce_v1.docx
@@ -160,7 +160,7 @@
           <w:sz w:val="20"/>
           <w:szCs w:val="20"/>
         </w:rPr>
-        <w:t>20/08/2026</w:t>
+        <w:t>21/08/2026</w:t>
       </w:r>
     </w:p>
     <w:p>
@@ -188,7 +188,7 @@
     <w:sdt>
       <w:sdtPr>
         <w:alias w:val="Índice"/>
-        <w:id w:val="1392617515"/>
+        <w:id w:val="2020278731"/>
       </w:sdtPr>
       <w:sdtEndPr/>
       <w:sdtContent>
@@ -216,7 +216,7 @@
           <w:r>
             <w:fldChar w:fldCharType="separate"/>
           </w:r>
-          <w:hyperlink w:anchor="_Toc238140432" w:history="1">
+          <w:hyperlink w:anchor="_Toc238193742" w:history="1">
             <w:r>
               <w:rPr>
                 <w:rStyle w:val="Hipervnculo"/>
@@ -240,7 +240,7 @@
               <w:rPr>
                 <w:noProof/>
               </w:rPr>
-              <w:instrText xml:space="preserve"> PAGEREF _Toc238140432 \h </w:instrText>
+              <w:instrText xml:space="preserve"> PAGEREF _Toc238193742 \h </w:instrText>
             </w:r>
             <w:r>
               <w:rPr>
@@ -282,7 +282,7 @@
               <w14:ligatures w14:val="standardContextual"/>
             </w:rPr>
           </w:pPr>
-          <w:hyperlink w:anchor="_Toc238140433" w:history="1">
+          <w:hyperlink w:anchor="_Toc238193743" w:history="1">
             <w:r>
               <w:rPr>
                 <w:rStyle w:val="Hipervnculo"/>
@@ -306,7 +306,7 @@
               <w:rPr>
                 <w:noProof/>
               </w:rPr>
-              <w:instrText xml:space="preserve"> PAGEREF _Toc238140433 \h </w:instrText>
+              <w:instrText xml:space="preserve"> PAGEREF _Toc238193743 \h </w:instrText>
             </w:r>
             <w:r>
               <w:rPr>
@@ -348,7 +348,7 @@
               <w14:ligatures w14:val="standardContextual"/>
             </w:rPr>
           </w:pPr>
-          <w:hyperlink w:anchor="_Toc238140434" w:history="1">
+          <w:hyperlink w:anchor="_Toc238193744" w:history="1">
             <w:r>
               <w:rPr>
                 <w:rStyle w:val="Hipervnculo"/>
@@ -372,7 +372,7 @@
               <w:rPr>
                 <w:noProof/>
               </w:rPr>
-              <w:instrText xml:space="preserve"> PAGEREF _Toc238140434 \h </w:instrText>
+              <w:instrText xml:space="preserve"> PAGEREF _Toc238193744 \h </w:instrText>
             </w:r>
             <w:r>
               <w:rPr>
@@ -414,7 +414,7 @@
               <w14:ligatures w14:val="standardContextual"/>
             </w:rPr>
           </w:pPr>
-          <w:hyperlink w:anchor="_Toc238140435" w:history="1">
+          <w:hyperlink w:anchor="_Toc238193745" w:history="1">
             <w:r>
               <w:rPr>
                 <w:rStyle w:val="Hipervnculo"/>
@@ -438,7 +438,7 @@
               <w:rPr>
                 <w:noProof/>
               </w:rPr>
-              <w:instrText xml:space="preserve"> PAGEREF _Toc238140435 \h </w:instrText>
+              <w:instrText xml:space="preserve"> PAGEREF _Toc238193745 \h </w:instrText>
             </w:r>
             <w:r>
               <w:rPr>
@@ -480,7 +480,7 @@
               <w14:ligatures w14:val="standardContextual"/>
             </w:rPr>
           </w:pPr>
-          <w:hyperlink w:anchor="_Toc238140436" w:history="1">
+          <w:hyperlink w:anchor="_Toc238193746" w:history="1">
             <w:r>
               <w:rPr>
                 <w:rStyle w:val="Hipervnculo"/>
@@ -504,7 +504,7 @@
               <w:rPr>
                 <w:noProof/>
               </w:rPr>
-              <w:instrText xml:space="preserve"> PAGEREF _Toc238140436 \h </w:instrText>
+              <w:instrText xml:space="preserve"> PAGEREF _Toc238193746 \h </w:instrText>
             </w:r>
             <w:r>
               <w:rPr>
@@ -546,7 +546,7 @@
               <w14:ligatures w14:val="standardContextual"/>
             </w:rPr>
           </w:pPr>
-          <w:hyperlink w:anchor="_Toc238140437" w:history="1">
+          <w:hyperlink w:anchor="_Toc238193747" w:history="1">
             <w:r>
               <w:rPr>
                 <w:rStyle w:val="Hipervnculo"/>
@@ -570,7 +570,7 @@
               <w:rPr>
                 <w:noProof/>
               </w:rPr>
-              <w:instrText xml:space="preserve"> PAGEREF _Toc238140437 \h </w:instrText>
+              <w:instrText xml:space="preserve"> PAGEREF _Toc238193747 \h </w:instrText>
             </w:r>
             <w:r>
               <w:rPr>
@@ -612,7 +612,7 @@
               <w14:ligatures w14:val="standardContextual"/>
             </w:rPr>
           </w:pPr>
-          <w:hyperlink w:anchor="_Toc238140438" w:history="1">
+          <w:hyperlink w:anchor="_Toc238193748" w:history="1">
             <w:r>
               <w:rPr>
                 <w:rStyle w:val="Hipervnculo"/>
@@ -636,7 +636,7 @@
               <w:rPr>
                 <w:noProof/>
               </w:rPr>
-              <w:instrText xml:space="preserve"> PAGEREF _Toc238140438 \h </w:instrText>
+              <w:instrText xml:space="preserve"> PAGEREF _Toc238193748 \h </w:instrText>
             </w:r>
             <w:r>
               <w:rPr>
@@ -678,7 +678,7 @@
               <w14:ligatures w14:val="standardContextual"/>
             </w:rPr>
           </w:pPr>
-          <w:hyperlink w:anchor="_Toc238140439" w:history="1">
+          <w:hyperlink w:anchor="_Toc238193749" w:history="1">
             <w:r>
               <w:rPr>
                 <w:rStyle w:val="Hipervnculo"/>
@@ -702,7 +702,7 @@
               <w:rPr>
                 <w:noProof/>
               </w:rPr>
-              <w:instrText xml:space="preserve"> PAGEREF _Toc238140439 \h </w:instrText>
+              <w:instrText xml:space="preserve"> PAGEREF _Toc238193749 \h </w:instrText>
             </w:r>
             <w:r>
               <w:rPr>
@@ -744,7 +744,7 @@
               <w14:ligatures w14:val="standardContextual"/>
             </w:rPr>
           </w:pPr>
-          <w:hyperlink w:anchor="_Toc238140440" w:history="1">
+          <w:hyperlink w:anchor="_Toc238193750" w:history="1">
             <w:r>
               <w:rPr>
                 <w:rStyle w:val="Hipervnculo"/>
@@ -768,7 +768,7 @@
               <w:rPr>
                 <w:noProof/>
               </w:rPr>
-              <w:instrText xml:space="preserve"> PAGEREF _Toc238140440 \h </w:instrText>
+              <w:instrText xml:space="preserve"> PAGEREF _Toc238193750 \h </w:instrText>
             </w:r>
             <w:r>
               <w:rPr>
@@ -810,7 +810,7 @@
               <w14:ligatures w14:val="standardContextual"/>
             </w:rPr>
           </w:pPr>
-          <w:hyperlink w:anchor="_Toc238140441" w:history="1">
+          <w:hyperlink w:anchor="_Toc238193751" w:history="1">
             <w:r>
               <w:rPr>
                 <w:rStyle w:val="Hipervnculo"/>
@@ -834,7 +834,7 @@
               <w:rPr>
                 <w:noProof/>
               </w:rPr>
-              <w:instrText xml:space="preserve"> PAGEREF _Toc238140441 \h </w:instrText>
+              <w:instrText xml:space="preserve"> PAGEREF _Toc238193751 \h </w:instrText>
             </w:r>
             <w:r>
               <w:rPr>
@@ -876,7 +876,7 @@
               <w14:ligatures w14:val="standardContextual"/>
             </w:rPr>
           </w:pPr>
-          <w:hyperlink w:anchor="_Toc238140442" w:history="1">
+          <w:hyperlink w:anchor="_Toc238193752" w:history="1">
             <w:r>
               <w:rPr>
                 <w:rStyle w:val="Hipervnculo"/>
@@ -900,7 +900,7 @@
               <w:rPr>
                 <w:noProof/>
               </w:rPr>
-              <w:instrText xml:space="preserve"> PAGEREF _Toc238140442 \h </w:instrText>
+              <w:instrText xml:space="preserve"> PAGEREF _Toc238193752 \h </w:instrText>
             </w:r>
             <w:r>
               <w:rPr>
@@ -942,7 +942,7 @@
               <w14:ligatures w14:val="standardContextual"/>
             </w:rPr>
           </w:pPr>
-          <w:hyperlink w:anchor="_Toc238140443" w:history="1">
+          <w:hyperlink w:anchor="_Toc238193753" w:history="1">
             <w:r>
               <w:rPr>
                 <w:rStyle w:val="Hipervnculo"/>
@@ -966,7 +966,7 @@
               <w:rPr>
                 <w:noProof/>
               </w:rPr>
-              <w:instrText xml:space="preserve"> PAGEREF _Toc238140443 \h </w:instrText>
+              <w:instrText xml:space="preserve"> PAGEREF _Toc238193753 \h </w:instrText>
             </w:r>
             <w:r>
               <w:rPr>
@@ -1008,7 +1008,7 @@
               <w14:ligatures w14:val="standardContextual"/>
             </w:rPr>
           </w:pPr>
-          <w:hyperlink w:anchor="_Toc238140444" w:history="1">
+          <w:hyperlink w:anchor="_Toc238193754" w:history="1">
             <w:r>
               <w:rPr>
                 <w:rStyle w:val="Hipervnculo"/>
@@ -1032,7 +1032,7 @@
               <w:rPr>
                 <w:noProof/>
               </w:rPr>
-              <w:instrText xml:space="preserve"> PAGEREF _Toc238140444 \h </w:instrText>
+              <w:instrText xml:space="preserve"> PAGEREF _Toc238193754 \h </w:instrText>
             </w:r>
             <w:r>
               <w:rPr>
@@ -1074,7 +1074,7 @@
               <w14:ligatures w14:val="standardContextual"/>
             </w:rPr>
           </w:pPr>
-          <w:hyperlink w:anchor="_Toc238140445" w:history="1">
+          <w:hyperlink w:anchor="_Toc238193755" w:history="1">
             <w:r>
               <w:rPr>
                 <w:rStyle w:val="Hipervnculo"/>
@@ -1098,7 +1098,7 @@
               <w:rPr>
                 <w:noProof/>
               </w:rPr>
-              <w:instrText xml:space="preserve"> PAGEREF _Toc238140445 \h </w:instrText>
+              <w:instrText xml:space="preserve"> PAGEREF _Toc238193755 \h </w:instrText>
             </w:r>
             <w:r>
               <w:rPr>
@@ -1140,7 +1140,7 @@
               <w14:ligatures w14:val="standardContextual"/>
             </w:rPr>
           </w:pPr>
-          <w:hyperlink w:anchor="_Toc238140446" w:history="1">
+          <w:hyperlink w:anchor="_Toc238193756" w:history="1">
             <w:r>
               <w:rPr>
                 <w:rStyle w:val="Hipervnculo"/>
@@ -1164,7 +1164,7 @@
               <w:rPr>
                 <w:noProof/>
               </w:rPr>
-              <w:instrText xml:space="preserve"> PAGEREF _Toc238140446 \h </w:instrText>
+              <w:instrText xml:space="preserve"> PAGEREF _Toc238193756 \h </w:instrText>
             </w:r>
             <w:r>
               <w:rPr>
@@ -1206,7 +1206,7 @@
               <w14:ligatures w14:val="standardContextual"/>
             </w:rPr>
           </w:pPr>
-          <w:hyperlink w:anchor="_Toc238140447" w:history="1">
+          <w:hyperlink w:anchor="_Toc238193757" w:history="1">
             <w:r>
               <w:rPr>
                 <w:rStyle w:val="Hipervnculo"/>
@@ -1230,7 +1230,7 @@
               <w:rPr>
                 <w:noProof/>
               </w:rPr>
-              <w:instrText xml:space="preserve"> PAGEREF _Toc238140447 \h </w:instrText>
+              <w:instrText xml:space="preserve"> PAGEREF _Toc238193757 \h </w:instrText>
             </w:r>
             <w:r>
               <w:rPr>
@@ -1272,13 +1272,13 @@
               <w14:ligatures w14:val="standardContextual"/>
             </w:rPr>
           </w:pPr>
-          <w:hyperlink w:anchor="_Toc238140448" w:history="1">
+          <w:hyperlink w:anchor="_Toc238193758" w:history="1">
             <w:r>
               <w:rPr>
                 <w:rStyle w:val="Hipervnculo"/>
                 <w:noProof/>
               </w:rPr>
-              <w:t>La dirección fiscal la impone SUNAT</w:t>
+              <w:t>La dirección al editar es de ingreso libre</w:t>
             </w:r>
             <w:r>
               <w:rPr>
@@ -1296,7 +1296,7 @@
               <w:rPr>
                 <w:noProof/>
               </w:rPr>
-              <w:instrText xml:space="preserve"> PAGEREF _Toc238140448 \h </w:instrText>
+              <w:instrText xml:space="preserve"> PAGEREF _Toc238193758 \h </w:instrText>
             </w:r>
             <w:r>
               <w:rPr>
@@ -1338,7 +1338,7 @@
               <w14:ligatures w14:val="standardContextual"/>
             </w:rPr>
           </w:pPr>
-          <w:hyperlink w:anchor="_Toc238140449" w:history="1">
+          <w:hyperlink w:anchor="_Toc238193759" w:history="1">
             <w:r>
               <w:rPr>
                 <w:rStyle w:val="Hipervnculo"/>
@@ -1362,7 +1362,7 @@
               <w:rPr>
                 <w:noProof/>
               </w:rPr>
-              <w:instrText xml:space="preserve"> PAGEREF _Toc238140449 \h </w:instrText>
+              <w:instrText xml:space="preserve"> PAGEREF _Toc238193759 \h </w:instrText>
             </w:r>
             <w:r>
               <w:rPr>
@@ -1404,7 +1404,7 @@
               <w14:ligatures w14:val="standardContextual"/>
             </w:rPr>
           </w:pPr>
-          <w:hyperlink w:anchor="_Toc238140450" w:history="1">
+          <w:hyperlink w:anchor="_Toc238193760" w:history="1">
             <w:r>
               <w:rPr>
                 <w:rStyle w:val="Hipervnculo"/>
@@ -1428,7 +1428,7 @@
               <w:rPr>
                 <w:noProof/>
               </w:rPr>
-              <w:instrText xml:space="preserve"> PAGEREF _Toc238140450 \h </w:instrText>
+              <w:instrText xml:space="preserve"> PAGEREF _Toc238193760 \h </w:instrText>
             </w:r>
             <w:r>
               <w:rPr>
@@ -1470,7 +1470,7 @@
               <w14:ligatures w14:val="standardContextual"/>
             </w:rPr>
           </w:pPr>
-          <w:hyperlink w:anchor="_Toc238140451" w:history="1">
+          <w:hyperlink w:anchor="_Toc238193761" w:history="1">
             <w:r>
               <w:rPr>
                 <w:rStyle w:val="Hipervnculo"/>
@@ -1494,7 +1494,7 @@
               <w:rPr>
                 <w:noProof/>
               </w:rPr>
-              <w:instrText xml:space="preserve"> PAGEREF _Toc238140451 \h </w:instrText>
+              <w:instrText xml:space="preserve"> PAGEREF _Toc238193761 \h </w:instrText>
             </w:r>
             <w:r>
               <w:rPr>
@@ -1538,7 +1538,7 @@
         <w:pStyle w:val="Ttulo1"/>
         <w:keepNext/>
       </w:pPr>
-      <w:bookmarkStart w:id="0" w:name="_Toc238140432"/>
+      <w:bookmarkStart w:id="0" w:name="_Toc238193742"/>
       <w:r>
         <w:lastRenderedPageBreak/>
         <w:t>I.  INFORMACIÓN GENERAL</w:t>
@@ -1551,7 +1551,7 @@
         <w:keepNext/>
         <w:ind w:left="360"/>
       </w:pPr>
-      <w:bookmarkStart w:id="1" w:name="_Toc238140433"/>
+      <w:bookmarkStart w:id="1" w:name="_Toc238193743"/>
       <w:r>
         <w:t>1.1.  TIPO</w:t>
       </w:r>
@@ -1576,7 +1576,7 @@
         <w:keepNext/>
         <w:ind w:left="360"/>
       </w:pPr>
-      <w:bookmarkStart w:id="2" w:name="_Toc238140434"/>
+      <w:bookmarkStart w:id="2" w:name="_Toc238193744"/>
       <w:r>
         <w:t>1.2.  CONTROL DE VERSIONES</w:t>
       </w:r>
@@ -1597,7 +1597,7 @@
           <w:left w:w="10" w:type="dxa"/>
           <w:right w:w="10" w:type="dxa"/>
         </w:tblCellMar>
-        <w:tblLook w:val="04A0" w:firstRow="1" w:lastRow="0" w:firstColumn="1" w:lastColumn="0" w:noHBand="0" w:noVBand="1"/>
+        <w:tblLook w:val="0000" w:firstRow="0" w:lastRow="0" w:firstColumn="0" w:lastColumn="0" w:noHBand="0" w:noVBand="0"/>
       </w:tblPr>
       <w:tblGrid>
         <w:gridCol w:w="2700"/>
@@ -1828,7 +1828,7 @@
                 <w:sz w:val="20"/>
                 <w:szCs w:val="20"/>
               </w:rPr>
-              <w:t>V.1.1.0</w:t>
+              <w:t>V.1.2.0</w:t>
             </w:r>
           </w:p>
         </w:tc>
@@ -1901,7 +1901,7 @@
                 <w:sz w:val="20"/>
                 <w:szCs w:val="20"/>
               </w:rPr>
-              <w:t>V.1.0.0 (18/08/2026)</w:t>
+              <w:t>V.1.1.0 (20/08/2026)</w:t>
             </w:r>
           </w:p>
         </w:tc>
@@ -1976,7 +1976,7 @@
                 <w:sz w:val="20"/>
                 <w:szCs w:val="20"/>
               </w:rPr>
-              <w:t>20/08/2026</w:t>
+              <w:t>21/08/2026</w:t>
             </w:r>
           </w:p>
         </w:tc>
@@ -2047,7 +2047,7 @@
                 <w:sz w:val="20"/>
                 <w:szCs w:val="20"/>
               </w:rPr>
-              <w:t>Veto a RUC observado en SUNAT, dirección fiscal según SUNAT al editar y cliente descriptivo automático</w:t>
+              <w:t>La dirección al editar vuelve a ser libre (requerimiento); la de SUNAT se ofrece como ayuda opcional</w:t>
             </w:r>
           </w:p>
         </w:tc>
@@ -2059,7 +2059,7 @@
         <w:keepNext/>
         <w:ind w:left="360"/>
       </w:pPr>
-      <w:bookmarkStart w:id="3" w:name="_Toc238140435"/>
+      <w:bookmarkStart w:id="3" w:name="_Toc238193745"/>
       <w:r>
         <w:t>1.3.  OBJETIVO</w:t>
       </w:r>
@@ -2081,7 +2081,7 @@
         <w:keepNext/>
         <w:ind w:left="360"/>
       </w:pPr>
-      <w:bookmarkStart w:id="4" w:name="_Toc238140436"/>
+      <w:bookmarkStart w:id="4" w:name="_Toc238193746"/>
       <w:r>
         <w:t>1.4.  CAMBIOS RESPECTO A LA VERSIÓN ANTERIOR</w:t>
       </w:r>
@@ -2112,7 +2112,7 @@
           <w:left w:w="10" w:type="dxa"/>
           <w:right w:w="10" w:type="dxa"/>
         </w:tblCellMar>
-        <w:tblLook w:val="04A0" w:firstRow="1" w:lastRow="0" w:firstColumn="1" w:lastColumn="0" w:noHBand="0" w:noVBand="1"/>
+        <w:tblLook w:val="0000" w:firstRow="0" w:lastRow="0" w:firstColumn="0" w:lastColumn="0" w:noHBand="0" w:noVBand="0"/>
       </w:tblPr>
       <w:tblGrid>
         <w:gridCol w:w="9026"/>
@@ -2184,7 +2184,7 @@
           <w:left w:w="10" w:type="dxa"/>
           <w:right w:w="10" w:type="dxa"/>
         </w:tblCellMar>
-        <w:tblLook w:val="04A0" w:firstRow="1" w:lastRow="0" w:firstColumn="1" w:lastColumn="0" w:noHBand="0" w:noVBand="1"/>
+        <w:tblLook w:val="0000" w:firstRow="0" w:lastRow="0" w:firstColumn="0" w:lastColumn="0" w:noHBand="0" w:noVBand="0"/>
       </w:tblPr>
       <w:tblGrid>
         <w:gridCol w:w="2300"/>
@@ -3274,7 +3274,7 @@
                 <w:sz w:val="20"/>
                 <w:szCs w:val="20"/>
               </w:rPr>
-              <w:t>Dirección al editar (con RUC)</w:t>
+              <w:t>Dirección al editar</w:t>
             </w:r>
           </w:p>
         </w:tc>
@@ -3305,7 +3305,7 @@
                 <w:sz w:val="20"/>
                 <w:szCs w:val="20"/>
               </w:rPr>
-              <w:t>Se podía guardar cualquier dirección</w:t>
+              <w:t>Solo texto libre, sin referencia</w:t>
             </w:r>
           </w:p>
         </w:tc>
@@ -3338,7 +3338,7 @@
                 <w:sz w:val="20"/>
                 <w:szCs w:val="20"/>
               </w:rPr>
-              <w:t>Se impone la de SUNAT: calle, número, complemento y ubigeo</w:t>
+              <w:t>Ingreso libre, con la dirección de SUNAT ofrecida como ayuda opcional</w:t>
             </w:r>
           </w:p>
         </w:tc>
@@ -3457,7 +3457,7 @@
         <w:pStyle w:val="Ttulo1"/>
         <w:keepNext/>
       </w:pPr>
-      <w:bookmarkStart w:id="5" w:name="_Toc238140437"/>
+      <w:bookmarkStart w:id="5" w:name="_Toc238193747"/>
       <w:r>
         <w:lastRenderedPageBreak/>
         <w:t>II.  PROCEDIMIENTOS</w:t>
@@ -3470,7 +3470,7 @@
         <w:keepNext/>
         <w:ind w:left="360"/>
       </w:pPr>
-      <w:bookmarkStart w:id="6" w:name="_Toc238140438"/>
+      <w:bookmarkStart w:id="6" w:name="_Toc238193748"/>
       <w:r>
         <w:t>2.1.  ACCESO AL MODAL DE CLIENTE</w:t>
       </w:r>
@@ -3563,7 +3563,7 @@
           <w:noProof/>
         </w:rPr>
         <w:drawing>
-          <wp:inline distT="0" distB="0" distL="0" distR="0" wp14:anchorId="65300056" wp14:editId="7D89D2F5">
+          <wp:inline distT="0" distB="0" distL="0" distR="0" wp14:anchorId="0387430F" wp14:editId="77243D2F">
             <wp:extent cx="4095750" cy="2362200"/>
             <wp:effectExtent l="0" t="0" r="0" b="0"/>
             <wp:docPr id="1" name="Imagen 1"/>
@@ -3629,7 +3629,7 @@
           <w:noProof/>
         </w:rPr>
         <w:drawing>
-          <wp:inline distT="0" distB="0" distL="0" distR="0" wp14:anchorId="2B6EFA8A" wp14:editId="5B8E4B96">
+          <wp:inline distT="0" distB="0" distL="0" distR="0" wp14:anchorId="444C30C1" wp14:editId="39F73F8B">
             <wp:extent cx="4095750" cy="2552700"/>
             <wp:effectExtent l="0" t="0" r="0" b="0"/>
             <wp:docPr id="2" name="Imagen 2"/>
@@ -3709,7 +3709,7 @@
           <w:left w:w="10" w:type="dxa"/>
           <w:right w:w="10" w:type="dxa"/>
         </w:tblCellMar>
-        <w:tblLook w:val="04A0" w:firstRow="1" w:lastRow="0" w:firstColumn="1" w:lastColumn="0" w:noHBand="0" w:noVBand="1"/>
+        <w:tblLook w:val="0000" w:firstRow="0" w:lastRow="0" w:firstColumn="0" w:lastColumn="0" w:noHBand="0" w:noVBand="0"/>
       </w:tblPr>
       <w:tblGrid>
         <w:gridCol w:w="2400"/>
@@ -4037,7 +4037,7 @@
           <w:left w:w="10" w:type="dxa"/>
           <w:right w:w="10" w:type="dxa"/>
         </w:tblCellMar>
-        <w:tblLook w:val="04A0" w:firstRow="1" w:lastRow="0" w:firstColumn="1" w:lastColumn="0" w:noHBand="0" w:noVBand="1"/>
+        <w:tblLook w:val="0000" w:firstRow="0" w:lastRow="0" w:firstColumn="0" w:lastColumn="0" w:noHBand="0" w:noVBand="0"/>
       </w:tblPr>
       <w:tblGrid>
         <w:gridCol w:w="9026"/>
@@ -4100,7 +4100,7 @@
         <w:keepNext/>
         <w:ind w:left="360"/>
       </w:pPr>
-      <w:bookmarkStart w:id="7" w:name="_Toc238140439"/>
+      <w:bookmarkStart w:id="7" w:name="_Toc238193749"/>
       <w:r>
         <w:t>2.2.  CLIENTE DESCRIPTIVO AUTOMÁTICO</w:t>
       </w:r>
@@ -4131,7 +4131,7 @@
           <w:left w:w="10" w:type="dxa"/>
           <w:right w:w="10" w:type="dxa"/>
         </w:tblCellMar>
-        <w:tblLook w:val="04A0" w:firstRow="1" w:lastRow="0" w:firstColumn="1" w:lastColumn="0" w:noHBand="0" w:noVBand="1"/>
+        <w:tblLook w:val="0000" w:firstRow="0" w:lastRow="0" w:firstColumn="0" w:lastColumn="0" w:noHBand="0" w:noVBand="0"/>
       </w:tblPr>
       <w:tblGrid>
         <w:gridCol w:w="2700"/>
@@ -4530,7 +4530,7 @@
           <w:left w:w="10" w:type="dxa"/>
           <w:right w:w="10" w:type="dxa"/>
         </w:tblCellMar>
-        <w:tblLook w:val="04A0" w:firstRow="1" w:lastRow="0" w:firstColumn="1" w:lastColumn="0" w:noHBand="0" w:noVBand="1"/>
+        <w:tblLook w:val="0000" w:firstRow="0" w:lastRow="0" w:firstColumn="0" w:lastColumn="0" w:noHBand="0" w:noVBand="0"/>
       </w:tblPr>
       <w:tblGrid>
         <w:gridCol w:w="9026"/>
@@ -4592,7 +4592,7 @@
         <w:keepNext/>
         <w:ind w:left="360"/>
       </w:pPr>
-      <w:bookmarkStart w:id="8" w:name="_Toc238140440"/>
+      <w:bookmarkStart w:id="8" w:name="_Toc238193750"/>
       <w:r>
         <w:t>2.3.  BUSCAR UN CLIENTE Y ASIGNARLO A LA VENTA</w:t>
       </w:r>
@@ -4725,7 +4725,7 @@
         </w:rPr>
         <w:lastRenderedPageBreak/>
         <w:drawing>
-          <wp:inline distT="0" distB="0" distL="0" distR="0" wp14:anchorId="7CF68FF5" wp14:editId="19FD9B60">
+          <wp:inline distT="0" distB="0" distL="0" distR="0" wp14:anchorId="5D4D92C2" wp14:editId="0403FF76">
             <wp:extent cx="2857500" cy="3219450"/>
             <wp:effectExtent l="0" t="0" r="0" b="0"/>
             <wp:docPr id="3" name="Imagen 3"/>
@@ -4805,7 +4805,7 @@
           <w:left w:w="10" w:type="dxa"/>
           <w:right w:w="10" w:type="dxa"/>
         </w:tblCellMar>
-        <w:tblLook w:val="04A0" w:firstRow="1" w:lastRow="0" w:firstColumn="1" w:lastColumn="0" w:noHBand="0" w:noVBand="1"/>
+        <w:tblLook w:val="0000" w:firstRow="0" w:lastRow="0" w:firstColumn="0" w:lastColumn="0" w:noHBand="0" w:noVBand="0"/>
       </w:tblPr>
       <w:tblGrid>
         <w:gridCol w:w="2400"/>
@@ -5202,7 +5202,7 @@
           <w:left w:w="10" w:type="dxa"/>
           <w:right w:w="10" w:type="dxa"/>
         </w:tblCellMar>
-        <w:tblLook w:val="04A0" w:firstRow="1" w:lastRow="0" w:firstColumn="1" w:lastColumn="0" w:noHBand="0" w:noVBand="1"/>
+        <w:tblLook w:val="0000" w:firstRow="0" w:lastRow="0" w:firstColumn="0" w:lastColumn="0" w:noHBand="0" w:noVBand="0"/>
       </w:tblPr>
       <w:tblGrid>
         <w:gridCol w:w="9026"/>
@@ -5274,7 +5274,7 @@
         <w:keepNext/>
         <w:ind w:left="360"/>
       </w:pPr>
-      <w:bookmarkStart w:id="9" w:name="_Toc238140441"/>
+      <w:bookmarkStart w:id="9" w:name="_Toc238193751"/>
       <w:r>
         <w:t>2.4.  CREAR UN CLIENTE NUEVO CON DATOS SUNAT</w:t>
       </w:r>
@@ -5286,7 +5286,7 @@
         <w:keepNext/>
         <w:ind w:left="720"/>
       </w:pPr>
-      <w:bookmarkStart w:id="10" w:name="_Toc238140442"/>
+      <w:bookmarkStart w:id="10" w:name="_Toc238193752"/>
       <w:r>
         <w:t>Paso 1 — Consultar SUNAT</w:t>
       </w:r>
@@ -5386,7 +5386,7 @@
         </w:rPr>
         <w:lastRenderedPageBreak/>
         <w:drawing>
-          <wp:inline distT="0" distB="0" distL="0" distR="0" wp14:anchorId="313E5E9C" wp14:editId="40C04B02">
+          <wp:inline distT="0" distB="0" distL="0" distR="0" wp14:anchorId="286C0352" wp14:editId="52C83622">
             <wp:extent cx="2857500" cy="3228975"/>
             <wp:effectExtent l="0" t="0" r="0" b="0"/>
             <wp:docPr id="4" name="Imagen 4"/>
@@ -5466,7 +5466,7 @@
           <w:left w:w="10" w:type="dxa"/>
           <w:right w:w="10" w:type="dxa"/>
         </w:tblCellMar>
-        <w:tblLook w:val="04A0" w:firstRow="1" w:lastRow="0" w:firstColumn="1" w:lastColumn="0" w:noHBand="0" w:noVBand="1"/>
+        <w:tblLook w:val="0000" w:firstRow="0" w:lastRow="0" w:firstColumn="0" w:lastColumn="0" w:noHBand="0" w:noVBand="0"/>
       </w:tblPr>
       <w:tblGrid>
         <w:gridCol w:w="2600"/>
@@ -6344,7 +6344,7 @@
           <w:left w:w="10" w:type="dxa"/>
           <w:right w:w="10" w:type="dxa"/>
         </w:tblCellMar>
-        <w:tblLook w:val="04A0" w:firstRow="1" w:lastRow="0" w:firstColumn="1" w:lastColumn="0" w:noHBand="0" w:noVBand="1"/>
+        <w:tblLook w:val="0000" w:firstRow="0" w:lastRow="0" w:firstColumn="0" w:lastColumn="0" w:noHBand="0" w:noVBand="0"/>
       </w:tblPr>
       <w:tblGrid>
         <w:gridCol w:w="9026"/>
@@ -6406,7 +6406,7 @@
         <w:keepNext/>
         <w:ind w:left="720"/>
       </w:pPr>
-      <w:bookmarkStart w:id="11" w:name="_Toc238140443"/>
+      <w:bookmarkStart w:id="11" w:name="_Toc238193753"/>
       <w:r>
         <w:lastRenderedPageBreak/>
         <w:t>Paso 2 — Revisar la dirección</w:t>
@@ -6438,7 +6438,7 @@
           <w:left w:w="10" w:type="dxa"/>
           <w:right w:w="10" w:type="dxa"/>
         </w:tblCellMar>
-        <w:tblLook w:val="04A0" w:firstRow="1" w:lastRow="0" w:firstColumn="1" w:lastColumn="0" w:noHBand="0" w:noVBand="1"/>
+        <w:tblLook w:val="0000" w:firstRow="0" w:lastRow="0" w:firstColumn="0" w:lastColumn="0" w:noHBand="0" w:noVBand="0"/>
       </w:tblPr>
       <w:tblGrid>
         <w:gridCol w:w="3400"/>
@@ -6831,7 +6831,7 @@
           <w:noProof/>
         </w:rPr>
         <w:drawing>
-          <wp:inline distT="0" distB="0" distL="0" distR="0" wp14:anchorId="2C0A5861" wp14:editId="23ED541C">
+          <wp:inline distT="0" distB="0" distL="0" distR="0" wp14:anchorId="65D18BEB" wp14:editId="32F1A0D8">
             <wp:extent cx="2857500" cy="3238500"/>
             <wp:effectExtent l="0" t="0" r="0" b="0"/>
             <wp:docPr id="5" name="Imagen 5"/>
@@ -6901,7 +6901,7 @@
           <w:left w:w="10" w:type="dxa"/>
           <w:right w:w="10" w:type="dxa"/>
         </w:tblCellMar>
-        <w:tblLook w:val="04A0" w:firstRow="1" w:lastRow="0" w:firstColumn="1" w:lastColumn="0" w:noHBand="0" w:noVBand="1"/>
+        <w:tblLook w:val="0000" w:firstRow="0" w:lastRow="0" w:firstColumn="0" w:lastColumn="0" w:noHBand="0" w:noVBand="0"/>
       </w:tblPr>
       <w:tblGrid>
         <w:gridCol w:w="9026"/>
@@ -6963,7 +6963,7 @@
         <w:keepNext/>
         <w:ind w:left="720"/>
       </w:pPr>
-      <w:bookmarkStart w:id="12" w:name="_Toc238140444"/>
+      <w:bookmarkStart w:id="12" w:name="_Toc238193754"/>
       <w:r>
         <w:t>Paso 3 — Crear y asignar</w:t>
       </w:r>
@@ -7030,7 +7030,7 @@
           <w:noProof/>
         </w:rPr>
         <w:drawing>
-          <wp:inline distT="0" distB="0" distL="0" distR="0" wp14:anchorId="62C08BF7" wp14:editId="0FC65BC0">
+          <wp:inline distT="0" distB="0" distL="0" distR="0" wp14:anchorId="7AB45C93" wp14:editId="745078FF">
             <wp:extent cx="4095750" cy="2343150"/>
             <wp:effectExtent l="0" t="0" r="0" b="0"/>
             <wp:docPr id="6" name="Imagen 6"/>
@@ -7091,7 +7091,7 @@
         <w:keepNext/>
         <w:ind w:left="720"/>
       </w:pPr>
-      <w:bookmarkStart w:id="13" w:name="_Toc238140445"/>
+      <w:bookmarkStart w:id="13" w:name="_Toc238193755"/>
       <w:r>
         <w:t>Si el cliente ya existe</w:t>
       </w:r>
@@ -7118,7 +7118,7 @@
           <w:noProof/>
         </w:rPr>
         <w:drawing>
-          <wp:inline distT="0" distB="0" distL="0" distR="0" wp14:anchorId="47BA8022" wp14:editId="58D278B5">
+          <wp:inline distT="0" distB="0" distL="0" distR="0" wp14:anchorId="4E3EC9BE" wp14:editId="59CE68A5">
             <wp:extent cx="3143250" cy="2085975"/>
             <wp:effectExtent l="0" t="0" r="0" b="0"/>
             <wp:docPr id="7" name="Imagen 7"/>
@@ -7188,7 +7188,7 @@
           <w:left w:w="10" w:type="dxa"/>
           <w:right w:w="10" w:type="dxa"/>
         </w:tblCellMar>
-        <w:tblLook w:val="04A0" w:firstRow="1" w:lastRow="0" w:firstColumn="1" w:lastColumn="0" w:noHBand="0" w:noVBand="1"/>
+        <w:tblLook w:val="0000" w:firstRow="0" w:lastRow="0" w:firstColumn="0" w:lastColumn="0" w:noHBand="0" w:noVBand="0"/>
       </w:tblPr>
       <w:tblGrid>
         <w:gridCol w:w="3400"/>
@@ -7441,7 +7441,7 @@
           <w:left w:w="10" w:type="dxa"/>
           <w:right w:w="10" w:type="dxa"/>
         </w:tblCellMar>
-        <w:tblLook w:val="04A0" w:firstRow="1" w:lastRow="0" w:firstColumn="1" w:lastColumn="0" w:noHBand="0" w:noVBand="1"/>
+        <w:tblLook w:val="0000" w:firstRow="0" w:lastRow="0" w:firstColumn="0" w:lastColumn="0" w:noHBand="0" w:noVBand="0"/>
       </w:tblPr>
       <w:tblGrid>
         <w:gridCol w:w="9026"/>
@@ -7503,7 +7503,7 @@
         <w:keepNext/>
         <w:ind w:left="720"/>
       </w:pPr>
-      <w:bookmarkStart w:id="14" w:name="_Toc238140446"/>
+      <w:bookmarkStart w:id="14" w:name="_Toc238193756"/>
       <w:r>
         <w:lastRenderedPageBreak/>
         <w:t>Si el RUC está observado en SUNAT</w:t>
@@ -7535,7 +7535,7 @@
           <w:left w:w="10" w:type="dxa"/>
           <w:right w:w="10" w:type="dxa"/>
         </w:tblCellMar>
-        <w:tblLook w:val="04A0" w:firstRow="1" w:lastRow="0" w:firstColumn="1" w:lastColumn="0" w:noHBand="0" w:noVBand="1"/>
+        <w:tblLook w:val="0000" w:firstRow="0" w:lastRow="0" w:firstColumn="0" w:lastColumn="0" w:noHBand="0" w:noVBand="0"/>
       </w:tblPr>
       <w:tblGrid>
         <w:gridCol w:w="3400"/>
@@ -7788,7 +7788,7 @@
           <w:left w:w="10" w:type="dxa"/>
           <w:right w:w="10" w:type="dxa"/>
         </w:tblCellMar>
-        <w:tblLook w:val="04A0" w:firstRow="1" w:lastRow="0" w:firstColumn="1" w:lastColumn="0" w:noHBand="0" w:noVBand="1"/>
+        <w:tblLook w:val="0000" w:firstRow="0" w:lastRow="0" w:firstColumn="0" w:lastColumn="0" w:noHBand="0" w:noVBand="0"/>
       </w:tblPr>
       <w:tblGrid>
         <w:gridCol w:w="9026"/>
@@ -7850,7 +7850,7 @@
         <w:keepNext/>
         <w:ind w:left="360"/>
       </w:pPr>
-      <w:bookmarkStart w:id="15" w:name="_Toc238140447"/>
+      <w:bookmarkStart w:id="15" w:name="_Toc238193757"/>
       <w:r>
         <w:t>2.5.  EDITAR EL CLIENTE DE LA VENTA</w:t>
       </w:r>
@@ -7935,7 +7935,7 @@
         <w:spacing w:after="100" w:line="276" w:lineRule="auto"/>
       </w:pPr>
       <w:r>
-        <w:t xml:space="preserve">Recomendado: presionar </w:t>
+        <w:t xml:space="preserve">Opcional: presionar </w:t>
       </w:r>
       <w:r>
         <w:rPr>
@@ -7945,7 +7945,7 @@
         <w:t>Validar con SUNAT</w:t>
       </w:r>
       <w:r>
-        <w:t>. Ejecuta las mismas validaciones que Guardar (situación del contribuyente, dirección y ubigeo) y corrige el formulario antes, así el guardado pasa a la primera.</w:t>
+        <w:t>. Verifica la situación del contribuyente y, si la dirección del formulario difiere de la de SUNAT, ofrece rellenarla con la registrada en la ficha RUC.</w:t>
       </w:r>
     </w:p>
     <w:p>
@@ -7983,7 +7983,7 @@
         </w:rPr>
         <w:lastRenderedPageBreak/>
         <w:drawing>
-          <wp:inline distT="0" distB="0" distL="0" distR="0" wp14:anchorId="1D6DA839" wp14:editId="12DB5ED6">
+          <wp:inline distT="0" distB="0" distL="0" distR="0" wp14:anchorId="5E916DFD" wp14:editId="0C3559E8">
             <wp:extent cx="2800350" cy="3143250"/>
             <wp:effectExtent l="0" t="0" r="0" b="0"/>
             <wp:docPr id="8" name="Imagen 8"/>
@@ -8049,7 +8049,7 @@
           <w:noProof/>
         </w:rPr>
         <w:drawing>
-          <wp:inline distT="0" distB="0" distL="0" distR="0" wp14:anchorId="04D20034" wp14:editId="075E70CF">
+          <wp:inline distT="0" distB="0" distL="0" distR="0" wp14:anchorId="75C6C855" wp14:editId="660067C7">
             <wp:extent cx="2828925" cy="3143250"/>
             <wp:effectExtent l="0" t="0" r="0" b="0"/>
             <wp:docPr id="9" name="Imagen 9"/>
@@ -8110,9 +8110,9 @@
         <w:keepNext/>
         <w:ind w:left="720"/>
       </w:pPr>
-      <w:bookmarkStart w:id="16" w:name="_Toc238140448"/>
-      <w:r>
-        <w:t>La dirección fiscal la impone SUNAT</w:t>
+      <w:bookmarkStart w:id="16" w:name="_Toc238193758"/>
+      <w:r>
+        <w:t>La dirección al editar es de ingreso libre</w:t>
       </w:r>
       <w:bookmarkEnd w:id="16"/>
     </w:p>
@@ -8123,169 +8123,12 @@
         <w:ind w:left="720"/>
       </w:pPr>
       <w:r>
-        <w:t>En clientes con RUC, la dirección fiscal no la decide el cajero: es la registrada en SUNAT. Al presionar Validar con SUNAT o Guardar Cambios, si la dirección del formulario (calle, número, complemento o ubigeo) es distinta a la de SUNAT:</w:t>
-      </w:r>
-    </w:p>
-    <w:p>
-      <w:pPr>
-        <w:pStyle w:val="Prrafodelista"/>
-        <w:numPr>
-          <w:ilvl w:val="0"/>
-          <w:numId w:val="8"/>
-        </w:numPr>
-        <w:spacing w:after="100" w:line="276" w:lineRule="auto"/>
-      </w:pPr>
-      <w:r>
-        <w:t>Los campos se rellenan automáticamente con la dirección de SUNAT y la cascada de ubigeo se posiciona.</w:t>
-      </w:r>
-    </w:p>
-    <w:p>
-      <w:pPr>
-        <w:pStyle w:val="Prrafodelista"/>
-        <w:numPr>
-          <w:ilvl w:val="0"/>
-          <w:numId w:val="8"/>
-        </w:numPr>
-        <w:spacing w:after="100" w:line="276" w:lineRule="auto"/>
-      </w:pPr>
-      <w:r>
-        <w:t xml:space="preserve">Aparece la alerta </w:t>
-      </w:r>
-      <w:r>
-        <w:rPr>
-          <w:b/>
-          <w:bCs/>
-        </w:rPr>
-        <w:t>Dirección según SUNAT</w:t>
-      </w:r>
-      <w:r>
-        <w:t xml:space="preserve"> indicando la dirección y el ubigeo registrados.</w:t>
-      </w:r>
-    </w:p>
-    <w:p>
-      <w:pPr>
-        <w:pStyle w:val="Prrafodelista"/>
-        <w:numPr>
-          <w:ilvl w:val="0"/>
-          <w:numId w:val="8"/>
-        </w:numPr>
-        <w:spacing w:after="100" w:line="276" w:lineRule="auto"/>
-      </w:pPr>
-      <w:r>
-        <w:t xml:space="preserve">Revisar lo rellenado y presionar </w:t>
-      </w:r>
-      <w:r>
-        <w:rPr>
-          <w:b/>
-          <w:bCs/>
-        </w:rPr>
-        <w:t>Guardar Cambios</w:t>
-      </w:r>
-      <w:r>
-        <w:t>: ya con los datos coincidiendo, se guarda.</w:t>
-      </w:r>
-    </w:p>
-    <w:p/>
-    <w:tbl>
-      <w:tblPr>
-        <w:tblW w:w="9026" w:type="dxa"/>
-        <w:tblBorders>
-          <w:top w:val="single" w:sz="4" w:space="0" w:color="auto"/>
-          <w:left w:val="single" w:sz="4" w:space="0" w:color="auto"/>
-          <w:bottom w:val="single" w:sz="4" w:space="0" w:color="auto"/>
-          <w:right w:val="single" w:sz="4" w:space="0" w:color="auto"/>
-          <w:insideH w:val="single" w:sz="4" w:space="0" w:color="auto"/>
-          <w:insideV w:val="single" w:sz="4" w:space="0" w:color="auto"/>
-        </w:tblBorders>
-        <w:tblCellMar>
-          <w:left w:w="10" w:type="dxa"/>
-          <w:right w:w="10" w:type="dxa"/>
-        </w:tblCellMar>
-        <w:tblLook w:val="04A0" w:firstRow="1" w:lastRow="0" w:firstColumn="1" w:lastColumn="0" w:noHBand="0" w:noVBand="1"/>
-      </w:tblPr>
-      <w:tblGrid>
-        <w:gridCol w:w="9026"/>
-      </w:tblGrid>
-      <w:tr>
-        <w:tblPrEx>
-          <w:tblCellMar>
-            <w:top w:w="0" w:type="dxa"/>
-            <w:bottom w:w="0" w:type="dxa"/>
-          </w:tblCellMar>
-        </w:tblPrEx>
-        <w:trPr>
-          <w:cantSplit/>
-        </w:trPr>
-        <w:tc>
-          <w:tcPr>
-            <w:tcW w:w="9026" w:type="dxa"/>
-            <w:tcBorders>
-              <w:top w:val="none" w:sz="0" w:space="0" w:color="FFFFFF"/>
-              <w:left w:val="single" w:sz="24" w:space="0" w:color="C8102E"/>
-              <w:bottom w:val="none" w:sz="0" w:space="0" w:color="FFFFFF"/>
-              <w:right w:val="none" w:sz="0" w:space="0" w:color="FFFFFF"/>
-            </w:tcBorders>
-            <w:shd w:val="clear" w:color="auto" w:fill="FFF4F5"/>
-            <w:tcMar>
-              <w:top w:w="120" w:type="dxa"/>
-              <w:left w:w="200" w:type="dxa"/>
-              <w:bottom w:w="120" w:type="dxa"/>
-              <w:right w:w="200" w:type="dxa"/>
-            </w:tcMar>
-          </w:tcPr>
-          <w:p>
-            <w:pPr>
-              <w:spacing w:after="60"/>
-            </w:pPr>
-            <w:r>
-              <w:rPr>
-                <w:b/>
-                <w:bCs/>
-                <w:color w:val="C8102E"/>
-              </w:rPr>
-              <w:lastRenderedPageBreak/>
-              <w:t>Nota Importante:</w:t>
-            </w:r>
-          </w:p>
-          <w:p>
-            <w:pPr>
-              <w:spacing w:line="276" w:lineRule="auto"/>
-            </w:pPr>
-            <w:r>
-              <w:t>Aplica a todos los RUC (10, 15, 17 y 20). El DNI no tiene dirección registrada en SUNAT, así que su dirección sí es de ingreso libre. Si un cliente con RUC se mudó, debe actualizar primero su ficha RUC en SUNAT. Al guardar se modifica la dirección existente; no se crea una segunda. Si el RUC está observado (ver 2.4), la edición muestra la misma alerta de veto.</w:t>
-            </w:r>
-          </w:p>
-        </w:tc>
-      </w:tr>
-    </w:tbl>
-    <w:p>
-      <w:r>
-        <w:br w:type="page"/>
-      </w:r>
-    </w:p>
-    <w:p>
-      <w:pPr>
-        <w:pStyle w:val="Ttulo1"/>
-        <w:keepNext/>
-      </w:pPr>
-      <w:bookmarkStart w:id="17" w:name="_Toc238140449"/>
+        <w:t xml:space="preserve">El cajero puede colocar cualquier dirección al cliente: la que se escribe en el formulario es la que se guarda. Como ayuda, al presionar Validar con SUNAT, si el cliente tiene RUC y la </w:t>
+      </w:r>
       <w:r>
         <w:lastRenderedPageBreak/>
-        <w:t>III.  MENSAJES Y CONTINGENCIA</w:t>
-      </w:r>
-      <w:bookmarkEnd w:id="17"/>
-    </w:p>
-    <w:p>
-      <w:pPr>
-        <w:pStyle w:val="Ttulo2"/>
-        <w:keepNext/>
-        <w:ind w:left="360"/>
-      </w:pPr>
-      <w:bookmarkStart w:id="18" w:name="_Toc238140450"/>
-      <w:r>
-        <w:t>3.1.  MENSAJES DEL SISTEMA</w:t>
-      </w:r>
-      <w:bookmarkEnd w:id="18"/>
+        <w:t>dirección del formulario difiere de la registrada en SUNAT, aparece la alerta Dirección según SUNAT con la dirección y el ubigeo de la ficha RUC:</w:t>
+      </w:r>
     </w:p>
     <w:tbl>
       <w:tblPr>
@@ -8302,12 +8145,11 @@
           <w:left w:w="10" w:type="dxa"/>
           <w:right w:w="10" w:type="dxa"/>
         </w:tblCellMar>
-        <w:tblLook w:val="04A0" w:firstRow="1" w:lastRow="0" w:firstColumn="1" w:lastColumn="0" w:noHBand="0" w:noVBand="1"/>
+        <w:tblLook w:val="0000" w:firstRow="0" w:lastRow="0" w:firstColumn="0" w:lastColumn="0" w:noHBand="0" w:noVBand="0"/>
       </w:tblPr>
       <w:tblGrid>
-        <w:gridCol w:w="3000"/>
-        <w:gridCol w:w="3200"/>
-        <w:gridCol w:w="2826"/>
+        <w:gridCol w:w="3400"/>
+        <w:gridCol w:w="5626"/>
       </w:tblGrid>
       <w:tr>
         <w:tblPrEx>
@@ -8322,7 +8164,7 @@
         </w:trPr>
         <w:tc>
           <w:tcPr>
-            <w:tcW w:w="3000" w:type="dxa"/>
+            <w:tcW w:w="3400" w:type="dxa"/>
             <w:tcBorders>
               <w:top w:val="single" w:sz="4" w:space="0" w:color="BFBFBF"/>
               <w:left w:val="single" w:sz="4" w:space="0" w:color="BFBFBF"/>
@@ -8350,13 +8192,13 @@
                 <w:sz w:val="20"/>
                 <w:szCs w:val="20"/>
               </w:rPr>
-              <w:t>Mensaje</w:t>
-            </w:r>
-          </w:p>
-        </w:tc>
-        <w:tc>
-          <w:tcPr>
-            <w:tcW w:w="3200" w:type="dxa"/>
+              <w:t>Botón</w:t>
+            </w:r>
+          </w:p>
+        </w:tc>
+        <w:tc>
+          <w:tcPr>
+            <w:tcW w:w="5626" w:type="dxa"/>
             <w:tcBorders>
               <w:top w:val="single" w:sz="4" w:space="0" w:color="BFBFBF"/>
               <w:left w:val="single" w:sz="4" w:space="0" w:color="BFBFBF"/>
@@ -8384,41 +8226,7 @@
                 <w:sz w:val="20"/>
                 <w:szCs w:val="20"/>
               </w:rPr>
-              <w:t>Significado</w:t>
-            </w:r>
-          </w:p>
-        </w:tc>
-        <w:tc>
-          <w:tcPr>
-            <w:tcW w:w="2826" w:type="dxa"/>
-            <w:tcBorders>
-              <w:top w:val="single" w:sz="4" w:space="0" w:color="BFBFBF"/>
-              <w:left w:val="single" w:sz="4" w:space="0" w:color="BFBFBF"/>
-              <w:bottom w:val="single" w:sz="4" w:space="0" w:color="BFBFBF"/>
-              <w:right w:val="single" w:sz="4" w:space="0" w:color="BFBFBF"/>
-            </w:tcBorders>
-            <w:shd w:val="clear" w:color="auto" w:fill="F9DADD"/>
-            <w:tcMar>
-              <w:top w:w="80" w:type="dxa"/>
-              <w:left w:w="120" w:type="dxa"/>
-              <w:bottom w:w="80" w:type="dxa"/>
-              <w:right w:w="120" w:type="dxa"/>
-            </w:tcMar>
-            <w:vAlign w:val="center"/>
-          </w:tcPr>
-          <w:p>
-            <w:pPr>
-              <w:keepNext/>
-              <w:spacing w:line="252" w:lineRule="auto"/>
-            </w:pPr>
-            <w:r>
-              <w:rPr>
-                <w:b/>
-                <w:bCs/>
-                <w:sz w:val="20"/>
-                <w:szCs w:val="20"/>
-              </w:rPr>
-              <w:t>Acción del usuario</w:t>
+              <w:t>Qué hace</w:t>
             </w:r>
           </w:p>
         </w:tc>
@@ -8435,7 +8243,7 @@
         </w:trPr>
         <w:tc>
           <w:tcPr>
-            <w:tcW w:w="3000" w:type="dxa"/>
+            <w:tcW w:w="3400" w:type="dxa"/>
             <w:tcBorders>
               <w:top w:val="single" w:sz="4" w:space="0" w:color="BFBFBF"/>
               <w:left w:val="single" w:sz="4" w:space="0" w:color="BFBFBF"/>
@@ -8457,16 +8265,18 @@
             </w:pPr>
             <w:r>
               <w:rPr>
-                <w:sz w:val="20"/>
-                <w:szCs w:val="20"/>
-              </w:rPr>
-              <w:t>El servicio de consulta SUNAT no está disponible</w:t>
-            </w:r>
-          </w:p>
-        </w:tc>
-        <w:tc>
-          <w:tcPr>
-            <w:tcW w:w="3200" w:type="dxa"/>
+                <w:b/>
+                <w:bCs/>
+                <w:sz w:val="20"/>
+                <w:szCs w:val="20"/>
+              </w:rPr>
+              <w:t>Sí, usar la de SUNAT</w:t>
+            </w:r>
+          </w:p>
+        </w:tc>
+        <w:tc>
+          <w:tcPr>
+            <w:tcW w:w="5626" w:type="dxa"/>
             <w:tcBorders>
               <w:top w:val="single" w:sz="4" w:space="0" w:color="BFBFBF"/>
               <w:left w:val="single" w:sz="4" w:space="0" w:color="BFBFBF"/>
@@ -8491,38 +8301,7 @@
                 <w:sz w:val="20"/>
                 <w:szCs w:val="20"/>
               </w:rPr>
-              <w:t>El proveedor de consulta está caído. No es un problema de la caja.</w:t>
-            </w:r>
-          </w:p>
-        </w:tc>
-        <w:tc>
-          <w:tcPr>
-            <w:tcW w:w="2826" w:type="dxa"/>
-            <w:tcBorders>
-              <w:top w:val="single" w:sz="4" w:space="0" w:color="BFBFBF"/>
-              <w:left w:val="single" w:sz="4" w:space="0" w:color="BFBFBF"/>
-              <w:bottom w:val="single" w:sz="4" w:space="0" w:color="BFBFBF"/>
-              <w:right w:val="single" w:sz="4" w:space="0" w:color="BFBFBF"/>
-            </w:tcBorders>
-            <w:tcMar>
-              <w:top w:w="80" w:type="dxa"/>
-              <w:left w:w="120" w:type="dxa"/>
-              <w:bottom w:w="80" w:type="dxa"/>
-              <w:right w:w="120" w:type="dxa"/>
-            </w:tcMar>
-            <w:vAlign w:val="center"/>
-          </w:tcPr>
-          <w:p>
-            <w:pPr>
-              <w:keepNext/>
-              <w:spacing w:line="252" w:lineRule="auto"/>
-            </w:pPr>
-            <w:r>
-              <w:rPr>
-                <w:sz w:val="20"/>
-                <w:szCs w:val="20"/>
-              </w:rPr>
-              <w:t>Ingresar los datos manualmente y continuar la venta.</w:t>
+              <w:t>Rellena calle, número, complemento y posiciona el ubigeo con los datos de la ficha RUC.</w:t>
             </w:r>
           </w:p>
         </w:tc>
@@ -8539,7 +8318,7 @@
         </w:trPr>
         <w:tc>
           <w:tcPr>
-            <w:tcW w:w="3000" w:type="dxa"/>
+            <w:tcW w:w="3400" w:type="dxa"/>
             <w:tcBorders>
               <w:top w:val="single" w:sz="4" w:space="0" w:color="BFBFBF"/>
               <w:left w:val="single" w:sz="4" w:space="0" w:color="BFBFBF"/>
@@ -8557,21 +8336,22 @@
           </w:tcPr>
           <w:p>
             <w:pPr>
-              <w:keepNext/>
-              <w:spacing w:line="252" w:lineRule="auto"/>
-            </w:pPr>
-            <w:r>
-              <w:rPr>
-                <w:sz w:val="20"/>
-                <w:szCs w:val="20"/>
-              </w:rPr>
-              <w:t>La clave fue rechazada. Avise a sistemas</w:t>
-            </w:r>
-          </w:p>
-        </w:tc>
-        <w:tc>
-          <w:tcPr>
-            <w:tcW w:w="3200" w:type="dxa"/>
+              <w:spacing w:line="252" w:lineRule="auto"/>
+            </w:pPr>
+            <w:r>
+              <w:rPr>
+                <w:b/>
+                <w:bCs/>
+                <w:sz w:val="20"/>
+                <w:szCs w:val="20"/>
+              </w:rPr>
+              <w:t>No, dejar la actual</w:t>
+            </w:r>
+          </w:p>
+        </w:tc>
+        <w:tc>
+          <w:tcPr>
+            <w:tcW w:w="5626" w:type="dxa"/>
             <w:tcBorders>
               <w:top w:val="single" w:sz="4" w:space="0" w:color="BFBFBF"/>
               <w:left w:val="single" w:sz="4" w:space="0" w:color="BFBFBF"/>
@@ -8589,677 +8369,14 @@
           </w:tcPr>
           <w:p>
             <w:pPr>
-              <w:keepNext/>
-              <w:spacing w:line="252" w:lineRule="auto"/>
-            </w:pPr>
-            <w:r>
-              <w:rPr>
-                <w:sz w:val="20"/>
-                <w:szCs w:val="20"/>
-              </w:rPr>
-              <w:t>La credencial del servicio de consulta no es válida.</w:t>
-            </w:r>
-          </w:p>
-        </w:tc>
-        <w:tc>
-          <w:tcPr>
-            <w:tcW w:w="2826" w:type="dxa"/>
-            <w:tcBorders>
-              <w:top w:val="single" w:sz="4" w:space="0" w:color="BFBFBF"/>
-              <w:left w:val="single" w:sz="4" w:space="0" w:color="BFBFBF"/>
-              <w:bottom w:val="single" w:sz="4" w:space="0" w:color="BFBFBF"/>
-              <w:right w:val="single" w:sz="4" w:space="0" w:color="BFBFBF"/>
-            </w:tcBorders>
-            <w:shd w:val="clear" w:color="auto" w:fill="F5F5F5"/>
-            <w:tcMar>
-              <w:top w:w="80" w:type="dxa"/>
-              <w:left w:w="120" w:type="dxa"/>
-              <w:bottom w:w="80" w:type="dxa"/>
-              <w:right w:w="120" w:type="dxa"/>
-            </w:tcMar>
-            <w:vAlign w:val="center"/>
-          </w:tcPr>
-          <w:p>
-            <w:pPr>
-              <w:keepNext/>
-              <w:spacing w:line="252" w:lineRule="auto"/>
-            </w:pPr>
-            <w:r>
-              <w:rPr>
-                <w:sz w:val="20"/>
-                <w:szCs w:val="20"/>
-              </w:rPr>
-              <w:t>Avisar a Tecnología. Continuar con datos manuales.</w:t>
-            </w:r>
-          </w:p>
-        </w:tc>
-      </w:tr>
-      <w:tr>
-        <w:tblPrEx>
-          <w:tblCellMar>
-            <w:top w:w="0" w:type="dxa"/>
-            <w:bottom w:w="0" w:type="dxa"/>
-          </w:tblCellMar>
-        </w:tblPrEx>
-        <w:trPr>
-          <w:cantSplit/>
-        </w:trPr>
-        <w:tc>
-          <w:tcPr>
-            <w:tcW w:w="3000" w:type="dxa"/>
-            <w:tcBorders>
-              <w:top w:val="single" w:sz="4" w:space="0" w:color="BFBFBF"/>
-              <w:left w:val="single" w:sz="4" w:space="0" w:color="BFBFBF"/>
-              <w:bottom w:val="single" w:sz="4" w:space="0" w:color="BFBFBF"/>
-              <w:right w:val="single" w:sz="4" w:space="0" w:color="BFBFBF"/>
-            </w:tcBorders>
-            <w:tcMar>
-              <w:top w:w="80" w:type="dxa"/>
-              <w:left w:w="120" w:type="dxa"/>
-              <w:bottom w:w="80" w:type="dxa"/>
-              <w:right w:w="120" w:type="dxa"/>
-            </w:tcMar>
-            <w:vAlign w:val="center"/>
-          </w:tcPr>
-          <w:p>
-            <w:pPr>
-              <w:keepNext/>
-              <w:spacing w:line="252" w:lineRule="auto"/>
-            </w:pPr>
-            <w:r>
-              <w:rPr>
-                <w:sz w:val="20"/>
-                <w:szCs w:val="20"/>
-              </w:rPr>
-              <w:t>Se alcanzó el límite de consultas</w:t>
-            </w:r>
-          </w:p>
-        </w:tc>
-        <w:tc>
-          <w:tcPr>
-            <w:tcW w:w="3200" w:type="dxa"/>
-            <w:tcBorders>
-              <w:top w:val="single" w:sz="4" w:space="0" w:color="BFBFBF"/>
-              <w:left w:val="single" w:sz="4" w:space="0" w:color="BFBFBF"/>
-              <w:bottom w:val="single" w:sz="4" w:space="0" w:color="BFBFBF"/>
-              <w:right w:val="single" w:sz="4" w:space="0" w:color="BFBFBF"/>
-            </w:tcBorders>
-            <w:tcMar>
-              <w:top w:w="80" w:type="dxa"/>
-              <w:left w:w="120" w:type="dxa"/>
-              <w:bottom w:w="80" w:type="dxa"/>
-              <w:right w:w="120" w:type="dxa"/>
-            </w:tcMar>
-            <w:vAlign w:val="center"/>
-          </w:tcPr>
-          <w:p>
-            <w:pPr>
-              <w:keepNext/>
-              <w:spacing w:line="252" w:lineRule="auto"/>
-            </w:pPr>
-            <w:r>
-              <w:rPr>
-                <w:sz w:val="20"/>
-                <w:szCs w:val="20"/>
-              </w:rPr>
-              <w:t>El servicio limitó temporalmente las consultas.</w:t>
-            </w:r>
-          </w:p>
-        </w:tc>
-        <w:tc>
-          <w:tcPr>
-            <w:tcW w:w="2826" w:type="dxa"/>
-            <w:tcBorders>
-              <w:top w:val="single" w:sz="4" w:space="0" w:color="BFBFBF"/>
-              <w:left w:val="single" w:sz="4" w:space="0" w:color="BFBFBF"/>
-              <w:bottom w:val="single" w:sz="4" w:space="0" w:color="BFBFBF"/>
-              <w:right w:val="single" w:sz="4" w:space="0" w:color="BFBFBF"/>
-            </w:tcBorders>
-            <w:tcMar>
-              <w:top w:w="80" w:type="dxa"/>
-              <w:left w:w="120" w:type="dxa"/>
-              <w:bottom w:w="80" w:type="dxa"/>
-              <w:right w:w="120" w:type="dxa"/>
-            </w:tcMar>
-            <w:vAlign w:val="center"/>
-          </w:tcPr>
-          <w:p>
-            <w:pPr>
-              <w:keepNext/>
-              <w:spacing w:line="252" w:lineRule="auto"/>
-            </w:pPr>
-            <w:r>
-              <w:rPr>
-                <w:sz w:val="20"/>
-                <w:szCs w:val="20"/>
-              </w:rPr>
-              <w:t>Esperar unos minutos o ingresar los datos manualmente.</w:t>
-            </w:r>
-          </w:p>
-        </w:tc>
-      </w:tr>
-      <w:tr>
-        <w:tblPrEx>
-          <w:tblCellMar>
-            <w:top w:w="0" w:type="dxa"/>
-            <w:bottom w:w="0" w:type="dxa"/>
-          </w:tblCellMar>
-        </w:tblPrEx>
-        <w:trPr>
-          <w:cantSplit/>
-        </w:trPr>
-        <w:tc>
-          <w:tcPr>
-            <w:tcW w:w="3000" w:type="dxa"/>
-            <w:tcBorders>
-              <w:top w:val="single" w:sz="4" w:space="0" w:color="BFBFBF"/>
-              <w:left w:val="single" w:sz="4" w:space="0" w:color="BFBFBF"/>
-              <w:bottom w:val="single" w:sz="4" w:space="0" w:color="BFBFBF"/>
-              <w:right w:val="single" w:sz="4" w:space="0" w:color="BFBFBF"/>
-            </w:tcBorders>
-            <w:shd w:val="clear" w:color="auto" w:fill="F5F5F5"/>
-            <w:tcMar>
-              <w:top w:w="80" w:type="dxa"/>
-              <w:left w:w="120" w:type="dxa"/>
-              <w:bottom w:w="80" w:type="dxa"/>
-              <w:right w:w="120" w:type="dxa"/>
-            </w:tcMar>
-            <w:vAlign w:val="center"/>
-          </w:tcPr>
-          <w:p>
-            <w:pPr>
-              <w:keepNext/>
-              <w:spacing w:line="252" w:lineRule="auto"/>
-            </w:pPr>
-            <w:r>
-              <w:rPr>
-                <w:sz w:val="20"/>
-                <w:szCs w:val="20"/>
-              </w:rPr>
-              <w:t>El cliente ya existe</w:t>
-            </w:r>
-          </w:p>
-        </w:tc>
-        <w:tc>
-          <w:tcPr>
-            <w:tcW w:w="3200" w:type="dxa"/>
-            <w:tcBorders>
-              <w:top w:val="single" w:sz="4" w:space="0" w:color="BFBFBF"/>
-              <w:left w:val="single" w:sz="4" w:space="0" w:color="BFBFBF"/>
-              <w:bottom w:val="single" w:sz="4" w:space="0" w:color="BFBFBF"/>
-              <w:right w:val="single" w:sz="4" w:space="0" w:color="BFBFBF"/>
-            </w:tcBorders>
-            <w:shd w:val="clear" w:color="auto" w:fill="F5F5F5"/>
-            <w:tcMar>
-              <w:top w:w="80" w:type="dxa"/>
-              <w:left w:w="120" w:type="dxa"/>
-              <w:bottom w:w="80" w:type="dxa"/>
-              <w:right w:w="120" w:type="dxa"/>
-            </w:tcMar>
-            <w:vAlign w:val="center"/>
-          </w:tcPr>
-          <w:p>
-            <w:pPr>
-              <w:keepNext/>
-              <w:spacing w:line="252" w:lineRule="auto"/>
-            </w:pPr>
-            <w:r>
-              <w:rPr>
-                <w:sz w:val="20"/>
-                <w:szCs w:val="20"/>
-              </w:rPr>
-              <w:t>El documento ya está registrado.</w:t>
-            </w:r>
-          </w:p>
-        </w:tc>
-        <w:tc>
-          <w:tcPr>
-            <w:tcW w:w="2826" w:type="dxa"/>
-            <w:tcBorders>
-              <w:top w:val="single" w:sz="4" w:space="0" w:color="BFBFBF"/>
-              <w:left w:val="single" w:sz="4" w:space="0" w:color="BFBFBF"/>
-              <w:bottom w:val="single" w:sz="4" w:space="0" w:color="BFBFBF"/>
-              <w:right w:val="single" w:sz="4" w:space="0" w:color="BFBFBF"/>
-            </w:tcBorders>
-            <w:shd w:val="clear" w:color="auto" w:fill="F5F5F5"/>
-            <w:tcMar>
-              <w:top w:w="80" w:type="dxa"/>
-              <w:left w:w="120" w:type="dxa"/>
-              <w:bottom w:w="80" w:type="dxa"/>
-              <w:right w:w="120" w:type="dxa"/>
-            </w:tcMar>
-            <w:vAlign w:val="center"/>
-          </w:tcPr>
-          <w:p>
-            <w:pPr>
-              <w:keepNext/>
-              <w:spacing w:line="252" w:lineRule="auto"/>
-            </w:pPr>
-            <w:r>
-              <w:rPr>
-                <w:sz w:val="20"/>
-                <w:szCs w:val="20"/>
-              </w:rPr>
-              <w:t>Aceptar para usar el cliente existente.</w:t>
-            </w:r>
-          </w:p>
-        </w:tc>
-      </w:tr>
-      <w:tr>
-        <w:tblPrEx>
-          <w:tblCellMar>
-            <w:top w:w="0" w:type="dxa"/>
-            <w:bottom w:w="0" w:type="dxa"/>
-          </w:tblCellMar>
-        </w:tblPrEx>
-        <w:trPr>
-          <w:cantSplit/>
-        </w:trPr>
-        <w:tc>
-          <w:tcPr>
-            <w:tcW w:w="3000" w:type="dxa"/>
-            <w:tcBorders>
-              <w:top w:val="single" w:sz="4" w:space="0" w:color="BFBFBF"/>
-              <w:left w:val="single" w:sz="4" w:space="0" w:color="BFBFBF"/>
-              <w:bottom w:val="single" w:sz="4" w:space="0" w:color="BFBFBF"/>
-              <w:right w:val="single" w:sz="4" w:space="0" w:color="BFBFBF"/>
-            </w:tcBorders>
-            <w:tcMar>
-              <w:top w:w="80" w:type="dxa"/>
-              <w:left w:w="120" w:type="dxa"/>
-              <w:bottom w:w="80" w:type="dxa"/>
-              <w:right w:w="120" w:type="dxa"/>
-            </w:tcMar>
-            <w:vAlign w:val="center"/>
-          </w:tcPr>
-          <w:p>
-            <w:pPr>
-              <w:keepNext/>
-              <w:spacing w:line="252" w:lineRule="auto"/>
-            </w:pPr>
-            <w:r>
-              <w:rPr>
-                <w:sz w:val="20"/>
-                <w:szCs w:val="20"/>
-              </w:rPr>
-              <w:t>Cliente observado en SUNAT — venta no permitida</w:t>
-            </w:r>
-          </w:p>
-        </w:tc>
-        <w:tc>
-          <w:tcPr>
-            <w:tcW w:w="3200" w:type="dxa"/>
-            <w:tcBorders>
-              <w:top w:val="single" w:sz="4" w:space="0" w:color="BFBFBF"/>
-              <w:left w:val="single" w:sz="4" w:space="0" w:color="BFBFBF"/>
-              <w:bottom w:val="single" w:sz="4" w:space="0" w:color="BFBFBF"/>
-              <w:right w:val="single" w:sz="4" w:space="0" w:color="BFBFBF"/>
-            </w:tcBorders>
-            <w:tcMar>
-              <w:top w:w="80" w:type="dxa"/>
-              <w:left w:w="120" w:type="dxa"/>
-              <w:bottom w:w="80" w:type="dxa"/>
-              <w:right w:w="120" w:type="dxa"/>
-            </w:tcMar>
-            <w:vAlign w:val="center"/>
-          </w:tcPr>
-          <w:p>
-            <w:pPr>
-              <w:keepNext/>
-              <w:spacing w:line="252" w:lineRule="auto"/>
-            </w:pPr>
-            <w:r>
-              <w:rPr>
-                <w:sz w:val="20"/>
-                <w:szCs w:val="20"/>
-              </w:rPr>
-              <w:t>El RUC no está ACTIVO/HABIDO en SUNAT.</w:t>
-            </w:r>
-          </w:p>
-        </w:tc>
-        <w:tc>
-          <w:tcPr>
-            <w:tcW w:w="2826" w:type="dxa"/>
-            <w:tcBorders>
-              <w:top w:val="single" w:sz="4" w:space="0" w:color="BFBFBF"/>
-              <w:left w:val="single" w:sz="4" w:space="0" w:color="BFBFBF"/>
-              <w:bottom w:val="single" w:sz="4" w:space="0" w:color="BFBFBF"/>
-              <w:right w:val="single" w:sz="4" w:space="0" w:color="BFBFBF"/>
-            </w:tcBorders>
-            <w:tcMar>
-              <w:top w:w="80" w:type="dxa"/>
-              <w:left w:w="120" w:type="dxa"/>
-              <w:bottom w:w="80" w:type="dxa"/>
-              <w:right w:w="120" w:type="dxa"/>
-            </w:tcMar>
-            <w:vAlign w:val="center"/>
-          </w:tcPr>
-          <w:p>
-            <w:pPr>
-              <w:keepNext/>
-              <w:spacing w:line="252" w:lineRule="auto"/>
-            </w:pPr>
-            <w:r>
-              <w:rPr>
-                <w:sz w:val="20"/>
-                <w:szCs w:val="20"/>
-              </w:rPr>
-              <w:t>No venderle ni crearle ficha. Debe regularizar en SUNAT.</w:t>
-            </w:r>
-          </w:p>
-        </w:tc>
-      </w:tr>
-      <w:tr>
-        <w:tblPrEx>
-          <w:tblCellMar>
-            <w:top w:w="0" w:type="dxa"/>
-            <w:bottom w:w="0" w:type="dxa"/>
-          </w:tblCellMar>
-        </w:tblPrEx>
-        <w:trPr>
-          <w:cantSplit/>
-        </w:trPr>
-        <w:tc>
-          <w:tcPr>
-            <w:tcW w:w="3000" w:type="dxa"/>
-            <w:tcBorders>
-              <w:top w:val="single" w:sz="4" w:space="0" w:color="BFBFBF"/>
-              <w:left w:val="single" w:sz="4" w:space="0" w:color="BFBFBF"/>
-              <w:bottom w:val="single" w:sz="4" w:space="0" w:color="BFBFBF"/>
-              <w:right w:val="single" w:sz="4" w:space="0" w:color="BFBFBF"/>
-            </w:tcBorders>
-            <w:shd w:val="clear" w:color="auto" w:fill="F5F5F5"/>
-            <w:tcMar>
-              <w:top w:w="80" w:type="dxa"/>
-              <w:left w:w="120" w:type="dxa"/>
-              <w:bottom w:w="80" w:type="dxa"/>
-              <w:right w:w="120" w:type="dxa"/>
-            </w:tcMar>
-            <w:vAlign w:val="center"/>
-          </w:tcPr>
-          <w:p>
-            <w:pPr>
-              <w:keepNext/>
-              <w:spacing w:line="252" w:lineRule="auto"/>
-            </w:pPr>
-            <w:r>
-              <w:rPr>
-                <w:sz w:val="20"/>
-                <w:szCs w:val="20"/>
-              </w:rPr>
-              <w:t>Dirección según SUNAT</w:t>
-            </w:r>
-          </w:p>
-        </w:tc>
-        <w:tc>
-          <w:tcPr>
-            <w:tcW w:w="3200" w:type="dxa"/>
-            <w:tcBorders>
-              <w:top w:val="single" w:sz="4" w:space="0" w:color="BFBFBF"/>
-              <w:left w:val="single" w:sz="4" w:space="0" w:color="BFBFBF"/>
-              <w:bottom w:val="single" w:sz="4" w:space="0" w:color="BFBFBF"/>
-              <w:right w:val="single" w:sz="4" w:space="0" w:color="BFBFBF"/>
-            </w:tcBorders>
-            <w:shd w:val="clear" w:color="auto" w:fill="F5F5F5"/>
-            <w:tcMar>
-              <w:top w:w="80" w:type="dxa"/>
-              <w:left w:w="120" w:type="dxa"/>
-              <w:bottom w:w="80" w:type="dxa"/>
-              <w:right w:w="120" w:type="dxa"/>
-            </w:tcMar>
-            <w:vAlign w:val="center"/>
-          </w:tcPr>
-          <w:p>
-            <w:pPr>
-              <w:keepNext/>
-              <w:spacing w:line="252" w:lineRule="auto"/>
-            </w:pPr>
-            <w:r>
-              <w:rPr>
-                <w:sz w:val="20"/>
-                <w:szCs w:val="20"/>
-              </w:rPr>
-              <w:t>La dirección del formulario difiere de la fiscal de SUNAT.</w:t>
-            </w:r>
-          </w:p>
-        </w:tc>
-        <w:tc>
-          <w:tcPr>
-            <w:tcW w:w="2826" w:type="dxa"/>
-            <w:tcBorders>
-              <w:top w:val="single" w:sz="4" w:space="0" w:color="BFBFBF"/>
-              <w:left w:val="single" w:sz="4" w:space="0" w:color="BFBFBF"/>
-              <w:bottom w:val="single" w:sz="4" w:space="0" w:color="BFBFBF"/>
-              <w:right w:val="single" w:sz="4" w:space="0" w:color="BFBFBF"/>
-            </w:tcBorders>
-            <w:shd w:val="clear" w:color="auto" w:fill="F5F5F5"/>
-            <w:tcMar>
-              <w:top w:w="80" w:type="dxa"/>
-              <w:left w:w="120" w:type="dxa"/>
-              <w:bottom w:w="80" w:type="dxa"/>
-              <w:right w:w="120" w:type="dxa"/>
-            </w:tcMar>
-            <w:vAlign w:val="center"/>
-          </w:tcPr>
-          <w:p>
-            <w:pPr>
-              <w:keepNext/>
-              <w:spacing w:line="252" w:lineRule="auto"/>
-            </w:pPr>
-            <w:r>
-              <w:rPr>
-                <w:sz w:val="20"/>
-                <w:szCs w:val="20"/>
-              </w:rPr>
-              <w:t>Revisar los campos rellenados y presionar Guardar Cambios.</w:t>
-            </w:r>
-          </w:p>
-        </w:tc>
-      </w:tr>
-      <w:tr>
-        <w:tblPrEx>
-          <w:tblCellMar>
-            <w:top w:w="0" w:type="dxa"/>
-            <w:bottom w:w="0" w:type="dxa"/>
-          </w:tblCellMar>
-        </w:tblPrEx>
-        <w:trPr>
-          <w:cantSplit/>
-        </w:trPr>
-        <w:tc>
-          <w:tcPr>
-            <w:tcW w:w="3000" w:type="dxa"/>
-            <w:tcBorders>
-              <w:top w:val="single" w:sz="4" w:space="0" w:color="BFBFBF"/>
-              <w:left w:val="single" w:sz="4" w:space="0" w:color="BFBFBF"/>
-              <w:bottom w:val="single" w:sz="4" w:space="0" w:color="BFBFBF"/>
-              <w:right w:val="single" w:sz="4" w:space="0" w:color="BFBFBF"/>
-            </w:tcBorders>
-            <w:tcMar>
-              <w:top w:w="80" w:type="dxa"/>
-              <w:left w:w="120" w:type="dxa"/>
-              <w:bottom w:w="80" w:type="dxa"/>
-              <w:right w:w="120" w:type="dxa"/>
-            </w:tcMar>
-            <w:vAlign w:val="center"/>
-          </w:tcPr>
-          <w:p>
-            <w:pPr>
-              <w:keepNext/>
-              <w:spacing w:line="252" w:lineRule="auto"/>
-            </w:pPr>
-            <w:r>
-              <w:rPr>
-                <w:sz w:val="20"/>
-                <w:szCs w:val="20"/>
-              </w:rPr>
-              <w:t>Ingrese un DNI de 8 dígitos o RUC de 11 dígitos</w:t>
-            </w:r>
-          </w:p>
-        </w:tc>
-        <w:tc>
-          <w:tcPr>
-            <w:tcW w:w="3200" w:type="dxa"/>
-            <w:tcBorders>
-              <w:top w:val="single" w:sz="4" w:space="0" w:color="BFBFBF"/>
-              <w:left w:val="single" w:sz="4" w:space="0" w:color="BFBFBF"/>
-              <w:bottom w:val="single" w:sz="4" w:space="0" w:color="BFBFBF"/>
-              <w:right w:val="single" w:sz="4" w:space="0" w:color="BFBFBF"/>
-            </w:tcBorders>
-            <w:tcMar>
-              <w:top w:w="80" w:type="dxa"/>
-              <w:left w:w="120" w:type="dxa"/>
-              <w:bottom w:w="80" w:type="dxa"/>
-              <w:right w:w="120" w:type="dxa"/>
-            </w:tcMar>
-            <w:vAlign w:val="center"/>
-          </w:tcPr>
-          <w:p>
-            <w:pPr>
-              <w:keepNext/>
-              <w:spacing w:line="252" w:lineRule="auto"/>
-            </w:pPr>
-            <w:r>
-              <w:rPr>
-                <w:sz w:val="20"/>
-                <w:szCs w:val="20"/>
-              </w:rPr>
-              <w:t>El documento no tiene la longitud correcta.</w:t>
-            </w:r>
-          </w:p>
-        </w:tc>
-        <w:tc>
-          <w:tcPr>
-            <w:tcW w:w="2826" w:type="dxa"/>
-            <w:tcBorders>
-              <w:top w:val="single" w:sz="4" w:space="0" w:color="BFBFBF"/>
-              <w:left w:val="single" w:sz="4" w:space="0" w:color="BFBFBF"/>
-              <w:bottom w:val="single" w:sz="4" w:space="0" w:color="BFBFBF"/>
-              <w:right w:val="single" w:sz="4" w:space="0" w:color="BFBFBF"/>
-            </w:tcBorders>
-            <w:tcMar>
-              <w:top w:w="80" w:type="dxa"/>
-              <w:left w:w="120" w:type="dxa"/>
-              <w:bottom w:w="80" w:type="dxa"/>
-              <w:right w:w="120" w:type="dxa"/>
-            </w:tcMar>
-            <w:vAlign w:val="center"/>
-          </w:tcPr>
-          <w:p>
-            <w:pPr>
-              <w:keepNext/>
-              <w:spacing w:line="252" w:lineRule="auto"/>
-            </w:pPr>
-            <w:r>
-              <w:rPr>
-                <w:sz w:val="20"/>
-                <w:szCs w:val="20"/>
-              </w:rPr>
-              <w:t>Verificar el número.</w:t>
-            </w:r>
-          </w:p>
-        </w:tc>
-      </w:tr>
-      <w:tr>
-        <w:tblPrEx>
-          <w:tblCellMar>
-            <w:top w:w="0" w:type="dxa"/>
-            <w:bottom w:w="0" w:type="dxa"/>
-          </w:tblCellMar>
-        </w:tblPrEx>
-        <w:trPr>
-          <w:cantSplit/>
-        </w:trPr>
-        <w:tc>
-          <w:tcPr>
-            <w:tcW w:w="3000" w:type="dxa"/>
-            <w:tcBorders>
-              <w:top w:val="single" w:sz="4" w:space="0" w:color="BFBFBF"/>
-              <w:left w:val="single" w:sz="4" w:space="0" w:color="BFBFBF"/>
-              <w:bottom w:val="single" w:sz="4" w:space="0" w:color="BFBFBF"/>
-              <w:right w:val="single" w:sz="4" w:space="0" w:color="BFBFBF"/>
-            </w:tcBorders>
-            <w:shd w:val="clear" w:color="auto" w:fill="F5F5F5"/>
-            <w:tcMar>
-              <w:top w:w="80" w:type="dxa"/>
-              <w:left w:w="120" w:type="dxa"/>
-              <w:bottom w:w="80" w:type="dxa"/>
-              <w:right w:w="120" w:type="dxa"/>
-            </w:tcMar>
-            <w:vAlign w:val="center"/>
-          </w:tcPr>
-          <w:p>
-            <w:pPr>
-              <w:spacing w:line="252" w:lineRule="auto"/>
-            </w:pPr>
-            <w:r>
-              <w:rPr>
-                <w:sz w:val="20"/>
-                <w:szCs w:val="20"/>
-              </w:rPr>
-              <w:t>Sin coincidencias para "…"</w:t>
-            </w:r>
-          </w:p>
-        </w:tc>
-        <w:tc>
-          <w:tcPr>
-            <w:tcW w:w="3200" w:type="dxa"/>
-            <w:tcBorders>
-              <w:top w:val="single" w:sz="4" w:space="0" w:color="BFBFBF"/>
-              <w:left w:val="single" w:sz="4" w:space="0" w:color="BFBFBF"/>
-              <w:bottom w:val="single" w:sz="4" w:space="0" w:color="BFBFBF"/>
-              <w:right w:val="single" w:sz="4" w:space="0" w:color="BFBFBF"/>
-            </w:tcBorders>
-            <w:shd w:val="clear" w:color="auto" w:fill="F5F5F5"/>
-            <w:tcMar>
-              <w:top w:w="80" w:type="dxa"/>
-              <w:left w:w="120" w:type="dxa"/>
-              <w:bottom w:w="80" w:type="dxa"/>
-              <w:right w:w="120" w:type="dxa"/>
-            </w:tcMar>
-            <w:vAlign w:val="center"/>
-          </w:tcPr>
-          <w:p>
-            <w:pPr>
-              <w:spacing w:line="252" w:lineRule="auto"/>
-            </w:pPr>
-            <w:r>
-              <w:rPr>
-                <w:sz w:val="20"/>
-                <w:szCs w:val="20"/>
-              </w:rPr>
-              <w:t>La búsqueda no encontró resultados.</w:t>
-            </w:r>
-          </w:p>
-        </w:tc>
-        <w:tc>
-          <w:tcPr>
-            <w:tcW w:w="2826" w:type="dxa"/>
-            <w:tcBorders>
-              <w:top w:val="single" w:sz="4" w:space="0" w:color="BFBFBF"/>
-              <w:left w:val="single" w:sz="4" w:space="0" w:color="BFBFBF"/>
-              <w:bottom w:val="single" w:sz="4" w:space="0" w:color="BFBFBF"/>
-              <w:right w:val="single" w:sz="4" w:space="0" w:color="BFBFBF"/>
-            </w:tcBorders>
-            <w:shd w:val="clear" w:color="auto" w:fill="F5F5F5"/>
-            <w:tcMar>
-              <w:top w:w="80" w:type="dxa"/>
-              <w:left w:w="120" w:type="dxa"/>
-              <w:bottom w:w="80" w:type="dxa"/>
-              <w:right w:w="120" w:type="dxa"/>
-            </w:tcMar>
-            <w:vAlign w:val="center"/>
-          </w:tcPr>
-          <w:p>
-            <w:pPr>
-              <w:spacing w:line="252" w:lineRule="auto"/>
-            </w:pPr>
-            <w:r>
-              <w:rPr>
-                <w:sz w:val="20"/>
-                <w:szCs w:val="20"/>
-              </w:rPr>
-              <w:t>Probar con el documento o con parte del nombre; si no existe, crearlo.</w:t>
+              <w:spacing w:line="252" w:lineRule="auto"/>
+            </w:pPr>
+            <w:r>
+              <w:rPr>
+                <w:sz w:val="20"/>
+                <w:szCs w:val="20"/>
+              </w:rPr>
+              <w:t>Conserva lo que hay en el formulario. Es una opción válida: la dirección es libre.</w:t>
             </w:r>
           </w:p>
         </w:tc>
@@ -9281,7 +8398,7 @@
           <w:left w:w="10" w:type="dxa"/>
           <w:right w:w="10" w:type="dxa"/>
         </w:tblCellMar>
-        <w:tblLook w:val="04A0" w:firstRow="1" w:lastRow="0" w:firstColumn="1" w:lastColumn="0" w:noHBand="0" w:noVBand="1"/>
+        <w:tblLook w:val="0000" w:firstRow="0" w:lastRow="0" w:firstColumn="0" w:lastColumn="0" w:noHBand="0" w:noVBand="0"/>
       </w:tblPr>
       <w:tblGrid>
         <w:gridCol w:w="9026"/>
@@ -9331,6 +8448,1085 @@
               <w:spacing w:line="276" w:lineRule="auto"/>
             </w:pPr>
             <w:r>
+              <w:t>Al guardar se modifica la dirección existente del cliente; no se crea una segunda. El veto por RUC observado (ver 2.4) sí se mantiene: si el contribuyente no está ACTIVO/HABIDO, la edición muestra la misma alerta de venta no permitida.</w:t>
+            </w:r>
+          </w:p>
+        </w:tc>
+      </w:tr>
+    </w:tbl>
+    <w:p>
+      <w:r>
+        <w:br w:type="page"/>
+      </w:r>
+    </w:p>
+    <w:p>
+      <w:pPr>
+        <w:pStyle w:val="Ttulo1"/>
+        <w:keepNext/>
+      </w:pPr>
+      <w:bookmarkStart w:id="17" w:name="_Toc238193759"/>
+      <w:r>
+        <w:lastRenderedPageBreak/>
+        <w:t>III.  MENSAJES Y CONTINGENCIA</w:t>
+      </w:r>
+      <w:bookmarkEnd w:id="17"/>
+    </w:p>
+    <w:p>
+      <w:pPr>
+        <w:pStyle w:val="Ttulo2"/>
+        <w:keepNext/>
+        <w:ind w:left="360"/>
+      </w:pPr>
+      <w:bookmarkStart w:id="18" w:name="_Toc238193760"/>
+      <w:r>
+        <w:t>3.1.  MENSAJES DEL SISTEMA</w:t>
+      </w:r>
+      <w:bookmarkEnd w:id="18"/>
+    </w:p>
+    <w:tbl>
+      <w:tblPr>
+        <w:tblW w:w="9026" w:type="dxa"/>
+        <w:tblBorders>
+          <w:top w:val="single" w:sz="4" w:space="0" w:color="auto"/>
+          <w:left w:val="single" w:sz="4" w:space="0" w:color="auto"/>
+          <w:bottom w:val="single" w:sz="4" w:space="0" w:color="auto"/>
+          <w:right w:val="single" w:sz="4" w:space="0" w:color="auto"/>
+          <w:insideH w:val="single" w:sz="4" w:space="0" w:color="auto"/>
+          <w:insideV w:val="single" w:sz="4" w:space="0" w:color="auto"/>
+        </w:tblBorders>
+        <w:tblCellMar>
+          <w:left w:w="10" w:type="dxa"/>
+          <w:right w:w="10" w:type="dxa"/>
+        </w:tblCellMar>
+        <w:tblLook w:val="0000" w:firstRow="0" w:lastRow="0" w:firstColumn="0" w:lastColumn="0" w:noHBand="0" w:noVBand="0"/>
+      </w:tblPr>
+      <w:tblGrid>
+        <w:gridCol w:w="3000"/>
+        <w:gridCol w:w="3200"/>
+        <w:gridCol w:w="2826"/>
+      </w:tblGrid>
+      <w:tr>
+        <w:tblPrEx>
+          <w:tblCellMar>
+            <w:top w:w="0" w:type="dxa"/>
+            <w:bottom w:w="0" w:type="dxa"/>
+          </w:tblCellMar>
+        </w:tblPrEx>
+        <w:trPr>
+          <w:cantSplit/>
+          <w:tblHeader/>
+        </w:trPr>
+        <w:tc>
+          <w:tcPr>
+            <w:tcW w:w="3000" w:type="dxa"/>
+            <w:tcBorders>
+              <w:top w:val="single" w:sz="4" w:space="0" w:color="BFBFBF"/>
+              <w:left w:val="single" w:sz="4" w:space="0" w:color="BFBFBF"/>
+              <w:bottom w:val="single" w:sz="4" w:space="0" w:color="BFBFBF"/>
+              <w:right w:val="single" w:sz="4" w:space="0" w:color="BFBFBF"/>
+            </w:tcBorders>
+            <w:shd w:val="clear" w:color="auto" w:fill="F9DADD"/>
+            <w:tcMar>
+              <w:top w:w="80" w:type="dxa"/>
+              <w:left w:w="120" w:type="dxa"/>
+              <w:bottom w:w="80" w:type="dxa"/>
+              <w:right w:w="120" w:type="dxa"/>
+            </w:tcMar>
+            <w:vAlign w:val="center"/>
+          </w:tcPr>
+          <w:p>
+            <w:pPr>
+              <w:keepNext/>
+              <w:spacing w:line="252" w:lineRule="auto"/>
+            </w:pPr>
+            <w:r>
+              <w:rPr>
+                <w:b/>
+                <w:bCs/>
+                <w:sz w:val="20"/>
+                <w:szCs w:val="20"/>
+              </w:rPr>
+              <w:t>Mensaje</w:t>
+            </w:r>
+          </w:p>
+        </w:tc>
+        <w:tc>
+          <w:tcPr>
+            <w:tcW w:w="3200" w:type="dxa"/>
+            <w:tcBorders>
+              <w:top w:val="single" w:sz="4" w:space="0" w:color="BFBFBF"/>
+              <w:left w:val="single" w:sz="4" w:space="0" w:color="BFBFBF"/>
+              <w:bottom w:val="single" w:sz="4" w:space="0" w:color="BFBFBF"/>
+              <w:right w:val="single" w:sz="4" w:space="0" w:color="BFBFBF"/>
+            </w:tcBorders>
+            <w:shd w:val="clear" w:color="auto" w:fill="F9DADD"/>
+            <w:tcMar>
+              <w:top w:w="80" w:type="dxa"/>
+              <w:left w:w="120" w:type="dxa"/>
+              <w:bottom w:w="80" w:type="dxa"/>
+              <w:right w:w="120" w:type="dxa"/>
+            </w:tcMar>
+            <w:vAlign w:val="center"/>
+          </w:tcPr>
+          <w:p>
+            <w:pPr>
+              <w:keepNext/>
+              <w:spacing w:line="252" w:lineRule="auto"/>
+            </w:pPr>
+            <w:r>
+              <w:rPr>
+                <w:b/>
+                <w:bCs/>
+                <w:sz w:val="20"/>
+                <w:szCs w:val="20"/>
+              </w:rPr>
+              <w:t>Significado</w:t>
+            </w:r>
+          </w:p>
+        </w:tc>
+        <w:tc>
+          <w:tcPr>
+            <w:tcW w:w="2826" w:type="dxa"/>
+            <w:tcBorders>
+              <w:top w:val="single" w:sz="4" w:space="0" w:color="BFBFBF"/>
+              <w:left w:val="single" w:sz="4" w:space="0" w:color="BFBFBF"/>
+              <w:bottom w:val="single" w:sz="4" w:space="0" w:color="BFBFBF"/>
+              <w:right w:val="single" w:sz="4" w:space="0" w:color="BFBFBF"/>
+            </w:tcBorders>
+            <w:shd w:val="clear" w:color="auto" w:fill="F9DADD"/>
+            <w:tcMar>
+              <w:top w:w="80" w:type="dxa"/>
+              <w:left w:w="120" w:type="dxa"/>
+              <w:bottom w:w="80" w:type="dxa"/>
+              <w:right w:w="120" w:type="dxa"/>
+            </w:tcMar>
+            <w:vAlign w:val="center"/>
+          </w:tcPr>
+          <w:p>
+            <w:pPr>
+              <w:keepNext/>
+              <w:spacing w:line="252" w:lineRule="auto"/>
+            </w:pPr>
+            <w:r>
+              <w:rPr>
+                <w:b/>
+                <w:bCs/>
+                <w:sz w:val="20"/>
+                <w:szCs w:val="20"/>
+              </w:rPr>
+              <w:t>Acción del usuario</w:t>
+            </w:r>
+          </w:p>
+        </w:tc>
+      </w:tr>
+      <w:tr>
+        <w:tblPrEx>
+          <w:tblCellMar>
+            <w:top w:w="0" w:type="dxa"/>
+            <w:bottom w:w="0" w:type="dxa"/>
+          </w:tblCellMar>
+        </w:tblPrEx>
+        <w:trPr>
+          <w:cantSplit/>
+        </w:trPr>
+        <w:tc>
+          <w:tcPr>
+            <w:tcW w:w="3000" w:type="dxa"/>
+            <w:tcBorders>
+              <w:top w:val="single" w:sz="4" w:space="0" w:color="BFBFBF"/>
+              <w:left w:val="single" w:sz="4" w:space="0" w:color="BFBFBF"/>
+              <w:bottom w:val="single" w:sz="4" w:space="0" w:color="BFBFBF"/>
+              <w:right w:val="single" w:sz="4" w:space="0" w:color="BFBFBF"/>
+            </w:tcBorders>
+            <w:tcMar>
+              <w:top w:w="80" w:type="dxa"/>
+              <w:left w:w="120" w:type="dxa"/>
+              <w:bottom w:w="80" w:type="dxa"/>
+              <w:right w:w="120" w:type="dxa"/>
+            </w:tcMar>
+            <w:vAlign w:val="center"/>
+          </w:tcPr>
+          <w:p>
+            <w:pPr>
+              <w:keepNext/>
+              <w:spacing w:line="252" w:lineRule="auto"/>
+            </w:pPr>
+            <w:r>
+              <w:rPr>
+                <w:sz w:val="20"/>
+                <w:szCs w:val="20"/>
+              </w:rPr>
+              <w:t>El servicio de consulta SUNAT no está disponible</w:t>
+            </w:r>
+          </w:p>
+        </w:tc>
+        <w:tc>
+          <w:tcPr>
+            <w:tcW w:w="3200" w:type="dxa"/>
+            <w:tcBorders>
+              <w:top w:val="single" w:sz="4" w:space="0" w:color="BFBFBF"/>
+              <w:left w:val="single" w:sz="4" w:space="0" w:color="BFBFBF"/>
+              <w:bottom w:val="single" w:sz="4" w:space="0" w:color="BFBFBF"/>
+              <w:right w:val="single" w:sz="4" w:space="0" w:color="BFBFBF"/>
+            </w:tcBorders>
+            <w:tcMar>
+              <w:top w:w="80" w:type="dxa"/>
+              <w:left w:w="120" w:type="dxa"/>
+              <w:bottom w:w="80" w:type="dxa"/>
+              <w:right w:w="120" w:type="dxa"/>
+            </w:tcMar>
+            <w:vAlign w:val="center"/>
+          </w:tcPr>
+          <w:p>
+            <w:pPr>
+              <w:keepNext/>
+              <w:spacing w:line="252" w:lineRule="auto"/>
+            </w:pPr>
+            <w:r>
+              <w:rPr>
+                <w:sz w:val="20"/>
+                <w:szCs w:val="20"/>
+              </w:rPr>
+              <w:t>El proveedor de consulta está caído. No es un problema de la caja.</w:t>
+            </w:r>
+          </w:p>
+        </w:tc>
+        <w:tc>
+          <w:tcPr>
+            <w:tcW w:w="2826" w:type="dxa"/>
+            <w:tcBorders>
+              <w:top w:val="single" w:sz="4" w:space="0" w:color="BFBFBF"/>
+              <w:left w:val="single" w:sz="4" w:space="0" w:color="BFBFBF"/>
+              <w:bottom w:val="single" w:sz="4" w:space="0" w:color="BFBFBF"/>
+              <w:right w:val="single" w:sz="4" w:space="0" w:color="BFBFBF"/>
+            </w:tcBorders>
+            <w:tcMar>
+              <w:top w:w="80" w:type="dxa"/>
+              <w:left w:w="120" w:type="dxa"/>
+              <w:bottom w:w="80" w:type="dxa"/>
+              <w:right w:w="120" w:type="dxa"/>
+            </w:tcMar>
+            <w:vAlign w:val="center"/>
+          </w:tcPr>
+          <w:p>
+            <w:pPr>
+              <w:keepNext/>
+              <w:spacing w:line="252" w:lineRule="auto"/>
+            </w:pPr>
+            <w:r>
+              <w:rPr>
+                <w:sz w:val="20"/>
+                <w:szCs w:val="20"/>
+              </w:rPr>
+              <w:t>Ingresar los datos manualmente y continuar la venta.</w:t>
+            </w:r>
+          </w:p>
+        </w:tc>
+      </w:tr>
+      <w:tr>
+        <w:tblPrEx>
+          <w:tblCellMar>
+            <w:top w:w="0" w:type="dxa"/>
+            <w:bottom w:w="0" w:type="dxa"/>
+          </w:tblCellMar>
+        </w:tblPrEx>
+        <w:trPr>
+          <w:cantSplit/>
+        </w:trPr>
+        <w:tc>
+          <w:tcPr>
+            <w:tcW w:w="3000" w:type="dxa"/>
+            <w:tcBorders>
+              <w:top w:val="single" w:sz="4" w:space="0" w:color="BFBFBF"/>
+              <w:left w:val="single" w:sz="4" w:space="0" w:color="BFBFBF"/>
+              <w:bottom w:val="single" w:sz="4" w:space="0" w:color="BFBFBF"/>
+              <w:right w:val="single" w:sz="4" w:space="0" w:color="BFBFBF"/>
+            </w:tcBorders>
+            <w:shd w:val="clear" w:color="auto" w:fill="F5F5F5"/>
+            <w:tcMar>
+              <w:top w:w="80" w:type="dxa"/>
+              <w:left w:w="120" w:type="dxa"/>
+              <w:bottom w:w="80" w:type="dxa"/>
+              <w:right w:w="120" w:type="dxa"/>
+            </w:tcMar>
+            <w:vAlign w:val="center"/>
+          </w:tcPr>
+          <w:p>
+            <w:pPr>
+              <w:keepNext/>
+              <w:spacing w:line="252" w:lineRule="auto"/>
+            </w:pPr>
+            <w:r>
+              <w:rPr>
+                <w:sz w:val="20"/>
+                <w:szCs w:val="20"/>
+              </w:rPr>
+              <w:t>La clave fue rechazada. Avise a sistemas</w:t>
+            </w:r>
+          </w:p>
+        </w:tc>
+        <w:tc>
+          <w:tcPr>
+            <w:tcW w:w="3200" w:type="dxa"/>
+            <w:tcBorders>
+              <w:top w:val="single" w:sz="4" w:space="0" w:color="BFBFBF"/>
+              <w:left w:val="single" w:sz="4" w:space="0" w:color="BFBFBF"/>
+              <w:bottom w:val="single" w:sz="4" w:space="0" w:color="BFBFBF"/>
+              <w:right w:val="single" w:sz="4" w:space="0" w:color="BFBFBF"/>
+            </w:tcBorders>
+            <w:shd w:val="clear" w:color="auto" w:fill="F5F5F5"/>
+            <w:tcMar>
+              <w:top w:w="80" w:type="dxa"/>
+              <w:left w:w="120" w:type="dxa"/>
+              <w:bottom w:w="80" w:type="dxa"/>
+              <w:right w:w="120" w:type="dxa"/>
+            </w:tcMar>
+            <w:vAlign w:val="center"/>
+          </w:tcPr>
+          <w:p>
+            <w:pPr>
+              <w:keepNext/>
+              <w:spacing w:line="252" w:lineRule="auto"/>
+            </w:pPr>
+            <w:r>
+              <w:rPr>
+                <w:sz w:val="20"/>
+                <w:szCs w:val="20"/>
+              </w:rPr>
+              <w:t>La credencial del servicio de consulta no es válida.</w:t>
+            </w:r>
+          </w:p>
+        </w:tc>
+        <w:tc>
+          <w:tcPr>
+            <w:tcW w:w="2826" w:type="dxa"/>
+            <w:tcBorders>
+              <w:top w:val="single" w:sz="4" w:space="0" w:color="BFBFBF"/>
+              <w:left w:val="single" w:sz="4" w:space="0" w:color="BFBFBF"/>
+              <w:bottom w:val="single" w:sz="4" w:space="0" w:color="BFBFBF"/>
+              <w:right w:val="single" w:sz="4" w:space="0" w:color="BFBFBF"/>
+            </w:tcBorders>
+            <w:shd w:val="clear" w:color="auto" w:fill="F5F5F5"/>
+            <w:tcMar>
+              <w:top w:w="80" w:type="dxa"/>
+              <w:left w:w="120" w:type="dxa"/>
+              <w:bottom w:w="80" w:type="dxa"/>
+              <w:right w:w="120" w:type="dxa"/>
+            </w:tcMar>
+            <w:vAlign w:val="center"/>
+          </w:tcPr>
+          <w:p>
+            <w:pPr>
+              <w:keepNext/>
+              <w:spacing w:line="252" w:lineRule="auto"/>
+            </w:pPr>
+            <w:r>
+              <w:rPr>
+                <w:sz w:val="20"/>
+                <w:szCs w:val="20"/>
+              </w:rPr>
+              <w:t>Avisar a Tecnología. Continuar con datos manuales.</w:t>
+            </w:r>
+          </w:p>
+        </w:tc>
+      </w:tr>
+      <w:tr>
+        <w:tblPrEx>
+          <w:tblCellMar>
+            <w:top w:w="0" w:type="dxa"/>
+            <w:bottom w:w="0" w:type="dxa"/>
+          </w:tblCellMar>
+        </w:tblPrEx>
+        <w:trPr>
+          <w:cantSplit/>
+        </w:trPr>
+        <w:tc>
+          <w:tcPr>
+            <w:tcW w:w="3000" w:type="dxa"/>
+            <w:tcBorders>
+              <w:top w:val="single" w:sz="4" w:space="0" w:color="BFBFBF"/>
+              <w:left w:val="single" w:sz="4" w:space="0" w:color="BFBFBF"/>
+              <w:bottom w:val="single" w:sz="4" w:space="0" w:color="BFBFBF"/>
+              <w:right w:val="single" w:sz="4" w:space="0" w:color="BFBFBF"/>
+            </w:tcBorders>
+            <w:tcMar>
+              <w:top w:w="80" w:type="dxa"/>
+              <w:left w:w="120" w:type="dxa"/>
+              <w:bottom w:w="80" w:type="dxa"/>
+              <w:right w:w="120" w:type="dxa"/>
+            </w:tcMar>
+            <w:vAlign w:val="center"/>
+          </w:tcPr>
+          <w:p>
+            <w:pPr>
+              <w:keepNext/>
+              <w:spacing w:line="252" w:lineRule="auto"/>
+            </w:pPr>
+            <w:r>
+              <w:rPr>
+                <w:sz w:val="20"/>
+                <w:szCs w:val="20"/>
+              </w:rPr>
+              <w:t>Se alcanzó el límite de consultas</w:t>
+            </w:r>
+          </w:p>
+        </w:tc>
+        <w:tc>
+          <w:tcPr>
+            <w:tcW w:w="3200" w:type="dxa"/>
+            <w:tcBorders>
+              <w:top w:val="single" w:sz="4" w:space="0" w:color="BFBFBF"/>
+              <w:left w:val="single" w:sz="4" w:space="0" w:color="BFBFBF"/>
+              <w:bottom w:val="single" w:sz="4" w:space="0" w:color="BFBFBF"/>
+              <w:right w:val="single" w:sz="4" w:space="0" w:color="BFBFBF"/>
+            </w:tcBorders>
+            <w:tcMar>
+              <w:top w:w="80" w:type="dxa"/>
+              <w:left w:w="120" w:type="dxa"/>
+              <w:bottom w:w="80" w:type="dxa"/>
+              <w:right w:w="120" w:type="dxa"/>
+            </w:tcMar>
+            <w:vAlign w:val="center"/>
+          </w:tcPr>
+          <w:p>
+            <w:pPr>
+              <w:keepNext/>
+              <w:spacing w:line="252" w:lineRule="auto"/>
+            </w:pPr>
+            <w:r>
+              <w:rPr>
+                <w:sz w:val="20"/>
+                <w:szCs w:val="20"/>
+              </w:rPr>
+              <w:t>El servicio limitó temporalmente las consultas.</w:t>
+            </w:r>
+          </w:p>
+        </w:tc>
+        <w:tc>
+          <w:tcPr>
+            <w:tcW w:w="2826" w:type="dxa"/>
+            <w:tcBorders>
+              <w:top w:val="single" w:sz="4" w:space="0" w:color="BFBFBF"/>
+              <w:left w:val="single" w:sz="4" w:space="0" w:color="BFBFBF"/>
+              <w:bottom w:val="single" w:sz="4" w:space="0" w:color="BFBFBF"/>
+              <w:right w:val="single" w:sz="4" w:space="0" w:color="BFBFBF"/>
+            </w:tcBorders>
+            <w:tcMar>
+              <w:top w:w="80" w:type="dxa"/>
+              <w:left w:w="120" w:type="dxa"/>
+              <w:bottom w:w="80" w:type="dxa"/>
+              <w:right w:w="120" w:type="dxa"/>
+            </w:tcMar>
+            <w:vAlign w:val="center"/>
+          </w:tcPr>
+          <w:p>
+            <w:pPr>
+              <w:keepNext/>
+              <w:spacing w:line="252" w:lineRule="auto"/>
+            </w:pPr>
+            <w:r>
+              <w:rPr>
+                <w:sz w:val="20"/>
+                <w:szCs w:val="20"/>
+              </w:rPr>
+              <w:t>Esperar unos minutos o ingresar los datos manualmente.</w:t>
+            </w:r>
+          </w:p>
+        </w:tc>
+      </w:tr>
+      <w:tr>
+        <w:tblPrEx>
+          <w:tblCellMar>
+            <w:top w:w="0" w:type="dxa"/>
+            <w:bottom w:w="0" w:type="dxa"/>
+          </w:tblCellMar>
+        </w:tblPrEx>
+        <w:trPr>
+          <w:cantSplit/>
+        </w:trPr>
+        <w:tc>
+          <w:tcPr>
+            <w:tcW w:w="3000" w:type="dxa"/>
+            <w:tcBorders>
+              <w:top w:val="single" w:sz="4" w:space="0" w:color="BFBFBF"/>
+              <w:left w:val="single" w:sz="4" w:space="0" w:color="BFBFBF"/>
+              <w:bottom w:val="single" w:sz="4" w:space="0" w:color="BFBFBF"/>
+              <w:right w:val="single" w:sz="4" w:space="0" w:color="BFBFBF"/>
+            </w:tcBorders>
+            <w:shd w:val="clear" w:color="auto" w:fill="F5F5F5"/>
+            <w:tcMar>
+              <w:top w:w="80" w:type="dxa"/>
+              <w:left w:w="120" w:type="dxa"/>
+              <w:bottom w:w="80" w:type="dxa"/>
+              <w:right w:w="120" w:type="dxa"/>
+            </w:tcMar>
+            <w:vAlign w:val="center"/>
+          </w:tcPr>
+          <w:p>
+            <w:pPr>
+              <w:keepNext/>
+              <w:spacing w:line="252" w:lineRule="auto"/>
+            </w:pPr>
+            <w:r>
+              <w:rPr>
+                <w:sz w:val="20"/>
+                <w:szCs w:val="20"/>
+              </w:rPr>
+              <w:t>El cliente ya existe</w:t>
+            </w:r>
+          </w:p>
+        </w:tc>
+        <w:tc>
+          <w:tcPr>
+            <w:tcW w:w="3200" w:type="dxa"/>
+            <w:tcBorders>
+              <w:top w:val="single" w:sz="4" w:space="0" w:color="BFBFBF"/>
+              <w:left w:val="single" w:sz="4" w:space="0" w:color="BFBFBF"/>
+              <w:bottom w:val="single" w:sz="4" w:space="0" w:color="BFBFBF"/>
+              <w:right w:val="single" w:sz="4" w:space="0" w:color="BFBFBF"/>
+            </w:tcBorders>
+            <w:shd w:val="clear" w:color="auto" w:fill="F5F5F5"/>
+            <w:tcMar>
+              <w:top w:w="80" w:type="dxa"/>
+              <w:left w:w="120" w:type="dxa"/>
+              <w:bottom w:w="80" w:type="dxa"/>
+              <w:right w:w="120" w:type="dxa"/>
+            </w:tcMar>
+            <w:vAlign w:val="center"/>
+          </w:tcPr>
+          <w:p>
+            <w:pPr>
+              <w:keepNext/>
+              <w:spacing w:line="252" w:lineRule="auto"/>
+            </w:pPr>
+            <w:r>
+              <w:rPr>
+                <w:sz w:val="20"/>
+                <w:szCs w:val="20"/>
+              </w:rPr>
+              <w:t>El documento ya está registrado.</w:t>
+            </w:r>
+          </w:p>
+        </w:tc>
+        <w:tc>
+          <w:tcPr>
+            <w:tcW w:w="2826" w:type="dxa"/>
+            <w:tcBorders>
+              <w:top w:val="single" w:sz="4" w:space="0" w:color="BFBFBF"/>
+              <w:left w:val="single" w:sz="4" w:space="0" w:color="BFBFBF"/>
+              <w:bottom w:val="single" w:sz="4" w:space="0" w:color="BFBFBF"/>
+              <w:right w:val="single" w:sz="4" w:space="0" w:color="BFBFBF"/>
+            </w:tcBorders>
+            <w:shd w:val="clear" w:color="auto" w:fill="F5F5F5"/>
+            <w:tcMar>
+              <w:top w:w="80" w:type="dxa"/>
+              <w:left w:w="120" w:type="dxa"/>
+              <w:bottom w:w="80" w:type="dxa"/>
+              <w:right w:w="120" w:type="dxa"/>
+            </w:tcMar>
+            <w:vAlign w:val="center"/>
+          </w:tcPr>
+          <w:p>
+            <w:pPr>
+              <w:keepNext/>
+              <w:spacing w:line="252" w:lineRule="auto"/>
+            </w:pPr>
+            <w:r>
+              <w:rPr>
+                <w:sz w:val="20"/>
+                <w:szCs w:val="20"/>
+              </w:rPr>
+              <w:t>Aceptar para usar el cliente existente.</w:t>
+            </w:r>
+          </w:p>
+        </w:tc>
+      </w:tr>
+      <w:tr>
+        <w:tblPrEx>
+          <w:tblCellMar>
+            <w:top w:w="0" w:type="dxa"/>
+            <w:bottom w:w="0" w:type="dxa"/>
+          </w:tblCellMar>
+        </w:tblPrEx>
+        <w:trPr>
+          <w:cantSplit/>
+        </w:trPr>
+        <w:tc>
+          <w:tcPr>
+            <w:tcW w:w="3000" w:type="dxa"/>
+            <w:tcBorders>
+              <w:top w:val="single" w:sz="4" w:space="0" w:color="BFBFBF"/>
+              <w:left w:val="single" w:sz="4" w:space="0" w:color="BFBFBF"/>
+              <w:bottom w:val="single" w:sz="4" w:space="0" w:color="BFBFBF"/>
+              <w:right w:val="single" w:sz="4" w:space="0" w:color="BFBFBF"/>
+            </w:tcBorders>
+            <w:tcMar>
+              <w:top w:w="80" w:type="dxa"/>
+              <w:left w:w="120" w:type="dxa"/>
+              <w:bottom w:w="80" w:type="dxa"/>
+              <w:right w:w="120" w:type="dxa"/>
+            </w:tcMar>
+            <w:vAlign w:val="center"/>
+          </w:tcPr>
+          <w:p>
+            <w:pPr>
+              <w:keepNext/>
+              <w:spacing w:line="252" w:lineRule="auto"/>
+            </w:pPr>
+            <w:r>
+              <w:rPr>
+                <w:sz w:val="20"/>
+                <w:szCs w:val="20"/>
+              </w:rPr>
+              <w:t>Cliente observado en SUNAT — venta no permitida</w:t>
+            </w:r>
+          </w:p>
+        </w:tc>
+        <w:tc>
+          <w:tcPr>
+            <w:tcW w:w="3200" w:type="dxa"/>
+            <w:tcBorders>
+              <w:top w:val="single" w:sz="4" w:space="0" w:color="BFBFBF"/>
+              <w:left w:val="single" w:sz="4" w:space="0" w:color="BFBFBF"/>
+              <w:bottom w:val="single" w:sz="4" w:space="0" w:color="BFBFBF"/>
+              <w:right w:val="single" w:sz="4" w:space="0" w:color="BFBFBF"/>
+            </w:tcBorders>
+            <w:tcMar>
+              <w:top w:w="80" w:type="dxa"/>
+              <w:left w:w="120" w:type="dxa"/>
+              <w:bottom w:w="80" w:type="dxa"/>
+              <w:right w:w="120" w:type="dxa"/>
+            </w:tcMar>
+            <w:vAlign w:val="center"/>
+          </w:tcPr>
+          <w:p>
+            <w:pPr>
+              <w:keepNext/>
+              <w:spacing w:line="252" w:lineRule="auto"/>
+            </w:pPr>
+            <w:r>
+              <w:rPr>
+                <w:sz w:val="20"/>
+                <w:szCs w:val="20"/>
+              </w:rPr>
+              <w:t>El RUC no está ACTIVO/HABIDO en SUNAT.</w:t>
+            </w:r>
+          </w:p>
+        </w:tc>
+        <w:tc>
+          <w:tcPr>
+            <w:tcW w:w="2826" w:type="dxa"/>
+            <w:tcBorders>
+              <w:top w:val="single" w:sz="4" w:space="0" w:color="BFBFBF"/>
+              <w:left w:val="single" w:sz="4" w:space="0" w:color="BFBFBF"/>
+              <w:bottom w:val="single" w:sz="4" w:space="0" w:color="BFBFBF"/>
+              <w:right w:val="single" w:sz="4" w:space="0" w:color="BFBFBF"/>
+            </w:tcBorders>
+            <w:tcMar>
+              <w:top w:w="80" w:type="dxa"/>
+              <w:left w:w="120" w:type="dxa"/>
+              <w:bottom w:w="80" w:type="dxa"/>
+              <w:right w:w="120" w:type="dxa"/>
+            </w:tcMar>
+            <w:vAlign w:val="center"/>
+          </w:tcPr>
+          <w:p>
+            <w:pPr>
+              <w:keepNext/>
+              <w:spacing w:line="252" w:lineRule="auto"/>
+            </w:pPr>
+            <w:r>
+              <w:rPr>
+                <w:sz w:val="20"/>
+                <w:szCs w:val="20"/>
+              </w:rPr>
+              <w:t>No venderle ni crearle ficha. Debe regularizar en SUNAT.</w:t>
+            </w:r>
+          </w:p>
+        </w:tc>
+      </w:tr>
+      <w:tr>
+        <w:tblPrEx>
+          <w:tblCellMar>
+            <w:top w:w="0" w:type="dxa"/>
+            <w:bottom w:w="0" w:type="dxa"/>
+          </w:tblCellMar>
+        </w:tblPrEx>
+        <w:trPr>
+          <w:cantSplit/>
+        </w:trPr>
+        <w:tc>
+          <w:tcPr>
+            <w:tcW w:w="3000" w:type="dxa"/>
+            <w:tcBorders>
+              <w:top w:val="single" w:sz="4" w:space="0" w:color="BFBFBF"/>
+              <w:left w:val="single" w:sz="4" w:space="0" w:color="BFBFBF"/>
+              <w:bottom w:val="single" w:sz="4" w:space="0" w:color="BFBFBF"/>
+              <w:right w:val="single" w:sz="4" w:space="0" w:color="BFBFBF"/>
+            </w:tcBorders>
+            <w:shd w:val="clear" w:color="auto" w:fill="F5F5F5"/>
+            <w:tcMar>
+              <w:top w:w="80" w:type="dxa"/>
+              <w:left w:w="120" w:type="dxa"/>
+              <w:bottom w:w="80" w:type="dxa"/>
+              <w:right w:w="120" w:type="dxa"/>
+            </w:tcMar>
+            <w:vAlign w:val="center"/>
+          </w:tcPr>
+          <w:p>
+            <w:pPr>
+              <w:keepNext/>
+              <w:spacing w:line="252" w:lineRule="auto"/>
+            </w:pPr>
+            <w:r>
+              <w:rPr>
+                <w:sz w:val="20"/>
+                <w:szCs w:val="20"/>
+              </w:rPr>
+              <w:t>Dirección según SUNAT</w:t>
+            </w:r>
+          </w:p>
+        </w:tc>
+        <w:tc>
+          <w:tcPr>
+            <w:tcW w:w="3200" w:type="dxa"/>
+            <w:tcBorders>
+              <w:top w:val="single" w:sz="4" w:space="0" w:color="BFBFBF"/>
+              <w:left w:val="single" w:sz="4" w:space="0" w:color="BFBFBF"/>
+              <w:bottom w:val="single" w:sz="4" w:space="0" w:color="BFBFBF"/>
+              <w:right w:val="single" w:sz="4" w:space="0" w:color="BFBFBF"/>
+            </w:tcBorders>
+            <w:shd w:val="clear" w:color="auto" w:fill="F5F5F5"/>
+            <w:tcMar>
+              <w:top w:w="80" w:type="dxa"/>
+              <w:left w:w="120" w:type="dxa"/>
+              <w:bottom w:w="80" w:type="dxa"/>
+              <w:right w:w="120" w:type="dxa"/>
+            </w:tcMar>
+            <w:vAlign w:val="center"/>
+          </w:tcPr>
+          <w:p>
+            <w:pPr>
+              <w:keepNext/>
+              <w:spacing w:line="252" w:lineRule="auto"/>
+            </w:pPr>
+            <w:r>
+              <w:rPr>
+                <w:sz w:val="20"/>
+                <w:szCs w:val="20"/>
+              </w:rPr>
+              <w:t>La dirección del formulario difiere de la ficha RUC. Es solo informativa.</w:t>
+            </w:r>
+          </w:p>
+        </w:tc>
+        <w:tc>
+          <w:tcPr>
+            <w:tcW w:w="2826" w:type="dxa"/>
+            <w:tcBorders>
+              <w:top w:val="single" w:sz="4" w:space="0" w:color="BFBFBF"/>
+              <w:left w:val="single" w:sz="4" w:space="0" w:color="BFBFBF"/>
+              <w:bottom w:val="single" w:sz="4" w:space="0" w:color="BFBFBF"/>
+              <w:right w:val="single" w:sz="4" w:space="0" w:color="BFBFBF"/>
+            </w:tcBorders>
+            <w:shd w:val="clear" w:color="auto" w:fill="F5F5F5"/>
+            <w:tcMar>
+              <w:top w:w="80" w:type="dxa"/>
+              <w:left w:w="120" w:type="dxa"/>
+              <w:bottom w:w="80" w:type="dxa"/>
+              <w:right w:w="120" w:type="dxa"/>
+            </w:tcMar>
+            <w:vAlign w:val="center"/>
+          </w:tcPr>
+          <w:p>
+            <w:pPr>
+              <w:keepNext/>
+              <w:spacing w:line="252" w:lineRule="auto"/>
+            </w:pPr>
+            <w:r>
+              <w:rPr>
+                <w:sz w:val="20"/>
+                <w:szCs w:val="20"/>
+              </w:rPr>
+              <w:t>Elegir: usar la de SUNAT o conservar la del formulario.</w:t>
+            </w:r>
+          </w:p>
+        </w:tc>
+      </w:tr>
+      <w:tr>
+        <w:tblPrEx>
+          <w:tblCellMar>
+            <w:top w:w="0" w:type="dxa"/>
+            <w:bottom w:w="0" w:type="dxa"/>
+          </w:tblCellMar>
+        </w:tblPrEx>
+        <w:trPr>
+          <w:cantSplit/>
+        </w:trPr>
+        <w:tc>
+          <w:tcPr>
+            <w:tcW w:w="3000" w:type="dxa"/>
+            <w:tcBorders>
+              <w:top w:val="single" w:sz="4" w:space="0" w:color="BFBFBF"/>
+              <w:left w:val="single" w:sz="4" w:space="0" w:color="BFBFBF"/>
+              <w:bottom w:val="single" w:sz="4" w:space="0" w:color="BFBFBF"/>
+              <w:right w:val="single" w:sz="4" w:space="0" w:color="BFBFBF"/>
+            </w:tcBorders>
+            <w:tcMar>
+              <w:top w:w="80" w:type="dxa"/>
+              <w:left w:w="120" w:type="dxa"/>
+              <w:bottom w:w="80" w:type="dxa"/>
+              <w:right w:w="120" w:type="dxa"/>
+            </w:tcMar>
+            <w:vAlign w:val="center"/>
+          </w:tcPr>
+          <w:p>
+            <w:pPr>
+              <w:keepNext/>
+              <w:spacing w:line="252" w:lineRule="auto"/>
+            </w:pPr>
+            <w:r>
+              <w:rPr>
+                <w:sz w:val="20"/>
+                <w:szCs w:val="20"/>
+              </w:rPr>
+              <w:t>Ingrese un DNI de 8 dígitos o RUC de 11 dígitos</w:t>
+            </w:r>
+          </w:p>
+        </w:tc>
+        <w:tc>
+          <w:tcPr>
+            <w:tcW w:w="3200" w:type="dxa"/>
+            <w:tcBorders>
+              <w:top w:val="single" w:sz="4" w:space="0" w:color="BFBFBF"/>
+              <w:left w:val="single" w:sz="4" w:space="0" w:color="BFBFBF"/>
+              <w:bottom w:val="single" w:sz="4" w:space="0" w:color="BFBFBF"/>
+              <w:right w:val="single" w:sz="4" w:space="0" w:color="BFBFBF"/>
+            </w:tcBorders>
+            <w:tcMar>
+              <w:top w:w="80" w:type="dxa"/>
+              <w:left w:w="120" w:type="dxa"/>
+              <w:bottom w:w="80" w:type="dxa"/>
+              <w:right w:w="120" w:type="dxa"/>
+            </w:tcMar>
+            <w:vAlign w:val="center"/>
+          </w:tcPr>
+          <w:p>
+            <w:pPr>
+              <w:keepNext/>
+              <w:spacing w:line="252" w:lineRule="auto"/>
+            </w:pPr>
+            <w:r>
+              <w:rPr>
+                <w:sz w:val="20"/>
+                <w:szCs w:val="20"/>
+              </w:rPr>
+              <w:t>El documento no tiene la longitud correcta.</w:t>
+            </w:r>
+          </w:p>
+        </w:tc>
+        <w:tc>
+          <w:tcPr>
+            <w:tcW w:w="2826" w:type="dxa"/>
+            <w:tcBorders>
+              <w:top w:val="single" w:sz="4" w:space="0" w:color="BFBFBF"/>
+              <w:left w:val="single" w:sz="4" w:space="0" w:color="BFBFBF"/>
+              <w:bottom w:val="single" w:sz="4" w:space="0" w:color="BFBFBF"/>
+              <w:right w:val="single" w:sz="4" w:space="0" w:color="BFBFBF"/>
+            </w:tcBorders>
+            <w:tcMar>
+              <w:top w:w="80" w:type="dxa"/>
+              <w:left w:w="120" w:type="dxa"/>
+              <w:bottom w:w="80" w:type="dxa"/>
+              <w:right w:w="120" w:type="dxa"/>
+            </w:tcMar>
+            <w:vAlign w:val="center"/>
+          </w:tcPr>
+          <w:p>
+            <w:pPr>
+              <w:keepNext/>
+              <w:spacing w:line="252" w:lineRule="auto"/>
+            </w:pPr>
+            <w:r>
+              <w:rPr>
+                <w:sz w:val="20"/>
+                <w:szCs w:val="20"/>
+              </w:rPr>
+              <w:t>Verificar el número.</w:t>
+            </w:r>
+          </w:p>
+        </w:tc>
+      </w:tr>
+      <w:tr>
+        <w:tblPrEx>
+          <w:tblCellMar>
+            <w:top w:w="0" w:type="dxa"/>
+            <w:bottom w:w="0" w:type="dxa"/>
+          </w:tblCellMar>
+        </w:tblPrEx>
+        <w:trPr>
+          <w:cantSplit/>
+        </w:trPr>
+        <w:tc>
+          <w:tcPr>
+            <w:tcW w:w="3000" w:type="dxa"/>
+            <w:tcBorders>
+              <w:top w:val="single" w:sz="4" w:space="0" w:color="BFBFBF"/>
+              <w:left w:val="single" w:sz="4" w:space="0" w:color="BFBFBF"/>
+              <w:bottom w:val="single" w:sz="4" w:space="0" w:color="BFBFBF"/>
+              <w:right w:val="single" w:sz="4" w:space="0" w:color="BFBFBF"/>
+            </w:tcBorders>
+            <w:shd w:val="clear" w:color="auto" w:fill="F5F5F5"/>
+            <w:tcMar>
+              <w:top w:w="80" w:type="dxa"/>
+              <w:left w:w="120" w:type="dxa"/>
+              <w:bottom w:w="80" w:type="dxa"/>
+              <w:right w:w="120" w:type="dxa"/>
+            </w:tcMar>
+            <w:vAlign w:val="center"/>
+          </w:tcPr>
+          <w:p>
+            <w:pPr>
+              <w:spacing w:line="252" w:lineRule="auto"/>
+            </w:pPr>
+            <w:r>
+              <w:rPr>
+                <w:sz w:val="20"/>
+                <w:szCs w:val="20"/>
+              </w:rPr>
+              <w:t>Sin coincidencias para "…"</w:t>
+            </w:r>
+          </w:p>
+        </w:tc>
+        <w:tc>
+          <w:tcPr>
+            <w:tcW w:w="3200" w:type="dxa"/>
+            <w:tcBorders>
+              <w:top w:val="single" w:sz="4" w:space="0" w:color="BFBFBF"/>
+              <w:left w:val="single" w:sz="4" w:space="0" w:color="BFBFBF"/>
+              <w:bottom w:val="single" w:sz="4" w:space="0" w:color="BFBFBF"/>
+              <w:right w:val="single" w:sz="4" w:space="0" w:color="BFBFBF"/>
+            </w:tcBorders>
+            <w:shd w:val="clear" w:color="auto" w:fill="F5F5F5"/>
+            <w:tcMar>
+              <w:top w:w="80" w:type="dxa"/>
+              <w:left w:w="120" w:type="dxa"/>
+              <w:bottom w:w="80" w:type="dxa"/>
+              <w:right w:w="120" w:type="dxa"/>
+            </w:tcMar>
+            <w:vAlign w:val="center"/>
+          </w:tcPr>
+          <w:p>
+            <w:pPr>
+              <w:spacing w:line="252" w:lineRule="auto"/>
+            </w:pPr>
+            <w:r>
+              <w:rPr>
+                <w:sz w:val="20"/>
+                <w:szCs w:val="20"/>
+              </w:rPr>
+              <w:t>La búsqueda no encontró resultados.</w:t>
+            </w:r>
+          </w:p>
+        </w:tc>
+        <w:tc>
+          <w:tcPr>
+            <w:tcW w:w="2826" w:type="dxa"/>
+            <w:tcBorders>
+              <w:top w:val="single" w:sz="4" w:space="0" w:color="BFBFBF"/>
+              <w:left w:val="single" w:sz="4" w:space="0" w:color="BFBFBF"/>
+              <w:bottom w:val="single" w:sz="4" w:space="0" w:color="BFBFBF"/>
+              <w:right w:val="single" w:sz="4" w:space="0" w:color="BFBFBF"/>
+            </w:tcBorders>
+            <w:shd w:val="clear" w:color="auto" w:fill="F5F5F5"/>
+            <w:tcMar>
+              <w:top w:w="80" w:type="dxa"/>
+              <w:left w:w="120" w:type="dxa"/>
+              <w:bottom w:w="80" w:type="dxa"/>
+              <w:right w:w="120" w:type="dxa"/>
+            </w:tcMar>
+            <w:vAlign w:val="center"/>
+          </w:tcPr>
+          <w:p>
+            <w:pPr>
+              <w:spacing w:line="252" w:lineRule="auto"/>
+            </w:pPr>
+            <w:r>
+              <w:rPr>
+                <w:sz w:val="20"/>
+                <w:szCs w:val="20"/>
+              </w:rPr>
+              <w:t>Probar con el documento o con parte del nombre; si no existe, crearlo.</w:t>
+            </w:r>
+          </w:p>
+        </w:tc>
+      </w:tr>
+    </w:tbl>
+    <w:p/>
+    <w:tbl>
+      <w:tblPr>
+        <w:tblW w:w="9026" w:type="dxa"/>
+        <w:tblBorders>
+          <w:top w:val="single" w:sz="4" w:space="0" w:color="auto"/>
+          <w:left w:val="single" w:sz="4" w:space="0" w:color="auto"/>
+          <w:bottom w:val="single" w:sz="4" w:space="0" w:color="auto"/>
+          <w:right w:val="single" w:sz="4" w:space="0" w:color="auto"/>
+          <w:insideH w:val="single" w:sz="4" w:space="0" w:color="auto"/>
+          <w:insideV w:val="single" w:sz="4" w:space="0" w:color="auto"/>
+        </w:tblBorders>
+        <w:tblCellMar>
+          <w:left w:w="10" w:type="dxa"/>
+          <w:right w:w="10" w:type="dxa"/>
+        </w:tblCellMar>
+        <w:tblLook w:val="0000" w:firstRow="0" w:lastRow="0" w:firstColumn="0" w:lastColumn="0" w:noHBand="0" w:noVBand="0"/>
+      </w:tblPr>
+      <w:tblGrid>
+        <w:gridCol w:w="9026"/>
+      </w:tblGrid>
+      <w:tr>
+        <w:tblPrEx>
+          <w:tblCellMar>
+            <w:top w:w="0" w:type="dxa"/>
+            <w:bottom w:w="0" w:type="dxa"/>
+          </w:tblCellMar>
+        </w:tblPrEx>
+        <w:trPr>
+          <w:cantSplit/>
+        </w:trPr>
+        <w:tc>
+          <w:tcPr>
+            <w:tcW w:w="9026" w:type="dxa"/>
+            <w:tcBorders>
+              <w:top w:val="none" w:sz="0" w:space="0" w:color="FFFFFF"/>
+              <w:left w:val="single" w:sz="24" w:space="0" w:color="C8102E"/>
+              <w:bottom w:val="none" w:sz="0" w:space="0" w:color="FFFFFF"/>
+              <w:right w:val="none" w:sz="0" w:space="0" w:color="FFFFFF"/>
+            </w:tcBorders>
+            <w:shd w:val="clear" w:color="auto" w:fill="FFF4F5"/>
+            <w:tcMar>
+              <w:top w:w="120" w:type="dxa"/>
+              <w:left w:w="200" w:type="dxa"/>
+              <w:bottom w:w="120" w:type="dxa"/>
+              <w:right w:w="200" w:type="dxa"/>
+            </w:tcMar>
+          </w:tcPr>
+          <w:p>
+            <w:pPr>
+              <w:spacing w:after="60"/>
+            </w:pPr>
+            <w:r>
+              <w:rPr>
+                <w:b/>
+                <w:bCs/>
+                <w:color w:val="C8102E"/>
+              </w:rPr>
+              <w:t>Nota Importante:</w:t>
+            </w:r>
+          </w:p>
+          <w:p>
+            <w:pPr>
+              <w:spacing w:line="276" w:lineRule="auto"/>
+            </w:pPr>
+            <w:r>
               <w:t>Las consultas a SUNAT ya realizadas quedan guardadas durante 30 minutos. Si el servicio cae, los documentos consultados en ese lapso siguen disponibles sin volver a consultar.</w:t>
             </w:r>
           </w:p>
@@ -9343,7 +9539,7 @@
         <w:keepNext/>
         <w:ind w:left="360"/>
       </w:pPr>
-      <w:bookmarkStart w:id="19" w:name="_Toc238140451"/>
+      <w:bookmarkStart w:id="19" w:name="_Toc238193761"/>
       <w:r>
         <w:t>3.2.  CONTINGENCIA</w:t>
       </w:r>
@@ -9364,7 +9560,7 @@
         <w:pStyle w:val="Prrafodelista"/>
         <w:numPr>
           <w:ilvl w:val="0"/>
-          <w:numId w:val="9"/>
+          <w:numId w:val="8"/>
         </w:numPr>
         <w:spacing w:after="100" w:line="276" w:lineRule="auto"/>
       </w:pPr>
@@ -9377,7 +9573,7 @@
         <w:pStyle w:val="Prrafodelista"/>
         <w:numPr>
           <w:ilvl w:val="0"/>
-          <w:numId w:val="9"/>
+          <w:numId w:val="8"/>
         </w:numPr>
         <w:spacing w:after="100" w:line="276" w:lineRule="auto"/>
       </w:pPr>
@@ -9400,7 +9596,7 @@
         <w:pStyle w:val="Prrafodelista"/>
         <w:numPr>
           <w:ilvl w:val="0"/>
-          <w:numId w:val="9"/>
+          <w:numId w:val="8"/>
         </w:numPr>
         <w:spacing w:after="100" w:line="276" w:lineRule="auto"/>
       </w:pPr>
@@ -9413,7 +9609,7 @@
         <w:pStyle w:val="Prrafodelista"/>
         <w:numPr>
           <w:ilvl w:val="0"/>
-          <w:numId w:val="9"/>
+          <w:numId w:val="8"/>
         </w:numPr>
         <w:spacing w:after="100" w:line="276" w:lineRule="auto"/>
       </w:pPr>
@@ -9437,7 +9633,7 @@
           <w:left w:w="10" w:type="dxa"/>
           <w:right w:w="10" w:type="dxa"/>
         </w:tblCellMar>
-        <w:tblLook w:val="04A0" w:firstRow="1" w:lastRow="0" w:firstColumn="1" w:lastColumn="0" w:noHBand="0" w:noVBand="1"/>
+        <w:tblLook w:val="0000" w:firstRow="0" w:lastRow="0" w:firstColumn="0" w:lastColumn="0" w:noHBand="0" w:noVBand="0"/>
       </w:tblPr>
       <w:tblGrid>
         <w:gridCol w:w="9026"/>
@@ -9577,7 +9773,7 @@
         <w:noProof/>
       </w:rPr>
       <w:drawing>
-        <wp:anchor distT="0" distB="0" distL="0" distR="0" simplePos="0" relativeHeight="628650" behindDoc="1" locked="0" layoutInCell="1" allowOverlap="1" wp14:anchorId="7243315E" wp14:editId="16C9D99D">
+        <wp:anchor distT="0" distB="0" distL="0" distR="0" simplePos="0" relativeHeight="628650" behindDoc="1" locked="0" layoutInCell="1" allowOverlap="1" wp14:anchorId="1187F04B" wp14:editId="271A39AD">
           <wp:simplePos x="0" y="0"/>
           <wp:positionH relativeFrom="page">
             <wp:align>right</wp:align>
@@ -9654,7 +9850,7 @@
         <w:noProof/>
       </w:rPr>
       <w:drawing>
-        <wp:inline distT="0" distB="0" distL="0" distR="0" wp14:anchorId="3F8FA493" wp14:editId="04A9698E">
+        <wp:inline distT="0" distB="0" distL="0" distR="0" wp14:anchorId="0079D2D4" wp14:editId="5C99C0D7">
           <wp:extent cx="876300" cy="381000"/>
           <wp:effectExtent l="0" t="0" r="0" b="0"/>
           <wp:docPr id="10" name="Imagen 10"/>
@@ -9699,64 +9895,10 @@
 <file path=word/numbering.xml><?xml version="1.0" encoding="utf-8"?>
 <w:numbering xmlns:wpc="http://schemas.microsoft.com/office/word/2010/wordprocessingCanvas" xmlns:cx="http://schemas.microsoft.com/office/drawing/2014/chartex" xmlns:cx1="http://schemas.microsoft.com/office/drawing/2015/9/8/chartex" xmlns:cx2="http://schemas.microsoft.com/office/drawing/2015/10/21/chartex" xmlns:cx3="http://schemas.microsoft.com/office/drawing/2016/5/9/chartex" xmlns:cx4="http://schemas.microsoft.com/office/drawing/2016/5/10/chartex" xmlns:cx5="http://schemas.microsoft.com/office/drawing/2016/5/11/chartex" xmlns:cx6="http://schemas.microsoft.com/office/drawing/2016/5/12/chartex" xmlns:cx7="http://schemas.microsoft.com/office/drawing/2016/5/13/chartex" xmlns:cx8="http://schemas.microsoft.com/office/drawing/2016/5/14/chartex" xmlns:mc="http://schemas.openxmlformats.org/markup-compatibility/2006" xmlns:aink="http://schemas.microsoft.com/office/drawing/2016/ink" xmlns:am3d="http://schemas.microsoft.com/office/drawing/2017/model3d" xmlns:o="urn:schemas-microsoft-com:office:office" xmlns:oel="http://schemas.microsoft.com/office/2019/extlst" xmlns:r="http://schemas.openxmlformats.org/officeDocument/2006/relationships" xmlns:m="http://schemas.openxmlformats.org/officeDocument/2006/math" xmlns:v="urn:schemas-microsoft-com:vml" xmlns:wp14="http://schemas.microsoft.com/office/word/2010/wordprocessingDrawing" xmlns:wp="http://schemas.openxmlformats.org/drawingml/2006/wordprocessingDrawing" xmlns:w10="urn:schemas-microsoft-com:office:word" xmlns:w="http://schemas.openxmlformats.org/wordprocessingml/2006/main" xmlns:w14="http://schemas.microsoft.com/office/word/2010/wordml" xmlns:w15="http://schemas.microsoft.com/office/word/2012/wordml" xmlns:w16cex="http://schemas.microsoft.com/office/word/2018/wordml/cex" xmlns:w16cid="http://schemas.microsoft.com/office/word/2016/wordml/cid" xmlns:w16="http://schemas.microsoft.com/office/word/2018/wordml" xmlns:w16sdtdh="http://schemas.microsoft.com/office/word/2020/wordml/sdtdatahash" xmlns:w16se="http://schemas.microsoft.com/office/word/2015/wordml/symex" xmlns:wpg="http://schemas.microsoft.com/office/word/2010/wordprocessingGroup" xmlns:wpi="http://schemas.microsoft.com/office/word/2010/wordprocessingInk" xmlns:wne="http://schemas.microsoft.com/office/word/2006/wordml" xmlns:wps="http://schemas.microsoft.com/office/word/2010/wordprocessingShape" mc:Ignorable="w14 w15 w16se w16cid w16 w16cex w16sdtdh wp14">
   <w:abstractNum w:abstractNumId="0" w15:restartNumberingAfterBreak="0">
-    <w:nsid w:val="13AD0C8E"/>
+    <w:nsid w:val="058C6F31"/>
     <w:multiLevelType w:val="hybridMultilevel"/>
-    <w:tmpl w:val="A3E2C6EC"/>
-    <w:lvl w:ilvl="0" w:tplc="05166066">
-      <w:start w:val="1"/>
-      <w:numFmt w:val="bullet"/>
-      <w:lvlText w:val="•"/>
-      <w:lvlJc w:val="left"/>
-      <w:pPr>
-        <w:ind w:left="1080" w:hanging="300"/>
-      </w:pPr>
-    </w:lvl>
-    <w:lvl w:ilvl="1" w:tplc="B2F04910">
-      <w:numFmt w:val="decimal"/>
-      <w:lvlText w:val=""/>
-      <w:lvlJc w:val="left"/>
-    </w:lvl>
-    <w:lvl w:ilvl="2" w:tplc="5FC800AE">
-      <w:numFmt w:val="decimal"/>
-      <w:lvlText w:val=""/>
-      <w:lvlJc w:val="left"/>
-    </w:lvl>
-    <w:lvl w:ilvl="3" w:tplc="8CAC3F9A">
-      <w:numFmt w:val="decimal"/>
-      <w:lvlText w:val=""/>
-      <w:lvlJc w:val="left"/>
-    </w:lvl>
-    <w:lvl w:ilvl="4" w:tplc="5E0EA2A0">
-      <w:numFmt w:val="decimal"/>
-      <w:lvlText w:val=""/>
-      <w:lvlJc w:val="left"/>
-    </w:lvl>
-    <w:lvl w:ilvl="5" w:tplc="5A8C3C80">
-      <w:numFmt w:val="decimal"/>
-      <w:lvlText w:val=""/>
-      <w:lvlJc w:val="left"/>
-    </w:lvl>
-    <w:lvl w:ilvl="6" w:tplc="7E86489A">
-      <w:numFmt w:val="decimal"/>
-      <w:lvlText w:val=""/>
-      <w:lvlJc w:val="left"/>
-    </w:lvl>
-    <w:lvl w:ilvl="7" w:tplc="911A0FB6">
-      <w:numFmt w:val="decimal"/>
-      <w:lvlText w:val=""/>
-      <w:lvlJc w:val="left"/>
-    </w:lvl>
-    <w:lvl w:ilvl="8" w:tplc="403229F4">
-      <w:numFmt w:val="decimal"/>
-      <w:lvlText w:val=""/>
-      <w:lvlJc w:val="left"/>
-    </w:lvl>
-  </w:abstractNum>
-  <w:abstractNum w:abstractNumId="1" w15:restartNumberingAfterBreak="0">
-    <w:nsid w:val="430C6C85"/>
-    <w:multiLevelType w:val="hybridMultilevel"/>
-    <w:tmpl w:val="07CC7B8A"/>
-    <w:lvl w:ilvl="0" w:tplc="043A803C">
+    <w:tmpl w:val="D6FE4C08"/>
+    <w:lvl w:ilvl="0" w:tplc="4502E7C6">
       <w:start w:val="1"/>
       <w:numFmt w:val="decimal"/>
       <w:lvlText w:val="%1."/>
@@ -9765,52 +9907,52 @@
         <w:ind w:left="1080" w:hanging="360"/>
       </w:pPr>
     </w:lvl>
-    <w:lvl w:ilvl="1" w:tplc="1A385480">
+    <w:lvl w:ilvl="1" w:tplc="495E1414">
       <w:numFmt w:val="decimal"/>
       <w:lvlText w:val=""/>
       <w:lvlJc w:val="left"/>
     </w:lvl>
-    <w:lvl w:ilvl="2" w:tplc="3CB0AE18">
+    <w:lvl w:ilvl="2" w:tplc="BDF87506">
       <w:numFmt w:val="decimal"/>
       <w:lvlText w:val=""/>
       <w:lvlJc w:val="left"/>
     </w:lvl>
-    <w:lvl w:ilvl="3" w:tplc="65D04B8C">
+    <w:lvl w:ilvl="3" w:tplc="04A4588E">
       <w:numFmt w:val="decimal"/>
       <w:lvlText w:val=""/>
       <w:lvlJc w:val="left"/>
     </w:lvl>
-    <w:lvl w:ilvl="4" w:tplc="C472E842">
+    <w:lvl w:ilvl="4" w:tplc="BFBAED88">
       <w:numFmt w:val="decimal"/>
       <w:lvlText w:val=""/>
       <w:lvlJc w:val="left"/>
     </w:lvl>
-    <w:lvl w:ilvl="5" w:tplc="B5F06F54">
+    <w:lvl w:ilvl="5" w:tplc="1F127D2A">
       <w:numFmt w:val="decimal"/>
       <w:lvlText w:val=""/>
       <w:lvlJc w:val="left"/>
     </w:lvl>
-    <w:lvl w:ilvl="6" w:tplc="8938AA0E">
+    <w:lvl w:ilvl="6" w:tplc="36920C64">
       <w:numFmt w:val="decimal"/>
       <w:lvlText w:val=""/>
       <w:lvlJc w:val="left"/>
     </w:lvl>
-    <w:lvl w:ilvl="7" w:tplc="73700AA2">
+    <w:lvl w:ilvl="7" w:tplc="9D10FAAC">
       <w:numFmt w:val="decimal"/>
       <w:lvlText w:val=""/>
       <w:lvlJc w:val="left"/>
     </w:lvl>
-    <w:lvl w:ilvl="8" w:tplc="37A8B178">
+    <w:lvl w:ilvl="8" w:tplc="2FF8A6B6">
       <w:numFmt w:val="decimal"/>
       <w:lvlText w:val=""/>
       <w:lvlJc w:val="left"/>
     </w:lvl>
   </w:abstractNum>
-  <w:abstractNum w:abstractNumId="2" w15:restartNumberingAfterBreak="0">
-    <w:nsid w:val="43362006"/>
+  <w:abstractNum w:abstractNumId="1" w15:restartNumberingAfterBreak="0">
+    <w:nsid w:val="0F8A606F"/>
     <w:multiLevelType w:val="hybridMultilevel"/>
-    <w:tmpl w:val="62CA59B6"/>
-    <w:lvl w:ilvl="0" w:tplc="16FC21F2">
+    <w:tmpl w:val="A4749F30"/>
+    <w:lvl w:ilvl="0" w:tplc="98A8D9C6">
       <w:start w:val="1"/>
       <w:numFmt w:val="bullet"/>
       <w:lvlText w:val="●"/>
@@ -9819,7 +9961,7 @@
         <w:ind w:left="720" w:hanging="360"/>
       </w:pPr>
     </w:lvl>
-    <w:lvl w:ilvl="1" w:tplc="8BF82A36">
+    <w:lvl w:ilvl="1" w:tplc="11263F7E">
       <w:start w:val="1"/>
       <w:numFmt w:val="bullet"/>
       <w:lvlText w:val="○"/>
@@ -9828,7 +9970,7 @@
         <w:ind w:left="1440" w:hanging="360"/>
       </w:pPr>
     </w:lvl>
-    <w:lvl w:ilvl="2" w:tplc="A72E221A">
+    <w:lvl w:ilvl="2" w:tplc="41CA6E2E">
       <w:start w:val="1"/>
       <w:numFmt w:val="bullet"/>
       <w:lvlText w:val="■"/>
@@ -9837,7 +9979,7 @@
         <w:ind w:left="2160" w:hanging="360"/>
       </w:pPr>
     </w:lvl>
-    <w:lvl w:ilvl="3" w:tplc="A552CF48">
+    <w:lvl w:ilvl="3" w:tplc="59BCF336">
       <w:start w:val="1"/>
       <w:numFmt w:val="bullet"/>
       <w:lvlText w:val="●"/>
@@ -9846,7 +9988,7 @@
         <w:ind w:left="2880" w:hanging="360"/>
       </w:pPr>
     </w:lvl>
-    <w:lvl w:ilvl="4" w:tplc="8220878A">
+    <w:lvl w:ilvl="4" w:tplc="174ACAEC">
       <w:start w:val="1"/>
       <w:numFmt w:val="bullet"/>
       <w:lvlText w:val="○"/>
@@ -9855,7 +9997,7 @@
         <w:ind w:left="3600" w:hanging="360"/>
       </w:pPr>
     </w:lvl>
-    <w:lvl w:ilvl="5" w:tplc="27985B10">
+    <w:lvl w:ilvl="5" w:tplc="3A52D88E">
       <w:start w:val="1"/>
       <w:numFmt w:val="bullet"/>
       <w:lvlText w:val="■"/>
@@ -9864,7 +10006,7 @@
         <w:ind w:left="4320" w:hanging="360"/>
       </w:pPr>
     </w:lvl>
-    <w:lvl w:ilvl="6" w:tplc="DC181DEE">
+    <w:lvl w:ilvl="6" w:tplc="480661AA">
       <w:start w:val="1"/>
       <w:numFmt w:val="bullet"/>
       <w:lvlText w:val="●"/>
@@ -9873,7 +10015,7 @@
         <w:ind w:left="5040" w:hanging="360"/>
       </w:pPr>
     </w:lvl>
-    <w:lvl w:ilvl="7" w:tplc="8F5E71F0">
+    <w:lvl w:ilvl="7" w:tplc="17FEAEBC">
       <w:start w:val="1"/>
       <w:numFmt w:val="bullet"/>
       <w:lvlText w:val="●"/>
@@ -9882,7 +10024,7 @@
         <w:ind w:left="5760" w:hanging="360"/>
       </w:pPr>
     </w:lvl>
-    <w:lvl w:ilvl="8" w:tplc="A43E8F1E">
+    <w:lvl w:ilvl="8" w:tplc="CF687F40">
       <w:start w:val="1"/>
       <w:numFmt w:val="bullet"/>
       <w:lvlText w:val="●"/>
@@ -9892,11 +10034,11 @@
       </w:pPr>
     </w:lvl>
   </w:abstractNum>
-  <w:abstractNum w:abstractNumId="3" w15:restartNumberingAfterBreak="0">
-    <w:nsid w:val="4AFC6CE5"/>
+  <w:abstractNum w:abstractNumId="2" w15:restartNumberingAfterBreak="0">
+    <w:nsid w:val="120F0A29"/>
     <w:multiLevelType w:val="hybridMultilevel"/>
-    <w:tmpl w:val="A1501A3C"/>
-    <w:lvl w:ilvl="0" w:tplc="D2583834">
+    <w:tmpl w:val="F022084A"/>
+    <w:lvl w:ilvl="0" w:tplc="4DF88498">
       <w:start w:val="1"/>
       <w:numFmt w:val="decimal"/>
       <w:lvlText w:val="%1."/>
@@ -9905,52 +10047,52 @@
         <w:ind w:left="1080" w:hanging="360"/>
       </w:pPr>
     </w:lvl>
-    <w:lvl w:ilvl="1" w:tplc="A4CA6AB8">
+    <w:lvl w:ilvl="1" w:tplc="23749896">
       <w:numFmt w:val="decimal"/>
       <w:lvlText w:val=""/>
       <w:lvlJc w:val="left"/>
     </w:lvl>
-    <w:lvl w:ilvl="2" w:tplc="B0E28280">
+    <w:lvl w:ilvl="2" w:tplc="22349832">
       <w:numFmt w:val="decimal"/>
       <w:lvlText w:val=""/>
       <w:lvlJc w:val="left"/>
     </w:lvl>
-    <w:lvl w:ilvl="3" w:tplc="F3BC1D0A">
+    <w:lvl w:ilvl="3" w:tplc="38B8398C">
       <w:numFmt w:val="decimal"/>
       <w:lvlText w:val=""/>
       <w:lvlJc w:val="left"/>
     </w:lvl>
-    <w:lvl w:ilvl="4" w:tplc="759EC03C">
+    <w:lvl w:ilvl="4" w:tplc="09F66D16">
       <w:numFmt w:val="decimal"/>
       <w:lvlText w:val=""/>
       <w:lvlJc w:val="left"/>
     </w:lvl>
-    <w:lvl w:ilvl="5" w:tplc="3B6860A4">
+    <w:lvl w:ilvl="5" w:tplc="426A6ECA">
       <w:numFmt w:val="decimal"/>
       <w:lvlText w:val=""/>
       <w:lvlJc w:val="left"/>
     </w:lvl>
-    <w:lvl w:ilvl="6" w:tplc="F4BA0B50">
+    <w:lvl w:ilvl="6" w:tplc="C63C603C">
       <w:numFmt w:val="decimal"/>
       <w:lvlText w:val=""/>
       <w:lvlJc w:val="left"/>
     </w:lvl>
-    <w:lvl w:ilvl="7" w:tplc="748A5C2C">
+    <w:lvl w:ilvl="7" w:tplc="5620A206">
       <w:numFmt w:val="decimal"/>
       <w:lvlText w:val=""/>
       <w:lvlJc w:val="left"/>
     </w:lvl>
-    <w:lvl w:ilvl="8" w:tplc="93B8601C">
+    <w:lvl w:ilvl="8" w:tplc="4DAE7F94">
       <w:numFmt w:val="decimal"/>
       <w:lvlText w:val=""/>
       <w:lvlJc w:val="left"/>
     </w:lvl>
   </w:abstractNum>
-  <w:abstractNum w:abstractNumId="4" w15:restartNumberingAfterBreak="0">
-    <w:nsid w:val="4EE15013"/>
+  <w:abstractNum w:abstractNumId="3" w15:restartNumberingAfterBreak="0">
+    <w:nsid w:val="2C2E25AD"/>
     <w:multiLevelType w:val="hybridMultilevel"/>
-    <w:tmpl w:val="389C231E"/>
-    <w:lvl w:ilvl="0" w:tplc="A21E004A">
+    <w:tmpl w:val="35963742"/>
+    <w:lvl w:ilvl="0" w:tplc="5EAC5CAA">
       <w:start w:val="1"/>
       <w:numFmt w:val="decimal"/>
       <w:lvlText w:val="%1."/>
@@ -9959,52 +10101,52 @@
         <w:ind w:left="1080" w:hanging="360"/>
       </w:pPr>
     </w:lvl>
-    <w:lvl w:ilvl="1" w:tplc="9760D644">
+    <w:lvl w:ilvl="1" w:tplc="4678E14A">
       <w:numFmt w:val="decimal"/>
       <w:lvlText w:val=""/>
       <w:lvlJc w:val="left"/>
     </w:lvl>
-    <w:lvl w:ilvl="2" w:tplc="7924CB9C">
+    <w:lvl w:ilvl="2" w:tplc="77FA1C3A">
       <w:numFmt w:val="decimal"/>
       <w:lvlText w:val=""/>
       <w:lvlJc w:val="left"/>
     </w:lvl>
-    <w:lvl w:ilvl="3" w:tplc="CB421842">
+    <w:lvl w:ilvl="3" w:tplc="4E86FFD4">
       <w:numFmt w:val="decimal"/>
       <w:lvlText w:val=""/>
       <w:lvlJc w:val="left"/>
     </w:lvl>
-    <w:lvl w:ilvl="4" w:tplc="0F602794">
+    <w:lvl w:ilvl="4" w:tplc="FB30FB0A">
       <w:numFmt w:val="decimal"/>
       <w:lvlText w:val=""/>
       <w:lvlJc w:val="left"/>
     </w:lvl>
-    <w:lvl w:ilvl="5" w:tplc="C526E828">
+    <w:lvl w:ilvl="5" w:tplc="5392846A">
       <w:numFmt w:val="decimal"/>
       <w:lvlText w:val=""/>
       <w:lvlJc w:val="left"/>
     </w:lvl>
-    <w:lvl w:ilvl="6" w:tplc="F13652EE">
+    <w:lvl w:ilvl="6" w:tplc="4CCCA4BA">
       <w:numFmt w:val="decimal"/>
       <w:lvlText w:val=""/>
       <w:lvlJc w:val="left"/>
     </w:lvl>
-    <w:lvl w:ilvl="7" w:tplc="F5DA57A2">
+    <w:lvl w:ilvl="7" w:tplc="F7120B64">
       <w:numFmt w:val="decimal"/>
       <w:lvlText w:val=""/>
       <w:lvlJc w:val="left"/>
     </w:lvl>
-    <w:lvl w:ilvl="8" w:tplc="42A4EE36">
+    <w:lvl w:ilvl="8" w:tplc="422E3C96">
       <w:numFmt w:val="decimal"/>
       <w:lvlText w:val=""/>
       <w:lvlJc w:val="left"/>
     </w:lvl>
   </w:abstractNum>
-  <w:abstractNum w:abstractNumId="5" w15:restartNumberingAfterBreak="0">
-    <w:nsid w:val="6021220A"/>
+  <w:abstractNum w:abstractNumId="4" w15:restartNumberingAfterBreak="0">
+    <w:nsid w:val="32B574FC"/>
     <w:multiLevelType w:val="hybridMultilevel"/>
-    <w:tmpl w:val="28387A3E"/>
-    <w:lvl w:ilvl="0" w:tplc="162CE78A">
+    <w:tmpl w:val="5EFEC43A"/>
+    <w:lvl w:ilvl="0" w:tplc="584A786E">
       <w:start w:val="1"/>
       <w:numFmt w:val="decimal"/>
       <w:lvlText w:val="%1."/>
@@ -10013,52 +10155,52 @@
         <w:ind w:left="1080" w:hanging="360"/>
       </w:pPr>
     </w:lvl>
-    <w:lvl w:ilvl="1" w:tplc="4EF2EA46">
+    <w:lvl w:ilvl="1" w:tplc="8CBCAC64">
       <w:numFmt w:val="decimal"/>
       <w:lvlText w:val=""/>
       <w:lvlJc w:val="left"/>
     </w:lvl>
-    <w:lvl w:ilvl="2" w:tplc="2C922F1E">
+    <w:lvl w:ilvl="2" w:tplc="0450B21E">
       <w:numFmt w:val="decimal"/>
       <w:lvlText w:val=""/>
       <w:lvlJc w:val="left"/>
     </w:lvl>
-    <w:lvl w:ilvl="3" w:tplc="1DCC95C2">
+    <w:lvl w:ilvl="3" w:tplc="A21EC91C">
       <w:numFmt w:val="decimal"/>
       <w:lvlText w:val=""/>
       <w:lvlJc w:val="left"/>
     </w:lvl>
-    <w:lvl w:ilvl="4" w:tplc="A81E0F52">
+    <w:lvl w:ilvl="4" w:tplc="DFF07992">
       <w:numFmt w:val="decimal"/>
       <w:lvlText w:val=""/>
       <w:lvlJc w:val="left"/>
     </w:lvl>
-    <w:lvl w:ilvl="5" w:tplc="1C96F860">
+    <w:lvl w:ilvl="5" w:tplc="34E21D7A">
       <w:numFmt w:val="decimal"/>
       <w:lvlText w:val=""/>
       <w:lvlJc w:val="left"/>
     </w:lvl>
-    <w:lvl w:ilvl="6" w:tplc="2232422A">
+    <w:lvl w:ilvl="6" w:tplc="17708BF2">
       <w:numFmt w:val="decimal"/>
       <w:lvlText w:val=""/>
       <w:lvlJc w:val="left"/>
     </w:lvl>
-    <w:lvl w:ilvl="7" w:tplc="D71E5728">
+    <w:lvl w:ilvl="7" w:tplc="67CC880A">
       <w:numFmt w:val="decimal"/>
       <w:lvlText w:val=""/>
       <w:lvlJc w:val="left"/>
     </w:lvl>
-    <w:lvl w:ilvl="8" w:tplc="ECF867B2">
+    <w:lvl w:ilvl="8" w:tplc="716EE542">
       <w:numFmt w:val="decimal"/>
       <w:lvlText w:val=""/>
       <w:lvlJc w:val="left"/>
     </w:lvl>
   </w:abstractNum>
-  <w:abstractNum w:abstractNumId="6" w15:restartNumberingAfterBreak="0">
-    <w:nsid w:val="649A2B75"/>
+  <w:abstractNum w:abstractNumId="5" w15:restartNumberingAfterBreak="0">
+    <w:nsid w:val="33AE5A11"/>
     <w:multiLevelType w:val="hybridMultilevel"/>
-    <w:tmpl w:val="C92C3A70"/>
-    <w:lvl w:ilvl="0" w:tplc="43EE8F6C">
+    <w:tmpl w:val="1D303DF0"/>
+    <w:lvl w:ilvl="0" w:tplc="824C2534">
       <w:start w:val="1"/>
       <w:numFmt w:val="decimal"/>
       <w:lvlText w:val="%1."/>
@@ -10067,52 +10209,52 @@
         <w:ind w:left="1080" w:hanging="360"/>
       </w:pPr>
     </w:lvl>
-    <w:lvl w:ilvl="1" w:tplc="B9D6F000">
+    <w:lvl w:ilvl="1" w:tplc="850469A4">
       <w:numFmt w:val="decimal"/>
       <w:lvlText w:val=""/>
       <w:lvlJc w:val="left"/>
     </w:lvl>
-    <w:lvl w:ilvl="2" w:tplc="CDB8B3EE">
+    <w:lvl w:ilvl="2" w:tplc="3544DE8E">
       <w:numFmt w:val="decimal"/>
       <w:lvlText w:val=""/>
       <w:lvlJc w:val="left"/>
     </w:lvl>
-    <w:lvl w:ilvl="3" w:tplc="67EAD4EC">
+    <w:lvl w:ilvl="3" w:tplc="97CABE1C">
       <w:numFmt w:val="decimal"/>
       <w:lvlText w:val=""/>
       <w:lvlJc w:val="left"/>
     </w:lvl>
-    <w:lvl w:ilvl="4" w:tplc="EA80D738">
+    <w:lvl w:ilvl="4" w:tplc="E28A561C">
       <w:numFmt w:val="decimal"/>
       <w:lvlText w:val=""/>
       <w:lvlJc w:val="left"/>
     </w:lvl>
-    <w:lvl w:ilvl="5" w:tplc="37B4742A">
+    <w:lvl w:ilvl="5" w:tplc="DFB4BE8E">
       <w:numFmt w:val="decimal"/>
       <w:lvlText w:val=""/>
       <w:lvlJc w:val="left"/>
     </w:lvl>
-    <w:lvl w:ilvl="6" w:tplc="13840B56">
+    <w:lvl w:ilvl="6" w:tplc="03D6956E">
       <w:numFmt w:val="decimal"/>
       <w:lvlText w:val=""/>
       <w:lvlJc w:val="left"/>
     </w:lvl>
-    <w:lvl w:ilvl="7" w:tplc="32A2EB90">
+    <w:lvl w:ilvl="7" w:tplc="3D36B5AC">
       <w:numFmt w:val="decimal"/>
       <w:lvlText w:val=""/>
       <w:lvlJc w:val="left"/>
     </w:lvl>
-    <w:lvl w:ilvl="8" w:tplc="73D66E90">
+    <w:lvl w:ilvl="8" w:tplc="2BEA1120">
       <w:numFmt w:val="decimal"/>
       <w:lvlText w:val=""/>
       <w:lvlJc w:val="left"/>
     </w:lvl>
   </w:abstractNum>
-  <w:abstractNum w:abstractNumId="7" w15:restartNumberingAfterBreak="0">
-    <w:nsid w:val="69D32067"/>
+  <w:abstractNum w:abstractNumId="6" w15:restartNumberingAfterBreak="0">
+    <w:nsid w:val="39FF1ED2"/>
     <w:multiLevelType w:val="hybridMultilevel"/>
-    <w:tmpl w:val="913C401E"/>
-    <w:lvl w:ilvl="0" w:tplc="10ECA17E">
+    <w:tmpl w:val="0C56ABEE"/>
+    <w:lvl w:ilvl="0" w:tplc="5CDE1584">
       <w:start w:val="1"/>
       <w:numFmt w:val="decimal"/>
       <w:lvlText w:val="%1."/>
@@ -10121,52 +10263,52 @@
         <w:ind w:left="1080" w:hanging="360"/>
       </w:pPr>
     </w:lvl>
-    <w:lvl w:ilvl="1" w:tplc="FFC603D8">
+    <w:lvl w:ilvl="1" w:tplc="D87ED3FA">
       <w:numFmt w:val="decimal"/>
       <w:lvlText w:val=""/>
       <w:lvlJc w:val="left"/>
     </w:lvl>
-    <w:lvl w:ilvl="2" w:tplc="D8EC578C">
+    <w:lvl w:ilvl="2" w:tplc="A57C27BC">
       <w:numFmt w:val="decimal"/>
       <w:lvlText w:val=""/>
       <w:lvlJc w:val="left"/>
     </w:lvl>
-    <w:lvl w:ilvl="3" w:tplc="06067C3C">
+    <w:lvl w:ilvl="3" w:tplc="CAE2D032">
       <w:numFmt w:val="decimal"/>
       <w:lvlText w:val=""/>
       <w:lvlJc w:val="left"/>
     </w:lvl>
-    <w:lvl w:ilvl="4" w:tplc="AAAC23FE">
+    <w:lvl w:ilvl="4" w:tplc="CAEA069C">
       <w:numFmt w:val="decimal"/>
       <w:lvlText w:val=""/>
       <w:lvlJc w:val="left"/>
     </w:lvl>
-    <w:lvl w:ilvl="5" w:tplc="233C2B7C">
+    <w:lvl w:ilvl="5" w:tplc="E99C979E">
       <w:numFmt w:val="decimal"/>
       <w:lvlText w:val=""/>
       <w:lvlJc w:val="left"/>
     </w:lvl>
-    <w:lvl w:ilvl="6" w:tplc="BF6C1FE4">
+    <w:lvl w:ilvl="6" w:tplc="F6689E70">
       <w:numFmt w:val="decimal"/>
       <w:lvlText w:val=""/>
       <w:lvlJc w:val="left"/>
     </w:lvl>
-    <w:lvl w:ilvl="7" w:tplc="B95C79A8">
+    <w:lvl w:ilvl="7" w:tplc="C616DD72">
       <w:numFmt w:val="decimal"/>
       <w:lvlText w:val=""/>
       <w:lvlJc w:val="left"/>
     </w:lvl>
-    <w:lvl w:ilvl="8" w:tplc="BA221FCC">
+    <w:lvl w:ilvl="8" w:tplc="0FD00AF6">
       <w:numFmt w:val="decimal"/>
       <w:lvlText w:val=""/>
       <w:lvlJc w:val="left"/>
     </w:lvl>
   </w:abstractNum>
-  <w:abstractNum w:abstractNumId="8" w15:restartNumberingAfterBreak="0">
-    <w:nsid w:val="77973CF1"/>
+  <w:abstractNum w:abstractNumId="7" w15:restartNumberingAfterBreak="0">
+    <w:nsid w:val="53F514A0"/>
     <w:multiLevelType w:val="hybridMultilevel"/>
-    <w:tmpl w:val="4306BB92"/>
-    <w:lvl w:ilvl="0" w:tplc="712E5D26">
+    <w:tmpl w:val="0A64E950"/>
+    <w:lvl w:ilvl="0" w:tplc="3A1EDFD6">
       <w:start w:val="1"/>
       <w:numFmt w:val="decimal"/>
       <w:lvlText w:val="%1."/>
@@ -10175,52 +10317,106 @@
         <w:ind w:left="1080" w:hanging="360"/>
       </w:pPr>
     </w:lvl>
-    <w:lvl w:ilvl="1" w:tplc="EE5CFAA4">
+    <w:lvl w:ilvl="1" w:tplc="C974DC92">
       <w:numFmt w:val="decimal"/>
       <w:lvlText w:val=""/>
       <w:lvlJc w:val="left"/>
     </w:lvl>
-    <w:lvl w:ilvl="2" w:tplc="3070A140">
+    <w:lvl w:ilvl="2" w:tplc="697401C4">
       <w:numFmt w:val="decimal"/>
       <w:lvlText w:val=""/>
       <w:lvlJc w:val="left"/>
     </w:lvl>
-    <w:lvl w:ilvl="3" w:tplc="AE2A10A2">
+    <w:lvl w:ilvl="3" w:tplc="1D70CFB6">
       <w:numFmt w:val="decimal"/>
       <w:lvlText w:val=""/>
       <w:lvlJc w:val="left"/>
     </w:lvl>
-    <w:lvl w:ilvl="4" w:tplc="9306C392">
+    <w:lvl w:ilvl="4" w:tplc="1A9AE0CE">
       <w:numFmt w:val="decimal"/>
       <w:lvlText w:val=""/>
       <w:lvlJc w:val="left"/>
     </w:lvl>
-    <w:lvl w:ilvl="5" w:tplc="41BA00B2">
+    <w:lvl w:ilvl="5" w:tplc="F4DE6F74">
       <w:numFmt w:val="decimal"/>
       <w:lvlText w:val=""/>
       <w:lvlJc w:val="left"/>
     </w:lvl>
-    <w:lvl w:ilvl="6" w:tplc="0DA2535A">
+    <w:lvl w:ilvl="6" w:tplc="2E524EA2">
       <w:numFmt w:val="decimal"/>
       <w:lvlText w:val=""/>
       <w:lvlJc w:val="left"/>
     </w:lvl>
-    <w:lvl w:ilvl="7" w:tplc="3CC6D614">
+    <w:lvl w:ilvl="7" w:tplc="18CCB51A">
       <w:numFmt w:val="decimal"/>
       <w:lvlText w:val=""/>
       <w:lvlJc w:val="left"/>
     </w:lvl>
-    <w:lvl w:ilvl="8" w:tplc="5A640D26">
+    <w:lvl w:ilvl="8" w:tplc="2B2C91F8">
+      <w:numFmt w:val="decimal"/>
+      <w:lvlText w:val=""/>
+      <w:lvlJc w:val="left"/>
+    </w:lvl>
+  </w:abstractNum>
+  <w:abstractNum w:abstractNumId="8" w15:restartNumberingAfterBreak="0">
+    <w:nsid w:val="67E45328"/>
+    <w:multiLevelType w:val="hybridMultilevel"/>
+    <w:tmpl w:val="E2ACA178"/>
+    <w:lvl w:ilvl="0" w:tplc="F8CC60E4">
+      <w:start w:val="1"/>
+      <w:numFmt w:val="bullet"/>
+      <w:lvlText w:val="•"/>
+      <w:lvlJc w:val="left"/>
+      <w:pPr>
+        <w:ind w:left="1080" w:hanging="300"/>
+      </w:pPr>
+    </w:lvl>
+    <w:lvl w:ilvl="1" w:tplc="862A80CA">
+      <w:numFmt w:val="decimal"/>
+      <w:lvlText w:val=""/>
+      <w:lvlJc w:val="left"/>
+    </w:lvl>
+    <w:lvl w:ilvl="2" w:tplc="490229F2">
+      <w:numFmt w:val="decimal"/>
+      <w:lvlText w:val=""/>
+      <w:lvlJc w:val="left"/>
+    </w:lvl>
+    <w:lvl w:ilvl="3" w:tplc="88BCFA8E">
+      <w:numFmt w:val="decimal"/>
+      <w:lvlText w:val=""/>
+      <w:lvlJc w:val="left"/>
+    </w:lvl>
+    <w:lvl w:ilvl="4" w:tplc="ACDAD890">
+      <w:numFmt w:val="decimal"/>
+      <w:lvlText w:val=""/>
+      <w:lvlJc w:val="left"/>
+    </w:lvl>
+    <w:lvl w:ilvl="5" w:tplc="BCDA6ED8">
+      <w:numFmt w:val="decimal"/>
+      <w:lvlText w:val=""/>
+      <w:lvlJc w:val="left"/>
+    </w:lvl>
+    <w:lvl w:ilvl="6" w:tplc="C166D7E4">
+      <w:numFmt w:val="decimal"/>
+      <w:lvlText w:val=""/>
+      <w:lvlJc w:val="left"/>
+    </w:lvl>
+    <w:lvl w:ilvl="7" w:tplc="E42C1994">
+      <w:numFmt w:val="decimal"/>
+      <w:lvlText w:val=""/>
+      <w:lvlJc w:val="left"/>
+    </w:lvl>
+    <w:lvl w:ilvl="8" w:tplc="B9A2031A">
       <w:numFmt w:val="decimal"/>
       <w:lvlText w:val=""/>
       <w:lvlJc w:val="left"/>
     </w:lvl>
   </w:abstractNum>
   <w:abstractNum w:abstractNumId="9" w15:restartNumberingAfterBreak="0">
-    <w:nsid w:val="7C4E0380"/>
+    <w:nsid w:val="70F36AD2"/>
     <w:multiLevelType w:val="hybridMultilevel"/>
-    <w:tmpl w:val="08FCE7DA"/>
-    <w:lvl w:ilvl="0" w:tplc="597A164A">
+    <w:tmpl w:val="869A32C4"/>
+    <w:lvl w:ilvl="0" w:tplc="F766C1F2">
       <w:start w:val="1"/>
       <w:numFmt w:val="decimal"/>
       <w:lvlText w:val="%1."/>
@@ -10229,97 +10425,91 @@
         <w:ind w:left="1080" w:hanging="360"/>
       </w:pPr>
     </w:lvl>
-    <w:lvl w:ilvl="1" w:tplc="7CA8CB4C">
+    <w:lvl w:ilvl="1" w:tplc="0CEAB166">
       <w:numFmt w:val="decimal"/>
       <w:lvlText w:val=""/>
       <w:lvlJc w:val="left"/>
     </w:lvl>
-    <w:lvl w:ilvl="2" w:tplc="E1BEC936">
+    <w:lvl w:ilvl="2" w:tplc="42C28D54">
       <w:numFmt w:val="decimal"/>
       <w:lvlText w:val=""/>
       <w:lvlJc w:val="left"/>
     </w:lvl>
-    <w:lvl w:ilvl="3" w:tplc="C0E0CC96">
+    <w:lvl w:ilvl="3" w:tplc="335E172E">
       <w:numFmt w:val="decimal"/>
       <w:lvlText w:val=""/>
       <w:lvlJc w:val="left"/>
     </w:lvl>
-    <w:lvl w:ilvl="4" w:tplc="1B2A8EF0">
+    <w:lvl w:ilvl="4" w:tplc="94F85E52">
       <w:numFmt w:val="decimal"/>
       <w:lvlText w:val=""/>
       <w:lvlJc w:val="left"/>
     </w:lvl>
-    <w:lvl w:ilvl="5" w:tplc="193A15A8">
+    <w:lvl w:ilvl="5" w:tplc="CF00D51A">
       <w:numFmt w:val="decimal"/>
       <w:lvlText w:val=""/>
       <w:lvlJc w:val="left"/>
     </w:lvl>
-    <w:lvl w:ilvl="6" w:tplc="0B1EF7CE">
+    <w:lvl w:ilvl="6" w:tplc="DC204822">
       <w:numFmt w:val="decimal"/>
       <w:lvlText w:val=""/>
       <w:lvlJc w:val="left"/>
     </w:lvl>
-    <w:lvl w:ilvl="7" w:tplc="59D83426">
+    <w:lvl w:ilvl="7" w:tplc="B02CF57C">
       <w:numFmt w:val="decimal"/>
       <w:lvlText w:val=""/>
       <w:lvlJc w:val="left"/>
     </w:lvl>
-    <w:lvl w:ilvl="8" w:tplc="255ED05A">
+    <w:lvl w:ilvl="8" w:tplc="2938AE58">
       <w:numFmt w:val="decimal"/>
       <w:lvlText w:val=""/>
       <w:lvlJc w:val="left"/>
     </w:lvl>
   </w:abstractNum>
-  <w:num w:numId="1" w16cid:durableId="903492231">
+  <w:num w:numId="1" w16cid:durableId="1716344757">
+    <w:abstractNumId w:val="1"/>
+    <w:lvlOverride w:ilvl="0">
+      <w:startOverride w:val="1"/>
+    </w:lvlOverride>
+  </w:num>
+  <w:num w:numId="2" w16cid:durableId="614756784">
+    <w:abstractNumId w:val="9"/>
+    <w:lvlOverride w:ilvl="0">
+      <w:startOverride w:val="1"/>
+    </w:lvlOverride>
+  </w:num>
+  <w:num w:numId="3" w16cid:durableId="183831915">
+    <w:abstractNumId w:val="7"/>
+    <w:lvlOverride w:ilvl="0">
+      <w:startOverride w:val="1"/>
+    </w:lvlOverride>
+  </w:num>
+  <w:num w:numId="4" w16cid:durableId="412747475">
+    <w:abstractNumId w:val="6"/>
+    <w:lvlOverride w:ilvl="0">
+      <w:startOverride w:val="1"/>
+    </w:lvlOverride>
+  </w:num>
+  <w:num w:numId="5" w16cid:durableId="157766260">
+    <w:abstractNumId w:val="0"/>
+    <w:lvlOverride w:ilvl="0">
+      <w:startOverride w:val="1"/>
+    </w:lvlOverride>
+  </w:num>
+  <w:num w:numId="6" w16cid:durableId="1267884946">
     <w:abstractNumId w:val="2"/>
     <w:lvlOverride w:ilvl="0">
       <w:startOverride w:val="1"/>
     </w:lvlOverride>
   </w:num>
-  <w:num w:numId="2" w16cid:durableId="394204544">
+  <w:num w:numId="7" w16cid:durableId="1233665153">
     <w:abstractNumId w:val="4"/>
     <w:lvlOverride w:ilvl="0">
       <w:startOverride w:val="1"/>
     </w:lvlOverride>
   </w:num>
-  <w:num w:numId="3" w16cid:durableId="156697395">
-    <w:abstractNumId w:val="7"/>
-    <w:lvlOverride w:ilvl="0">
-      <w:startOverride w:val="1"/>
-    </w:lvlOverride>
-  </w:num>
-  <w:num w:numId="4" w16cid:durableId="1600530079">
-    <w:abstractNumId w:val="8"/>
-    <w:lvlOverride w:ilvl="0">
-      <w:startOverride w:val="1"/>
-    </w:lvlOverride>
-  </w:num>
-  <w:num w:numId="5" w16cid:durableId="846166792">
-    <w:abstractNumId w:val="9"/>
-    <w:lvlOverride w:ilvl="0">
-      <w:startOverride w:val="1"/>
-    </w:lvlOverride>
-  </w:num>
-  <w:num w:numId="6" w16cid:durableId="292252993">
+  <w:num w:numId="8" w16cid:durableId="1640068783">
     <w:abstractNumId w:val="5"/>
-    <w:lvlOverride w:ilvl="0">
-      <w:startOverride w:val="1"/>
-    </w:lvlOverride>
-  </w:num>
-  <w:num w:numId="7" w16cid:durableId="1843624717">
-    <w:abstractNumId w:val="3"/>
-    <w:lvlOverride w:ilvl="0">
-      <w:startOverride w:val="1"/>
-    </w:lvlOverride>
-  </w:num>
-  <w:num w:numId="8" w16cid:durableId="526874910">
-    <w:abstractNumId w:val="1"/>
-    <w:lvlOverride w:ilvl="0">
-      <w:startOverride w:val="1"/>
-    </w:lvlOverride>
-  </w:num>
-  <w:num w:numId="9" w16cid:durableId="1227761486">
-    <w:abstractNumId w:val="6"/>
     <w:lvlOverride w:ilvl="0">
       <w:startOverride w:val="1"/>
     </w:lvlOverride>
@@ -10937,7 +11127,7 @@
     <w:autoRedefine/>
     <w:uiPriority w:val="39"/>
     <w:unhideWhenUsed/>
-    <w:rsid w:val="00146F8F"/>
+    <w:rsid w:val="00900BB7"/>
     <w:pPr>
       <w:spacing w:after="100"/>
     </w:pPr>
@@ -10949,7 +11139,7 @@
     <w:autoRedefine/>
     <w:uiPriority w:val="39"/>
     <w:unhideWhenUsed/>
-    <w:rsid w:val="00146F8F"/>
+    <w:rsid w:val="00900BB7"/>
     <w:pPr>
       <w:spacing w:after="100"/>
       <w:ind w:left="220"/>
@@ -10962,7 +11152,7 @@
     <w:autoRedefine/>
     <w:uiPriority w:val="39"/>
     <w:unhideWhenUsed/>
-    <w:rsid w:val="00146F8F"/>
+    <w:rsid w:val="00900BB7"/>
     <w:pPr>
       <w:spacing w:after="100"/>
       <w:ind w:left="440"/>
